--- a/Meeting Logs/Meeting Log 1-25-26 through 2-1-26.docx
+++ b/Meeting Logs/Meeting Log 1-25-26 through 2-1-26.docx
@@ -111,17 +111,8 @@
                 <w:sz w:val="22"/>
                 <w:szCs w:val="22"/>
               </w:rPr>
-              <w:t xml:space="preserve">      Gas </w:t>
+              <w:t xml:space="preserve">      Gas Guzzlerz</w:t>
             </w:r>
-            <w:proofErr w:type="spellStart"/>
-            <w:r>
-              <w:rPr>
-                <w:sz w:val="22"/>
-                <w:szCs w:val="22"/>
-              </w:rPr>
-              <w:t>Guzzlerz</w:t>
-            </w:r>
-            <w:proofErr w:type="spellEnd"/>
           </w:p>
         </w:tc>
         <w:tc>
@@ -526,6 +517,20 @@
                 <w:szCs w:val="22"/>
               </w:rPr>
             </w:pPr>
+            <w:r>
+              <w:rPr>
+                <w:sz w:val="22"/>
+                <w:szCs w:val="22"/>
+              </w:rPr>
+              <w:t>1/</w:t>
+            </w:r>
+            <w:r>
+              <w:rPr>
+                <w:sz w:val="22"/>
+                <w:szCs w:val="22"/>
+              </w:rPr>
+              <w:t>28/26</w:t>
+            </w:r>
           </w:p>
         </w:tc>
         <w:tc>
@@ -539,6 +544,13 @@
                 <w:szCs w:val="22"/>
               </w:rPr>
             </w:pPr>
+            <w:r>
+              <w:rPr>
+                <w:sz w:val="22"/>
+                <w:szCs w:val="22"/>
+              </w:rPr>
+              <w:t>4:00</w:t>
+            </w:r>
           </w:p>
         </w:tc>
         <w:tc>
@@ -552,6 +564,13 @@
                 <w:szCs w:val="22"/>
               </w:rPr>
             </w:pPr>
+            <w:r>
+              <w:rPr>
+                <w:sz w:val="22"/>
+                <w:szCs w:val="22"/>
+              </w:rPr>
+              <w:t>Nathan Kyler Eric</w:t>
+            </w:r>
           </w:p>
         </w:tc>
       </w:tr>
@@ -594,6 +613,13 @@
                 <w:szCs w:val="22"/>
               </w:rPr>
             </w:pPr>
+            <w:r>
+              <w:rPr>
+                <w:sz w:val="22"/>
+                <w:szCs w:val="22"/>
+              </w:rPr>
+              <w:t>1/29/26</w:t>
+            </w:r>
           </w:p>
         </w:tc>
         <w:tc>
@@ -607,6 +633,13 @@
                 <w:szCs w:val="22"/>
               </w:rPr>
             </w:pPr>
+            <w:r>
+              <w:rPr>
+                <w:sz w:val="22"/>
+                <w:szCs w:val="22"/>
+              </w:rPr>
+              <w:t>7:00</w:t>
+            </w:r>
           </w:p>
         </w:tc>
         <w:tc>
@@ -620,6 +653,13 @@
                 <w:szCs w:val="22"/>
               </w:rPr>
             </w:pPr>
+            <w:r>
+              <w:rPr>
+                <w:sz w:val="22"/>
+                <w:szCs w:val="22"/>
+              </w:rPr>
+              <w:t>Nathan Kyler Eric</w:t>
+            </w:r>
           </w:p>
         </w:tc>
       </w:tr>
@@ -784,8 +824,6 @@
     <w:p>
       <w:pPr>
         <w:rPr>
-          <w:b/>
-          <w:bCs/>
           <w:sz w:val="22"/>
           <w:szCs w:val="22"/>
         </w:rPr>
@@ -799,12 +837,31 @@
         </w:rPr>
         <w:t>Meeting 2:</w:t>
       </w:r>
-    </w:p>
-    <w:p>
-      <w:pPr>
-        <w:rPr>
-          <w:b/>
-          <w:bCs/>
+      <w:r>
+        <w:rPr>
+          <w:sz w:val="22"/>
+          <w:szCs w:val="22"/>
+        </w:rPr>
+        <w:t xml:space="preserve"> We went ahead and started working on a rough UML diagram which later learned is </w:t>
+      </w:r>
+      <w:r>
+        <w:rPr>
+          <w:sz w:val="22"/>
+          <w:szCs w:val="22"/>
+        </w:rPr>
+        <w:t>a</w:t>
+      </w:r>
+      <w:r>
+        <w:rPr>
+          <w:sz w:val="22"/>
+          <w:szCs w:val="22"/>
+        </w:rPr>
+        <w:t xml:space="preserve"> class diagram. </w:t>
+      </w:r>
+    </w:p>
+    <w:p>
+      <w:pPr>
+        <w:rPr>
           <w:sz w:val="22"/>
           <w:szCs w:val="22"/>
         </w:rPr>
@@ -817,6 +874,36 @@
           <w:szCs w:val="22"/>
         </w:rPr>
         <w:t>Meeting 3:</w:t>
+      </w:r>
+      <w:r>
+        <w:rPr>
+          <w:b/>
+          <w:bCs/>
+          <w:sz w:val="22"/>
+          <w:szCs w:val="22"/>
+        </w:rPr>
+        <w:t xml:space="preserve"> </w:t>
+      </w:r>
+      <w:r>
+        <w:rPr>
+          <w:sz w:val="22"/>
+          <w:szCs w:val="22"/>
+        </w:rPr>
+        <w:t xml:space="preserve">We finalized the </w:t>
+      </w:r>
+      <w:r>
+        <w:rPr>
+          <w:sz w:val="22"/>
+          <w:szCs w:val="22"/>
+        </w:rPr>
+        <w:t xml:space="preserve">SRS and </w:t>
+      </w:r>
+      <w:r>
+        <w:rPr>
+          <w:sz w:val="22"/>
+          <w:szCs w:val="22"/>
+        </w:rPr>
+        <w:t>went ahead and started exploring he different diagrams</w:t>
       </w:r>
     </w:p>
     <w:p>
@@ -898,8 +985,6 @@
     <w:p>
       <w:pPr>
         <w:rPr>
-          <w:b/>
-          <w:bCs/>
           <w:sz w:val="22"/>
           <w:szCs w:val="22"/>
         </w:rPr>
@@ -913,12 +998,33 @@
         </w:rPr>
         <w:t>Meeting 2:</w:t>
       </w:r>
-    </w:p>
-    <w:p>
-      <w:pPr>
-        <w:rPr>
-          <w:b/>
-          <w:bCs/>
+      <w:r>
+        <w:rPr>
+          <w:b/>
+          <w:bCs/>
+          <w:sz w:val="22"/>
+          <w:szCs w:val="22"/>
+        </w:rPr>
+        <w:t xml:space="preserve"> </w:t>
+      </w:r>
+      <w:r>
+        <w:rPr>
+          <w:sz w:val="22"/>
+          <w:szCs w:val="22"/>
+        </w:rPr>
+        <w:t>Understanding what diagrams are needed and what th</w:t>
+      </w:r>
+      <w:r>
+        <w:rPr>
+          <w:sz w:val="22"/>
+          <w:szCs w:val="22"/>
+        </w:rPr>
+        <w:t xml:space="preserve">e requirements are </w:t>
+      </w:r>
+    </w:p>
+    <w:p>
+      <w:pPr>
+        <w:rPr>
           <w:sz w:val="22"/>
           <w:szCs w:val="22"/>
         </w:rPr>
@@ -931,6 +1037,22 @@
           <w:szCs w:val="22"/>
         </w:rPr>
         <w:t>Meeting 3:</w:t>
+      </w:r>
+      <w:r>
+        <w:rPr>
+          <w:b/>
+          <w:bCs/>
+          <w:sz w:val="22"/>
+          <w:szCs w:val="22"/>
+        </w:rPr>
+        <w:t xml:space="preserve"> </w:t>
+      </w:r>
+      <w:r>
+        <w:rPr>
+          <w:sz w:val="22"/>
+          <w:szCs w:val="22"/>
+        </w:rPr>
+        <w:t xml:space="preserve">For this meeting most was cleared up during class last meeting. </w:t>
       </w:r>
     </w:p>
     <w:p>
@@ -1028,12 +1150,26 @@
         </w:rPr>
         <w:t>Meeting 2:</w:t>
       </w:r>
-    </w:p>
-    <w:p>
-      <w:pPr>
-        <w:rPr>
-          <w:b/>
-          <w:bCs/>
+      <w:r>
+        <w:rPr>
+          <w:b/>
+          <w:bCs/>
+          <w:sz w:val="22"/>
+          <w:szCs w:val="22"/>
+        </w:rPr>
+        <w:t xml:space="preserve"> </w:t>
+      </w:r>
+      <w:r>
+        <w:rPr>
+          <w:sz w:val="22"/>
+          <w:szCs w:val="22"/>
+        </w:rPr>
+        <w:t>Work on completing the SRS as well as look more into the different diagrams</w:t>
+      </w:r>
+    </w:p>
+    <w:p>
+      <w:pPr>
+        <w:rPr>
           <w:sz w:val="22"/>
           <w:szCs w:val="22"/>
         </w:rPr>
@@ -1046,6 +1182,22 @@
           <w:szCs w:val="22"/>
         </w:rPr>
         <w:t>Meeting 3:</w:t>
+      </w:r>
+      <w:r>
+        <w:rPr>
+          <w:b/>
+          <w:bCs/>
+          <w:sz w:val="22"/>
+          <w:szCs w:val="22"/>
+        </w:rPr>
+        <w:t xml:space="preserve"> </w:t>
+      </w:r>
+      <w:r>
+        <w:rPr>
+          <w:sz w:val="22"/>
+          <w:szCs w:val="22"/>
+        </w:rPr>
+        <w:t xml:space="preserve">We are going to start working on the assigned diagrams that we have chosen. </w:t>
       </w:r>
     </w:p>
     <w:p>
@@ -1227,6 +1379,126 @@
           <w:szCs w:val="22"/>
         </w:rPr>
       </w:pPr>
+      <w:r>
+        <w:rPr>
+          <w:b/>
+          <w:bCs/>
+          <w:sz w:val="22"/>
+          <w:szCs w:val="22"/>
+        </w:rPr>
+        <w:t>Eric Parra</w:t>
+      </w:r>
+      <w:r>
+        <w:rPr>
+          <w:b/>
+          <w:bCs/>
+          <w:sz w:val="22"/>
+          <w:szCs w:val="22"/>
+        </w:rPr>
+        <w:t>l</w:t>
+      </w:r>
+      <w:r>
+        <w:rPr>
+          <w:b/>
+          <w:bCs/>
+          <w:sz w:val="22"/>
+          <w:szCs w:val="22"/>
+        </w:rPr>
+        <w:t xml:space="preserve">- Class Diagram </w:t>
+      </w:r>
+    </w:p>
+    <w:p>
+      <w:pPr>
+        <w:rPr>
+          <w:b/>
+          <w:bCs/>
+          <w:sz w:val="22"/>
+          <w:szCs w:val="22"/>
+        </w:rPr>
+      </w:pPr>
+      <w:r>
+        <w:rPr>
+          <w:b/>
+          <w:bCs/>
+          <w:sz w:val="22"/>
+          <w:szCs w:val="22"/>
+        </w:rPr>
+        <w:t>Nathan Car</w:t>
+      </w:r>
+      <w:r>
+        <w:rPr>
+          <w:b/>
+          <w:bCs/>
+          <w:sz w:val="22"/>
+          <w:szCs w:val="22"/>
+        </w:rPr>
+        <w:t>relson</w:t>
+      </w:r>
+      <w:r>
+        <w:rPr>
+          <w:b/>
+          <w:bCs/>
+          <w:sz w:val="22"/>
+          <w:szCs w:val="22"/>
+        </w:rPr>
+        <w:t>- Use Case Diagram</w:t>
+      </w:r>
+    </w:p>
+    <w:p>
+      <w:pPr>
+        <w:rPr>
+          <w:b/>
+          <w:bCs/>
+          <w:sz w:val="22"/>
+          <w:szCs w:val="22"/>
+        </w:rPr>
+      </w:pPr>
+      <w:r>
+        <w:rPr>
+          <w:b/>
+          <w:bCs/>
+          <w:sz w:val="22"/>
+          <w:szCs w:val="22"/>
+        </w:rPr>
+        <w:t>Kyler Cressal</w:t>
+      </w:r>
+      <w:r>
+        <w:rPr>
+          <w:b/>
+          <w:bCs/>
+          <w:sz w:val="22"/>
+          <w:szCs w:val="22"/>
+        </w:rPr>
+        <w:t>l- ERM Diagram</w:t>
+      </w:r>
+    </w:p>
+    <w:p>
+      <w:pPr>
+        <w:rPr>
+          <w:b/>
+          <w:bCs/>
+          <w:sz w:val="22"/>
+          <w:szCs w:val="22"/>
+        </w:rPr>
+      </w:pPr>
+      <w:r>
+        <w:rPr>
+          <w:b/>
+          <w:bCs/>
+          <w:sz w:val="22"/>
+          <w:szCs w:val="22"/>
+        </w:rPr>
+        <w:t>Thomas Ross</w:t>
+      </w:r>
+      <w:r>
+        <w:rPr>
+          <w:b/>
+          <w:bCs/>
+          <w:sz w:val="22"/>
+          <w:szCs w:val="22"/>
+        </w:rPr>
+        <w:t xml:space="preserve">- Architecture Diagram </w:t>
+      </w:r>
     </w:p>
     <w:p>
       <w:pPr>
@@ -1254,7 +1526,21 @@
           <w:sz w:val="16"/>
           <w:szCs w:val="16"/>
         </w:rPr>
-        <w:t>Since this is a small project, you may not have formal ownership roles. Instead, list the team member assigned to each action item. In larger projects, ownership and assignment are typically separate roles.</w:t>
+        <w:t xml:space="preserve">Since this is a small project, you may not have formal ownership roles. Instead, list the team </w:t>
+      </w:r>
+      <w:r>
+        <w:rPr>
+          <w:sz w:val="16"/>
+          <w:szCs w:val="16"/>
+        </w:rPr>
+        <w:t>members</w:t>
+      </w:r>
+      <w:r>
+        <w:rPr>
+          <w:sz w:val="16"/>
+          <w:szCs w:val="16"/>
+        </w:rPr>
+        <w:t xml:space="preserve"> assigned to each action item. In larger projects, ownership and assignment are typically separate roles.</w:t>
       </w:r>
     </w:p>
     <w:tbl>
@@ -1368,6 +1654,15 @@
           <w:szCs w:val="22"/>
         </w:rPr>
       </w:pPr>
+      <w:r>
+        <w:rPr>
+          <w:b/>
+          <w:bCs/>
+          <w:sz w:val="22"/>
+          <w:szCs w:val="22"/>
+        </w:rPr>
+        <w:t>2/3/26</w:t>
+      </w:r>
     </w:p>
     <w:p>
       <w:pPr>
@@ -1489,6 +1784,7 @@
           <w:sz w:val="22"/>
           <w:szCs w:val="22"/>
         </w:rPr>
+        <w:lastRenderedPageBreak/>
         <w:t>Team Lead Name:</w:t>
       </w:r>
       <w:r>
@@ -1843,21 +2139,12 @@
         <w:szCs w:val="16"/>
       </w:rPr>
     </w:pPr>
-    <w:proofErr w:type="spellStart"/>
     <w:r>
       <w:rPr>
         <w:sz w:val="16"/>
         <w:szCs w:val="16"/>
       </w:rPr>
-      <w:t>ioverflowSolutions</w:t>
-    </w:r>
-    <w:proofErr w:type="spellEnd"/>
-    <w:r>
-      <w:rPr>
-        <w:sz w:val="16"/>
-        <w:szCs w:val="16"/>
-      </w:rPr>
-      <w:t xml:space="preserve"> copyright</w:t>
+      <w:t>ioverflowSolutions copyright</w:t>
     </w:r>
   </w:p>
 </w:ftr>

--- a/Meeting Logs/Meeting Log 1-25-26 through 2-1-26.docx
+++ b/Meeting Logs/Meeting Log 1-25-26 through 2-1-26.docx
@@ -15,7 +15,7 @@
         <w:tblLook w:val="04A0" w:firstRow="1" w:lastRow="0" w:firstColumn="1" w:lastColumn="0" w:noHBand="0" w:noVBand="1"/>
       </w:tblPr>
       <w:tblGrid>
-        <w:gridCol w:w="2799"/>
+        <w:gridCol w:w="2738"/>
         <w:gridCol w:w="81"/>
       </w:tblGrid>
       <w:tr>
@@ -48,8 +48,6 @@
             </w:r>
             <w:r>
               <w:rPr>
-                <w:b/>
-                <w:bCs/>
                 <w:sz w:val="22"/>
                 <w:szCs w:val="22"/>
               </w:rPr>
@@ -111,7 +109,14 @@
                 <w:sz w:val="22"/>
                 <w:szCs w:val="22"/>
               </w:rPr>
-              <w:t xml:space="preserve">      Gas Guzzlerz</w:t>
+              <w:t xml:space="preserve">      Gas </w:t>
+            </w:r>
+            <w:r>
+              <w:rPr>
+                <w:sz w:val="22"/>
+                <w:szCs w:val="22"/>
+              </w:rPr>
+              <w:t>Guzzler</w:t>
             </w:r>
           </w:p>
         </w:tc>
@@ -695,6 +700,13 @@
                 <w:szCs w:val="22"/>
               </w:rPr>
             </w:pPr>
+            <w:r>
+              <w:rPr>
+                <w:sz w:val="22"/>
+                <w:szCs w:val="22"/>
+              </w:rPr>
+              <w:t>1/30/26</w:t>
+            </w:r>
           </w:p>
         </w:tc>
         <w:tc>
@@ -708,6 +720,13 @@
                 <w:szCs w:val="22"/>
               </w:rPr>
             </w:pPr>
+            <w:r>
+              <w:rPr>
+                <w:sz w:val="22"/>
+                <w:szCs w:val="22"/>
+              </w:rPr>
+              <w:t>7:00</w:t>
+            </w:r>
           </w:p>
         </w:tc>
         <w:tc>
@@ -721,6 +740,81 @@
                 <w:szCs w:val="22"/>
               </w:rPr>
             </w:pPr>
+            <w:r>
+              <w:rPr>
+                <w:sz w:val="22"/>
+                <w:szCs w:val="22"/>
+              </w:rPr>
+              <w:t xml:space="preserve">Eric Thomas </w:t>
+            </w:r>
+          </w:p>
+        </w:tc>
+      </w:tr>
+      <w:tr>
+        <w:tc>
+          <w:tcPr>
+            <w:tcW w:w="1345" w:type="dxa"/>
+          </w:tcPr>
+          <w:p>
+            <w:pPr>
+              <w:rPr>
+                <w:sz w:val="22"/>
+                <w:szCs w:val="22"/>
+              </w:rPr>
+            </w:pPr>
+            <w:r>
+              <w:rPr>
+                <w:sz w:val="22"/>
+                <w:szCs w:val="22"/>
+              </w:rPr>
+              <w:t>5</w:t>
+            </w:r>
+            <w:r>
+              <w:rPr>
+                <w:sz w:val="22"/>
+                <w:szCs w:val="22"/>
+              </w:rPr>
+              <w:t xml:space="preserve"> Zoom</w:t>
+            </w:r>
+          </w:p>
+        </w:tc>
+        <w:tc>
+          <w:tcPr>
+            <w:tcW w:w="1890" w:type="dxa"/>
+          </w:tcPr>
+          <w:p>
+            <w:pPr>
+              <w:rPr>
+                <w:sz w:val="22"/>
+                <w:szCs w:val="22"/>
+              </w:rPr>
+            </w:pPr>
+          </w:p>
+        </w:tc>
+        <w:tc>
+          <w:tcPr>
+            <w:tcW w:w="1980" w:type="dxa"/>
+          </w:tcPr>
+          <w:p>
+            <w:pPr>
+              <w:rPr>
+                <w:sz w:val="22"/>
+                <w:szCs w:val="22"/>
+              </w:rPr>
+            </w:pPr>
+          </w:p>
+        </w:tc>
+        <w:tc>
+          <w:tcPr>
+            <w:tcW w:w="5040" w:type="dxa"/>
+          </w:tcPr>
+          <w:p>
+            <w:pPr>
+              <w:rPr>
+                <w:sz w:val="22"/>
+                <w:szCs w:val="22"/>
+              </w:rPr>
+            </w:pPr>
           </w:p>
         </w:tc>
       </w:tr>
@@ -903,14 +997,26 @@
           <w:sz w:val="22"/>
           <w:szCs w:val="22"/>
         </w:rPr>
-        <w:t>went ahead and started exploring he different diagrams</w:t>
-      </w:r>
-    </w:p>
-    <w:p>
-      <w:pPr>
-        <w:rPr>
-          <w:b/>
-          <w:bCs/>
+        <w:t xml:space="preserve">went ahead and started exploring </w:t>
+      </w:r>
+      <w:r>
+        <w:rPr>
+          <w:sz w:val="22"/>
+          <w:szCs w:val="22"/>
+        </w:rPr>
+        <w:t>the</w:t>
+      </w:r>
+      <w:r>
+        <w:rPr>
+          <w:sz w:val="22"/>
+          <w:szCs w:val="22"/>
+        </w:rPr>
+        <w:t xml:space="preserve"> different diagrams</w:t>
+      </w:r>
+    </w:p>
+    <w:p>
+      <w:pPr>
+        <w:rPr>
           <w:sz w:val="22"/>
           <w:szCs w:val="22"/>
         </w:rPr>
@@ -923,6 +1029,43 @@
           <w:szCs w:val="22"/>
         </w:rPr>
         <w:t xml:space="preserve">Meeting 4: </w:t>
+      </w:r>
+      <w:r>
+        <w:rPr>
+          <w:sz w:val="22"/>
+          <w:szCs w:val="22"/>
+        </w:rPr>
+        <w:t xml:space="preserve">Showed examples of what is needed for the different diagrams and as team </w:t>
+      </w:r>
+      <w:proofErr w:type="gramStart"/>
+      <w:r>
+        <w:rPr>
+          <w:sz w:val="22"/>
+          <w:szCs w:val="22"/>
+        </w:rPr>
+        <w:t>lead</w:t>
+      </w:r>
+      <w:proofErr w:type="gramEnd"/>
+      <w:r>
+        <w:rPr>
+          <w:sz w:val="22"/>
+          <w:szCs w:val="22"/>
+        </w:rPr>
+        <w:t xml:space="preserve"> </w:t>
+      </w:r>
+      <w:r>
+        <w:rPr>
+          <w:sz w:val="22"/>
+          <w:szCs w:val="22"/>
+        </w:rPr>
+        <w:t>explained it</w:t>
+      </w:r>
+      <w:r>
+        <w:rPr>
+          <w:sz w:val="22"/>
+          <w:szCs w:val="22"/>
+        </w:rPr>
+        <w:t xml:space="preserve"> to the best of my capabilities</w:t>
       </w:r>
     </w:p>
     <w:p>
@@ -1058,37 +1201,56 @@
     <w:p>
       <w:pPr>
         <w:rPr>
-          <w:b/>
-          <w:bCs/>
-          <w:sz w:val="22"/>
-          <w:szCs w:val="22"/>
-        </w:rPr>
-      </w:pPr>
-      <w:r>
-        <w:rPr>
-          <w:b/>
-          <w:bCs/>
-          <w:sz w:val="22"/>
-          <w:szCs w:val="22"/>
-        </w:rPr>
+          <w:sz w:val="22"/>
+          <w:szCs w:val="22"/>
+        </w:rPr>
+      </w:pPr>
+      <w:r>
+        <w:rPr>
+          <w:b/>
+          <w:bCs/>
+          <w:sz w:val="22"/>
+          <w:szCs w:val="22"/>
+        </w:rPr>
+        <w:lastRenderedPageBreak/>
         <w:t xml:space="preserve">Meeting 4: </w:t>
       </w:r>
-    </w:p>
-    <w:p>
-      <w:pPr>
-        <w:rPr>
-          <w:sz w:val="22"/>
-          <w:szCs w:val="22"/>
-        </w:rPr>
-      </w:pPr>
-      <w:r>
-        <w:rPr>
-          <w:b/>
-          <w:bCs/>
-          <w:sz w:val="22"/>
-          <w:szCs w:val="22"/>
-        </w:rPr>
-        <w:lastRenderedPageBreak/>
+      <w:r>
+        <w:rPr>
+          <w:sz w:val="22"/>
+          <w:szCs w:val="22"/>
+        </w:rPr>
+        <w:t xml:space="preserve">Finding Great examples to share </w:t>
+      </w:r>
+      <w:r>
+        <w:rPr>
+          <w:sz w:val="22"/>
+          <w:szCs w:val="22"/>
+        </w:rPr>
+        <w:t>with</w:t>
+      </w:r>
+      <w:r>
+        <w:rPr>
+          <w:sz w:val="22"/>
+          <w:szCs w:val="22"/>
+        </w:rPr>
+        <w:t xml:space="preserve"> the whole team </w:t>
+      </w:r>
+    </w:p>
+    <w:p>
+      <w:pPr>
+        <w:rPr>
+          <w:sz w:val="22"/>
+          <w:szCs w:val="22"/>
+        </w:rPr>
+      </w:pPr>
+      <w:r>
+        <w:rPr>
+          <w:b/>
+          <w:bCs/>
+          <w:sz w:val="22"/>
+          <w:szCs w:val="22"/>
+        </w:rPr>
         <w:t>3. What do you plan to accomplish by the next team meeting?</w:t>
       </w:r>
       <w:r>
@@ -1203,8 +1365,6 @@
     <w:p>
       <w:pPr>
         <w:rPr>
-          <w:b/>
-          <w:bCs/>
           <w:sz w:val="22"/>
           <w:szCs w:val="22"/>
         </w:rPr>
@@ -1217,6 +1377,13 @@
           <w:szCs w:val="22"/>
         </w:rPr>
         <w:t xml:space="preserve">Meeting 4: </w:t>
+      </w:r>
+      <w:r>
+        <w:rPr>
+          <w:sz w:val="22"/>
+          <w:szCs w:val="22"/>
+        </w:rPr>
+        <w:t xml:space="preserve">Same thing as the meeting before just start working on the assigned diagrams. </w:t>
       </w:r>
     </w:p>
     <w:p>
@@ -1763,6 +1930,7 @@
           <w:sz w:val="22"/>
           <w:szCs w:val="22"/>
         </w:rPr>
+        <w:lastRenderedPageBreak/>
         <w:t>Team Lead Acknowledgment</w:t>
       </w:r>
     </w:p>
@@ -1784,7 +1952,6 @@
           <w:sz w:val="22"/>
           <w:szCs w:val="22"/>
         </w:rPr>
-        <w:lastRenderedPageBreak/>
         <w:t>Team Lead Name:</w:t>
       </w:r>
       <w:r>
@@ -2139,12 +2306,21 @@
         <w:szCs w:val="16"/>
       </w:rPr>
     </w:pPr>
+    <w:proofErr w:type="spellStart"/>
     <w:r>
       <w:rPr>
         <w:sz w:val="16"/>
         <w:szCs w:val="16"/>
       </w:rPr>
-      <w:t>ioverflowSolutions copyright</w:t>
+      <w:t>ioverflowSolutions</w:t>
+    </w:r>
+    <w:proofErr w:type="spellEnd"/>
+    <w:r>
+      <w:rPr>
+        <w:sz w:val="16"/>
+        <w:szCs w:val="16"/>
+      </w:rPr>
+      <w:t xml:space="preserve"> copyright</w:t>
     </w:r>
   </w:p>
 </w:ftr>

--- a/Meeting Logs/Meeting Log 1-25-26 through 2-1-26.docx
+++ b/Meeting Logs/Meeting Log 1-25-26 through 2-1-26.docx
@@ -1,35 +1,37 @@
 
 <file path=word/document.xml><?xml version="1.0" encoding="utf-8"?>
-<w:document xmlns:wpc="http://schemas.microsoft.com/office/word/2010/wordprocessingCanvas" xmlns:cx="http://schemas.microsoft.com/office/drawing/2014/chartex" xmlns:cx1="http://schemas.microsoft.com/office/drawing/2015/9/8/chartex" xmlns:cx2="http://schemas.microsoft.com/office/drawing/2015/10/21/chartex" xmlns:cx3="http://schemas.microsoft.com/office/drawing/2016/5/9/chartex" xmlns:cx4="http://schemas.microsoft.com/office/drawing/2016/5/10/chartex" xmlns:cx5="http://schemas.microsoft.com/office/drawing/2016/5/11/chartex" xmlns:cx6="http://schemas.microsoft.com/office/drawing/2016/5/12/chartex" xmlns:cx7="http://schemas.microsoft.com/office/drawing/2016/5/13/chartex" xmlns:cx8="http://schemas.microsoft.com/office/drawing/2016/5/14/chartex" xmlns:mc="http://schemas.openxmlformats.org/markup-compatibility/2006" xmlns:aink="http://schemas.microsoft.com/office/drawing/2016/ink" xmlns:am3d="http://schemas.microsoft.com/office/drawing/2017/model3d" xmlns:o="urn:schemas-microsoft-com:office:office" xmlns:oel="http://schemas.microsoft.com/office/2019/extlst" xmlns:r="http://schemas.openxmlformats.org/officeDocument/2006/relationships" xmlns:m="http://schemas.openxmlformats.org/officeDocument/2006/math" xmlns:v="urn:schemas-microsoft-com:vml" xmlns:wp14="http://schemas.microsoft.com/office/word/2010/wordprocessingDrawing" xmlns:wp="http://schemas.openxmlformats.org/drawingml/2006/wordprocessingDrawing" xmlns:w10="urn:schemas-microsoft-com:office:word" xmlns:w="http://schemas.openxmlformats.org/wordprocessingml/2006/main" xmlns:w14="http://schemas.microsoft.com/office/word/2010/wordml" xmlns:w15="http://schemas.microsoft.com/office/word/2012/wordml" xmlns:w16cex="http://schemas.microsoft.com/office/word/2018/wordml/cex" xmlns:w16cid="http://schemas.microsoft.com/office/word/2016/wordml/cid" xmlns:w16="http://schemas.microsoft.com/office/word/2018/wordml" xmlns:w16du="http://schemas.microsoft.com/office/word/2023/wordml/word16du" xmlns:w16sdtdh="http://schemas.microsoft.com/office/word/2020/wordml/sdtdatahash" xmlns:w16sdtfl="http://schemas.microsoft.com/office/word/2024/wordml/sdtformatlock" xmlns:w16se="http://schemas.microsoft.com/office/word/2015/wordml/symex" xmlns:wpg="http://schemas.microsoft.com/office/word/2010/wordprocessingGroup" xmlns:wpi="http://schemas.microsoft.com/office/word/2010/wordprocessingInk" xmlns:wne="http://schemas.microsoft.com/office/word/2006/wordml" xmlns:wps="http://schemas.microsoft.com/office/word/2010/wordprocessingShape" mc:Ignorable="w14 w15 w16se w16cid w16 w16cex w16sdtdh w16sdtfl w16du wp14">
+<w:document xmlns:o="urn:schemas-microsoft-com:office:office" xmlns:r="http://schemas.openxmlformats.org/officeDocument/2006/relationships" xmlns:v="urn:schemas-microsoft-com:vml" xmlns:w="http://schemas.openxmlformats.org/wordprocessingml/2006/main" xmlns:w10="urn:schemas-microsoft-com:office:word" xmlns:wp="http://schemas.openxmlformats.org/drawingml/2006/wordprocessingDrawing" xmlns:wps="http://schemas.microsoft.com/office/word/2010/wordprocessingShape" xmlns:wpg="http://schemas.microsoft.com/office/word/2010/wordprocessingGroup" xmlns:mc="http://schemas.openxmlformats.org/markup-compatibility/2006" xmlns:wp14="http://schemas.microsoft.com/office/word/2010/wordprocessingDrawing" xmlns:w14="http://schemas.microsoft.com/office/word/2010/wordml" xmlns:w15="http://schemas.microsoft.com/office/word/2012/wordml" mc:Ignorable="w14 wp14 w15">
   <w:body>
     <w:tbl>
       <w:tblPr>
-        <w:tblW w:w="0" w:type="auto"/>
-        <w:tblCellSpacing w:w="15" w:type="dxa"/>
+        <w:tblW w:w="2819" w:type="dxa"/>
+        <w:jc w:val="left"/>
+        <w:tblInd w:w="0" w:type="dxa"/>
+        <w:tblLayout w:type="fixed"/>
         <w:tblCellMar>
           <w:top w:w="15" w:type="dxa"/>
           <w:left w:w="15" w:type="dxa"/>
           <w:bottom w:w="15" w:type="dxa"/>
           <w:right w:w="15" w:type="dxa"/>
         </w:tblCellMar>
-        <w:tblLook w:val="04A0" w:firstRow="1" w:lastRow="0" w:firstColumn="1" w:lastColumn="0" w:noHBand="0" w:noVBand="1"/>
+        <w:tblLook w:val="04a0" w:noHBand="0" w:noVBand="1" w:firstColumn="1" w:lastRow="0" w:lastColumn="0" w:firstRow="1"/>
       </w:tblPr>
       <w:tblGrid>
         <w:gridCol w:w="2738"/>
-        <w:gridCol w:w="81"/>
+        <w:gridCol w:w="80"/>
       </w:tblGrid>
       <w:tr>
-        <w:trPr>
-          <w:tblCellSpacing w:w="15" w:type="dxa"/>
-        </w:trPr>
+        <w:trPr/>
         <w:tc>
           <w:tcPr>
-            <w:tcW w:w="0" w:type="auto"/>
+            <w:tcW w:w="2738" w:type="dxa"/>
+            <w:tcBorders/>
             <w:vAlign w:val="center"/>
-            <w:hideMark/>
           </w:tcPr>
           <w:p>
             <w:pPr>
+              <w:pStyle w:val="Normal"/>
+              <w:spacing w:before="0" w:after="160"/>
               <w:rPr>
                 <w:b/>
                 <w:bCs/>
@@ -57,32 +59,100 @@
         </w:tc>
         <w:tc>
           <w:tcPr>
-            <w:tcW w:w="0" w:type="auto"/>
+            <w:tcW w:w="80" w:type="dxa"/>
+            <w:tcBorders/>
             <w:vAlign w:val="center"/>
-            <w:hideMark/>
           </w:tcPr>
           <w:p>
             <w:pPr>
+              <w:pStyle w:val="Normal"/>
+              <w:spacing w:before="0" w:after="160"/>
               <w:rPr>
                 <w:sz w:val="22"/>
                 <w:szCs w:val="22"/>
               </w:rPr>
             </w:pPr>
+            <w:r>
+              <w:rPr>
+                <w:sz w:val="22"/>
+                <w:szCs w:val="22"/>
+              </w:rPr>
+            </w:r>
+          </w:p>
+        </w:tc>
+      </w:tr>
+      <w:tr>
+        <w:trPr/>
+        <w:tc>
+          <w:tcPr>
+            <w:tcW w:w="2738" w:type="dxa"/>
+            <w:tcBorders/>
+            <w:vAlign w:val="center"/>
+          </w:tcPr>
+          <w:p>
+            <w:pPr>
+              <w:pStyle w:val="Normal"/>
+              <w:spacing w:before="0" w:after="160"/>
+              <w:rPr>
+                <w:sz w:val="22"/>
+                <w:szCs w:val="22"/>
+              </w:rPr>
+            </w:pPr>
+            <w:r>
+              <w:rPr>
+                <w:b/>
+                <w:bCs/>
+                <w:sz w:val="22"/>
+                <w:szCs w:val="22"/>
+              </w:rPr>
+              <w:t>Team Name</w:t>
+            </w:r>
+            <w:r>
+              <w:rPr>
+                <w:sz w:val="22"/>
+                <w:szCs w:val="22"/>
+              </w:rPr>
+              <w:t xml:space="preserve">       Gas Guzzler</w:t>
+            </w:r>
+          </w:p>
+        </w:tc>
+        <w:tc>
+          <w:tcPr>
+            <w:tcW w:w="80" w:type="dxa"/>
+            <w:tcBorders/>
+            <w:vAlign w:val="center"/>
+          </w:tcPr>
+          <w:p>
+            <w:pPr>
+              <w:pStyle w:val="Normal"/>
+              <w:spacing w:before="0" w:after="160"/>
+              <w:rPr>
+                <w:sz w:val="22"/>
+                <w:szCs w:val="22"/>
+              </w:rPr>
+            </w:pPr>
+            <w:r>
+              <w:rPr>
+                <w:sz w:val="22"/>
+                <w:szCs w:val="22"/>
+              </w:rPr>
+            </w:r>
           </w:p>
         </w:tc>
       </w:tr>
       <w:tr>
         <w:trPr>
-          <w:tblCellSpacing w:w="15" w:type="dxa"/>
+          <w:trHeight w:val="726" w:hRule="atLeast"/>
         </w:trPr>
         <w:tc>
           <w:tcPr>
-            <w:tcW w:w="0" w:type="auto"/>
+            <w:tcW w:w="2738" w:type="dxa"/>
+            <w:tcBorders/>
             <w:vAlign w:val="center"/>
-            <w:hideMark/>
           </w:tcPr>
           <w:p>
             <w:pPr>
+              <w:pStyle w:val="Normal"/>
               <w:rPr>
                 <w:sz w:val="22"/>
                 <w:szCs w:val="22"/>
@@ -95,7 +165,32 @@
                 <w:sz w:val="22"/>
                 <w:szCs w:val="22"/>
               </w:rPr>
-              <w:t>Team Name</w:t>
+              <w:t>Team Lead</w:t>
+            </w:r>
+            <w:r>
+              <w:rPr>
+                <w:sz w:val="22"/>
+                <w:szCs w:val="22"/>
+              </w:rPr>
+              <w:t xml:space="preserve">          Eric Parral</w:t>
+            </w:r>
+          </w:p>
+          <w:p>
+            <w:pPr>
+              <w:pStyle w:val="Normal"/>
+              <w:rPr>
+                <w:sz w:val="22"/>
+                <w:szCs w:val="22"/>
+              </w:rPr>
+            </w:pPr>
+            <w:r>
+              <w:rPr>
+                <w:b/>
+                <w:bCs/>
+                <w:sz w:val="22"/>
+                <w:szCs w:val="22"/>
+              </w:rPr>
+              <w:t>Team Members</w:t>
             </w:r>
             <w:r>
               <w:rPr>
@@ -104,51 +199,741 @@
               </w:rPr>
               <w:t xml:space="preserve"> </w:t>
             </w:r>
-            <w:r>
-              <w:rPr>
-                <w:sz w:val="22"/>
-                <w:szCs w:val="22"/>
-              </w:rPr>
-              <w:t xml:space="preserve">      Gas </w:t>
-            </w:r>
-            <w:r>
-              <w:rPr>
-                <w:sz w:val="22"/>
-                <w:szCs w:val="22"/>
-              </w:rPr>
-              <w:t>Guzzler</w:t>
+          </w:p>
+          <w:p>
+            <w:pPr>
+              <w:pStyle w:val="Normal"/>
+              <w:rPr>
+                <w:sz w:val="22"/>
+                <w:szCs w:val="22"/>
+              </w:rPr>
+            </w:pPr>
+            <w:r>
+              <w:rPr>
+                <w:sz w:val="22"/>
+                <w:szCs w:val="22"/>
+              </w:rPr>
+              <w:t>Nathan Carlson</w:t>
+            </w:r>
+          </w:p>
+          <w:p>
+            <w:pPr>
+              <w:pStyle w:val="Normal"/>
+              <w:rPr>
+                <w:sz w:val="22"/>
+                <w:szCs w:val="22"/>
+              </w:rPr>
+            </w:pPr>
+            <w:r>
+              <w:rPr>
+                <w:sz w:val="22"/>
+                <w:szCs w:val="22"/>
+              </w:rPr>
+              <w:t>Kyler Cressall</w:t>
+            </w:r>
+          </w:p>
+          <w:p>
+            <w:pPr>
+              <w:pStyle w:val="Normal"/>
+              <w:spacing w:before="0" w:after="160"/>
+              <w:rPr>
+                <w:sz w:val="22"/>
+                <w:szCs w:val="22"/>
+              </w:rPr>
+            </w:pPr>
+            <w:r>
+              <w:rPr>
+                <w:sz w:val="22"/>
+                <w:szCs w:val="22"/>
+              </w:rPr>
+              <w:t>Thomas Ross</w:t>
             </w:r>
           </w:p>
         </w:tc>
         <w:tc>
           <w:tcPr>
-            <w:tcW w:w="0" w:type="auto"/>
+            <w:tcW w:w="80" w:type="dxa"/>
+            <w:tcBorders/>
             <w:vAlign w:val="center"/>
-            <w:hideMark/>
           </w:tcPr>
           <w:p>
             <w:pPr>
+              <w:pStyle w:val="Normal"/>
+              <w:spacing w:before="0" w:after="160"/>
               <w:rPr>
                 <w:sz w:val="22"/>
                 <w:szCs w:val="22"/>
               </w:rPr>
             </w:pPr>
+            <w:r>
+              <w:rPr>
+                <w:sz w:val="22"/>
+                <w:szCs w:val="22"/>
+              </w:rPr>
+            </w:r>
+          </w:p>
+        </w:tc>
+      </w:tr>
+    </w:tbl>
+    <w:p>
+      <w:pPr>
+        <w:pStyle w:val="Normal"/>
+        <w:rPr>
+          <w:b/>
+          <w:bCs/>
+          <w:sz w:val="22"/>
+          <w:szCs w:val="22"/>
+        </w:rPr>
+      </w:pPr>
+      <w:r>
+        <w:rPr>
+          <w:b/>
+          <w:bCs/>
+          <w:sz w:val="22"/>
+          <w:szCs w:val="22"/>
+        </w:rPr>
+        <w:t>Weekly Meeting Details</w:t>
+      </w:r>
+    </w:p>
+    <w:tbl>
+      <w:tblPr>
+        <w:tblStyle w:val="TableGrid"/>
+        <w:tblW w:w="10255" w:type="dxa"/>
+        <w:jc w:val="left"/>
+        <w:tblInd w:w="0" w:type="dxa"/>
+        <w:tblLayout w:type="fixed"/>
+        <w:tblCellMar>
+          <w:top w:w="0" w:type="dxa"/>
+          <w:left w:w="108" w:type="dxa"/>
+          <w:bottom w:w="0" w:type="dxa"/>
+          <w:right w:w="108" w:type="dxa"/>
+        </w:tblCellMar>
+        <w:tblLook w:val="04a0" w:noHBand="0" w:noVBand="1" w:firstColumn="1" w:lastRow="0" w:lastColumn="0" w:firstRow="1"/>
+      </w:tblPr>
+      <w:tblGrid>
+        <w:gridCol w:w="1345"/>
+        <w:gridCol w:w="1890"/>
+        <w:gridCol w:w="1979"/>
+        <w:gridCol w:w="5040"/>
+      </w:tblGrid>
+      <w:tr>
+        <w:trPr/>
+        <w:tc>
+          <w:tcPr>
+            <w:tcW w:w="1345" w:type="dxa"/>
+            <w:tcBorders/>
+          </w:tcPr>
+          <w:p>
+            <w:pPr>
+              <w:pStyle w:val="Normal"/>
+              <w:widowControl/>
+              <w:spacing w:lineRule="auto" w:line="240" w:before="0" w:after="0"/>
+              <w:jc w:val="left"/>
+              <w:rPr>
+                <w:b/>
+                <w:bCs/>
+                <w:sz w:val="22"/>
+                <w:szCs w:val="22"/>
+              </w:rPr>
+            </w:pPr>
+            <w:r>
+              <w:rPr>
+                <w:rFonts w:eastAsia="Aptos" w:cs=""/>
+                <w:b/>
+                <w:bCs/>
+                <w:kern w:val="2"/>
+                <w:sz w:val="22"/>
+                <w:szCs w:val="22"/>
+                <w:lang w:val="en-US" w:eastAsia="en-US" w:bidi="ar-SA"/>
+              </w:rPr>
+              <w:t>Meeting #</w:t>
+            </w:r>
+          </w:p>
+        </w:tc>
+        <w:tc>
+          <w:tcPr>
+            <w:tcW w:w="1890" w:type="dxa"/>
+            <w:tcBorders/>
+          </w:tcPr>
+          <w:p>
+            <w:pPr>
+              <w:pStyle w:val="Normal"/>
+              <w:widowControl/>
+              <w:spacing w:lineRule="auto" w:line="240" w:before="0" w:after="0"/>
+              <w:jc w:val="left"/>
+              <w:rPr>
+                <w:b/>
+                <w:bCs/>
+                <w:sz w:val="22"/>
+                <w:szCs w:val="22"/>
+              </w:rPr>
+            </w:pPr>
+            <w:r>
+              <w:rPr>
+                <w:rFonts w:eastAsia="Aptos" w:cs=""/>
+                <w:b/>
+                <w:bCs/>
+                <w:kern w:val="2"/>
+                <w:sz w:val="22"/>
+                <w:szCs w:val="22"/>
+                <w:lang w:val="en-US" w:eastAsia="en-US" w:bidi="ar-SA"/>
+              </w:rPr>
+              <w:t>Meeting Date</w:t>
+            </w:r>
+          </w:p>
+        </w:tc>
+        <w:tc>
+          <w:tcPr>
+            <w:tcW w:w="1979" w:type="dxa"/>
+            <w:tcBorders/>
+          </w:tcPr>
+          <w:p>
+            <w:pPr>
+              <w:pStyle w:val="Normal"/>
+              <w:widowControl/>
+              <w:spacing w:lineRule="auto" w:line="240" w:before="0" w:after="0"/>
+              <w:jc w:val="left"/>
+              <w:rPr>
+                <w:b/>
+                <w:bCs/>
+                <w:sz w:val="22"/>
+                <w:szCs w:val="22"/>
+              </w:rPr>
+            </w:pPr>
+            <w:r>
+              <w:rPr>
+                <w:rFonts w:eastAsia="Aptos" w:cs=""/>
+                <w:b/>
+                <w:bCs/>
+                <w:kern w:val="2"/>
+                <w:sz w:val="22"/>
+                <w:szCs w:val="22"/>
+                <w:lang w:val="en-US" w:eastAsia="en-US" w:bidi="ar-SA"/>
+              </w:rPr>
+              <w:t>Meeting Time</w:t>
+            </w:r>
+          </w:p>
+        </w:tc>
+        <w:tc>
+          <w:tcPr>
+            <w:tcW w:w="5040" w:type="dxa"/>
+            <w:tcBorders/>
+          </w:tcPr>
+          <w:p>
+            <w:pPr>
+              <w:pStyle w:val="Normal"/>
+              <w:widowControl/>
+              <w:spacing w:lineRule="auto" w:line="240" w:before="0" w:after="0"/>
+              <w:jc w:val="left"/>
+              <w:rPr>
+                <w:b/>
+                <w:bCs/>
+                <w:sz w:val="22"/>
+                <w:szCs w:val="22"/>
+              </w:rPr>
+            </w:pPr>
+            <w:r>
+              <w:rPr>
+                <w:rFonts w:eastAsia="Aptos" w:cs=""/>
+                <w:b/>
+                <w:bCs/>
+                <w:kern w:val="2"/>
+                <w:sz w:val="22"/>
+                <w:szCs w:val="22"/>
+                <w:lang w:val="en-US" w:eastAsia="en-US" w:bidi="ar-SA"/>
+              </w:rPr>
+              <w:t xml:space="preserve"> </w:t>
+            </w:r>
+            <w:r>
+              <w:rPr>
+                <w:rFonts w:eastAsia="Aptos" w:cs=""/>
+                <w:b/>
+                <w:bCs/>
+                <w:kern w:val="2"/>
+                <w:sz w:val="22"/>
+                <w:szCs w:val="22"/>
+                <w:lang w:val="en-US" w:eastAsia="en-US" w:bidi="ar-SA"/>
+              </w:rPr>
+              <w:t>Team Members Present</w:t>
+            </w:r>
+          </w:p>
+        </w:tc>
+      </w:tr>
+      <w:tr>
+        <w:trPr/>
+        <w:tc>
+          <w:tcPr>
+            <w:tcW w:w="1345" w:type="dxa"/>
+            <w:tcBorders/>
+          </w:tcPr>
+          <w:p>
+            <w:pPr>
+              <w:pStyle w:val="Normal"/>
+              <w:widowControl/>
+              <w:spacing w:lineRule="auto" w:line="240" w:before="0" w:after="0"/>
+              <w:jc w:val="left"/>
+              <w:rPr>
+                <w:sz w:val="22"/>
+                <w:szCs w:val="22"/>
+              </w:rPr>
+            </w:pPr>
+            <w:r>
+              <w:rPr>
+                <w:rFonts w:eastAsia="Aptos" w:cs=""/>
+                <w:kern w:val="2"/>
+                <w:sz w:val="22"/>
+                <w:szCs w:val="22"/>
+                <w:lang w:val="en-US" w:eastAsia="en-US" w:bidi="ar-SA"/>
+              </w:rPr>
+              <w:t>1 Zoom</w:t>
+            </w:r>
+          </w:p>
+        </w:tc>
+        <w:tc>
+          <w:tcPr>
+            <w:tcW w:w="1890" w:type="dxa"/>
+            <w:tcBorders/>
+          </w:tcPr>
+          <w:p>
+            <w:pPr>
+              <w:pStyle w:val="Normal"/>
+              <w:widowControl/>
+              <w:spacing w:lineRule="auto" w:line="240" w:before="0" w:after="0"/>
+              <w:jc w:val="left"/>
+              <w:rPr>
+                <w:sz w:val="22"/>
+                <w:szCs w:val="22"/>
+              </w:rPr>
+            </w:pPr>
+            <w:r>
+              <w:rPr>
+                <w:rFonts w:eastAsia="Aptos" w:cs=""/>
+                <w:kern w:val="2"/>
+                <w:sz w:val="22"/>
+                <w:szCs w:val="22"/>
+                <w:lang w:val="en-US" w:eastAsia="en-US" w:bidi="ar-SA"/>
+              </w:rPr>
+              <w:t>1/27/26</w:t>
+            </w:r>
+          </w:p>
+        </w:tc>
+        <w:tc>
+          <w:tcPr>
+            <w:tcW w:w="1979" w:type="dxa"/>
+            <w:tcBorders/>
+          </w:tcPr>
+          <w:p>
+            <w:pPr>
+              <w:pStyle w:val="Normal"/>
+              <w:widowControl/>
+              <w:spacing w:lineRule="auto" w:line="240" w:before="0" w:after="0"/>
+              <w:jc w:val="left"/>
+              <w:rPr>
+                <w:sz w:val="22"/>
+                <w:szCs w:val="22"/>
+              </w:rPr>
+            </w:pPr>
+            <w:r>
+              <w:rPr>
+                <w:rFonts w:eastAsia="Aptos" w:cs=""/>
+                <w:kern w:val="2"/>
+                <w:sz w:val="22"/>
+                <w:szCs w:val="22"/>
+                <w:lang w:val="en-US" w:eastAsia="en-US" w:bidi="ar-SA"/>
+              </w:rPr>
+              <w:t>7:00</w:t>
+            </w:r>
+          </w:p>
+        </w:tc>
+        <w:tc>
+          <w:tcPr>
+            <w:tcW w:w="5040" w:type="dxa"/>
+            <w:tcBorders/>
+          </w:tcPr>
+          <w:p>
+            <w:pPr>
+              <w:pStyle w:val="Normal"/>
+              <w:widowControl/>
+              <w:spacing w:lineRule="auto" w:line="240" w:before="0" w:after="0"/>
+              <w:jc w:val="left"/>
+              <w:rPr>
+                <w:sz w:val="22"/>
+                <w:szCs w:val="22"/>
+              </w:rPr>
+            </w:pPr>
+            <w:r>
+              <w:rPr>
+                <w:rFonts w:eastAsia="Aptos" w:cs=""/>
+                <w:kern w:val="2"/>
+                <w:sz w:val="22"/>
+                <w:szCs w:val="22"/>
+                <w:lang w:val="en-US" w:eastAsia="en-US" w:bidi="ar-SA"/>
+              </w:rPr>
+              <w:t>Nathan Kyler Eric</w:t>
+            </w:r>
+          </w:p>
+        </w:tc>
+      </w:tr>
+      <w:tr>
+        <w:trPr/>
+        <w:tc>
+          <w:tcPr>
+            <w:tcW w:w="1345" w:type="dxa"/>
+            <w:tcBorders/>
+          </w:tcPr>
+          <w:p>
+            <w:pPr>
+              <w:pStyle w:val="Normal"/>
+              <w:widowControl/>
+              <w:spacing w:lineRule="auto" w:line="240" w:before="0" w:after="0"/>
+              <w:jc w:val="left"/>
+              <w:rPr>
+                <w:sz w:val="22"/>
+                <w:szCs w:val="22"/>
+              </w:rPr>
+            </w:pPr>
+            <w:r>
+              <w:rPr>
+                <w:rFonts w:eastAsia="Aptos" w:cs=""/>
+                <w:kern w:val="2"/>
+                <w:sz w:val="22"/>
+                <w:szCs w:val="22"/>
+                <w:lang w:val="en-US" w:eastAsia="en-US" w:bidi="ar-SA"/>
+              </w:rPr>
+              <w:t>2 Class</w:t>
+            </w:r>
+          </w:p>
+        </w:tc>
+        <w:tc>
+          <w:tcPr>
+            <w:tcW w:w="1890" w:type="dxa"/>
+            <w:tcBorders/>
+          </w:tcPr>
+          <w:p>
+            <w:pPr>
+              <w:pStyle w:val="Normal"/>
+              <w:widowControl/>
+              <w:spacing w:lineRule="auto" w:line="240" w:before="0" w:after="0"/>
+              <w:jc w:val="left"/>
+              <w:rPr>
+                <w:sz w:val="22"/>
+                <w:szCs w:val="22"/>
+              </w:rPr>
+            </w:pPr>
+            <w:r>
+              <w:rPr>
+                <w:rFonts w:eastAsia="Aptos" w:cs=""/>
+                <w:kern w:val="2"/>
+                <w:sz w:val="22"/>
+                <w:szCs w:val="22"/>
+                <w:lang w:val="en-US" w:eastAsia="en-US" w:bidi="ar-SA"/>
+              </w:rPr>
+              <w:t>1/28/26</w:t>
+            </w:r>
+          </w:p>
+        </w:tc>
+        <w:tc>
+          <w:tcPr>
+            <w:tcW w:w="1979" w:type="dxa"/>
+            <w:tcBorders/>
+          </w:tcPr>
+          <w:p>
+            <w:pPr>
+              <w:pStyle w:val="Normal"/>
+              <w:widowControl/>
+              <w:spacing w:lineRule="auto" w:line="240" w:before="0" w:after="0"/>
+              <w:jc w:val="left"/>
+              <w:rPr>
+                <w:sz w:val="22"/>
+                <w:szCs w:val="22"/>
+              </w:rPr>
+            </w:pPr>
+            <w:r>
+              <w:rPr>
+                <w:rFonts w:eastAsia="Aptos" w:cs=""/>
+                <w:kern w:val="2"/>
+                <w:sz w:val="22"/>
+                <w:szCs w:val="22"/>
+                <w:lang w:val="en-US" w:eastAsia="en-US" w:bidi="ar-SA"/>
+              </w:rPr>
+              <w:t>4:00</w:t>
+            </w:r>
+          </w:p>
+        </w:tc>
+        <w:tc>
+          <w:tcPr>
+            <w:tcW w:w="5040" w:type="dxa"/>
+            <w:tcBorders/>
+          </w:tcPr>
+          <w:p>
+            <w:pPr>
+              <w:pStyle w:val="Normal"/>
+              <w:widowControl/>
+              <w:spacing w:lineRule="auto" w:line="240" w:before="0" w:after="0"/>
+              <w:jc w:val="left"/>
+              <w:rPr>
+                <w:sz w:val="22"/>
+                <w:szCs w:val="22"/>
+              </w:rPr>
+            </w:pPr>
+            <w:r>
+              <w:rPr>
+                <w:rFonts w:eastAsia="Aptos" w:cs=""/>
+                <w:kern w:val="2"/>
+                <w:sz w:val="22"/>
+                <w:szCs w:val="22"/>
+                <w:lang w:val="en-US" w:eastAsia="en-US" w:bidi="ar-SA"/>
+              </w:rPr>
+              <w:t>Nathan Kyler Eric</w:t>
+            </w:r>
+          </w:p>
+        </w:tc>
+      </w:tr>
+      <w:tr>
+        <w:trPr/>
+        <w:tc>
+          <w:tcPr>
+            <w:tcW w:w="1345" w:type="dxa"/>
+            <w:tcBorders/>
+          </w:tcPr>
+          <w:p>
+            <w:pPr>
+              <w:pStyle w:val="Normal"/>
+              <w:widowControl/>
+              <w:spacing w:lineRule="auto" w:line="240" w:before="0" w:after="0"/>
+              <w:jc w:val="left"/>
+              <w:rPr>
+                <w:sz w:val="22"/>
+                <w:szCs w:val="22"/>
+              </w:rPr>
+            </w:pPr>
+            <w:r>
+              <w:rPr>
+                <w:rFonts w:eastAsia="Aptos" w:cs=""/>
+                <w:kern w:val="2"/>
+                <w:sz w:val="22"/>
+                <w:szCs w:val="22"/>
+                <w:lang w:val="en-US" w:eastAsia="en-US" w:bidi="ar-SA"/>
+              </w:rPr>
+              <w:t>3 Zoom</w:t>
+            </w:r>
+          </w:p>
+        </w:tc>
+        <w:tc>
+          <w:tcPr>
+            <w:tcW w:w="1890" w:type="dxa"/>
+            <w:tcBorders/>
+          </w:tcPr>
+          <w:p>
+            <w:pPr>
+              <w:pStyle w:val="Normal"/>
+              <w:widowControl/>
+              <w:spacing w:lineRule="auto" w:line="240" w:before="0" w:after="0"/>
+              <w:jc w:val="left"/>
+              <w:rPr>
+                <w:sz w:val="22"/>
+                <w:szCs w:val="22"/>
+              </w:rPr>
+            </w:pPr>
+            <w:r>
+              <w:rPr>
+                <w:rFonts w:eastAsia="Aptos" w:cs=""/>
+                <w:kern w:val="2"/>
+                <w:sz w:val="22"/>
+                <w:szCs w:val="22"/>
+                <w:lang w:val="en-US" w:eastAsia="en-US" w:bidi="ar-SA"/>
+              </w:rPr>
+              <w:t>1/29/26</w:t>
+            </w:r>
+          </w:p>
+        </w:tc>
+        <w:tc>
+          <w:tcPr>
+            <w:tcW w:w="1979" w:type="dxa"/>
+            <w:tcBorders/>
+          </w:tcPr>
+          <w:p>
+            <w:pPr>
+              <w:pStyle w:val="Normal"/>
+              <w:widowControl/>
+              <w:spacing w:lineRule="auto" w:line="240" w:before="0" w:after="0"/>
+              <w:jc w:val="left"/>
+              <w:rPr>
+                <w:sz w:val="22"/>
+                <w:szCs w:val="22"/>
+              </w:rPr>
+            </w:pPr>
+            <w:r>
+              <w:rPr>
+                <w:rFonts w:eastAsia="Aptos" w:cs=""/>
+                <w:kern w:val="2"/>
+                <w:sz w:val="22"/>
+                <w:szCs w:val="22"/>
+                <w:lang w:val="en-US" w:eastAsia="en-US" w:bidi="ar-SA"/>
+              </w:rPr>
+              <w:t>7:00</w:t>
+            </w:r>
+          </w:p>
+        </w:tc>
+        <w:tc>
+          <w:tcPr>
+            <w:tcW w:w="5040" w:type="dxa"/>
+            <w:tcBorders/>
+          </w:tcPr>
+          <w:p>
+            <w:pPr>
+              <w:pStyle w:val="Normal"/>
+              <w:widowControl/>
+              <w:spacing w:lineRule="auto" w:line="240" w:before="0" w:after="0"/>
+              <w:jc w:val="left"/>
+              <w:rPr>
+                <w:sz w:val="22"/>
+                <w:szCs w:val="22"/>
+              </w:rPr>
+            </w:pPr>
+            <w:r>
+              <w:rPr>
+                <w:rFonts w:eastAsia="Aptos" w:cs=""/>
+                <w:kern w:val="2"/>
+                <w:sz w:val="22"/>
+                <w:szCs w:val="22"/>
+                <w:lang w:val="en-US" w:eastAsia="en-US" w:bidi="ar-SA"/>
+              </w:rPr>
+              <w:t>Nathan Kyler Eric</w:t>
+            </w:r>
+          </w:p>
+        </w:tc>
+      </w:tr>
+      <w:tr>
+        <w:trPr/>
+        <w:tc>
+          <w:tcPr>
+            <w:tcW w:w="1345" w:type="dxa"/>
+            <w:tcBorders/>
+          </w:tcPr>
+          <w:p>
+            <w:pPr>
+              <w:pStyle w:val="Normal"/>
+              <w:widowControl/>
+              <w:spacing w:lineRule="auto" w:line="240" w:before="0" w:after="0"/>
+              <w:jc w:val="left"/>
+              <w:rPr>
+                <w:sz w:val="22"/>
+                <w:szCs w:val="22"/>
+              </w:rPr>
+            </w:pPr>
+            <w:r>
+              <w:rPr>
+                <w:rFonts w:eastAsia="Aptos" w:cs=""/>
+                <w:kern w:val="2"/>
+                <w:sz w:val="22"/>
+                <w:szCs w:val="22"/>
+                <w:lang w:val="en-US" w:eastAsia="en-US" w:bidi="ar-SA"/>
+              </w:rPr>
+              <w:t>4 Zoom</w:t>
+            </w:r>
+          </w:p>
+        </w:tc>
+        <w:tc>
+          <w:tcPr>
+            <w:tcW w:w="1890" w:type="dxa"/>
+            <w:tcBorders/>
+          </w:tcPr>
+          <w:p>
+            <w:pPr>
+              <w:pStyle w:val="Normal"/>
+              <w:widowControl/>
+              <w:spacing w:lineRule="auto" w:line="240" w:before="0" w:after="0"/>
+              <w:jc w:val="left"/>
+              <w:rPr>
+                <w:sz w:val="22"/>
+                <w:szCs w:val="22"/>
+              </w:rPr>
+            </w:pPr>
+            <w:r>
+              <w:rPr>
+                <w:rFonts w:eastAsia="Aptos" w:cs=""/>
+                <w:kern w:val="2"/>
+                <w:sz w:val="22"/>
+                <w:szCs w:val="22"/>
+                <w:lang w:val="en-US" w:eastAsia="en-US" w:bidi="ar-SA"/>
+              </w:rPr>
+              <w:t>1/30/26</w:t>
+            </w:r>
+          </w:p>
+        </w:tc>
+        <w:tc>
+          <w:tcPr>
+            <w:tcW w:w="1979" w:type="dxa"/>
+            <w:tcBorders/>
+          </w:tcPr>
+          <w:p>
+            <w:pPr>
+              <w:pStyle w:val="Normal"/>
+              <w:widowControl/>
+              <w:spacing w:lineRule="auto" w:line="240" w:before="0" w:after="0"/>
+              <w:jc w:val="left"/>
+              <w:rPr>
+                <w:sz w:val="22"/>
+                <w:szCs w:val="22"/>
+              </w:rPr>
+            </w:pPr>
+            <w:r>
+              <w:rPr>
+                <w:rFonts w:eastAsia="Aptos" w:cs=""/>
+                <w:kern w:val="2"/>
+                <w:sz w:val="22"/>
+                <w:szCs w:val="22"/>
+                <w:lang w:val="en-US" w:eastAsia="en-US" w:bidi="ar-SA"/>
+              </w:rPr>
+              <w:t>7:00</w:t>
+            </w:r>
+          </w:p>
+        </w:tc>
+        <w:tc>
+          <w:tcPr>
+            <w:tcW w:w="5040" w:type="dxa"/>
+            <w:tcBorders/>
+          </w:tcPr>
+          <w:p>
+            <w:pPr>
+              <w:pStyle w:val="Normal"/>
+              <w:widowControl/>
+              <w:spacing w:lineRule="auto" w:line="240" w:before="0" w:after="0"/>
+              <w:jc w:val="left"/>
+              <w:rPr>
+                <w:sz w:val="22"/>
+                <w:szCs w:val="22"/>
+              </w:rPr>
+            </w:pPr>
+            <w:r>
+              <w:rPr>
+                <w:rFonts w:eastAsia="Aptos" w:cs=""/>
+                <w:kern w:val="2"/>
+                <w:sz w:val="22"/>
+                <w:szCs w:val="22"/>
+                <w:lang w:val="en-US" w:eastAsia="en-US" w:bidi="ar-SA"/>
+              </w:rPr>
+              <w:t xml:space="preserve">Eric Thomas </w:t>
+            </w:r>
           </w:p>
         </w:tc>
       </w:tr>
       <w:tr>
         <w:trPr>
-          <w:trHeight w:val="726"/>
-          <w:tblCellSpacing w:w="15" w:type="dxa"/>
+          <w:trHeight w:val="265" w:hRule="atLeast"/>
         </w:trPr>
         <w:tc>
           <w:tcPr>
-            <w:tcW w:w="0" w:type="auto"/>
-            <w:vAlign w:val="center"/>
-            <w:hideMark/>
+            <w:tcW w:w="1345" w:type="dxa"/>
+            <w:tcBorders/>
           </w:tcPr>
           <w:p>
             <w:pPr>
+              <w:pStyle w:val="Normal"/>
+              <w:widowControl/>
+              <w:spacing w:lineRule="auto" w:line="240" w:before="0" w:after="0"/>
+              <w:jc w:val="left"/>
               <w:rPr>
                 <w:sz w:val="22"/>
                 <w:szCs w:val="22"/>
@@ -156,691 +941,143 @@
             </w:pPr>
             <w:r>
               <w:rPr>
-                <w:b/>
-                <w:bCs/>
-                <w:sz w:val="22"/>
-                <w:szCs w:val="22"/>
-              </w:rPr>
-              <w:t>Team Lead</w:t>
-            </w:r>
-            <w:r>
-              <w:rPr>
-                <w:sz w:val="22"/>
-                <w:szCs w:val="22"/>
-              </w:rPr>
-              <w:t xml:space="preserve">          </w:t>
-            </w:r>
-            <w:r>
-              <w:rPr>
-                <w:sz w:val="22"/>
-                <w:szCs w:val="22"/>
-              </w:rPr>
-              <w:t>Eric Parral</w:t>
-            </w:r>
-          </w:p>
-          <w:p>
-            <w:pPr>
-              <w:rPr>
-                <w:sz w:val="22"/>
-                <w:szCs w:val="22"/>
-              </w:rPr>
-            </w:pPr>
-            <w:r>
-              <w:rPr>
-                <w:b/>
-                <w:bCs/>
-                <w:sz w:val="22"/>
-                <w:szCs w:val="22"/>
-              </w:rPr>
-              <w:t>Team Members</w:t>
-            </w:r>
-            <w:r>
-              <w:rPr>
-                <w:sz w:val="22"/>
-                <w:szCs w:val="22"/>
-              </w:rPr>
-              <w:t xml:space="preserve"> </w:t>
-            </w:r>
-          </w:p>
-          <w:p>
-            <w:pPr>
-              <w:rPr>
-                <w:sz w:val="22"/>
-                <w:szCs w:val="22"/>
-              </w:rPr>
-            </w:pPr>
-            <w:r>
-              <w:rPr>
-                <w:sz w:val="22"/>
-                <w:szCs w:val="22"/>
-              </w:rPr>
-              <w:t>Nathan Carlson</w:t>
-            </w:r>
-          </w:p>
-          <w:p>
-            <w:pPr>
-              <w:rPr>
-                <w:sz w:val="22"/>
-                <w:szCs w:val="22"/>
-              </w:rPr>
-            </w:pPr>
-            <w:r>
-              <w:rPr>
-                <w:sz w:val="22"/>
-                <w:szCs w:val="22"/>
-              </w:rPr>
-              <w:t>Kyler Cressall</w:t>
-            </w:r>
-          </w:p>
-          <w:p>
-            <w:pPr>
-              <w:rPr>
-                <w:sz w:val="22"/>
-                <w:szCs w:val="22"/>
-              </w:rPr>
-            </w:pPr>
-            <w:r>
-              <w:rPr>
-                <w:sz w:val="22"/>
-                <w:szCs w:val="22"/>
-              </w:rPr>
-              <w:t>Thomas Ross</w:t>
-            </w:r>
-          </w:p>
-        </w:tc>
-        <w:tc>
-          <w:tcPr>
-            <w:tcW w:w="0" w:type="auto"/>
-            <w:vAlign w:val="center"/>
-            <w:hideMark/>
-          </w:tcPr>
-          <w:p>
-            <w:pPr>
-              <w:rPr>
-                <w:sz w:val="22"/>
-                <w:szCs w:val="22"/>
-              </w:rPr>
-            </w:pPr>
-          </w:p>
-        </w:tc>
-      </w:tr>
-    </w:tbl>
-    <w:p>
-      <w:pPr>
-        <w:rPr>
-          <w:b/>
-          <w:bCs/>
-          <w:sz w:val="22"/>
-          <w:szCs w:val="22"/>
-        </w:rPr>
-      </w:pPr>
-      <w:r>
-        <w:rPr>
-          <w:b/>
-          <w:bCs/>
-          <w:sz w:val="22"/>
-          <w:szCs w:val="22"/>
-        </w:rPr>
-        <w:t>Weekly Meeting Details</w:t>
-      </w:r>
-    </w:p>
-    <w:tbl>
-      <w:tblPr>
-        <w:tblStyle w:val="TableGrid"/>
-        <w:tblW w:w="10255" w:type="dxa"/>
-        <w:tblLook w:val="04A0" w:firstRow="1" w:lastRow="0" w:firstColumn="1" w:lastColumn="0" w:noHBand="0" w:noVBand="1"/>
-      </w:tblPr>
-      <w:tblGrid>
-        <w:gridCol w:w="1345"/>
-        <w:gridCol w:w="1890"/>
-        <w:gridCol w:w="1980"/>
-        <w:gridCol w:w="5040"/>
-      </w:tblGrid>
-      <w:tr>
-        <w:tc>
-          <w:tcPr>
-            <w:tcW w:w="1345" w:type="dxa"/>
-          </w:tcPr>
-          <w:p>
-            <w:pPr>
-              <w:rPr>
-                <w:b/>
-                <w:bCs/>
-                <w:sz w:val="22"/>
-                <w:szCs w:val="22"/>
-              </w:rPr>
-            </w:pPr>
-            <w:r>
-              <w:rPr>
-                <w:b/>
-                <w:bCs/>
-                <w:sz w:val="22"/>
-                <w:szCs w:val="22"/>
-              </w:rPr>
-              <w:t>Meeting #</w:t>
+                <w:rFonts w:eastAsia="Aptos" w:cs=""/>
+                <w:kern w:val="2"/>
+                <w:sz w:val="22"/>
+                <w:szCs w:val="22"/>
+                <w:lang w:val="en-US" w:eastAsia="en-US" w:bidi="ar-SA"/>
+              </w:rPr>
+              <w:t>5 Zoom</w:t>
             </w:r>
           </w:p>
         </w:tc>
         <w:tc>
           <w:tcPr>
             <w:tcW w:w="1890" w:type="dxa"/>
+            <w:tcBorders/>
           </w:tcPr>
           <w:p>
             <w:pPr>
-              <w:rPr>
-                <w:b/>
-                <w:bCs/>
+              <w:pStyle w:val="Normal"/>
+              <w:widowControl/>
+              <w:spacing w:lineRule="auto" w:line="240" w:before="0" w:after="0"/>
+              <w:jc w:val="left"/>
+              <w:rPr>
                 <w:sz w:val="22"/>
                 <w:szCs w:val="22"/>
               </w:rPr>
             </w:pPr>
             <w:r>
               <w:rPr>
-                <w:b/>
-                <w:bCs/>
-                <w:sz w:val="22"/>
-                <w:szCs w:val="22"/>
-              </w:rPr>
-              <w:t>Meeting Date</w:t>
+                <w:rFonts w:eastAsia="Aptos" w:cs=""/>
+                <w:kern w:val="2"/>
+                <w:sz w:val="22"/>
+                <w:szCs w:val="22"/>
+                <w:lang w:val="en-US" w:eastAsia="en-US" w:bidi="ar-SA"/>
+              </w:rPr>
+              <w:t>1/31/26</w:t>
             </w:r>
           </w:p>
         </w:tc>
         <w:tc>
           <w:tcPr>
-            <w:tcW w:w="1980" w:type="dxa"/>
+            <w:tcW w:w="1979" w:type="dxa"/>
+            <w:tcBorders/>
           </w:tcPr>
           <w:p>
             <w:pPr>
-              <w:rPr>
-                <w:b/>
-                <w:bCs/>
+              <w:pStyle w:val="Normal"/>
+              <w:widowControl/>
+              <w:spacing w:lineRule="auto" w:line="240" w:before="0" w:after="0"/>
+              <w:jc w:val="left"/>
+              <w:rPr>
                 <w:sz w:val="22"/>
                 <w:szCs w:val="22"/>
               </w:rPr>
             </w:pPr>
             <w:r>
               <w:rPr>
-                <w:b/>
-                <w:bCs/>
-                <w:sz w:val="22"/>
-                <w:szCs w:val="22"/>
-              </w:rPr>
-              <w:t>Meeting Time</w:t>
+                <w:rFonts w:eastAsia="Aptos" w:cs=""/>
+                <w:kern w:val="2"/>
+                <w:sz w:val="22"/>
+                <w:szCs w:val="22"/>
+                <w:lang w:val="en-US" w:eastAsia="en-US" w:bidi="ar-SA"/>
+              </w:rPr>
+              <w:t>7:30</w:t>
             </w:r>
           </w:p>
         </w:tc>
         <w:tc>
           <w:tcPr>
             <w:tcW w:w="5040" w:type="dxa"/>
+            <w:tcBorders/>
           </w:tcPr>
           <w:p>
             <w:pPr>
-              <w:rPr>
-                <w:b/>
-                <w:bCs/>
+              <w:pStyle w:val="Normal"/>
+              <w:widowControl/>
+              <w:spacing w:lineRule="auto" w:line="240" w:before="0" w:after="0"/>
+              <w:jc w:val="left"/>
+              <w:rPr>
                 <w:sz w:val="22"/>
                 <w:szCs w:val="22"/>
               </w:rPr>
             </w:pPr>
             <w:r>
               <w:rPr>
-                <w:b/>
-                <w:bCs/>
-                <w:sz w:val="22"/>
-                <w:szCs w:val="22"/>
-              </w:rPr>
-              <w:t xml:space="preserve"> Team Members Present</w:t>
-            </w:r>
-          </w:p>
-        </w:tc>
-      </w:tr>
-      <w:tr>
-        <w:tc>
-          <w:tcPr>
-            <w:tcW w:w="1345" w:type="dxa"/>
-          </w:tcPr>
-          <w:p>
-            <w:pPr>
-              <w:rPr>
-                <w:sz w:val="22"/>
-                <w:szCs w:val="22"/>
-              </w:rPr>
-            </w:pPr>
-            <w:r>
-              <w:rPr>
-                <w:sz w:val="22"/>
-                <w:szCs w:val="22"/>
-              </w:rPr>
-              <w:t>1</w:t>
-            </w:r>
-            <w:r>
-              <w:rPr>
-                <w:sz w:val="22"/>
-                <w:szCs w:val="22"/>
-              </w:rPr>
-              <w:t xml:space="preserve"> Zoom</w:t>
-            </w:r>
-          </w:p>
-        </w:tc>
-        <w:tc>
-          <w:tcPr>
-            <w:tcW w:w="1890" w:type="dxa"/>
-          </w:tcPr>
-          <w:p>
-            <w:pPr>
-              <w:rPr>
-                <w:sz w:val="22"/>
-                <w:szCs w:val="22"/>
-              </w:rPr>
-            </w:pPr>
-            <w:r>
-              <w:rPr>
-                <w:sz w:val="22"/>
-                <w:szCs w:val="22"/>
-              </w:rPr>
-              <w:t>1/27/26</w:t>
-            </w:r>
-          </w:p>
-        </w:tc>
-        <w:tc>
-          <w:tcPr>
-            <w:tcW w:w="1980" w:type="dxa"/>
-          </w:tcPr>
-          <w:p>
-            <w:pPr>
-              <w:rPr>
-                <w:sz w:val="22"/>
-                <w:szCs w:val="22"/>
-              </w:rPr>
-            </w:pPr>
-            <w:r>
-              <w:rPr>
-                <w:sz w:val="22"/>
-                <w:szCs w:val="22"/>
-              </w:rPr>
-              <w:t>7:00</w:t>
-            </w:r>
-          </w:p>
-        </w:tc>
-        <w:tc>
-          <w:tcPr>
-            <w:tcW w:w="5040" w:type="dxa"/>
-          </w:tcPr>
-          <w:p>
-            <w:pPr>
-              <w:rPr>
-                <w:sz w:val="22"/>
-                <w:szCs w:val="22"/>
-              </w:rPr>
-            </w:pPr>
-            <w:r>
-              <w:rPr>
-                <w:sz w:val="22"/>
-                <w:szCs w:val="22"/>
-              </w:rPr>
-              <w:t>Nathan Kyler Eric</w:t>
-            </w:r>
-          </w:p>
-        </w:tc>
-      </w:tr>
-      <w:tr>
-        <w:tc>
-          <w:tcPr>
-            <w:tcW w:w="1345" w:type="dxa"/>
-          </w:tcPr>
-          <w:p>
-            <w:pPr>
-              <w:rPr>
-                <w:sz w:val="22"/>
-                <w:szCs w:val="22"/>
-              </w:rPr>
-            </w:pPr>
-            <w:r>
-              <w:rPr>
-                <w:sz w:val="22"/>
-                <w:szCs w:val="22"/>
-              </w:rPr>
-              <w:t>2</w:t>
-            </w:r>
-            <w:r>
-              <w:rPr>
-                <w:sz w:val="22"/>
-                <w:szCs w:val="22"/>
-              </w:rPr>
-              <w:t xml:space="preserve"> Class</w:t>
-            </w:r>
-          </w:p>
-        </w:tc>
-        <w:tc>
-          <w:tcPr>
-            <w:tcW w:w="1890" w:type="dxa"/>
-          </w:tcPr>
-          <w:p>
-            <w:pPr>
-              <w:rPr>
-                <w:sz w:val="22"/>
-                <w:szCs w:val="22"/>
-              </w:rPr>
-            </w:pPr>
-            <w:r>
-              <w:rPr>
-                <w:sz w:val="22"/>
-                <w:szCs w:val="22"/>
-              </w:rPr>
-              <w:t>1/</w:t>
-            </w:r>
-            <w:r>
-              <w:rPr>
-                <w:sz w:val="22"/>
-                <w:szCs w:val="22"/>
-              </w:rPr>
-              <w:t>28/26</w:t>
-            </w:r>
-          </w:p>
-        </w:tc>
-        <w:tc>
-          <w:tcPr>
-            <w:tcW w:w="1980" w:type="dxa"/>
-          </w:tcPr>
-          <w:p>
-            <w:pPr>
-              <w:rPr>
-                <w:sz w:val="22"/>
-                <w:szCs w:val="22"/>
-              </w:rPr>
-            </w:pPr>
-            <w:r>
-              <w:rPr>
-                <w:sz w:val="22"/>
-                <w:szCs w:val="22"/>
-              </w:rPr>
-              <w:t>4:00</w:t>
-            </w:r>
-          </w:p>
-        </w:tc>
-        <w:tc>
-          <w:tcPr>
-            <w:tcW w:w="5040" w:type="dxa"/>
-          </w:tcPr>
-          <w:p>
-            <w:pPr>
-              <w:rPr>
-                <w:sz w:val="22"/>
-                <w:szCs w:val="22"/>
-              </w:rPr>
-            </w:pPr>
-            <w:r>
-              <w:rPr>
-                <w:sz w:val="22"/>
-                <w:szCs w:val="22"/>
-              </w:rPr>
-              <w:t>Nathan Kyler Eric</w:t>
-            </w:r>
-          </w:p>
-        </w:tc>
-      </w:tr>
-      <w:tr>
-        <w:tc>
-          <w:tcPr>
-            <w:tcW w:w="1345" w:type="dxa"/>
-          </w:tcPr>
-          <w:p>
-            <w:pPr>
-              <w:rPr>
-                <w:sz w:val="22"/>
-                <w:szCs w:val="22"/>
-              </w:rPr>
-            </w:pPr>
-            <w:r>
-              <w:rPr>
-                <w:sz w:val="22"/>
-                <w:szCs w:val="22"/>
-              </w:rPr>
-              <w:t>3</w:t>
-            </w:r>
-            <w:r>
-              <w:rPr>
-                <w:sz w:val="22"/>
-                <w:szCs w:val="22"/>
-              </w:rPr>
-              <w:t xml:space="preserve"> Zoom</w:t>
-            </w:r>
-          </w:p>
-        </w:tc>
-        <w:tc>
-          <w:tcPr>
-            <w:tcW w:w="1890" w:type="dxa"/>
-          </w:tcPr>
-          <w:p>
-            <w:pPr>
-              <w:rPr>
-                <w:sz w:val="22"/>
-                <w:szCs w:val="22"/>
-              </w:rPr>
-            </w:pPr>
-            <w:r>
-              <w:rPr>
-                <w:sz w:val="22"/>
-                <w:szCs w:val="22"/>
-              </w:rPr>
-              <w:t>1/29/26</w:t>
-            </w:r>
-          </w:p>
-        </w:tc>
-        <w:tc>
-          <w:tcPr>
-            <w:tcW w:w="1980" w:type="dxa"/>
-          </w:tcPr>
-          <w:p>
-            <w:pPr>
-              <w:rPr>
-                <w:sz w:val="22"/>
-                <w:szCs w:val="22"/>
-              </w:rPr>
-            </w:pPr>
-            <w:r>
-              <w:rPr>
-                <w:sz w:val="22"/>
-                <w:szCs w:val="22"/>
-              </w:rPr>
-              <w:t>7:00</w:t>
-            </w:r>
-          </w:p>
-        </w:tc>
-        <w:tc>
-          <w:tcPr>
-            <w:tcW w:w="5040" w:type="dxa"/>
-          </w:tcPr>
-          <w:p>
-            <w:pPr>
-              <w:rPr>
-                <w:sz w:val="22"/>
-                <w:szCs w:val="22"/>
-              </w:rPr>
-            </w:pPr>
-            <w:r>
-              <w:rPr>
-                <w:sz w:val="22"/>
-                <w:szCs w:val="22"/>
-              </w:rPr>
-              <w:t>Nathan Kyler Eric</w:t>
-            </w:r>
-          </w:p>
-        </w:tc>
-      </w:tr>
-      <w:tr>
-        <w:tc>
-          <w:tcPr>
-            <w:tcW w:w="1345" w:type="dxa"/>
-          </w:tcPr>
-          <w:p>
-            <w:pPr>
-              <w:rPr>
-                <w:sz w:val="22"/>
-                <w:szCs w:val="22"/>
-              </w:rPr>
-            </w:pPr>
-            <w:r>
-              <w:rPr>
-                <w:sz w:val="22"/>
-                <w:szCs w:val="22"/>
-              </w:rPr>
-              <w:t>4 Zoom</w:t>
-            </w:r>
-          </w:p>
-        </w:tc>
-        <w:tc>
-          <w:tcPr>
-            <w:tcW w:w="1890" w:type="dxa"/>
-          </w:tcPr>
-          <w:p>
-            <w:pPr>
-              <w:rPr>
-                <w:sz w:val="22"/>
-                <w:szCs w:val="22"/>
-              </w:rPr>
-            </w:pPr>
-            <w:r>
-              <w:rPr>
-                <w:sz w:val="22"/>
-                <w:szCs w:val="22"/>
-              </w:rPr>
-              <w:t>1/30/26</w:t>
-            </w:r>
-          </w:p>
-        </w:tc>
-        <w:tc>
-          <w:tcPr>
-            <w:tcW w:w="1980" w:type="dxa"/>
-          </w:tcPr>
-          <w:p>
-            <w:pPr>
-              <w:rPr>
-                <w:sz w:val="22"/>
-                <w:szCs w:val="22"/>
-              </w:rPr>
-            </w:pPr>
-            <w:r>
-              <w:rPr>
-                <w:sz w:val="22"/>
-                <w:szCs w:val="22"/>
-              </w:rPr>
-              <w:t>7:00</w:t>
-            </w:r>
-          </w:p>
-        </w:tc>
-        <w:tc>
-          <w:tcPr>
-            <w:tcW w:w="5040" w:type="dxa"/>
-          </w:tcPr>
-          <w:p>
-            <w:pPr>
-              <w:rPr>
-                <w:sz w:val="22"/>
-                <w:szCs w:val="22"/>
-              </w:rPr>
-            </w:pPr>
-            <w:r>
-              <w:rPr>
-                <w:sz w:val="22"/>
-                <w:szCs w:val="22"/>
-              </w:rPr>
-              <w:t xml:space="preserve">Eric Thomas </w:t>
-            </w:r>
-          </w:p>
-        </w:tc>
-      </w:tr>
-      <w:tr>
-        <w:tc>
-          <w:tcPr>
-            <w:tcW w:w="1345" w:type="dxa"/>
-          </w:tcPr>
-          <w:p>
-            <w:pPr>
-              <w:rPr>
-                <w:sz w:val="22"/>
-                <w:szCs w:val="22"/>
-              </w:rPr>
-            </w:pPr>
-            <w:r>
-              <w:rPr>
-                <w:sz w:val="22"/>
-                <w:szCs w:val="22"/>
-              </w:rPr>
-              <w:t>5</w:t>
-            </w:r>
-            <w:r>
-              <w:rPr>
-                <w:sz w:val="22"/>
-                <w:szCs w:val="22"/>
-              </w:rPr>
-              <w:t xml:space="preserve"> Zoom</w:t>
-            </w:r>
-          </w:p>
-        </w:tc>
-        <w:tc>
-          <w:tcPr>
-            <w:tcW w:w="1890" w:type="dxa"/>
-          </w:tcPr>
-          <w:p>
-            <w:pPr>
-              <w:rPr>
-                <w:sz w:val="22"/>
-                <w:szCs w:val="22"/>
-              </w:rPr>
-            </w:pPr>
-          </w:p>
-        </w:tc>
-        <w:tc>
-          <w:tcPr>
-            <w:tcW w:w="1980" w:type="dxa"/>
-          </w:tcPr>
-          <w:p>
-            <w:pPr>
-              <w:rPr>
-                <w:sz w:val="22"/>
-                <w:szCs w:val="22"/>
-              </w:rPr>
-            </w:pPr>
-          </w:p>
-        </w:tc>
-        <w:tc>
-          <w:tcPr>
-            <w:tcW w:w="5040" w:type="dxa"/>
-          </w:tcPr>
-          <w:p>
-            <w:pPr>
-              <w:rPr>
-                <w:sz w:val="22"/>
-                <w:szCs w:val="22"/>
-              </w:rPr>
-            </w:pPr>
+                <w:rFonts w:eastAsia="Aptos" w:cs=""/>
+                <w:kern w:val="2"/>
+                <w:sz w:val="22"/>
+                <w:szCs w:val="22"/>
+                <w:lang w:val="en-US" w:eastAsia="en-US" w:bidi="ar-SA"/>
+              </w:rPr>
+              <w:t>All</w:t>
+            </w:r>
           </w:p>
         </w:tc>
       </w:tr>
     </w:tbl>
     <w:p>
       <w:pPr>
-        <w:rPr>
-          <w:b/>
-          <w:bCs/>
-          <w:sz w:val="22"/>
-          <w:szCs w:val="22"/>
-        </w:rPr>
-      </w:pPr>
-    </w:p>
-    <w:p>
-      <w:pPr>
-        <w:rPr>
-          <w:b/>
-          <w:bCs/>
-          <w:sz w:val="22"/>
-          <w:szCs w:val="22"/>
-        </w:rPr>
-      </w:pPr>
-    </w:p>
-    <w:p>
-      <w:pPr>
+        <w:pStyle w:val="Normal"/>
+        <w:rPr>
+          <w:b/>
+          <w:bCs/>
+          <w:sz w:val="22"/>
+          <w:szCs w:val="22"/>
+        </w:rPr>
+      </w:pPr>
+      <w:r>
+        <w:rPr>
+          <w:b/>
+          <w:bCs/>
+          <w:sz w:val="22"/>
+          <w:szCs w:val="22"/>
+        </w:rPr>
+      </w:r>
+    </w:p>
+    <w:p>
+      <w:pPr>
+        <w:pStyle w:val="Normal"/>
+        <w:rPr>
+          <w:b/>
+          <w:bCs/>
+          <w:sz w:val="22"/>
+          <w:szCs w:val="22"/>
+        </w:rPr>
+      </w:pPr>
+      <w:r>
+        <w:rPr>
+          <w:b/>
+          <w:bCs/>
+          <w:sz w:val="22"/>
+          <w:szCs w:val="22"/>
+        </w:rPr>
+      </w:r>
+    </w:p>
+    <w:p>
+      <w:pPr>
+        <w:pStyle w:val="Normal"/>
         <w:rPr>
           <w:b/>
           <w:bCs/>
@@ -860,6 +1097,7 @@
     </w:p>
     <w:p>
       <w:pPr>
+        <w:pStyle w:val="Normal"/>
         <w:rPr>
           <w:sz w:val="22"/>
           <w:szCs w:val="22"/>
@@ -893,6 +1131,7 @@
     </w:p>
     <w:p>
       <w:pPr>
+        <w:pStyle w:val="Normal"/>
         <w:rPr>
           <w:sz w:val="22"/>
           <w:szCs w:val="22"/>
@@ -917,6 +1156,7 @@
     </w:p>
     <w:p>
       <w:pPr>
+        <w:pStyle w:val="Normal"/>
         <w:rPr>
           <w:sz w:val="22"/>
           <w:szCs w:val="22"/>
@@ -936,86 +1176,37 @@
           <w:sz w:val="22"/>
           <w:szCs w:val="22"/>
         </w:rPr>
-        <w:t xml:space="preserve"> We went ahead and started working on a rough UML diagram which later learned is </w:t>
-      </w:r>
-      <w:r>
-        <w:rPr>
-          <w:sz w:val="22"/>
-          <w:szCs w:val="22"/>
-        </w:rPr>
-        <w:t>a</w:t>
-      </w:r>
-      <w:r>
-        <w:rPr>
-          <w:sz w:val="22"/>
-          <w:szCs w:val="22"/>
-        </w:rPr>
-        <w:t xml:space="preserve"> class diagram. </w:t>
-      </w:r>
-    </w:p>
-    <w:p>
-      <w:pPr>
-        <w:rPr>
-          <w:sz w:val="22"/>
-          <w:szCs w:val="22"/>
-        </w:rPr>
-      </w:pPr>
-      <w:r>
-        <w:rPr>
-          <w:b/>
-          <w:bCs/>
-          <w:sz w:val="22"/>
-          <w:szCs w:val="22"/>
-        </w:rPr>
-        <w:t>Meeting 3:</w:t>
-      </w:r>
-      <w:r>
-        <w:rPr>
-          <w:b/>
-          <w:bCs/>
-          <w:sz w:val="22"/>
-          <w:szCs w:val="22"/>
-        </w:rPr>
-        <w:t xml:space="preserve"> </w:t>
-      </w:r>
-      <w:r>
-        <w:rPr>
-          <w:sz w:val="22"/>
-          <w:szCs w:val="22"/>
-        </w:rPr>
-        <w:t xml:space="preserve">We finalized the </w:t>
-      </w:r>
-      <w:r>
-        <w:rPr>
-          <w:sz w:val="22"/>
-          <w:szCs w:val="22"/>
-        </w:rPr>
-        <w:t xml:space="preserve">SRS and </w:t>
-      </w:r>
-      <w:r>
-        <w:rPr>
-          <w:sz w:val="22"/>
-          <w:szCs w:val="22"/>
-        </w:rPr>
-        <w:t xml:space="preserve">went ahead and started exploring </w:t>
-      </w:r>
-      <w:r>
-        <w:rPr>
-          <w:sz w:val="22"/>
-          <w:szCs w:val="22"/>
-        </w:rPr>
-        <w:t>the</w:t>
-      </w:r>
-      <w:r>
-        <w:rPr>
-          <w:sz w:val="22"/>
-          <w:szCs w:val="22"/>
-        </w:rPr>
-        <w:t xml:space="preserve"> different diagrams</w:t>
-      </w:r>
-    </w:p>
-    <w:p>
-      <w:pPr>
+        <w:t xml:space="preserve"> We went ahead and started working on a rough UML diagram which later learned is a class diagram. </w:t>
+      </w:r>
+    </w:p>
+    <w:p>
+      <w:pPr>
+        <w:pStyle w:val="Normal"/>
+        <w:rPr>
+          <w:sz w:val="22"/>
+          <w:szCs w:val="22"/>
+        </w:rPr>
+      </w:pPr>
+      <w:r>
+        <w:rPr>
+          <w:b/>
+          <w:bCs/>
+          <w:sz w:val="22"/>
+          <w:szCs w:val="22"/>
+        </w:rPr>
+        <w:t xml:space="preserve">Meeting 3: </w:t>
+      </w:r>
+      <w:r>
+        <w:rPr>
+          <w:sz w:val="22"/>
+          <w:szCs w:val="22"/>
+        </w:rPr>
+        <w:t>We finalized the SRS and went ahead and started exploring the different diagrams</w:t>
+      </w:r>
+    </w:p>
+    <w:p>
+      <w:pPr>
+        <w:pStyle w:val="Normal"/>
         <w:rPr>
           <w:sz w:val="22"/>
           <w:szCs w:val="22"/>
@@ -1035,41 +1226,57 @@
           <w:sz w:val="22"/>
           <w:szCs w:val="22"/>
         </w:rPr>
-        <w:t xml:space="preserve">Showed examples of what is needed for the different diagrams and as team </w:t>
-      </w:r>
-      <w:proofErr w:type="gramStart"/>
-      <w:r>
-        <w:rPr>
-          <w:sz w:val="22"/>
-          <w:szCs w:val="22"/>
-        </w:rPr>
-        <w:t>lead</w:t>
-      </w:r>
-      <w:proofErr w:type="gramEnd"/>
-      <w:r>
-        <w:rPr>
-          <w:sz w:val="22"/>
-          <w:szCs w:val="22"/>
-        </w:rPr>
-        <w:t xml:space="preserve"> </w:t>
-      </w:r>
-      <w:r>
-        <w:rPr>
-          <w:sz w:val="22"/>
-          <w:szCs w:val="22"/>
-        </w:rPr>
-        <w:t>explained it</w:t>
-      </w:r>
-      <w:r>
-        <w:rPr>
-          <w:sz w:val="22"/>
-          <w:szCs w:val="22"/>
-        </w:rPr>
-        <w:t xml:space="preserve"> to the best of my capabilities</w:t>
-      </w:r>
-    </w:p>
-    <w:p>
-      <w:pPr>
+        <w:t>Showed examples of what is needed for the different diagrams and as team lead explained it to the best of my capabilities</w:t>
+      </w:r>
+    </w:p>
+    <w:p>
+      <w:pPr>
+        <w:pStyle w:val="Normal"/>
+        <w:rPr>
+          <w:sz w:val="22"/>
+          <w:szCs w:val="22"/>
+        </w:rPr>
+      </w:pPr>
+      <w:r>
+        <w:rPr>
+          <w:b/>
+          <w:bCs/>
+          <w:sz w:val="22"/>
+          <w:szCs w:val="22"/>
+        </w:rPr>
+        <w:t xml:space="preserve">Meeting </w:t>
+      </w:r>
+      <w:r>
+        <w:rPr>
+          <w:b/>
+          <w:bCs/>
+          <w:sz w:val="22"/>
+          <w:szCs w:val="22"/>
+        </w:rPr>
+        <w:t>5</w:t>
+      </w:r>
+      <w:r>
+        <w:rPr>
+          <w:b/>
+          <w:bCs/>
+          <w:sz w:val="22"/>
+          <w:szCs w:val="22"/>
+        </w:rPr>
+        <w:t xml:space="preserve">: </w:t>
+      </w:r>
+      <w:r>
+        <w:rPr>
+          <w:b w:val="false"/>
+          <w:bCs w:val="false"/>
+          <w:sz w:val="22"/>
+          <w:szCs w:val="22"/>
+        </w:rPr>
+        <w:t>We started on each of our assigned diagrams, just need some more time to research and put them together.</w:t>
+      </w:r>
+    </w:p>
+    <w:p>
+      <w:pPr>
+        <w:pStyle w:val="Normal"/>
         <w:rPr>
           <w:sz w:val="22"/>
           <w:szCs w:val="22"/>
@@ -1103,6 +1310,7 @@
     </w:p>
     <w:p>
       <w:pPr>
+        <w:pStyle w:val="Normal"/>
         <w:rPr>
           <w:sz w:val="22"/>
           <w:szCs w:val="22"/>
@@ -1127,68 +1335,45 @@
     </w:p>
     <w:p>
       <w:pPr>
-        <w:rPr>
-          <w:sz w:val="22"/>
-          <w:szCs w:val="22"/>
-        </w:rPr>
-      </w:pPr>
-      <w:r>
-        <w:rPr>
-          <w:b/>
-          <w:bCs/>
-          <w:sz w:val="22"/>
-          <w:szCs w:val="22"/>
-        </w:rPr>
-        <w:t>Meeting 2:</w:t>
-      </w:r>
-      <w:r>
-        <w:rPr>
-          <w:b/>
-          <w:bCs/>
-          <w:sz w:val="22"/>
-          <w:szCs w:val="22"/>
-        </w:rPr>
-        <w:t xml:space="preserve"> </w:t>
-      </w:r>
-      <w:r>
-        <w:rPr>
-          <w:sz w:val="22"/>
-          <w:szCs w:val="22"/>
-        </w:rPr>
-        <w:t>Understanding what diagrams are needed and what th</w:t>
-      </w:r>
-      <w:r>
-        <w:rPr>
-          <w:sz w:val="22"/>
-          <w:szCs w:val="22"/>
-        </w:rPr>
-        <w:t xml:space="preserve">e requirements are </w:t>
-      </w:r>
-    </w:p>
-    <w:p>
-      <w:pPr>
-        <w:rPr>
-          <w:sz w:val="22"/>
-          <w:szCs w:val="22"/>
-        </w:rPr>
-      </w:pPr>
-      <w:r>
-        <w:rPr>
-          <w:b/>
-          <w:bCs/>
-          <w:sz w:val="22"/>
-          <w:szCs w:val="22"/>
-        </w:rPr>
-        <w:t>Meeting 3:</w:t>
-      </w:r>
-      <w:r>
-        <w:rPr>
-          <w:b/>
-          <w:bCs/>
-          <w:sz w:val="22"/>
-          <w:szCs w:val="22"/>
-        </w:rPr>
-        <w:t xml:space="preserve"> </w:t>
+        <w:pStyle w:val="Normal"/>
+        <w:rPr>
+          <w:sz w:val="22"/>
+          <w:szCs w:val="22"/>
+        </w:rPr>
+      </w:pPr>
+      <w:r>
+        <w:rPr>
+          <w:b/>
+          <w:bCs/>
+          <w:sz w:val="22"/>
+          <w:szCs w:val="22"/>
+        </w:rPr>
+        <w:t xml:space="preserve">Meeting 2: </w:t>
+      </w:r>
+      <w:r>
+        <w:rPr>
+          <w:sz w:val="22"/>
+          <w:szCs w:val="22"/>
+        </w:rPr>
+        <w:t xml:space="preserve">Understanding what diagrams are needed and what the requirements are </w:t>
+      </w:r>
+    </w:p>
+    <w:p>
+      <w:pPr>
+        <w:pStyle w:val="Normal"/>
+        <w:rPr>
+          <w:sz w:val="22"/>
+          <w:szCs w:val="22"/>
+        </w:rPr>
+      </w:pPr>
+      <w:r>
+        <w:rPr>
+          <w:b/>
+          <w:bCs/>
+          <w:sz w:val="22"/>
+          <w:szCs w:val="22"/>
+        </w:rPr>
+        <w:t xml:space="preserve">Meeting 3: </w:t>
       </w:r>
       <w:r>
         <w:rPr>
@@ -1200,19 +1385,19 @@
     </w:p>
     <w:p>
       <w:pPr>
-        <w:rPr>
-          <w:sz w:val="22"/>
-          <w:szCs w:val="22"/>
-        </w:rPr>
-      </w:pPr>
-      <w:r>
-        <w:rPr>
-          <w:b/>
-          <w:bCs/>
-          <w:sz w:val="22"/>
-          <w:szCs w:val="22"/>
-        </w:rPr>
-        <w:lastRenderedPageBreak/>
+        <w:pStyle w:val="Normal"/>
+        <w:rPr>
+          <w:sz w:val="22"/>
+          <w:szCs w:val="22"/>
+        </w:rPr>
+      </w:pPr>
+      <w:r>
+        <w:rPr>
+          <w:b/>
+          <w:bCs/>
+          <w:sz w:val="22"/>
+          <w:szCs w:val="22"/>
+        </w:rPr>
         <w:t xml:space="preserve">Meeting 4: </w:t>
       </w:r>
       <w:r>
@@ -1220,25 +1405,39 @@
           <w:sz w:val="22"/>
           <w:szCs w:val="22"/>
         </w:rPr>
-        <w:t xml:space="preserve">Finding Great examples to share </w:t>
-      </w:r>
-      <w:r>
-        <w:rPr>
-          <w:sz w:val="22"/>
-          <w:szCs w:val="22"/>
-        </w:rPr>
-        <w:t>with</w:t>
-      </w:r>
-      <w:r>
-        <w:rPr>
-          <w:sz w:val="22"/>
-          <w:szCs w:val="22"/>
-        </w:rPr>
-        <w:t xml:space="preserve"> the whole team </w:t>
-      </w:r>
-    </w:p>
-    <w:p>
-      <w:pPr>
+        <w:t xml:space="preserve">Finding Great examples to share with the whole team </w:t>
+      </w:r>
+    </w:p>
+    <w:p>
+      <w:pPr>
+        <w:pStyle w:val="Normal"/>
+        <w:rPr>
+          <w:sz w:val="22"/>
+          <w:szCs w:val="22"/>
+        </w:rPr>
+      </w:pPr>
+      <w:r>
+        <w:rPr>
+          <w:b/>
+          <w:bCs/>
+          <w:sz w:val="22"/>
+          <w:szCs w:val="22"/>
+        </w:rPr>
+        <w:t xml:space="preserve">Meeting 4: </w:t>
+      </w:r>
+      <w:r>
+        <w:rPr>
+          <w:b w:val="false"/>
+          <w:bCs w:val="false"/>
+          <w:sz w:val="22"/>
+          <w:szCs w:val="22"/>
+        </w:rPr>
+        <w:t>No main obstacles, we are making good progress</w:t>
+      </w:r>
+    </w:p>
+    <w:p>
+      <w:pPr>
+        <w:pStyle w:val="Normal"/>
         <w:rPr>
           <w:sz w:val="22"/>
           <w:szCs w:val="22"/>
@@ -1272,6 +1471,7 @@
     </w:p>
     <w:p>
       <w:pPr>
+        <w:pStyle w:val="Normal"/>
         <w:rPr>
           <w:sz w:val="22"/>
           <w:szCs w:val="22"/>
@@ -1296,30 +1496,22 @@
     </w:p>
     <w:p>
       <w:pPr>
-        <w:rPr>
-          <w:b/>
-          <w:bCs/>
-          <w:sz w:val="22"/>
-          <w:szCs w:val="22"/>
-        </w:rPr>
-      </w:pPr>
-      <w:r>
-        <w:rPr>
-          <w:b/>
-          <w:bCs/>
-          <w:sz w:val="22"/>
-          <w:szCs w:val="22"/>
-        </w:rPr>
-        <w:t>Meeting 2:</w:t>
-      </w:r>
-      <w:r>
-        <w:rPr>
-          <w:b/>
-          <w:bCs/>
-          <w:sz w:val="22"/>
-          <w:szCs w:val="22"/>
-        </w:rPr>
-        <w:t xml:space="preserve"> </w:t>
+        <w:pStyle w:val="Normal"/>
+        <w:rPr>
+          <w:b/>
+          <w:bCs/>
+          <w:sz w:val="22"/>
+          <w:szCs w:val="22"/>
+        </w:rPr>
+      </w:pPr>
+      <w:r>
+        <w:rPr>
+          <w:b/>
+          <w:bCs/>
+          <w:sz w:val="22"/>
+          <w:szCs w:val="22"/>
+        </w:rPr>
+        <w:t xml:space="preserve">Meeting 2: </w:t>
       </w:r>
       <w:r>
         <w:rPr>
@@ -1331,28 +1523,20 @@
     </w:p>
     <w:p>
       <w:pPr>
-        <w:rPr>
-          <w:sz w:val="22"/>
-          <w:szCs w:val="22"/>
-        </w:rPr>
-      </w:pPr>
-      <w:r>
-        <w:rPr>
-          <w:b/>
-          <w:bCs/>
-          <w:sz w:val="22"/>
-          <w:szCs w:val="22"/>
-        </w:rPr>
-        <w:t>Meeting 3:</w:t>
-      </w:r>
-      <w:r>
-        <w:rPr>
-          <w:b/>
-          <w:bCs/>
-          <w:sz w:val="22"/>
-          <w:szCs w:val="22"/>
-        </w:rPr>
-        <w:t xml:space="preserve"> </w:t>
+        <w:pStyle w:val="Normal"/>
+        <w:rPr>
+          <w:sz w:val="22"/>
+          <w:szCs w:val="22"/>
+        </w:rPr>
+      </w:pPr>
+      <w:r>
+        <w:rPr>
+          <w:b/>
+          <w:bCs/>
+          <w:sz w:val="22"/>
+          <w:szCs w:val="22"/>
+        </w:rPr>
+        <w:t xml:space="preserve">Meeting 3: </w:t>
       </w:r>
       <w:r>
         <w:rPr>
@@ -1364,6 +1548,7 @@
     </w:p>
     <w:p>
       <w:pPr>
+        <w:pStyle w:val="Normal"/>
         <w:rPr>
           <w:sz w:val="22"/>
           <w:szCs w:val="22"/>
@@ -1388,6 +1573,34 @@
     </w:p>
     <w:p>
       <w:pPr>
+        <w:pStyle w:val="Normal"/>
+        <w:rPr>
+          <w:sz w:val="22"/>
+          <w:szCs w:val="22"/>
+        </w:rPr>
+      </w:pPr>
+      <w:r>
+        <w:rPr>
+          <w:b/>
+          <w:bCs/>
+          <w:sz w:val="22"/>
+          <w:szCs w:val="22"/>
+        </w:rPr>
+        <w:t xml:space="preserve">Meeting 4: </w:t>
+      </w:r>
+      <w:r>
+        <w:rPr>
+          <w:b w:val="false"/>
+          <w:bCs w:val="false"/>
+          <w:sz w:val="22"/>
+          <w:szCs w:val="22"/>
+        </w:rPr>
+        <w:t>Continue working on the diagrams and have a rough draft at least on Tuesday.</w:t>
+      </w:r>
+    </w:p>
+    <w:p>
+      <w:pPr>
+        <w:pStyle w:val="Normal"/>
         <w:rPr>
           <w:b/>
           <w:bCs/>
@@ -1407,6 +1620,7 @@
     </w:p>
     <w:p>
       <w:pPr>
+        <w:pStyle w:val="Normal"/>
         <w:rPr>
           <w:sz w:val="22"/>
           <w:szCs w:val="22"/>
@@ -1424,6 +1638,7 @@
     </w:p>
     <w:p>
       <w:pPr>
+        <w:pStyle w:val="Normal"/>
         <w:rPr>
           <w:sz w:val="22"/>
           <w:szCs w:val="22"/>
@@ -1443,18 +1658,12 @@
           <w:sz w:val="22"/>
           <w:szCs w:val="22"/>
         </w:rPr>
-        <w:t xml:space="preserve">: </w:t>
-      </w:r>
-      <w:r>
-        <w:rPr>
-          <w:sz w:val="22"/>
-          <w:szCs w:val="22"/>
-        </w:rPr>
-        <w:t>Created a rough UML diagram based off the SRS and is on the GitHub.</w:t>
-      </w:r>
-    </w:p>
-    <w:p>
-      <w:pPr>
+        <w:t>: Created a rough UML diagram based off the SRS and is on the GitHub.</w:t>
+      </w:r>
+    </w:p>
+    <w:p>
+      <w:pPr>
+        <w:pStyle w:val="Normal"/>
         <w:rPr>
           <w:b/>
           <w:bCs/>
@@ -1474,6 +1683,7 @@
     </w:p>
     <w:p>
       <w:pPr>
+        <w:pStyle w:val="Normal"/>
         <w:rPr>
           <w:b/>
           <w:bCs/>
@@ -1493,6 +1703,7 @@
     </w:p>
     <w:p>
       <w:pPr>
+        <w:pStyle w:val="Normal"/>
         <w:rPr>
           <w:b/>
           <w:bCs/>
@@ -1512,14 +1723,22 @@
     </w:p>
     <w:p>
       <w:pPr>
-        <w:rPr>
-          <w:sz w:val="22"/>
-          <w:szCs w:val="22"/>
-        </w:rPr>
-      </w:pPr>
-    </w:p>
-    <w:p>
-      <w:pPr>
+        <w:pStyle w:val="Normal"/>
+        <w:rPr>
+          <w:sz w:val="22"/>
+          <w:szCs w:val="22"/>
+        </w:rPr>
+      </w:pPr>
+      <w:r>
+        <w:rPr>
+          <w:sz w:val="22"/>
+          <w:szCs w:val="22"/>
+        </w:rPr>
+      </w:r>
+    </w:p>
+    <w:p>
+      <w:pPr>
+        <w:pStyle w:val="Normal"/>
         <w:rPr>
           <w:b/>
           <w:bCs/>
@@ -1539,136 +1758,87 @@
     </w:p>
     <w:p>
       <w:pPr>
-        <w:rPr>
-          <w:b/>
-          <w:bCs/>
-          <w:sz w:val="22"/>
-          <w:szCs w:val="22"/>
-        </w:rPr>
-      </w:pPr>
-      <w:r>
-        <w:rPr>
-          <w:b/>
-          <w:bCs/>
-          <w:sz w:val="22"/>
-          <w:szCs w:val="22"/>
-        </w:rPr>
-        <w:t>Eric Parra</w:t>
-      </w:r>
-      <w:r>
-        <w:rPr>
-          <w:b/>
-          <w:bCs/>
-          <w:sz w:val="22"/>
-          <w:szCs w:val="22"/>
-        </w:rPr>
-        <w:t>l</w:t>
-      </w:r>
-      <w:r>
-        <w:rPr>
-          <w:b/>
-          <w:bCs/>
-          <w:sz w:val="22"/>
-          <w:szCs w:val="22"/>
-        </w:rPr>
-        <w:t xml:space="preserve">- Class Diagram </w:t>
-      </w:r>
-    </w:p>
-    <w:p>
-      <w:pPr>
-        <w:rPr>
-          <w:b/>
-          <w:bCs/>
-          <w:sz w:val="22"/>
-          <w:szCs w:val="22"/>
-        </w:rPr>
-      </w:pPr>
-      <w:r>
-        <w:rPr>
-          <w:b/>
-          <w:bCs/>
-          <w:sz w:val="22"/>
-          <w:szCs w:val="22"/>
-        </w:rPr>
-        <w:t>Nathan Car</w:t>
-      </w:r>
-      <w:r>
-        <w:rPr>
-          <w:b/>
-          <w:bCs/>
-          <w:sz w:val="22"/>
-          <w:szCs w:val="22"/>
-        </w:rPr>
-        <w:t>relson</w:t>
-      </w:r>
-      <w:r>
-        <w:rPr>
-          <w:b/>
-          <w:bCs/>
-          <w:sz w:val="22"/>
-          <w:szCs w:val="22"/>
-        </w:rPr>
-        <w:t>- Use Case Diagram</w:t>
-      </w:r>
-    </w:p>
-    <w:p>
-      <w:pPr>
-        <w:rPr>
-          <w:b/>
-          <w:bCs/>
-          <w:sz w:val="22"/>
-          <w:szCs w:val="22"/>
-        </w:rPr>
-      </w:pPr>
-      <w:r>
-        <w:rPr>
-          <w:b/>
-          <w:bCs/>
-          <w:sz w:val="22"/>
-          <w:szCs w:val="22"/>
-        </w:rPr>
-        <w:t>Kyler Cressal</w:t>
-      </w:r>
-      <w:r>
-        <w:rPr>
-          <w:b/>
-          <w:bCs/>
-          <w:sz w:val="22"/>
-          <w:szCs w:val="22"/>
-        </w:rPr>
-        <w:t>l- ERM Diagram</w:t>
-      </w:r>
-    </w:p>
-    <w:p>
-      <w:pPr>
-        <w:rPr>
-          <w:b/>
-          <w:bCs/>
-          <w:sz w:val="22"/>
-          <w:szCs w:val="22"/>
-        </w:rPr>
-      </w:pPr>
-      <w:r>
-        <w:rPr>
-          <w:b/>
-          <w:bCs/>
-          <w:sz w:val="22"/>
-          <w:szCs w:val="22"/>
-        </w:rPr>
-        <w:t>Thomas Ross</w:t>
-      </w:r>
-      <w:r>
-        <w:rPr>
-          <w:b/>
-          <w:bCs/>
-          <w:sz w:val="22"/>
-          <w:szCs w:val="22"/>
-        </w:rPr>
-        <w:t xml:space="preserve">- Architecture Diagram </w:t>
-      </w:r>
-    </w:p>
-    <w:p>
-      <w:pPr>
+        <w:pStyle w:val="Normal"/>
+        <w:rPr>
+          <w:b/>
+          <w:bCs/>
+          <w:sz w:val="22"/>
+          <w:szCs w:val="22"/>
+        </w:rPr>
+      </w:pPr>
+      <w:r>
+        <w:rPr>
+          <w:b/>
+          <w:bCs/>
+          <w:sz w:val="22"/>
+          <w:szCs w:val="22"/>
+        </w:rPr>
+        <w:t xml:space="preserve">Eric Parral- Class Diagram </w:t>
+      </w:r>
+    </w:p>
+    <w:p>
+      <w:pPr>
+        <w:pStyle w:val="Normal"/>
+        <w:rPr>
+          <w:b/>
+          <w:bCs/>
+          <w:sz w:val="22"/>
+          <w:szCs w:val="22"/>
+        </w:rPr>
+      </w:pPr>
+      <w:r>
+        <w:rPr>
+          <w:b/>
+          <w:bCs/>
+          <w:sz w:val="22"/>
+          <w:szCs w:val="22"/>
+        </w:rPr>
+        <w:t>Nathan Carrelson- Use Case Diagram</w:t>
+      </w:r>
+    </w:p>
+    <w:p>
+      <w:pPr>
+        <w:pStyle w:val="Normal"/>
+        <w:rPr>
+          <w:b/>
+          <w:bCs/>
+          <w:sz w:val="22"/>
+          <w:szCs w:val="22"/>
+        </w:rPr>
+      </w:pPr>
+      <w:r>
+        <w:rPr>
+          <w:b/>
+          <w:bCs/>
+          <w:sz w:val="22"/>
+          <w:szCs w:val="22"/>
+        </w:rPr>
+        <w:t>Kyler Cressall- ERM Diagram</w:t>
+      </w:r>
+    </w:p>
+    <w:p>
+      <w:pPr>
+        <w:pStyle w:val="Normal"/>
+        <w:rPr>
+          <w:b/>
+          <w:bCs/>
+          <w:sz w:val="22"/>
+          <w:szCs w:val="22"/>
+        </w:rPr>
+      </w:pPr>
+      <w:r>
+        <w:rPr>
+          <w:b/>
+          <w:bCs/>
+          <w:sz w:val="22"/>
+          <w:szCs w:val="22"/>
+        </w:rPr>
+        <w:t xml:space="preserve">Thomas Ross- Architecture Diagram </w:t>
+      </w:r>
+    </w:p>
+    <w:p>
+      <w:pPr>
+        <w:pStyle w:val="Normal"/>
         <w:rPr>
           <w:sz w:val="16"/>
           <w:szCs w:val="16"/>
@@ -1679,67 +1849,42 @@
           <w:sz w:val="16"/>
           <w:szCs w:val="16"/>
         </w:rPr>
-        <w:t>Ownership means who is responsible for making sure the action item gets done.</w:t>
-      </w:r>
-      <w:r>
-        <w:rPr>
-          <w:sz w:val="16"/>
-          <w:szCs w:val="16"/>
-        </w:rPr>
-        <w:t xml:space="preserve"> </w:t>
-      </w:r>
-      <w:r>
-        <w:rPr>
-          <w:sz w:val="16"/>
-          <w:szCs w:val="16"/>
-        </w:rPr>
-        <w:t xml:space="preserve">Since this is a small project, you may not have formal ownership roles. Instead, list the team </w:t>
-      </w:r>
-      <w:r>
-        <w:rPr>
-          <w:sz w:val="16"/>
-          <w:szCs w:val="16"/>
-        </w:rPr>
-        <w:t>members</w:t>
-      </w:r>
-      <w:r>
-        <w:rPr>
-          <w:sz w:val="16"/>
-          <w:szCs w:val="16"/>
-        </w:rPr>
-        <w:t xml:space="preserve"> assigned to each action item. In larger projects, ownership and assignment are typically separate roles.</w:t>
+        <w:t>Ownership means who is responsible for making sure the action item gets done. Since this is a small project, you may not have formal ownership roles. Instead, list the team members assigned to each action item. In larger projects, ownership and assignment are typically separate roles.</w:t>
       </w:r>
     </w:p>
     <w:tbl>
       <w:tblPr>
-        <w:tblW w:w="0" w:type="auto"/>
-        <w:tblCellSpacing w:w="15" w:type="dxa"/>
+        <w:tblW w:w="3465" w:type="dxa"/>
+        <w:jc w:val="left"/>
+        <w:tblInd w:w="0" w:type="dxa"/>
+        <w:tblLayout w:type="fixed"/>
         <w:tblCellMar>
           <w:top w:w="15" w:type="dxa"/>
           <w:left w:w="15" w:type="dxa"/>
           <w:bottom w:w="15" w:type="dxa"/>
           <w:right w:w="15" w:type="dxa"/>
         </w:tblCellMar>
-        <w:tblLook w:val="04A0" w:firstRow="1" w:lastRow="0" w:firstColumn="1" w:lastColumn="0" w:noHBand="0" w:noVBand="1"/>
+        <w:tblLook w:val="04a0" w:noHBand="0" w:noVBand="1" w:firstColumn="1" w:lastRow="0" w:lastColumn="0" w:firstRow="1"/>
       </w:tblPr>
       <w:tblGrid>
-        <w:gridCol w:w="1228"/>
-        <w:gridCol w:w="1237"/>
+        <w:gridCol w:w="1227"/>
+        <w:gridCol w:w="1238"/>
         <w:gridCol w:w="1000"/>
       </w:tblGrid>
       <w:tr>
         <w:trPr>
-          <w:tblHeader/>
-          <w:tblCellSpacing w:w="15" w:type="dxa"/>
+          <w:tblHeader w:val="true"/>
         </w:trPr>
         <w:tc>
           <w:tcPr>
-            <w:tcW w:w="0" w:type="auto"/>
+            <w:tcW w:w="1227" w:type="dxa"/>
+            <w:tcBorders/>
             <w:vAlign w:val="center"/>
-            <w:hideMark/>
           </w:tcPr>
           <w:p>
             <w:pPr>
+              <w:pStyle w:val="Normal"/>
+              <w:spacing w:before="0" w:after="160"/>
               <w:rPr>
                 <w:b/>
                 <w:bCs/>
@@ -1760,12 +1905,14 @@
         </w:tc>
         <w:tc>
           <w:tcPr>
-            <w:tcW w:w="0" w:type="auto"/>
+            <w:tcW w:w="1238" w:type="dxa"/>
+            <w:tcBorders/>
             <w:vAlign w:val="center"/>
-            <w:hideMark/>
           </w:tcPr>
           <w:p>
             <w:pPr>
+              <w:pStyle w:val="Normal"/>
+              <w:spacing w:before="0" w:after="160"/>
               <w:rPr>
                 <w:b/>
                 <w:bCs/>
@@ -1786,12 +1933,14 @@
         </w:tc>
         <w:tc>
           <w:tcPr>
-            <w:tcW w:w="0" w:type="auto"/>
+            <w:tcW w:w="1000" w:type="dxa"/>
+            <w:tcBorders/>
             <w:vAlign w:val="center"/>
-            <w:hideMark/>
           </w:tcPr>
           <w:p>
             <w:pPr>
+              <w:pStyle w:val="Normal"/>
+              <w:spacing w:before="0" w:after="160"/>
               <w:rPr>
                 <w:b/>
                 <w:bCs/>
@@ -1814,6 +1963,7 @@
     </w:tbl>
     <w:p>
       <w:pPr>
+        <w:pStyle w:val="Normal"/>
         <w:rPr>
           <w:b/>
           <w:bCs/>
@@ -1833,6 +1983,7 @@
     </w:p>
     <w:p>
       <w:pPr>
+        <w:pStyle w:val="Normal"/>
         <w:rPr>
           <w:b/>
           <w:bCs/>
@@ -1852,6 +2003,7 @@
     </w:p>
     <w:p>
       <w:pPr>
+        <w:pStyle w:val="Normal"/>
         <w:numPr>
           <w:ilvl w:val="0"/>
           <w:numId w:val="1"/>
@@ -1880,6 +2032,7 @@
     </w:p>
     <w:p>
       <w:pPr>
+        <w:pStyle w:val="Normal"/>
         <w:numPr>
           <w:ilvl w:val="0"/>
           <w:numId w:val="1"/>
@@ -1908,34 +2061,42 @@
     </w:p>
     <w:p>
       <w:pPr>
-        <w:rPr>
-          <w:sz w:val="22"/>
-          <w:szCs w:val="22"/>
-        </w:rPr>
-      </w:pPr>
-    </w:p>
-    <w:p>
-      <w:pPr>
-        <w:rPr>
-          <w:b/>
-          <w:bCs/>
-          <w:sz w:val="22"/>
-          <w:szCs w:val="22"/>
-        </w:rPr>
-      </w:pPr>
-      <w:r>
-        <w:rPr>
-          <w:b/>
-          <w:bCs/>
-          <w:sz w:val="22"/>
-          <w:szCs w:val="22"/>
-        </w:rPr>
-        <w:lastRenderedPageBreak/>
+        <w:pStyle w:val="Normal"/>
+        <w:rPr>
+          <w:sz w:val="22"/>
+          <w:szCs w:val="22"/>
+        </w:rPr>
+      </w:pPr>
+      <w:r>
+        <w:rPr>
+          <w:sz w:val="22"/>
+          <w:szCs w:val="22"/>
+        </w:rPr>
+      </w:r>
+    </w:p>
+    <w:p>
+      <w:pPr>
+        <w:pStyle w:val="Normal"/>
+        <w:rPr>
+          <w:b/>
+          <w:bCs/>
+          <w:sz w:val="22"/>
+          <w:szCs w:val="22"/>
+        </w:rPr>
+      </w:pPr>
+      <w:r>
+        <w:rPr>
+          <w:b/>
+          <w:bCs/>
+          <w:sz w:val="22"/>
+          <w:szCs w:val="22"/>
+        </w:rPr>
         <w:t>Team Lead Acknowledgment</w:t>
       </w:r>
     </w:p>
     <w:p>
       <w:pPr>
+        <w:pStyle w:val="Normal"/>
         <w:numPr>
           <w:ilvl w:val="0"/>
           <w:numId w:val="2"/>
@@ -1959,18 +2120,12 @@
           <w:sz w:val="22"/>
           <w:szCs w:val="22"/>
         </w:rPr>
-        <w:t xml:space="preserve"> </w:t>
-      </w:r>
-      <w:r>
-        <w:rPr>
-          <w:sz w:val="22"/>
-          <w:szCs w:val="22"/>
-        </w:rPr>
-        <w:t>Eric Miguel Parral</w:t>
-      </w:r>
-    </w:p>
-    <w:p>
-      <w:pPr>
+        <w:t xml:space="preserve"> Eric Miguel Parral</w:t>
+      </w:r>
+    </w:p>
+    <w:p>
+      <w:pPr>
+        <w:pStyle w:val="Normal"/>
         <w:numPr>
           <w:ilvl w:val="0"/>
           <w:numId w:val="2"/>
@@ -1994,18 +2149,12 @@
           <w:sz w:val="22"/>
           <w:szCs w:val="22"/>
         </w:rPr>
-        <w:t xml:space="preserve"> </w:t>
-      </w:r>
-      <w:r>
-        <w:rPr>
-          <w:sz w:val="22"/>
-          <w:szCs w:val="22"/>
-        </w:rPr>
-        <w:t>Eric Miguel Parral</w:t>
-      </w:r>
-    </w:p>
-    <w:p>
-      <w:pPr>
+        <w:t xml:space="preserve"> Eric Miguel Parral</w:t>
+      </w:r>
+    </w:p>
+    <w:p>
+      <w:pPr>
+        <w:pStyle w:val="Normal"/>
         <w:numPr>
           <w:ilvl w:val="0"/>
           <w:numId w:val="2"/>
@@ -2034,14 +2183,22 @@
     </w:p>
     <w:p>
       <w:pPr>
-        <w:rPr>
-          <w:sz w:val="22"/>
-          <w:szCs w:val="22"/>
-        </w:rPr>
-      </w:pPr>
-    </w:p>
-    <w:p>
-      <w:pPr>
+        <w:pStyle w:val="Normal"/>
+        <w:rPr>
+          <w:sz w:val="22"/>
+          <w:szCs w:val="22"/>
+        </w:rPr>
+      </w:pPr>
+      <w:r>
+        <w:rPr>
+          <w:sz w:val="22"/>
+          <w:szCs w:val="22"/>
+        </w:rPr>
+      </w:r>
+    </w:p>
+    <w:p>
+      <w:pPr>
+        <w:pStyle w:val="Normal"/>
         <w:rPr>
           <w:sz w:val="22"/>
           <w:szCs w:val="22"/>
@@ -2057,40 +2214,50 @@
     </w:p>
     <w:p>
       <w:pPr>
-        <w:rPr>
-          <w:sz w:val="22"/>
-          <w:szCs w:val="22"/>
-        </w:rPr>
-      </w:pPr>
+        <w:pStyle w:val="Normal"/>
+        <w:rPr>
+          <w:sz w:val="22"/>
+          <w:szCs w:val="22"/>
+        </w:rPr>
+      </w:pPr>
+      <w:r>
+        <w:rPr>
+          <w:sz w:val="22"/>
+          <w:szCs w:val="22"/>
+        </w:rPr>
+      </w:r>
     </w:p>
     <w:tbl>
       <w:tblPr>
-        <w:tblW w:w="0" w:type="auto"/>
-        <w:tblCellSpacing w:w="15" w:type="dxa"/>
+        <w:tblW w:w="228" w:type="dxa"/>
+        <w:jc w:val="left"/>
+        <w:tblInd w:w="0" w:type="dxa"/>
+        <w:tblLayout w:type="fixed"/>
         <w:tblCellMar>
           <w:top w:w="15" w:type="dxa"/>
           <w:left w:w="15" w:type="dxa"/>
           <w:bottom w:w="15" w:type="dxa"/>
           <w:right w:w="15" w:type="dxa"/>
         </w:tblCellMar>
-        <w:tblLook w:val="04A0" w:firstRow="1" w:lastRow="0" w:firstColumn="1" w:lastColumn="0" w:noHBand="0" w:noVBand="1"/>
+        <w:tblLook w:val="04a0" w:noHBand="0" w:noVBand="1" w:firstColumn="1" w:lastRow="0" w:lastColumn="0" w:firstRow="1"/>
       </w:tblPr>
       <w:tblGrid>
         <w:gridCol w:w="81"/>
-        <w:gridCol w:w="66"/>
-        <w:gridCol w:w="81"/>
+        <w:gridCol w:w="65"/>
+        <w:gridCol w:w="82"/>
       </w:tblGrid>
       <w:tr>
-        <w:trPr>
-          <w:tblCellSpacing w:w="15" w:type="dxa"/>
-        </w:trPr>
+        <w:trPr/>
         <w:tc>
           <w:tcPr>
-            <w:tcW w:w="0" w:type="auto"/>
+            <w:tcW w:w="81" w:type="dxa"/>
+            <w:tcBorders/>
             <w:vAlign w:val="center"/>
           </w:tcPr>
           <w:p>
             <w:pPr>
+              <w:pStyle w:val="Normal"/>
+              <w:spacing w:before="0" w:after="160"/>
               <w:rPr>
                 <w:b/>
                 <w:bCs/>
@@ -2098,87 +2265,140 @@
                 <w:szCs w:val="22"/>
               </w:rPr>
             </w:pPr>
+            <w:r>
+              <w:rPr>
+                <w:b/>
+                <w:bCs/>
+                <w:sz w:val="22"/>
+                <w:szCs w:val="22"/>
+              </w:rPr>
+            </w:r>
           </w:p>
         </w:tc>
         <w:tc>
           <w:tcPr>
-            <w:tcW w:w="0" w:type="auto"/>
+            <w:tcW w:w="65" w:type="dxa"/>
+            <w:tcBorders/>
             <w:vAlign w:val="center"/>
           </w:tcPr>
           <w:p>
             <w:pPr>
+              <w:pStyle w:val="Normal"/>
+              <w:spacing w:before="0" w:after="160"/>
               <w:rPr>
                 <w:sz w:val="22"/>
                 <w:szCs w:val="22"/>
               </w:rPr>
             </w:pPr>
+            <w:r>
+              <w:rPr>
+                <w:sz w:val="22"/>
+                <w:szCs w:val="22"/>
+              </w:rPr>
+            </w:r>
           </w:p>
         </w:tc>
         <w:tc>
           <w:tcPr>
-            <w:tcW w:w="0" w:type="auto"/>
+            <w:tcW w:w="82" w:type="dxa"/>
+            <w:tcBorders/>
             <w:vAlign w:val="center"/>
           </w:tcPr>
           <w:p>
             <w:pPr>
+              <w:pStyle w:val="Normal"/>
+              <w:spacing w:before="0" w:after="160"/>
               <w:rPr>
                 <w:sz w:val="22"/>
                 <w:szCs w:val="22"/>
               </w:rPr>
             </w:pPr>
+            <w:r>
+              <w:rPr>
+                <w:sz w:val="22"/>
+                <w:szCs w:val="22"/>
+              </w:rPr>
+            </w:r>
           </w:p>
         </w:tc>
       </w:tr>
       <w:tr>
-        <w:trPr>
-          <w:tblCellSpacing w:w="15" w:type="dxa"/>
-        </w:trPr>
+        <w:trPr/>
         <w:tc>
           <w:tcPr>
-            <w:tcW w:w="0" w:type="auto"/>
+            <w:tcW w:w="81" w:type="dxa"/>
+            <w:tcBorders/>
             <w:vAlign w:val="center"/>
           </w:tcPr>
           <w:p>
             <w:pPr>
+              <w:pStyle w:val="Normal"/>
+              <w:spacing w:before="0" w:after="160"/>
               <w:rPr>
                 <w:sz w:val="22"/>
                 <w:szCs w:val="22"/>
               </w:rPr>
             </w:pPr>
+            <w:r>
+              <w:rPr>
+                <w:sz w:val="22"/>
+                <w:szCs w:val="22"/>
+              </w:rPr>
+            </w:r>
           </w:p>
         </w:tc>
         <w:tc>
           <w:tcPr>
-            <w:tcW w:w="0" w:type="auto"/>
+            <w:tcW w:w="65" w:type="dxa"/>
+            <w:tcBorders/>
             <w:vAlign w:val="center"/>
           </w:tcPr>
           <w:p>
             <w:pPr>
+              <w:pStyle w:val="Normal"/>
+              <w:spacing w:before="0" w:after="160"/>
               <w:rPr>
                 <w:sz w:val="22"/>
                 <w:szCs w:val="22"/>
               </w:rPr>
             </w:pPr>
+            <w:r>
+              <w:rPr>
+                <w:sz w:val="22"/>
+                <w:szCs w:val="22"/>
+              </w:rPr>
+            </w:r>
           </w:p>
         </w:tc>
         <w:tc>
           <w:tcPr>
-            <w:tcW w:w="0" w:type="auto"/>
+            <w:tcW w:w="82" w:type="dxa"/>
+            <w:tcBorders/>
             <w:vAlign w:val="center"/>
           </w:tcPr>
           <w:p>
             <w:pPr>
+              <w:pStyle w:val="Normal"/>
+              <w:spacing w:before="0" w:after="160"/>
               <w:rPr>
                 <w:sz w:val="22"/>
                 <w:szCs w:val="22"/>
               </w:rPr>
             </w:pPr>
+            <w:r>
+              <w:rPr>
+                <w:sz w:val="22"/>
+                <w:szCs w:val="22"/>
+              </w:rPr>
+            </w:r>
           </w:p>
         </w:tc>
       </w:tr>
     </w:tbl>
     <w:p>
       <w:pPr>
+        <w:pStyle w:val="Normal"/>
+        <w:spacing w:before="0" w:after="160"/>
         <w:rPr>
           <w:b/>
           <w:bCs/>
@@ -2192,107 +2412,77 @@
           <w:sz w:val="18"/>
           <w:szCs w:val="18"/>
         </w:rPr>
-        <w:t>T</w:t>
-      </w:r>
-      <w:r>
-        <w:rPr>
-          <w:sz w:val="18"/>
-          <w:szCs w:val="18"/>
-        </w:rPr>
-        <w:t>his meeting log supports accountability, progress tracking, and early risk identification. Logs may be reviewed periodically to assess team participation and project momentum.</w:t>
-      </w:r>
-      <w:r>
-        <w:rPr>
-          <w:sz w:val="18"/>
-          <w:szCs w:val="18"/>
-        </w:rPr>
-        <w:t xml:space="preserve"> </w:t>
-      </w:r>
-      <w:r>
-        <w:rPr>
-          <w:sz w:val="18"/>
-          <w:szCs w:val="18"/>
-        </w:rPr>
-        <w:t>Teams that meet more than three times per week must document each additional meeting. Please add to the information above in the template and complete all required sections for each meeting.</w:t>
+        <w:t>This meeting log supports accountability, progress tracking, and early risk identification. Logs may be reviewed periodically to assess team participation and project momentum. Teams that meet more than three times per week must document each additional meeting. Please add to the information above in the template and complete all required sections for each meeting.</w:t>
       </w:r>
     </w:p>
     <w:sectPr>
-      <w:headerReference w:type="default" r:id="rId7"/>
-      <w:footerReference w:type="default" r:id="rId8"/>
+      <w:headerReference w:type="even" r:id="rId2"/>
+      <w:headerReference w:type="default" r:id="rId3"/>
+      <w:headerReference w:type="first" r:id="rId4"/>
+      <w:footerReference w:type="even" r:id="rId5"/>
+      <w:footerReference w:type="default" r:id="rId6"/>
+      <w:footerReference w:type="first" r:id="rId7"/>
+      <w:type w:val="nextPage"/>
       <w:pgSz w:w="12240" w:h="15840"/>
-      <w:pgMar w:top="1440" w:right="1440" w:bottom="1440" w:left="1440" w:header="720" w:footer="720" w:gutter="0"/>
-      <w:cols w:space="720"/>
-      <w:docGrid w:linePitch="360"/>
+      <w:pgMar w:left="1440" w:right="1440" w:gutter="0" w:header="720" w:top="1440" w:footer="720" w:bottom="1440"/>
+      <w:pgNumType w:fmt="decimal"/>
+      <w:formProt w:val="false"/>
+      <w:textDirection w:val="lrTb"/>
+      <w:docGrid w:type="default" w:linePitch="360" w:charSpace="0"/>
     </w:sectPr>
   </w:body>
 </w:document>
 </file>
 
-<file path=word/endnotes.xml><?xml version="1.0" encoding="utf-8"?>
-<w:endnotes xmlns:wpc="http://schemas.microsoft.com/office/word/2010/wordprocessingCanvas" xmlns:cx="http://schemas.microsoft.com/office/drawing/2014/chartex" xmlns:cx1="http://schemas.microsoft.com/office/drawing/2015/9/8/chartex" xmlns:cx2="http://schemas.microsoft.com/office/drawing/2015/10/21/chartex" xmlns:cx3="http://schemas.microsoft.com/office/drawing/2016/5/9/chartex" xmlns:cx4="http://schemas.microsoft.com/office/drawing/2016/5/10/chartex" xmlns:cx5="http://schemas.microsoft.com/office/drawing/2016/5/11/chartex" xmlns:cx6="http://schemas.microsoft.com/office/drawing/2016/5/12/chartex" xmlns:cx7="http://schemas.microsoft.com/office/drawing/2016/5/13/chartex" xmlns:cx8="http://schemas.microsoft.com/office/drawing/2016/5/14/chartex" xmlns:mc="http://schemas.openxmlformats.org/markup-compatibility/2006" xmlns:aink="http://schemas.microsoft.com/office/drawing/2016/ink" xmlns:am3d="http://schemas.microsoft.com/office/drawing/2017/model3d" xmlns:o="urn:schemas-microsoft-com:office:office" xmlns:oel="http://schemas.microsoft.com/office/2019/extlst" xmlns:r="http://schemas.openxmlformats.org/officeDocument/2006/relationships" xmlns:m="http://schemas.openxmlformats.org/officeDocument/2006/math" xmlns:v="urn:schemas-microsoft-com:vml" xmlns:wp14="http://schemas.microsoft.com/office/word/2010/wordprocessingDrawing" xmlns:wp="http://schemas.openxmlformats.org/drawingml/2006/wordprocessingDrawing" xmlns:w10="urn:schemas-microsoft-com:office:word" xmlns:w="http://schemas.openxmlformats.org/wordprocessingml/2006/main" xmlns:w14="http://schemas.microsoft.com/office/word/2010/wordml" xmlns:w15="http://schemas.microsoft.com/office/word/2012/wordml" xmlns:w16cex="http://schemas.microsoft.com/office/word/2018/wordml/cex" xmlns:w16cid="http://schemas.microsoft.com/office/word/2016/wordml/cid" xmlns:w16="http://schemas.microsoft.com/office/word/2018/wordml" xmlns:w16du="http://schemas.microsoft.com/office/word/2023/wordml/word16du" xmlns:w16sdtdh="http://schemas.microsoft.com/office/word/2020/wordml/sdtdatahash" xmlns:w16sdtfl="http://schemas.microsoft.com/office/word/2024/wordml/sdtformatlock" xmlns:w16se="http://schemas.microsoft.com/office/word/2015/wordml/symex" xmlns:wpg="http://schemas.microsoft.com/office/word/2010/wordprocessingGroup" xmlns:wpi="http://schemas.microsoft.com/office/word/2010/wordprocessingInk" xmlns:wne="http://schemas.microsoft.com/office/word/2006/wordml" xmlns:wps="http://schemas.microsoft.com/office/word/2010/wordprocessingShape" mc:Ignorable="w14 w15 w16se w16cid w16 w16cex w16sdtdh w16sdtfl w16du wp14">
-  <w:endnote w:type="separator" w:id="-1">
-    <w:p>
-      <w:pPr>
-        <w:spacing w:after="0" w:line="240" w:lineRule="auto"/>
-      </w:pPr>
-      <w:r>
-        <w:separator/>
-      </w:r>
-    </w:p>
-  </w:endnote>
-  <w:endnote w:type="continuationSeparator" w:id="0">
-    <w:p>
-      <w:pPr>
-        <w:spacing w:after="0" w:line="240" w:lineRule="auto"/>
-      </w:pPr>
-      <w:r>
-        <w:continuationSeparator/>
-      </w:r>
-    </w:p>
-  </w:endnote>
-</w:endnotes>
+<file path=word/footer1.xml><?xml version="1.0" encoding="utf-8"?>
+<w:ftr xmlns:o="urn:schemas-microsoft-com:office:office" xmlns:r="http://schemas.openxmlformats.org/officeDocument/2006/relationships" xmlns:v="urn:schemas-microsoft-com:vml" xmlns:w="http://schemas.openxmlformats.org/wordprocessingml/2006/main" xmlns:w10="urn:schemas-microsoft-com:office:word" xmlns:wp="http://schemas.openxmlformats.org/drawingml/2006/wordprocessingDrawing" xmlns:wps="http://schemas.microsoft.com/office/word/2010/wordprocessingShape" xmlns:wpg="http://schemas.microsoft.com/office/word/2010/wordprocessingGroup" xmlns:mc="http://schemas.openxmlformats.org/markup-compatibility/2006" xmlns:wp14="http://schemas.microsoft.com/office/word/2010/wordprocessingDrawing" xmlns:w14="http://schemas.microsoft.com/office/word/2010/wordml" xmlns:w15="http://schemas.microsoft.com/office/word/2012/wordml" mc:Ignorable="w14 wp14 w15">
+  <w:p>
+    <w:pPr>
+      <w:pStyle w:val="Footer"/>
+      <w:rPr/>
+    </w:pPr>
+    <w:r>
+      <w:rPr/>
+    </w:r>
+  </w:p>
+</w:ftr>
 </file>
 
-<file path=word/footer1.xml><?xml version="1.0" encoding="utf-8"?>
-<w:ftr xmlns:wpc="http://schemas.microsoft.com/office/word/2010/wordprocessingCanvas" xmlns:cx="http://schemas.microsoft.com/office/drawing/2014/chartex" xmlns:cx1="http://schemas.microsoft.com/office/drawing/2015/9/8/chartex" xmlns:cx2="http://schemas.microsoft.com/office/drawing/2015/10/21/chartex" xmlns:cx3="http://schemas.microsoft.com/office/drawing/2016/5/9/chartex" xmlns:cx4="http://schemas.microsoft.com/office/drawing/2016/5/10/chartex" xmlns:cx5="http://schemas.microsoft.com/office/drawing/2016/5/11/chartex" xmlns:cx6="http://schemas.microsoft.com/office/drawing/2016/5/12/chartex" xmlns:cx7="http://schemas.microsoft.com/office/drawing/2016/5/13/chartex" xmlns:cx8="http://schemas.microsoft.com/office/drawing/2016/5/14/chartex" xmlns:mc="http://schemas.openxmlformats.org/markup-compatibility/2006" xmlns:aink="http://schemas.microsoft.com/office/drawing/2016/ink" xmlns:am3d="http://schemas.microsoft.com/office/drawing/2017/model3d" xmlns:o="urn:schemas-microsoft-com:office:office" xmlns:oel="http://schemas.microsoft.com/office/2019/extlst" xmlns:r="http://schemas.openxmlformats.org/officeDocument/2006/relationships" xmlns:m="http://schemas.openxmlformats.org/officeDocument/2006/math" xmlns:v="urn:schemas-microsoft-com:vml" xmlns:wp14="http://schemas.microsoft.com/office/word/2010/wordprocessingDrawing" xmlns:wp="http://schemas.openxmlformats.org/drawingml/2006/wordprocessingDrawing" xmlns:w10="urn:schemas-microsoft-com:office:word" xmlns:w="http://schemas.openxmlformats.org/wordprocessingml/2006/main" xmlns:w14="http://schemas.microsoft.com/office/word/2010/wordml" xmlns:w15="http://schemas.microsoft.com/office/word/2012/wordml" xmlns:w16cex="http://schemas.microsoft.com/office/word/2018/wordml/cex" xmlns:w16cid="http://schemas.microsoft.com/office/word/2016/wordml/cid" xmlns:w16="http://schemas.microsoft.com/office/word/2018/wordml" xmlns:w16du="http://schemas.microsoft.com/office/word/2023/wordml/word16du" xmlns:w16sdtdh="http://schemas.microsoft.com/office/word/2020/wordml/sdtdatahash" xmlns:w16sdtfl="http://schemas.microsoft.com/office/word/2024/wordml/sdtformatlock" xmlns:w16se="http://schemas.microsoft.com/office/word/2015/wordml/symex" xmlns:wpg="http://schemas.microsoft.com/office/word/2010/wordprocessingGroup" xmlns:wpi="http://schemas.microsoft.com/office/word/2010/wordprocessingInk" xmlns:wne="http://schemas.microsoft.com/office/word/2006/wordml" xmlns:wps="http://schemas.microsoft.com/office/word/2010/wordprocessingShape" mc:Ignorable="w14 w15 w16se w16cid w16 w16cex w16sdtdh w16sdtfl w16du wp14">
+<file path=word/footer2.xml><?xml version="1.0" encoding="utf-8"?>
+<w:ftr xmlns:o="urn:schemas-microsoft-com:office:office" xmlns:r="http://schemas.openxmlformats.org/officeDocument/2006/relationships" xmlns:v="urn:schemas-microsoft-com:vml" xmlns:w="http://schemas.openxmlformats.org/wordprocessingml/2006/main" xmlns:w10="urn:schemas-microsoft-com:office:word" xmlns:wp="http://schemas.openxmlformats.org/drawingml/2006/wordprocessingDrawing" xmlns:wps="http://schemas.microsoft.com/office/word/2010/wordprocessingShape" xmlns:wpg="http://schemas.microsoft.com/office/word/2010/wordprocessingGroup" xmlns:mc="http://schemas.openxmlformats.org/markup-compatibility/2006" xmlns:wp14="http://schemas.microsoft.com/office/word/2010/wordprocessingDrawing" xmlns:w14="http://schemas.microsoft.com/office/word/2010/wordml" xmlns:w15="http://schemas.microsoft.com/office/word/2012/wordml" mc:Ignorable="w14 wp14 w15">
   <w:sdt>
     <w:sdtPr>
-      <w:id w:val="-2022315609"/>
       <w:docPartObj>
         <w:docPartGallery w:val="Page Numbers (Bottom of Page)"/>
-        <w:docPartUnique/>
+        <w:docPartUnique w:val="true"/>
       </w:docPartObj>
+      <w:id w:val="-2022315609"/>
     </w:sdtPr>
-    <w:sdtEndPr>
-      <w:rPr>
-        <w:noProof/>
-      </w:rPr>
-    </w:sdtEndPr>
     <w:sdtContent>
       <w:p>
         <w:pPr>
           <w:pStyle w:val="Footer"/>
           <w:jc w:val="right"/>
+          <w:rPr/>
         </w:pPr>
         <w:r>
+          <w:rPr/>
           <w:fldChar w:fldCharType="begin"/>
         </w:r>
         <w:r>
-          <w:instrText xml:space="preserve"> PAGE   \* MERGEFORMAT </w:instrText>
+          <w:rPr/>
+          <w:instrText xml:space="preserve"> PAGE </w:instrText>
         </w:r>
         <w:r>
+          <w:rPr/>
           <w:fldChar w:fldCharType="separate"/>
         </w:r>
         <w:r>
-          <w:rPr>
-            <w:noProof/>
-          </w:rPr>
-          <w:t>2</w:t>
+          <w:rPr/>
+          <w:t>3</w:t>
         </w:r>
         <w:r>
-          <w:rPr>
-            <w:noProof/>
-          </w:rPr>
+          <w:rPr/>
           <w:fldChar w:fldCharType="end"/>
         </w:r>
       </w:p>
@@ -2306,54 +2496,115 @@
         <w:szCs w:val="16"/>
       </w:rPr>
     </w:pPr>
-    <w:proofErr w:type="spellStart"/>
     <w:r>
-      <w:rPr>
-        <w:sz w:val="16"/>
-        <w:szCs w:val="16"/>
-      </w:rPr>
-      <w:t>ioverflowSolutions</w:t>
-    </w:r>
-    <w:proofErr w:type="spellEnd"/>
-    <w:r>
-      <w:rPr>
-        <w:sz w:val="16"/>
-        <w:szCs w:val="16"/>
-      </w:rPr>
-      <w:t xml:space="preserve"> copyright</w:t>
+      <w:rPr/>
     </w:r>
   </w:p>
 </w:ftr>
 </file>
 
-<file path=word/footnotes.xml><?xml version="1.0" encoding="utf-8"?>
-<w:footnotes xmlns:wpc="http://schemas.microsoft.com/office/word/2010/wordprocessingCanvas" xmlns:cx="http://schemas.microsoft.com/office/drawing/2014/chartex" xmlns:cx1="http://schemas.microsoft.com/office/drawing/2015/9/8/chartex" xmlns:cx2="http://schemas.microsoft.com/office/drawing/2015/10/21/chartex" xmlns:cx3="http://schemas.microsoft.com/office/drawing/2016/5/9/chartex" xmlns:cx4="http://schemas.microsoft.com/office/drawing/2016/5/10/chartex" xmlns:cx5="http://schemas.microsoft.com/office/drawing/2016/5/11/chartex" xmlns:cx6="http://schemas.microsoft.com/office/drawing/2016/5/12/chartex" xmlns:cx7="http://schemas.microsoft.com/office/drawing/2016/5/13/chartex" xmlns:cx8="http://schemas.microsoft.com/office/drawing/2016/5/14/chartex" xmlns:mc="http://schemas.openxmlformats.org/markup-compatibility/2006" xmlns:aink="http://schemas.microsoft.com/office/drawing/2016/ink" xmlns:am3d="http://schemas.microsoft.com/office/drawing/2017/model3d" xmlns:o="urn:schemas-microsoft-com:office:office" xmlns:oel="http://schemas.microsoft.com/office/2019/extlst" xmlns:r="http://schemas.openxmlformats.org/officeDocument/2006/relationships" xmlns:m="http://schemas.openxmlformats.org/officeDocument/2006/math" xmlns:v="urn:schemas-microsoft-com:vml" xmlns:wp14="http://schemas.microsoft.com/office/word/2010/wordprocessingDrawing" xmlns:wp="http://schemas.openxmlformats.org/drawingml/2006/wordprocessingDrawing" xmlns:w10="urn:schemas-microsoft-com:office:word" xmlns:w="http://schemas.openxmlformats.org/wordprocessingml/2006/main" xmlns:w14="http://schemas.microsoft.com/office/word/2010/wordml" xmlns:w15="http://schemas.microsoft.com/office/word/2012/wordml" xmlns:w16cex="http://schemas.microsoft.com/office/word/2018/wordml/cex" xmlns:w16cid="http://schemas.microsoft.com/office/word/2016/wordml/cid" xmlns:w16="http://schemas.microsoft.com/office/word/2018/wordml" xmlns:w16du="http://schemas.microsoft.com/office/word/2023/wordml/word16du" xmlns:w16sdtdh="http://schemas.microsoft.com/office/word/2020/wordml/sdtdatahash" xmlns:w16sdtfl="http://schemas.microsoft.com/office/word/2024/wordml/sdtformatlock" xmlns:w16se="http://schemas.microsoft.com/office/word/2015/wordml/symex" xmlns:wpg="http://schemas.microsoft.com/office/word/2010/wordprocessingGroup" xmlns:wpi="http://schemas.microsoft.com/office/word/2010/wordprocessingInk" xmlns:wne="http://schemas.microsoft.com/office/word/2006/wordml" xmlns:wps="http://schemas.microsoft.com/office/word/2010/wordprocessingShape" mc:Ignorable="w14 w15 w16se w16cid w16 w16cex w16sdtdh w16sdtfl w16du wp14">
-  <w:footnote w:type="separator" w:id="-1">
-    <w:p>
-      <w:pPr>
-        <w:spacing w:after="0" w:line="240" w:lineRule="auto"/>
-      </w:pPr>
-      <w:r>
-        <w:separator/>
-      </w:r>
-    </w:p>
-  </w:footnote>
-  <w:footnote w:type="continuationSeparator" w:id="0">
-    <w:p>
-      <w:pPr>
-        <w:spacing w:after="0" w:line="240" w:lineRule="auto"/>
-      </w:pPr>
-      <w:r>
-        <w:continuationSeparator/>
-      </w:r>
-    </w:p>
-  </w:footnote>
-</w:footnotes>
+<file path=word/footer3.xml><?xml version="1.0" encoding="utf-8"?>
+<w:ftr xmlns:o="urn:schemas-microsoft-com:office:office" xmlns:r="http://schemas.openxmlformats.org/officeDocument/2006/relationships" xmlns:v="urn:schemas-microsoft-com:vml" xmlns:w="http://schemas.openxmlformats.org/wordprocessingml/2006/main" xmlns:w10="urn:schemas-microsoft-com:office:word" xmlns:wp="http://schemas.openxmlformats.org/drawingml/2006/wordprocessingDrawing" xmlns:wps="http://schemas.microsoft.com/office/word/2010/wordprocessingShape" xmlns:wpg="http://schemas.microsoft.com/office/word/2010/wordprocessingGroup" xmlns:mc="http://schemas.openxmlformats.org/markup-compatibility/2006" xmlns:wp14="http://schemas.microsoft.com/office/word/2010/wordprocessingDrawing" xmlns:w14="http://schemas.microsoft.com/office/word/2010/wordml" xmlns:w15="http://schemas.microsoft.com/office/word/2012/wordml" mc:Ignorable="w14 wp14 w15">
+  <w:sdt>
+    <w:sdtPr>
+      <w:docPartObj>
+        <w:docPartGallery w:val="Page Numbers (Bottom of Page)"/>
+        <w:docPartUnique w:val="true"/>
+      </w:docPartObj>
+      <w:id w:val="-2022315609"/>
+    </w:sdtPr>
+    <w:sdtContent>
+      <w:p>
+        <w:pPr>
+          <w:pStyle w:val="Footer"/>
+          <w:jc w:val="right"/>
+          <w:rPr/>
+        </w:pPr>
+        <w:r>
+          <w:rPr/>
+          <w:fldChar w:fldCharType="begin"/>
+        </w:r>
+        <w:r>
+          <w:rPr/>
+          <w:instrText xml:space="preserve"> PAGE </w:instrText>
+        </w:r>
+        <w:r>
+          <w:rPr/>
+          <w:fldChar w:fldCharType="separate"/>
+        </w:r>
+        <w:r>
+          <w:rPr/>
+          <w:t>3</w:t>
+        </w:r>
+        <w:r>
+          <w:rPr/>
+          <w:fldChar w:fldCharType="end"/>
+        </w:r>
+      </w:p>
+    </w:sdtContent>
+  </w:sdt>
+  <w:p>
+    <w:pPr>
+      <w:pStyle w:val="Footer"/>
+      <w:rPr>
+        <w:sz w:val="16"/>
+        <w:szCs w:val="16"/>
+      </w:rPr>
+    </w:pPr>
+    <w:r>
+      <w:rPr/>
+    </w:r>
+  </w:p>
+</w:ftr>
 </file>
 
 <file path=word/header1.xml><?xml version="1.0" encoding="utf-8"?>
-<w:hdr xmlns:wpc="http://schemas.microsoft.com/office/word/2010/wordprocessingCanvas" xmlns:cx="http://schemas.microsoft.com/office/drawing/2014/chartex" xmlns:cx1="http://schemas.microsoft.com/office/drawing/2015/9/8/chartex" xmlns:cx2="http://schemas.microsoft.com/office/drawing/2015/10/21/chartex" xmlns:cx3="http://schemas.microsoft.com/office/drawing/2016/5/9/chartex" xmlns:cx4="http://schemas.microsoft.com/office/drawing/2016/5/10/chartex" xmlns:cx5="http://schemas.microsoft.com/office/drawing/2016/5/11/chartex" xmlns:cx6="http://schemas.microsoft.com/office/drawing/2016/5/12/chartex" xmlns:cx7="http://schemas.microsoft.com/office/drawing/2016/5/13/chartex" xmlns:cx8="http://schemas.microsoft.com/office/drawing/2016/5/14/chartex" xmlns:mc="http://schemas.openxmlformats.org/markup-compatibility/2006" xmlns:aink="http://schemas.microsoft.com/office/drawing/2016/ink" xmlns:am3d="http://schemas.microsoft.com/office/drawing/2017/model3d" xmlns:o="urn:schemas-microsoft-com:office:office" xmlns:oel="http://schemas.microsoft.com/office/2019/extlst" xmlns:r="http://schemas.openxmlformats.org/officeDocument/2006/relationships" xmlns:m="http://schemas.openxmlformats.org/officeDocument/2006/math" xmlns:v="urn:schemas-microsoft-com:vml" xmlns:wp14="http://schemas.microsoft.com/office/word/2010/wordprocessingDrawing" xmlns:wp="http://schemas.openxmlformats.org/drawingml/2006/wordprocessingDrawing" xmlns:w10="urn:schemas-microsoft-com:office:word" xmlns:w="http://schemas.openxmlformats.org/wordprocessingml/2006/main" xmlns:w14="http://schemas.microsoft.com/office/word/2010/wordml" xmlns:w15="http://schemas.microsoft.com/office/word/2012/wordml" xmlns:w16cex="http://schemas.microsoft.com/office/word/2018/wordml/cex" xmlns:w16cid="http://schemas.microsoft.com/office/word/2016/wordml/cid" xmlns:w16="http://schemas.microsoft.com/office/word/2018/wordml" xmlns:w16du="http://schemas.microsoft.com/office/word/2023/wordml/word16du" xmlns:w16sdtdh="http://schemas.microsoft.com/office/word/2020/wordml/sdtdatahash" xmlns:w16sdtfl="http://schemas.microsoft.com/office/word/2024/wordml/sdtformatlock" xmlns:w16se="http://schemas.microsoft.com/office/word/2015/wordml/symex" xmlns:wpg="http://schemas.microsoft.com/office/word/2010/wordprocessingGroup" xmlns:wpi="http://schemas.microsoft.com/office/word/2010/wordprocessingInk" xmlns:wne="http://schemas.microsoft.com/office/word/2006/wordml" xmlns:wps="http://schemas.microsoft.com/office/word/2010/wordprocessingShape" mc:Ignorable="w14 w15 w16se w16cid w16 w16cex w16sdtdh w16sdtfl w16du wp14">
+<w:hdr xmlns:o="urn:schemas-microsoft-com:office:office" xmlns:r="http://schemas.openxmlformats.org/officeDocument/2006/relationships" xmlns:v="urn:schemas-microsoft-com:vml" xmlns:w="http://schemas.openxmlformats.org/wordprocessingml/2006/main" xmlns:w10="urn:schemas-microsoft-com:office:word" xmlns:wp="http://schemas.openxmlformats.org/drawingml/2006/wordprocessingDrawing" xmlns:wps="http://schemas.microsoft.com/office/word/2010/wordprocessingShape" xmlns:wpg="http://schemas.microsoft.com/office/word/2010/wordprocessingGroup" xmlns:mc="http://schemas.openxmlformats.org/markup-compatibility/2006" xmlns:wp14="http://schemas.microsoft.com/office/word/2010/wordprocessingDrawing" xmlns:w14="http://schemas.microsoft.com/office/word/2010/wordml" xmlns:w15="http://schemas.microsoft.com/office/word/2012/wordml" mc:Ignorable="w14 wp14 w15">
   <w:p>
+    <w:pPr>
+      <w:pStyle w:val="Header"/>
+      <w:rPr/>
+    </w:pPr>
+    <w:r>
+      <w:rPr/>
+    </w:r>
+  </w:p>
+</w:hdr>
+</file>
+
+<file path=word/header2.xml><?xml version="1.0" encoding="utf-8"?>
+<w:hdr xmlns:o="urn:schemas-microsoft-com:office:office" xmlns:r="http://schemas.openxmlformats.org/officeDocument/2006/relationships" xmlns:v="urn:schemas-microsoft-com:vml" xmlns:w="http://schemas.openxmlformats.org/wordprocessingml/2006/main" xmlns:w10="urn:schemas-microsoft-com:office:word" xmlns:wp="http://schemas.openxmlformats.org/drawingml/2006/wordprocessingDrawing" xmlns:wps="http://schemas.microsoft.com/office/word/2010/wordprocessingShape" xmlns:wpg="http://schemas.microsoft.com/office/word/2010/wordprocessingGroup" xmlns:mc="http://schemas.openxmlformats.org/markup-compatibility/2006" xmlns:wp14="http://schemas.microsoft.com/office/word/2010/wordprocessingDrawing" xmlns:w14="http://schemas.microsoft.com/office/word/2010/wordml" xmlns:w15="http://schemas.microsoft.com/office/word/2012/wordml" mc:Ignorable="w14 wp14 w15">
+  <w:p>
+    <w:pPr>
+      <w:pStyle w:val="Normal"/>
+      <w:widowControl/>
+      <w:bidi w:val="0"/>
+      <w:spacing w:lineRule="auto" w:line="276" w:before="0" w:after="160"/>
+      <w:jc w:val="left"/>
+      <w:rPr/>
+    </w:pPr>
+    <w:r>
+      <w:rPr>
+        <w:b/>
+        <w:bCs/>
+      </w:rPr>
+      <w:t>Software Project – Team Meeting Log</w:t>
+    </w:r>
+  </w:p>
+</w:hdr>
+</file>
+
+<file path=word/header3.xml><?xml version="1.0" encoding="utf-8"?>
+<w:hdr xmlns:o="urn:schemas-microsoft-com:office:office" xmlns:r="http://schemas.openxmlformats.org/officeDocument/2006/relationships" xmlns:v="urn:schemas-microsoft-com:vml" xmlns:w="http://schemas.openxmlformats.org/wordprocessingml/2006/main" xmlns:w10="urn:schemas-microsoft-com:office:word" xmlns:wp="http://schemas.openxmlformats.org/drawingml/2006/wordprocessingDrawing" xmlns:wps="http://schemas.microsoft.com/office/word/2010/wordprocessingShape" xmlns:wpg="http://schemas.microsoft.com/office/word/2010/wordprocessingGroup" xmlns:mc="http://schemas.openxmlformats.org/markup-compatibility/2006" xmlns:wp14="http://schemas.microsoft.com/office/word/2010/wordprocessingDrawing" xmlns:w14="http://schemas.microsoft.com/office/word/2010/wordml" xmlns:w15="http://schemas.microsoft.com/office/word/2012/wordml" mc:Ignorable="w14 wp14 w15">
+  <w:p>
+    <w:pPr>
+      <w:pStyle w:val="Normal"/>
+      <w:widowControl/>
+      <w:bidi w:val="0"/>
+      <w:spacing w:lineRule="auto" w:line="276" w:before="0" w:after="160"/>
+      <w:jc w:val="left"/>
+      <w:rPr/>
+    </w:pPr>
     <w:r>
       <w:rPr>
         <w:b/>
@@ -2366,11 +2617,8 @@
 </file>
 
 <file path=word/numbering.xml><?xml version="1.0" encoding="utf-8"?>
-<w:numbering xmlns:wpc="http://schemas.microsoft.com/office/word/2010/wordprocessingCanvas" xmlns:cx="http://schemas.microsoft.com/office/drawing/2014/chartex" xmlns:cx1="http://schemas.microsoft.com/office/drawing/2015/9/8/chartex" xmlns:cx2="http://schemas.microsoft.com/office/drawing/2015/10/21/chartex" xmlns:cx3="http://schemas.microsoft.com/office/drawing/2016/5/9/chartex" xmlns:cx4="http://schemas.microsoft.com/office/drawing/2016/5/10/chartex" xmlns:cx5="http://schemas.microsoft.com/office/drawing/2016/5/11/chartex" xmlns:cx6="http://schemas.microsoft.com/office/drawing/2016/5/12/chartex" xmlns:cx7="http://schemas.microsoft.com/office/drawing/2016/5/13/chartex" xmlns:cx8="http://schemas.microsoft.com/office/drawing/2016/5/14/chartex" xmlns:mc="http://schemas.openxmlformats.org/markup-compatibility/2006" xmlns:aink="http://schemas.microsoft.com/office/drawing/2016/ink" xmlns:am3d="http://schemas.microsoft.com/office/drawing/2017/model3d" xmlns:o="urn:schemas-microsoft-com:office:office" xmlns:oel="http://schemas.microsoft.com/office/2019/extlst" xmlns:r="http://schemas.openxmlformats.org/officeDocument/2006/relationships" xmlns:m="http://schemas.openxmlformats.org/officeDocument/2006/math" xmlns:v="urn:schemas-microsoft-com:vml" xmlns:wp14="http://schemas.microsoft.com/office/word/2010/wordprocessingDrawing" xmlns:wp="http://schemas.openxmlformats.org/drawingml/2006/wordprocessingDrawing" xmlns:w10="urn:schemas-microsoft-com:office:word" xmlns:w="http://schemas.openxmlformats.org/wordprocessingml/2006/main" xmlns:w14="http://schemas.microsoft.com/office/word/2010/wordml" xmlns:w15="http://schemas.microsoft.com/office/word/2012/wordml" xmlns:w16cex="http://schemas.microsoft.com/office/word/2018/wordml/cex" xmlns:w16cid="http://schemas.microsoft.com/office/word/2016/wordml/cid" xmlns:w16="http://schemas.microsoft.com/office/word/2018/wordml" xmlns:w16du="http://schemas.microsoft.com/office/word/2023/wordml/word16du" xmlns:w16sdtdh="http://schemas.microsoft.com/office/word/2020/wordml/sdtdatahash" xmlns:w16sdtfl="http://schemas.microsoft.com/office/word/2024/wordml/sdtformatlock" xmlns:w16se="http://schemas.microsoft.com/office/word/2015/wordml/symex" xmlns:wpg="http://schemas.microsoft.com/office/word/2010/wordprocessingGroup" xmlns:wpi="http://schemas.microsoft.com/office/word/2010/wordprocessingInk" xmlns:wne="http://schemas.microsoft.com/office/word/2006/wordml" xmlns:wps="http://schemas.microsoft.com/office/word/2010/wordprocessingShape" mc:Ignorable="w14 w15 w16se w16cid w16 w16cex w16sdtdh w16sdtfl w16du wp14">
-  <w:abstractNum w:abstractNumId="0" w15:restartNumberingAfterBreak="0">
-    <w:nsid w:val="494F18CF"/>
-    <w:multiLevelType w:val="multilevel"/>
-    <w:tmpl w:val="0BB809BE"/>
+<w:numbering xmlns:w="http://schemas.openxmlformats.org/wordprocessingml/2006/main" xmlns:o="urn:schemas-microsoft-com:office:office" xmlns:r="http://schemas.openxmlformats.org/officeDocument/2006/relationships" xmlns:v="urn:schemas-microsoft-com:vml" xmlns:mc="http://schemas.openxmlformats.org/markup-compatibility/2006" xmlns:w14="http://schemas.microsoft.com/office/word/2010/wordml" mc:Ignorable="w14">
+  <w:abstractNum w:abstractNumId="1">
     <w:lvl w:ilvl="0">
       <w:start w:val="1"/>
       <w:numFmt w:val="bullet"/>
@@ -2383,11 +2631,11 @@
         <w:ind w:left="720" w:hanging="360"/>
       </w:pPr>
       <w:rPr>
-        <w:rFonts w:ascii="Symbol" w:hAnsi="Symbol" w:hint="default"/>
+        <w:rFonts w:ascii="Symbol" w:hAnsi="Symbol" w:cs="Symbol" w:hint="default"/>
         <w:sz w:val="20"/>
       </w:rPr>
     </w:lvl>
-    <w:lvl w:ilvl="1" w:tentative="1">
+    <w:lvl w:ilvl="1">
       <w:start w:val="1"/>
       <w:numFmt w:val="bullet"/>
       <w:lvlText w:val="o"/>
@@ -2399,11 +2647,11 @@
         <w:ind w:left="1440" w:hanging="360"/>
       </w:pPr>
       <w:rPr>
-        <w:rFonts w:ascii="Courier New" w:hAnsi="Courier New" w:hint="default"/>
+        <w:rFonts w:ascii="Courier New" w:hAnsi="Courier New" w:cs="Courier New" w:hint="default"/>
         <w:sz w:val="20"/>
       </w:rPr>
     </w:lvl>
-    <w:lvl w:ilvl="2" w:tentative="1">
+    <w:lvl w:ilvl="2">
       <w:start w:val="1"/>
       <w:numFmt w:val="bullet"/>
       <w:lvlText w:val=""/>
@@ -2415,11 +2663,11 @@
         <w:ind w:left="2160" w:hanging="360"/>
       </w:pPr>
       <w:rPr>
-        <w:rFonts w:ascii="Wingdings" w:hAnsi="Wingdings" w:hint="default"/>
+        <w:rFonts w:ascii="Wingdings" w:hAnsi="Wingdings" w:cs="Wingdings" w:hint="default"/>
         <w:sz w:val="20"/>
       </w:rPr>
     </w:lvl>
-    <w:lvl w:ilvl="3" w:tentative="1">
+    <w:lvl w:ilvl="3">
       <w:start w:val="1"/>
       <w:numFmt w:val="bullet"/>
       <w:lvlText w:val=""/>
@@ -2431,11 +2679,11 @@
         <w:ind w:left="2880" w:hanging="360"/>
       </w:pPr>
       <w:rPr>
-        <w:rFonts w:ascii="Wingdings" w:hAnsi="Wingdings" w:hint="default"/>
+        <w:rFonts w:ascii="Wingdings" w:hAnsi="Wingdings" w:cs="Wingdings" w:hint="default"/>
         <w:sz w:val="20"/>
       </w:rPr>
     </w:lvl>
-    <w:lvl w:ilvl="4" w:tentative="1">
+    <w:lvl w:ilvl="4">
       <w:start w:val="1"/>
       <w:numFmt w:val="bullet"/>
       <w:lvlText w:val=""/>
@@ -2447,11 +2695,11 @@
         <w:ind w:left="3600" w:hanging="360"/>
       </w:pPr>
       <w:rPr>
-        <w:rFonts w:ascii="Wingdings" w:hAnsi="Wingdings" w:hint="default"/>
+        <w:rFonts w:ascii="Wingdings" w:hAnsi="Wingdings" w:cs="Wingdings" w:hint="default"/>
         <w:sz w:val="20"/>
       </w:rPr>
     </w:lvl>
-    <w:lvl w:ilvl="5" w:tentative="1">
+    <w:lvl w:ilvl="5">
       <w:start w:val="1"/>
       <w:numFmt w:val="bullet"/>
       <w:lvlText w:val=""/>
@@ -2463,11 +2711,11 @@
         <w:ind w:left="4320" w:hanging="360"/>
       </w:pPr>
       <w:rPr>
-        <w:rFonts w:ascii="Wingdings" w:hAnsi="Wingdings" w:hint="default"/>
+        <w:rFonts w:ascii="Wingdings" w:hAnsi="Wingdings" w:cs="Wingdings" w:hint="default"/>
         <w:sz w:val="20"/>
       </w:rPr>
     </w:lvl>
-    <w:lvl w:ilvl="6" w:tentative="1">
+    <w:lvl w:ilvl="6">
       <w:start w:val="1"/>
       <w:numFmt w:val="bullet"/>
       <w:lvlText w:val=""/>
@@ -2479,11 +2727,11 @@
         <w:ind w:left="5040" w:hanging="360"/>
       </w:pPr>
       <w:rPr>
-        <w:rFonts w:ascii="Wingdings" w:hAnsi="Wingdings" w:hint="default"/>
+        <w:rFonts w:ascii="Wingdings" w:hAnsi="Wingdings" w:cs="Wingdings" w:hint="default"/>
         <w:sz w:val="20"/>
       </w:rPr>
     </w:lvl>
-    <w:lvl w:ilvl="7" w:tentative="1">
+    <w:lvl w:ilvl="7">
       <w:start w:val="1"/>
       <w:numFmt w:val="bullet"/>
       <w:lvlText w:val=""/>
@@ -2495,11 +2743,11 @@
         <w:ind w:left="5760" w:hanging="360"/>
       </w:pPr>
       <w:rPr>
-        <w:rFonts w:ascii="Wingdings" w:hAnsi="Wingdings" w:hint="default"/>
+        <w:rFonts w:ascii="Wingdings" w:hAnsi="Wingdings" w:cs="Wingdings" w:hint="default"/>
         <w:sz w:val="20"/>
       </w:rPr>
     </w:lvl>
-    <w:lvl w:ilvl="8" w:tentative="1">
+    <w:lvl w:ilvl="8">
       <w:start w:val="1"/>
       <w:numFmt w:val="bullet"/>
       <w:lvlText w:val=""/>
@@ -2511,15 +2759,12 @@
         <w:ind w:left="6480" w:hanging="360"/>
       </w:pPr>
       <w:rPr>
-        <w:rFonts w:ascii="Wingdings" w:hAnsi="Wingdings" w:hint="default"/>
+        <w:rFonts w:ascii="Wingdings" w:hAnsi="Wingdings" w:cs="Wingdings" w:hint="default"/>
         <w:sz w:val="20"/>
       </w:rPr>
     </w:lvl>
   </w:abstractNum>
-  <w:abstractNum w:abstractNumId="1" w15:restartNumberingAfterBreak="0">
-    <w:nsid w:val="7C077688"/>
-    <w:multiLevelType w:val="multilevel"/>
-    <w:tmpl w:val="2EE0B43C"/>
+  <w:abstractNum w:abstractNumId="2">
     <w:lvl w:ilvl="0">
       <w:start w:val="1"/>
       <w:numFmt w:val="bullet"/>
@@ -2532,11 +2777,11 @@
         <w:ind w:left="720" w:hanging="360"/>
       </w:pPr>
       <w:rPr>
-        <w:rFonts w:ascii="Symbol" w:hAnsi="Symbol" w:hint="default"/>
+        <w:rFonts w:ascii="Symbol" w:hAnsi="Symbol" w:cs="Symbol" w:hint="default"/>
         <w:sz w:val="20"/>
       </w:rPr>
     </w:lvl>
-    <w:lvl w:ilvl="1" w:tentative="1">
+    <w:lvl w:ilvl="1">
       <w:start w:val="1"/>
       <w:numFmt w:val="bullet"/>
       <w:lvlText w:val="o"/>
@@ -2548,11 +2793,11 @@
         <w:ind w:left="1440" w:hanging="360"/>
       </w:pPr>
       <w:rPr>
-        <w:rFonts w:ascii="Courier New" w:hAnsi="Courier New" w:hint="default"/>
+        <w:rFonts w:ascii="Courier New" w:hAnsi="Courier New" w:cs="Courier New" w:hint="default"/>
         <w:sz w:val="20"/>
       </w:rPr>
     </w:lvl>
-    <w:lvl w:ilvl="2" w:tentative="1">
+    <w:lvl w:ilvl="2">
       <w:start w:val="1"/>
       <w:numFmt w:val="bullet"/>
       <w:lvlText w:val=""/>
@@ -2564,11 +2809,11 @@
         <w:ind w:left="2160" w:hanging="360"/>
       </w:pPr>
       <w:rPr>
-        <w:rFonts w:ascii="Wingdings" w:hAnsi="Wingdings" w:hint="default"/>
+        <w:rFonts w:ascii="Wingdings" w:hAnsi="Wingdings" w:cs="Wingdings" w:hint="default"/>
         <w:sz w:val="20"/>
       </w:rPr>
     </w:lvl>
-    <w:lvl w:ilvl="3" w:tentative="1">
+    <w:lvl w:ilvl="3">
       <w:start w:val="1"/>
       <w:numFmt w:val="bullet"/>
       <w:lvlText w:val=""/>
@@ -2580,11 +2825,11 @@
         <w:ind w:left="2880" w:hanging="360"/>
       </w:pPr>
       <w:rPr>
-        <w:rFonts w:ascii="Wingdings" w:hAnsi="Wingdings" w:hint="default"/>
+        <w:rFonts w:ascii="Wingdings" w:hAnsi="Wingdings" w:cs="Wingdings" w:hint="default"/>
         <w:sz w:val="20"/>
       </w:rPr>
     </w:lvl>
-    <w:lvl w:ilvl="4" w:tentative="1">
+    <w:lvl w:ilvl="4">
       <w:start w:val="1"/>
       <w:numFmt w:val="bullet"/>
       <w:lvlText w:val=""/>
@@ -2596,11 +2841,11 @@
         <w:ind w:left="3600" w:hanging="360"/>
       </w:pPr>
       <w:rPr>
-        <w:rFonts w:ascii="Wingdings" w:hAnsi="Wingdings" w:hint="default"/>
+        <w:rFonts w:ascii="Wingdings" w:hAnsi="Wingdings" w:cs="Wingdings" w:hint="default"/>
         <w:sz w:val="20"/>
       </w:rPr>
     </w:lvl>
-    <w:lvl w:ilvl="5" w:tentative="1">
+    <w:lvl w:ilvl="5">
       <w:start w:val="1"/>
       <w:numFmt w:val="bullet"/>
       <w:lvlText w:val=""/>
@@ -2612,11 +2857,11 @@
         <w:ind w:left="4320" w:hanging="360"/>
       </w:pPr>
       <w:rPr>
-        <w:rFonts w:ascii="Wingdings" w:hAnsi="Wingdings" w:hint="default"/>
+        <w:rFonts w:ascii="Wingdings" w:hAnsi="Wingdings" w:cs="Wingdings" w:hint="default"/>
         <w:sz w:val="20"/>
       </w:rPr>
     </w:lvl>
-    <w:lvl w:ilvl="6" w:tentative="1">
+    <w:lvl w:ilvl="6">
       <w:start w:val="1"/>
       <w:numFmt w:val="bullet"/>
       <w:lvlText w:val=""/>
@@ -2628,11 +2873,11 @@
         <w:ind w:left="5040" w:hanging="360"/>
       </w:pPr>
       <w:rPr>
-        <w:rFonts w:ascii="Wingdings" w:hAnsi="Wingdings" w:hint="default"/>
+        <w:rFonts w:ascii="Wingdings" w:hAnsi="Wingdings" w:cs="Wingdings" w:hint="default"/>
         <w:sz w:val="20"/>
       </w:rPr>
     </w:lvl>
-    <w:lvl w:ilvl="7" w:tentative="1">
+    <w:lvl w:ilvl="7">
       <w:start w:val="1"/>
       <w:numFmt w:val="bullet"/>
       <w:lvlText w:val=""/>
@@ -2644,11 +2889,11 @@
         <w:ind w:left="5760" w:hanging="360"/>
       </w:pPr>
       <w:rPr>
-        <w:rFonts w:ascii="Wingdings" w:hAnsi="Wingdings" w:hint="default"/>
+        <w:rFonts w:ascii="Wingdings" w:hAnsi="Wingdings" w:cs="Wingdings" w:hint="default"/>
         <w:sz w:val="20"/>
       </w:rPr>
     </w:lvl>
-    <w:lvl w:ilvl="8" w:tentative="1">
+    <w:lvl w:ilvl="8">
       <w:start w:val="1"/>
       <w:numFmt w:val="bullet"/>
       <w:lvlText w:val=""/>
@@ -2660,26 +2905,148 @@
         <w:ind w:left="6480" w:hanging="360"/>
       </w:pPr>
       <w:rPr>
-        <w:rFonts w:ascii="Wingdings" w:hAnsi="Wingdings" w:hint="default"/>
+        <w:rFonts w:ascii="Wingdings" w:hAnsi="Wingdings" w:cs="Wingdings" w:hint="default"/>
         <w:sz w:val="20"/>
       </w:rPr>
     </w:lvl>
   </w:abstractNum>
-  <w:num w:numId="1" w16cid:durableId="84694671">
-    <w:abstractNumId w:val="0"/>
+  <w:abstractNum w:abstractNumId="3">
+    <w:lvl w:ilvl="0">
+      <w:start w:val="1"/>
+      <w:numFmt w:val="none"/>
+      <w:suff w:val="nothing"/>
+      <w:lvlText w:val=""/>
+      <w:lvlJc w:val="left"/>
+      <w:pPr>
+        <w:tabs>
+          <w:tab w:val="num" w:pos="0"/>
+        </w:tabs>
+        <w:ind w:left="0" w:hanging="0"/>
+      </w:pPr>
+    </w:lvl>
+    <w:lvl w:ilvl="1">
+      <w:start w:val="1"/>
+      <w:numFmt w:val="none"/>
+      <w:suff w:val="nothing"/>
+      <w:lvlText w:val=""/>
+      <w:lvlJc w:val="left"/>
+      <w:pPr>
+        <w:tabs>
+          <w:tab w:val="num" w:pos="0"/>
+        </w:tabs>
+        <w:ind w:left="0" w:hanging="0"/>
+      </w:pPr>
+    </w:lvl>
+    <w:lvl w:ilvl="2">
+      <w:start w:val="1"/>
+      <w:numFmt w:val="none"/>
+      <w:suff w:val="nothing"/>
+      <w:lvlText w:val=""/>
+      <w:lvlJc w:val="left"/>
+      <w:pPr>
+        <w:tabs>
+          <w:tab w:val="num" w:pos="0"/>
+        </w:tabs>
+        <w:ind w:left="0" w:hanging="0"/>
+      </w:pPr>
+    </w:lvl>
+    <w:lvl w:ilvl="3">
+      <w:start w:val="1"/>
+      <w:numFmt w:val="none"/>
+      <w:suff w:val="nothing"/>
+      <w:lvlText w:val=""/>
+      <w:lvlJc w:val="left"/>
+      <w:pPr>
+        <w:tabs>
+          <w:tab w:val="num" w:pos="0"/>
+        </w:tabs>
+        <w:ind w:left="0" w:hanging="0"/>
+      </w:pPr>
+    </w:lvl>
+    <w:lvl w:ilvl="4">
+      <w:start w:val="1"/>
+      <w:numFmt w:val="none"/>
+      <w:suff w:val="nothing"/>
+      <w:lvlText w:val=""/>
+      <w:lvlJc w:val="left"/>
+      <w:pPr>
+        <w:tabs>
+          <w:tab w:val="num" w:pos="0"/>
+        </w:tabs>
+        <w:ind w:left="0" w:hanging="0"/>
+      </w:pPr>
+    </w:lvl>
+    <w:lvl w:ilvl="5">
+      <w:start w:val="1"/>
+      <w:numFmt w:val="none"/>
+      <w:suff w:val="nothing"/>
+      <w:lvlText w:val=""/>
+      <w:lvlJc w:val="left"/>
+      <w:pPr>
+        <w:tabs>
+          <w:tab w:val="num" w:pos="0"/>
+        </w:tabs>
+        <w:ind w:left="0" w:hanging="0"/>
+      </w:pPr>
+    </w:lvl>
+    <w:lvl w:ilvl="6">
+      <w:start w:val="1"/>
+      <w:numFmt w:val="none"/>
+      <w:suff w:val="nothing"/>
+      <w:lvlText w:val=""/>
+      <w:lvlJc w:val="left"/>
+      <w:pPr>
+        <w:tabs>
+          <w:tab w:val="num" w:pos="0"/>
+        </w:tabs>
+        <w:ind w:left="0" w:hanging="0"/>
+      </w:pPr>
+    </w:lvl>
+    <w:lvl w:ilvl="7">
+      <w:start w:val="1"/>
+      <w:numFmt w:val="none"/>
+      <w:suff w:val="nothing"/>
+      <w:lvlText w:val=""/>
+      <w:lvlJc w:val="left"/>
+      <w:pPr>
+        <w:tabs>
+          <w:tab w:val="num" w:pos="0"/>
+        </w:tabs>
+        <w:ind w:left="0" w:hanging="0"/>
+      </w:pPr>
+    </w:lvl>
+    <w:lvl w:ilvl="8">
+      <w:start w:val="1"/>
+      <w:numFmt w:val="none"/>
+      <w:suff w:val="nothing"/>
+      <w:lvlText w:val=""/>
+      <w:lvlJc w:val="left"/>
+      <w:pPr>
+        <w:tabs>
+          <w:tab w:val="num" w:pos="0"/>
+        </w:tabs>
+        <w:ind w:left="0" w:hanging="0"/>
+      </w:pPr>
+    </w:lvl>
+  </w:abstractNum>
+  <w:num w:numId="1">
+    <w:abstractNumId w:val="1"/>
   </w:num>
-  <w:num w:numId="2" w16cid:durableId="1833059000">
-    <w:abstractNumId w:val="1"/>
+  <w:num w:numId="2">
+    <w:abstractNumId w:val="2"/>
+  </w:num>
+  <w:num w:numId="3">
+    <w:abstractNumId w:val="3"/>
   </w:num>
 </w:numbering>
 </file>
 
 <file path=word/styles.xml><?xml version="1.0" encoding="utf-8"?>
-<w:styles xmlns:mc="http://schemas.openxmlformats.org/markup-compatibility/2006" xmlns:r="http://schemas.openxmlformats.org/officeDocument/2006/relationships" xmlns:w="http://schemas.openxmlformats.org/wordprocessingml/2006/main" xmlns:w14="http://schemas.microsoft.com/office/word/2010/wordml" xmlns:w15="http://schemas.microsoft.com/office/word/2012/wordml" xmlns:w16cex="http://schemas.microsoft.com/office/word/2018/wordml/cex" xmlns:w16cid="http://schemas.microsoft.com/office/word/2016/wordml/cid" xmlns:w16="http://schemas.microsoft.com/office/word/2018/wordml" xmlns:w16du="http://schemas.microsoft.com/office/word/2023/wordml/word16du" xmlns:w16sdtdh="http://schemas.microsoft.com/office/word/2020/wordml/sdtdatahash" xmlns:w16sdtfl="http://schemas.microsoft.com/office/word/2024/wordml/sdtformatlock" xmlns:w16se="http://schemas.microsoft.com/office/word/2015/wordml/symex" mc:Ignorable="w14 w15 w16se w16cid w16 w16cex w16sdtdh w16sdtfl w16du">
+<w:styles xmlns:w="http://schemas.openxmlformats.org/wordprocessingml/2006/main" xmlns:w14="http://schemas.microsoft.com/office/word/2010/wordml" xmlns:mc="http://schemas.openxmlformats.org/markup-compatibility/2006" mc:Ignorable="w14">
   <w:docDefaults>
     <w:rPrDefault>
       <w:rPr>
-        <w:rFonts w:asciiTheme="minorHAnsi" w:eastAsiaTheme="minorHAnsi" w:hAnsiTheme="minorHAnsi" w:cstheme="minorBidi"/>
+        <w:rFonts w:ascii="Aptos" w:hAnsi="Aptos" w:eastAsia="Aptos" w:cs="" w:asciiTheme="minorHAnsi" w:cstheme="minorBidi" w:eastAsiaTheme="minorHAnsi" w:hAnsiTheme="minorHAnsi"/>
         <w:kern w:val="2"/>
         <w:sz w:val="24"/>
         <w:szCs w:val="24"/>
@@ -2689,21 +3056,21 @@
     </w:rPrDefault>
     <w:pPrDefault>
       <w:pPr>
-        <w:spacing w:after="160" w:line="278" w:lineRule="auto"/>
+        <w:suppressAutoHyphens w:val="true"/>
       </w:pPr>
     </w:pPrDefault>
   </w:docDefaults>
   <w:latentStyles w:defLockedState="0" w:defUIPriority="99" w:defSemiHidden="0" w:defUnhideWhenUsed="0" w:defQFormat="0" w:count="376">
     <w:lsdException w:name="Normal" w:uiPriority="0" w:qFormat="1"/>
     <w:lsdException w:name="heading 1" w:uiPriority="9" w:qFormat="1"/>
-    <w:lsdException w:name="heading 2" w:semiHidden="1" w:uiPriority="9" w:unhideWhenUsed="1" w:qFormat="1"/>
-    <w:lsdException w:name="heading 3" w:semiHidden="1" w:uiPriority="9" w:unhideWhenUsed="1" w:qFormat="1"/>
-    <w:lsdException w:name="heading 4" w:semiHidden="1" w:uiPriority="9" w:unhideWhenUsed="1" w:qFormat="1"/>
-    <w:lsdException w:name="heading 5" w:semiHidden="1" w:uiPriority="9" w:unhideWhenUsed="1" w:qFormat="1"/>
-    <w:lsdException w:name="heading 6" w:semiHidden="1" w:uiPriority="9" w:unhideWhenUsed="1" w:qFormat="1"/>
-    <w:lsdException w:name="heading 7" w:semiHidden="1" w:uiPriority="9" w:unhideWhenUsed="1" w:qFormat="1"/>
-    <w:lsdException w:name="heading 8" w:semiHidden="1" w:uiPriority="9" w:unhideWhenUsed="1" w:qFormat="1"/>
-    <w:lsdException w:name="heading 9" w:semiHidden="1" w:uiPriority="9" w:unhideWhenUsed="1" w:qFormat="1"/>
+    <w:lsdException w:name="heading 2" w:uiPriority="9" w:semiHidden="1" w:unhideWhenUsed="1" w:qFormat="1"/>
+    <w:lsdException w:name="heading 3" w:uiPriority="9" w:semiHidden="1" w:unhideWhenUsed="1" w:qFormat="1"/>
+    <w:lsdException w:name="heading 4" w:uiPriority="9" w:semiHidden="1" w:unhideWhenUsed="1" w:qFormat="1"/>
+    <w:lsdException w:name="heading 5" w:uiPriority="9" w:semiHidden="1" w:unhideWhenUsed="1" w:qFormat="1"/>
+    <w:lsdException w:name="heading 6" w:uiPriority="9" w:semiHidden="1" w:unhideWhenUsed="1" w:qFormat="1"/>
+    <w:lsdException w:name="heading 7" w:uiPriority="9" w:semiHidden="1" w:unhideWhenUsed="1" w:qFormat="1"/>
+    <w:lsdException w:name="heading 8" w:uiPriority="9" w:semiHidden="1" w:unhideWhenUsed="1" w:qFormat="1"/>
+    <w:lsdException w:name="heading 9" w:uiPriority="9" w:semiHidden="1" w:unhideWhenUsed="1" w:qFormat="1"/>
     <w:lsdException w:name="index 1" w:semiHidden="1" w:unhideWhenUsed="1"/>
     <w:lsdException w:name="index 2" w:semiHidden="1" w:unhideWhenUsed="1"/>
     <w:lsdException w:name="index 3" w:semiHidden="1" w:unhideWhenUsed="1"/>
@@ -2713,22 +3080,22 @@
     <w:lsdException w:name="index 7" w:semiHidden="1" w:unhideWhenUsed="1"/>
     <w:lsdException w:name="index 8" w:semiHidden="1" w:unhideWhenUsed="1"/>
     <w:lsdException w:name="index 9" w:semiHidden="1" w:unhideWhenUsed="1"/>
-    <w:lsdException w:name="toc 1" w:semiHidden="1" w:uiPriority="39" w:unhideWhenUsed="1"/>
-    <w:lsdException w:name="toc 2" w:semiHidden="1" w:uiPriority="39" w:unhideWhenUsed="1"/>
-    <w:lsdException w:name="toc 3" w:semiHidden="1" w:uiPriority="39" w:unhideWhenUsed="1"/>
-    <w:lsdException w:name="toc 4" w:semiHidden="1" w:uiPriority="39" w:unhideWhenUsed="1"/>
-    <w:lsdException w:name="toc 5" w:semiHidden="1" w:uiPriority="39" w:unhideWhenUsed="1"/>
-    <w:lsdException w:name="toc 6" w:semiHidden="1" w:uiPriority="39" w:unhideWhenUsed="1"/>
-    <w:lsdException w:name="toc 7" w:semiHidden="1" w:uiPriority="39" w:unhideWhenUsed="1"/>
-    <w:lsdException w:name="toc 8" w:semiHidden="1" w:uiPriority="39" w:unhideWhenUsed="1"/>
-    <w:lsdException w:name="toc 9" w:semiHidden="1" w:uiPriority="39" w:unhideWhenUsed="1"/>
+    <w:lsdException w:name="toc 1" w:uiPriority="39" w:semiHidden="1" w:unhideWhenUsed="1"/>
+    <w:lsdException w:name="toc 2" w:uiPriority="39" w:semiHidden="1" w:unhideWhenUsed="1"/>
+    <w:lsdException w:name="toc 3" w:uiPriority="39" w:semiHidden="1" w:unhideWhenUsed="1"/>
+    <w:lsdException w:name="toc 4" w:uiPriority="39" w:semiHidden="1" w:unhideWhenUsed="1"/>
+    <w:lsdException w:name="toc 5" w:uiPriority="39" w:semiHidden="1" w:unhideWhenUsed="1"/>
+    <w:lsdException w:name="toc 6" w:uiPriority="39" w:semiHidden="1" w:unhideWhenUsed="1"/>
+    <w:lsdException w:name="toc 7" w:uiPriority="39" w:semiHidden="1" w:unhideWhenUsed="1"/>
+    <w:lsdException w:name="toc 8" w:uiPriority="39" w:semiHidden="1" w:unhideWhenUsed="1"/>
+    <w:lsdException w:name="toc 9" w:uiPriority="39" w:semiHidden="1" w:unhideWhenUsed="1"/>
     <w:lsdException w:name="Normal Indent" w:semiHidden="1" w:unhideWhenUsed="1"/>
     <w:lsdException w:name="footnote text" w:semiHidden="1" w:unhideWhenUsed="1"/>
     <w:lsdException w:name="annotation text" w:semiHidden="1" w:unhideWhenUsed="1"/>
     <w:lsdException w:name="header" w:semiHidden="1" w:unhideWhenUsed="1"/>
     <w:lsdException w:name="footer" w:semiHidden="1" w:unhideWhenUsed="1"/>
     <w:lsdException w:name="index heading" w:semiHidden="1" w:unhideWhenUsed="1"/>
-    <w:lsdException w:name="caption" w:semiHidden="1" w:uiPriority="35" w:unhideWhenUsed="1" w:qFormat="1"/>
+    <w:lsdException w:name="caption" w:uiPriority="35" w:semiHidden="1" w:unhideWhenUsed="1" w:qFormat="1"/>
     <w:lsdException w:name="table of figures" w:semiHidden="1" w:unhideWhenUsed="1"/>
     <w:lsdException w:name="envelope address" w:semiHidden="1" w:unhideWhenUsed="1"/>
     <w:lsdException w:name="envelope return" w:semiHidden="1" w:unhideWhenUsed="1"/>
@@ -2759,7 +3126,7 @@
     <w:lsdException w:name="Title" w:uiPriority="10" w:qFormat="1"/>
     <w:lsdException w:name="Closing" w:semiHidden="1" w:unhideWhenUsed="1"/>
     <w:lsdException w:name="Signature" w:semiHidden="1" w:unhideWhenUsed="1"/>
-    <w:lsdException w:name="Default Paragraph Font" w:semiHidden="1" w:uiPriority="1" w:unhideWhenUsed="1"/>
+    <w:lsdException w:name="Default Paragraph Font" w:uiPriority="1" w:semiHidden="1" w:unhideWhenUsed="1"/>
     <w:lsdException w:name="Body Text" w:semiHidden="1" w:unhideWhenUsed="1"/>
     <w:lsdException w:name="Body Text Indent" w:semiHidden="1" w:unhideWhenUsed="1"/>
     <w:lsdException w:name="List Continue" w:semiHidden="1" w:unhideWhenUsed="1"/>
@@ -2959,8 +3326,8 @@
     <w:lsdException w:name="Subtle Reference" w:uiPriority="31" w:qFormat="1"/>
     <w:lsdException w:name="Intense Reference" w:uiPriority="32" w:qFormat="1"/>
     <w:lsdException w:name="Book Title" w:uiPriority="33" w:qFormat="1"/>
-    <w:lsdException w:name="Bibliography" w:semiHidden="1" w:uiPriority="37" w:unhideWhenUsed="1"/>
-    <w:lsdException w:name="TOC Heading" w:semiHidden="1" w:uiPriority="39" w:unhideWhenUsed="1" w:qFormat="1"/>
+    <w:lsdException w:name="Bibliography" w:uiPriority="37" w:semiHidden="1" w:unhideWhenUsed="1"/>
+    <w:lsdException w:name="TOC Heading" w:uiPriority="39" w:semiHidden="1" w:unhideWhenUsed="1" w:qFormat="1"/>
     <w:lsdException w:name="Plain Table 1" w:uiPriority="41"/>
     <w:lsdException w:name="Plain Table 2" w:uiPriority="42"/>
     <w:lsdException w:name="Plain Table 3" w:uiPriority="43"/>
@@ -3071,33 +3438,48 @@
     <w:lsdException w:name="Unresolved Mention" w:semiHidden="1" w:unhideWhenUsed="1"/>
     <w:lsdException w:name="Smart Link" w:semiHidden="1" w:unhideWhenUsed="1"/>
   </w:latentStyles>
-  <w:style w:type="paragraph" w:default="1" w:styleId="Normal">
+  <w:style w:type="paragraph" w:styleId="Normal" w:default="1">
     <w:name w:val="Normal"/>
     <w:qFormat/>
+    <w:pPr>
+      <w:widowControl/>
+      <w:bidi w:val="0"/>
+      <w:spacing w:lineRule="auto" w:line="276" w:before="0" w:after="160"/>
+      <w:jc w:val="left"/>
+    </w:pPr>
+    <w:rPr>
+      <w:rFonts w:ascii="Aptos" w:hAnsi="Aptos" w:eastAsia="Aptos" w:cs="" w:asciiTheme="minorHAnsi" w:cstheme="minorBidi" w:eastAsiaTheme="minorHAnsi" w:hAnsiTheme="minorHAnsi"/>
+      <w:color w:val="auto"/>
+      <w:kern w:val="2"/>
+      <w:sz w:val="24"/>
+      <w:szCs w:val="24"/>
+      <w:lang w:val="en-US" w:eastAsia="en-US" w:bidi="ar-SA"/>
+      <w14:ligatures w14:val="standardContextual"/>
+    </w:rPr>
   </w:style>
   <w:style w:type="paragraph" w:styleId="Heading1">
-    <w:name w:val="heading 1"/>
+    <w:name w:val="Heading 1"/>
     <w:basedOn w:val="Normal"/>
     <w:next w:val="Normal"/>
     <w:link w:val="Heading1Char"/>
     <w:uiPriority w:val="9"/>
     <w:qFormat/>
-    <w:rsid w:val="0060517B"/>
+    <w:rsid w:val="0060517b"/>
     <w:pPr>
-      <w:keepNext/>
+      <w:keepNext w:val="true"/>
       <w:keepLines/>
       <w:spacing w:before="360" w:after="80"/>
       <w:outlineLvl w:val="0"/>
     </w:pPr>
     <w:rPr>
-      <w:rFonts w:asciiTheme="majorHAnsi" w:eastAsiaTheme="majorEastAsia" w:hAnsiTheme="majorHAnsi" w:cstheme="majorBidi"/>
-      <w:color w:val="0F4761" w:themeColor="accent1" w:themeShade="BF"/>
+      <w:rFonts w:ascii="Aptos Display" w:hAnsi="Aptos Display" w:eastAsia="" w:cs="" w:asciiTheme="majorHAnsi" w:cstheme="majorBidi" w:eastAsiaTheme="majorEastAsia" w:hAnsiTheme="majorHAnsi"/>
+      <w:color w:themeColor="accent1" w:themeShade="bf" w:val="0F4761"/>
       <w:sz w:val="40"/>
       <w:szCs w:val="40"/>
     </w:rPr>
   </w:style>
   <w:style w:type="paragraph" w:styleId="Heading2">
-    <w:name w:val="heading 2"/>
+    <w:name w:val="Heading 2"/>
     <w:basedOn w:val="Normal"/>
     <w:next w:val="Normal"/>
     <w:link w:val="Heading2Char"/>
@@ -3105,22 +3487,22 @@
     <w:semiHidden/>
     <w:unhideWhenUsed/>
     <w:qFormat/>
-    <w:rsid w:val="0060517B"/>
+    <w:rsid w:val="0060517b"/>
     <w:pPr>
-      <w:keepNext/>
+      <w:keepNext w:val="true"/>
       <w:keepLines/>
       <w:spacing w:before="160" w:after="80"/>
       <w:outlineLvl w:val="1"/>
     </w:pPr>
     <w:rPr>
-      <w:rFonts w:asciiTheme="majorHAnsi" w:eastAsiaTheme="majorEastAsia" w:hAnsiTheme="majorHAnsi" w:cstheme="majorBidi"/>
-      <w:color w:val="0F4761" w:themeColor="accent1" w:themeShade="BF"/>
+      <w:rFonts w:ascii="Aptos Display" w:hAnsi="Aptos Display" w:eastAsia="" w:cs="" w:asciiTheme="majorHAnsi" w:cstheme="majorBidi" w:eastAsiaTheme="majorEastAsia" w:hAnsiTheme="majorHAnsi"/>
+      <w:color w:themeColor="accent1" w:themeShade="bf" w:val="0F4761"/>
       <w:sz w:val="32"/>
       <w:szCs w:val="32"/>
     </w:rPr>
   </w:style>
   <w:style w:type="paragraph" w:styleId="Heading3">
-    <w:name w:val="heading 3"/>
+    <w:name w:val="Heading 3"/>
     <w:basedOn w:val="Normal"/>
     <w:next w:val="Normal"/>
     <w:link w:val="Heading3Char"/>
@@ -3128,22 +3510,22 @@
     <w:semiHidden/>
     <w:unhideWhenUsed/>
     <w:qFormat/>
-    <w:rsid w:val="0060517B"/>
+    <w:rsid w:val="0060517b"/>
     <w:pPr>
-      <w:keepNext/>
+      <w:keepNext w:val="true"/>
       <w:keepLines/>
       <w:spacing w:before="160" w:after="80"/>
       <w:outlineLvl w:val="2"/>
     </w:pPr>
     <w:rPr>
-      <w:rFonts w:eastAsiaTheme="majorEastAsia" w:cstheme="majorBidi"/>
-      <w:color w:val="0F4761" w:themeColor="accent1" w:themeShade="BF"/>
+      <w:rFonts w:eastAsia="" w:cs="" w:cstheme="majorBidi" w:eastAsiaTheme="majorEastAsia"/>
+      <w:color w:themeColor="accent1" w:themeShade="bf" w:val="0F4761"/>
       <w:sz w:val="28"/>
       <w:szCs w:val="28"/>
     </w:rPr>
   </w:style>
   <w:style w:type="paragraph" w:styleId="Heading4">
-    <w:name w:val="heading 4"/>
+    <w:name w:val="Heading 4"/>
     <w:basedOn w:val="Normal"/>
     <w:next w:val="Normal"/>
     <w:link w:val="Heading4Char"/>
@@ -3151,22 +3533,22 @@
     <w:semiHidden/>
     <w:unhideWhenUsed/>
     <w:qFormat/>
-    <w:rsid w:val="0060517B"/>
+    <w:rsid w:val="0060517b"/>
     <w:pPr>
-      <w:keepNext/>
+      <w:keepNext w:val="true"/>
       <w:keepLines/>
       <w:spacing w:before="80" w:after="40"/>
       <w:outlineLvl w:val="3"/>
     </w:pPr>
     <w:rPr>
-      <w:rFonts w:eastAsiaTheme="majorEastAsia" w:cstheme="majorBidi"/>
+      <w:rFonts w:eastAsia="" w:cs="" w:cstheme="majorBidi" w:eastAsiaTheme="majorEastAsia"/>
       <w:i/>
       <w:iCs/>
-      <w:color w:val="0F4761" w:themeColor="accent1" w:themeShade="BF"/>
+      <w:color w:themeColor="accent1" w:themeShade="bf" w:val="0F4761"/>
     </w:rPr>
   </w:style>
   <w:style w:type="paragraph" w:styleId="Heading5">
-    <w:name w:val="heading 5"/>
+    <w:name w:val="Heading 5"/>
     <w:basedOn w:val="Normal"/>
     <w:next w:val="Normal"/>
     <w:link w:val="Heading5Char"/>
@@ -3174,20 +3556,20 @@
     <w:semiHidden/>
     <w:unhideWhenUsed/>
     <w:qFormat/>
-    <w:rsid w:val="0060517B"/>
+    <w:rsid w:val="0060517b"/>
     <w:pPr>
-      <w:keepNext/>
+      <w:keepNext w:val="true"/>
       <w:keepLines/>
       <w:spacing w:before="80" w:after="40"/>
       <w:outlineLvl w:val="4"/>
     </w:pPr>
     <w:rPr>
-      <w:rFonts w:eastAsiaTheme="majorEastAsia" w:cstheme="majorBidi"/>
-      <w:color w:val="0F4761" w:themeColor="accent1" w:themeShade="BF"/>
+      <w:rFonts w:eastAsia="" w:cs="" w:cstheme="majorBidi" w:eastAsiaTheme="majorEastAsia"/>
+      <w:color w:themeColor="accent1" w:themeShade="bf" w:val="0F4761"/>
     </w:rPr>
   </w:style>
   <w:style w:type="paragraph" w:styleId="Heading6">
-    <w:name w:val="heading 6"/>
+    <w:name w:val="Heading 6"/>
     <w:basedOn w:val="Normal"/>
     <w:next w:val="Normal"/>
     <w:link w:val="Heading6Char"/>
@@ -3195,22 +3577,22 @@
     <w:semiHidden/>
     <w:unhideWhenUsed/>
     <w:qFormat/>
-    <w:rsid w:val="0060517B"/>
+    <w:rsid w:val="0060517b"/>
     <w:pPr>
-      <w:keepNext/>
+      <w:keepNext w:val="true"/>
       <w:keepLines/>
       <w:spacing w:before="40" w:after="0"/>
       <w:outlineLvl w:val="5"/>
     </w:pPr>
     <w:rPr>
-      <w:rFonts w:eastAsiaTheme="majorEastAsia" w:cstheme="majorBidi"/>
+      <w:rFonts w:eastAsia="" w:cs="" w:cstheme="majorBidi" w:eastAsiaTheme="majorEastAsia"/>
       <w:i/>
       <w:iCs/>
-      <w:color w:val="595959" w:themeColor="text1" w:themeTint="A6"/>
+      <w:color w:themeColor="text1" w:themeTint="a6" w:val="595959"/>
     </w:rPr>
   </w:style>
   <w:style w:type="paragraph" w:styleId="Heading7">
-    <w:name w:val="heading 7"/>
+    <w:name w:val="Heading 7"/>
     <w:basedOn w:val="Normal"/>
     <w:next w:val="Normal"/>
     <w:link w:val="Heading7Char"/>
@@ -3218,20 +3600,20 @@
     <w:semiHidden/>
     <w:unhideWhenUsed/>
     <w:qFormat/>
-    <w:rsid w:val="0060517B"/>
+    <w:rsid w:val="0060517b"/>
     <w:pPr>
-      <w:keepNext/>
+      <w:keepNext w:val="true"/>
       <w:keepLines/>
       <w:spacing w:before="40" w:after="0"/>
       <w:outlineLvl w:val="6"/>
     </w:pPr>
     <w:rPr>
-      <w:rFonts w:eastAsiaTheme="majorEastAsia" w:cstheme="majorBidi"/>
-      <w:color w:val="595959" w:themeColor="text1" w:themeTint="A6"/>
+      <w:rFonts w:eastAsia="" w:cs="" w:cstheme="majorBidi" w:eastAsiaTheme="majorEastAsia"/>
+      <w:color w:themeColor="text1" w:themeTint="a6" w:val="595959"/>
     </w:rPr>
   </w:style>
   <w:style w:type="paragraph" w:styleId="Heading8">
-    <w:name w:val="heading 8"/>
+    <w:name w:val="Heading 8"/>
     <w:basedOn w:val="Normal"/>
     <w:next w:val="Normal"/>
     <w:link w:val="Heading8Char"/>
@@ -3239,22 +3621,22 @@
     <w:semiHidden/>
     <w:unhideWhenUsed/>
     <w:qFormat/>
-    <w:rsid w:val="0060517B"/>
+    <w:rsid w:val="0060517b"/>
     <w:pPr>
-      <w:keepNext/>
+      <w:keepNext w:val="true"/>
       <w:keepLines/>
-      <w:spacing w:after="0"/>
+      <w:spacing w:before="0" w:after="0"/>
       <w:outlineLvl w:val="7"/>
     </w:pPr>
     <w:rPr>
-      <w:rFonts w:eastAsiaTheme="majorEastAsia" w:cstheme="majorBidi"/>
+      <w:rFonts w:eastAsia="" w:cs="" w:cstheme="majorBidi" w:eastAsiaTheme="majorEastAsia"/>
       <w:i/>
       <w:iCs/>
-      <w:color w:val="272727" w:themeColor="text1" w:themeTint="D8"/>
+      <w:color w:themeColor="text1" w:themeTint="d8" w:val="272727"/>
     </w:rPr>
   </w:style>
   <w:style w:type="paragraph" w:styleId="Heading9">
-    <w:name w:val="heading 9"/>
+    <w:name w:val="Heading 9"/>
     <w:basedOn w:val="Normal"/>
     <w:next w:val="Normal"/>
     <w:link w:val="Heading9Char"/>
@@ -3262,162 +3644,310 @@
     <w:semiHidden/>
     <w:unhideWhenUsed/>
     <w:qFormat/>
-    <w:rsid w:val="0060517B"/>
+    <w:rsid w:val="0060517b"/>
     <w:pPr>
-      <w:keepNext/>
+      <w:keepNext w:val="true"/>
       <w:keepLines/>
-      <w:spacing w:after="0"/>
+      <w:spacing w:before="0" w:after="0"/>
       <w:outlineLvl w:val="8"/>
     </w:pPr>
     <w:rPr>
-      <w:rFonts w:eastAsiaTheme="majorEastAsia" w:cstheme="majorBidi"/>
-      <w:color w:val="272727" w:themeColor="text1" w:themeTint="D8"/>
+      <w:rFonts w:eastAsia="" w:cs="" w:cstheme="majorBidi" w:eastAsiaTheme="majorEastAsia"/>
+      <w:color w:themeColor="text1" w:themeTint="d8" w:val="272727"/>
     </w:rPr>
   </w:style>
-  <w:style w:type="character" w:default="1" w:styleId="DefaultParagraphFont">
+  <w:style w:type="character" w:styleId="DefaultParagraphFont" w:default="1">
     <w:name w:val="Default Paragraph Font"/>
     <w:uiPriority w:val="1"/>
     <w:semiHidden/>
     <w:unhideWhenUsed/>
-  </w:style>
-  <w:style w:type="table" w:default="1" w:styleId="TableNormal">
-    <w:name w:val="Normal Table"/>
-    <w:uiPriority w:val="99"/>
-    <w:semiHidden/>
-    <w:unhideWhenUsed/>
-    <w:tblPr>
-      <w:tblInd w:w="0" w:type="dxa"/>
-      <w:tblCellMar>
-        <w:top w:w="0" w:type="dxa"/>
-        <w:left w:w="108" w:type="dxa"/>
-        <w:bottom w:w="0" w:type="dxa"/>
-        <w:right w:w="108" w:type="dxa"/>
-      </w:tblCellMar>
-    </w:tblPr>
-  </w:style>
-  <w:style w:type="numbering" w:default="1" w:styleId="NoList">
-    <w:name w:val="No List"/>
-    <w:uiPriority w:val="99"/>
-    <w:semiHidden/>
-    <w:unhideWhenUsed/>
-  </w:style>
-  <w:style w:type="character" w:customStyle="1" w:styleId="Heading1Char">
+    <w:qFormat/>
+    <w:rPr/>
+  </w:style>
+  <w:style w:type="character" w:styleId="Heading1Char" w:customStyle="1">
     <w:name w:val="Heading 1 Char"/>
     <w:basedOn w:val="DefaultParagraphFont"/>
     <w:link w:val="Heading1"/>
     <w:uiPriority w:val="9"/>
-    <w:rsid w:val="0060517B"/>
+    <w:qFormat/>
+    <w:rsid w:val="0060517b"/>
     <w:rPr>
-      <w:rFonts w:asciiTheme="majorHAnsi" w:eastAsiaTheme="majorEastAsia" w:hAnsiTheme="majorHAnsi" w:cstheme="majorBidi"/>
-      <w:color w:val="0F4761" w:themeColor="accent1" w:themeShade="BF"/>
+      <w:rFonts w:ascii="Aptos Display" w:hAnsi="Aptos Display" w:eastAsia="" w:cs="" w:asciiTheme="majorHAnsi" w:cstheme="majorBidi" w:eastAsiaTheme="majorEastAsia" w:hAnsiTheme="majorHAnsi"/>
+      <w:color w:themeColor="accent1" w:themeShade="bf" w:val="0F4761"/>
       <w:sz w:val="40"/>
       <w:szCs w:val="40"/>
     </w:rPr>
   </w:style>
-  <w:style w:type="character" w:customStyle="1" w:styleId="Heading2Char">
+  <w:style w:type="character" w:styleId="Heading2Char" w:customStyle="1">
     <w:name w:val="Heading 2 Char"/>
     <w:basedOn w:val="DefaultParagraphFont"/>
     <w:link w:val="Heading2"/>
     <w:uiPriority w:val="9"/>
     <w:semiHidden/>
-    <w:rsid w:val="0060517B"/>
+    <w:qFormat/>
+    <w:rsid w:val="0060517b"/>
     <w:rPr>
-      <w:rFonts w:asciiTheme="majorHAnsi" w:eastAsiaTheme="majorEastAsia" w:hAnsiTheme="majorHAnsi" w:cstheme="majorBidi"/>
-      <w:color w:val="0F4761" w:themeColor="accent1" w:themeShade="BF"/>
+      <w:rFonts w:ascii="Aptos Display" w:hAnsi="Aptos Display" w:eastAsia="" w:cs="" w:asciiTheme="majorHAnsi" w:cstheme="majorBidi" w:eastAsiaTheme="majorEastAsia" w:hAnsiTheme="majorHAnsi"/>
+      <w:color w:themeColor="accent1" w:themeShade="bf" w:val="0F4761"/>
       <w:sz w:val="32"/>
       <w:szCs w:val="32"/>
     </w:rPr>
   </w:style>
-  <w:style w:type="character" w:customStyle="1" w:styleId="Heading3Char">
+  <w:style w:type="character" w:styleId="Heading3Char" w:customStyle="1">
     <w:name w:val="Heading 3 Char"/>
     <w:basedOn w:val="DefaultParagraphFont"/>
     <w:link w:val="Heading3"/>
     <w:uiPriority w:val="9"/>
     <w:semiHidden/>
-    <w:rsid w:val="0060517B"/>
+    <w:qFormat/>
+    <w:rsid w:val="0060517b"/>
     <w:rPr>
-      <w:rFonts w:eastAsiaTheme="majorEastAsia" w:cstheme="majorBidi"/>
-      <w:color w:val="0F4761" w:themeColor="accent1" w:themeShade="BF"/>
+      <w:rFonts w:eastAsia="" w:cs="" w:cstheme="majorBidi" w:eastAsiaTheme="majorEastAsia"/>
+      <w:color w:themeColor="accent1" w:themeShade="bf" w:val="0F4761"/>
       <w:sz w:val="28"/>
       <w:szCs w:val="28"/>
     </w:rPr>
   </w:style>
-  <w:style w:type="character" w:customStyle="1" w:styleId="Heading4Char">
+  <w:style w:type="character" w:styleId="Heading4Char" w:customStyle="1">
     <w:name w:val="Heading 4 Char"/>
     <w:basedOn w:val="DefaultParagraphFont"/>
     <w:link w:val="Heading4"/>
     <w:uiPriority w:val="9"/>
     <w:semiHidden/>
-    <w:rsid w:val="0060517B"/>
+    <w:qFormat/>
+    <w:rsid w:val="0060517b"/>
     <w:rPr>
-      <w:rFonts w:eastAsiaTheme="majorEastAsia" w:cstheme="majorBidi"/>
+      <w:rFonts w:eastAsia="" w:cs="" w:cstheme="majorBidi" w:eastAsiaTheme="majorEastAsia"/>
       <w:i/>
       <w:iCs/>
-      <w:color w:val="0F4761" w:themeColor="accent1" w:themeShade="BF"/>
+      <w:color w:themeColor="accent1" w:themeShade="bf" w:val="0F4761"/>
     </w:rPr>
   </w:style>
-  <w:style w:type="character" w:customStyle="1" w:styleId="Heading5Char">
+  <w:style w:type="character" w:styleId="Heading5Char" w:customStyle="1">
     <w:name w:val="Heading 5 Char"/>
     <w:basedOn w:val="DefaultParagraphFont"/>
     <w:link w:val="Heading5"/>
     <w:uiPriority w:val="9"/>
     <w:semiHidden/>
-    <w:rsid w:val="0060517B"/>
+    <w:qFormat/>
+    <w:rsid w:val="0060517b"/>
     <w:rPr>
-      <w:rFonts w:eastAsiaTheme="majorEastAsia" w:cstheme="majorBidi"/>
-      <w:color w:val="0F4761" w:themeColor="accent1" w:themeShade="BF"/>
+      <w:rFonts w:eastAsia="" w:cs="" w:cstheme="majorBidi" w:eastAsiaTheme="majorEastAsia"/>
+      <w:color w:themeColor="accent1" w:themeShade="bf" w:val="0F4761"/>
     </w:rPr>
   </w:style>
-  <w:style w:type="character" w:customStyle="1" w:styleId="Heading6Char">
+  <w:style w:type="character" w:styleId="Heading6Char" w:customStyle="1">
     <w:name w:val="Heading 6 Char"/>
     <w:basedOn w:val="DefaultParagraphFont"/>
     <w:link w:val="Heading6"/>
     <w:uiPriority w:val="9"/>
     <w:semiHidden/>
-    <w:rsid w:val="0060517B"/>
+    <w:qFormat/>
+    <w:rsid w:val="0060517b"/>
     <w:rPr>
-      <w:rFonts w:eastAsiaTheme="majorEastAsia" w:cstheme="majorBidi"/>
+      <w:rFonts w:eastAsia="" w:cs="" w:cstheme="majorBidi" w:eastAsiaTheme="majorEastAsia"/>
       <w:i/>
       <w:iCs/>
-      <w:color w:val="595959" w:themeColor="text1" w:themeTint="A6"/>
+      <w:color w:themeColor="text1" w:themeTint="a6" w:val="595959"/>
     </w:rPr>
   </w:style>
-  <w:style w:type="character" w:customStyle="1" w:styleId="Heading7Char">
+  <w:style w:type="character" w:styleId="Heading7Char" w:customStyle="1">
     <w:name w:val="Heading 7 Char"/>
     <w:basedOn w:val="DefaultParagraphFont"/>
     <w:link w:val="Heading7"/>
     <w:uiPriority w:val="9"/>
     <w:semiHidden/>
-    <w:rsid w:val="0060517B"/>
+    <w:qFormat/>
+    <w:rsid w:val="0060517b"/>
     <w:rPr>
-      <w:rFonts w:eastAsiaTheme="majorEastAsia" w:cstheme="majorBidi"/>
-      <w:color w:val="595959" w:themeColor="text1" w:themeTint="A6"/>
+      <w:rFonts w:eastAsia="" w:cs="" w:cstheme="majorBidi" w:eastAsiaTheme="majorEastAsia"/>
+      <w:color w:themeColor="text1" w:themeTint="a6" w:val="595959"/>
     </w:rPr>
   </w:style>
-  <w:style w:type="character" w:customStyle="1" w:styleId="Heading8Char">
+  <w:style w:type="character" w:styleId="Heading8Char" w:customStyle="1">
     <w:name w:val="Heading 8 Char"/>
     <w:basedOn w:val="DefaultParagraphFont"/>
     <w:link w:val="Heading8"/>
     <w:uiPriority w:val="9"/>
     <w:semiHidden/>
-    <w:rsid w:val="0060517B"/>
+    <w:qFormat/>
+    <w:rsid w:val="0060517b"/>
     <w:rPr>
-      <w:rFonts w:eastAsiaTheme="majorEastAsia" w:cstheme="majorBidi"/>
+      <w:rFonts w:eastAsia="" w:cs="" w:cstheme="majorBidi" w:eastAsiaTheme="majorEastAsia"/>
       <w:i/>
       <w:iCs/>
-      <w:color w:val="272727" w:themeColor="text1" w:themeTint="D8"/>
+      <w:color w:themeColor="text1" w:themeTint="d8" w:val="272727"/>
     </w:rPr>
   </w:style>
-  <w:style w:type="character" w:customStyle="1" w:styleId="Heading9Char">
+  <w:style w:type="character" w:styleId="Heading9Char" w:customStyle="1">
     <w:name w:val="Heading 9 Char"/>
     <w:basedOn w:val="DefaultParagraphFont"/>
     <w:link w:val="Heading9"/>
     <w:uiPriority w:val="9"/>
     <w:semiHidden/>
-    <w:rsid w:val="0060517B"/>
+    <w:qFormat/>
+    <w:rsid w:val="0060517b"/>
     <w:rPr>
-      <w:rFonts w:eastAsiaTheme="majorEastAsia" w:cstheme="majorBidi"/>
-      <w:color w:val="272727" w:themeColor="text1" w:themeTint="D8"/>
+      <w:rFonts w:eastAsia="" w:cs="" w:cstheme="majorBidi" w:eastAsiaTheme="majorEastAsia"/>
+      <w:color w:themeColor="text1" w:themeTint="d8" w:val="272727"/>
+    </w:rPr>
+  </w:style>
+  <w:style w:type="character" w:styleId="TitleChar" w:customStyle="1">
+    <w:name w:val="Title Char"/>
+    <w:basedOn w:val="DefaultParagraphFont"/>
+    <w:link w:val="Title"/>
+    <w:uiPriority w:val="10"/>
+    <w:qFormat/>
+    <w:rsid w:val="0060517b"/>
+    <w:rPr>
+      <w:rFonts w:ascii="Aptos Display" w:hAnsi="Aptos Display" w:eastAsia="" w:cs="" w:asciiTheme="majorHAnsi" w:cstheme="majorBidi" w:eastAsiaTheme="majorEastAsia" w:hAnsiTheme="majorHAnsi"/>
+      <w:spacing w:val="-10"/>
+      <w:kern w:val="2"/>
+      <w:sz w:val="56"/>
+      <w:szCs w:val="56"/>
+    </w:rPr>
+  </w:style>
+  <w:style w:type="character" w:styleId="SubtitleChar" w:customStyle="1">
+    <w:name w:val="Subtitle Char"/>
+    <w:basedOn w:val="DefaultParagraphFont"/>
+    <w:link w:val="Subtitle"/>
+    <w:uiPriority w:val="11"/>
+    <w:qFormat/>
+    <w:rsid w:val="0060517b"/>
+    <w:rPr>
+      <w:rFonts w:eastAsia="" w:cs="" w:cstheme="majorBidi" w:eastAsiaTheme="majorEastAsia"/>
+      <w:color w:themeColor="text1" w:themeTint="a6" w:val="595959"/>
+      <w:spacing w:val="15"/>
+      <w:sz w:val="28"/>
+      <w:szCs w:val="28"/>
+    </w:rPr>
+  </w:style>
+  <w:style w:type="character" w:styleId="QuoteChar" w:customStyle="1">
+    <w:name w:val="Quote Char"/>
+    <w:basedOn w:val="DefaultParagraphFont"/>
+    <w:link w:val="Quote"/>
+    <w:uiPriority w:val="29"/>
+    <w:qFormat/>
+    <w:rsid w:val="0060517b"/>
+    <w:rPr>
+      <w:i/>
+      <w:iCs/>
+      <w:color w:themeColor="text1" w:themeTint="bf" w:val="404040"/>
+    </w:rPr>
+  </w:style>
+  <w:style w:type="character" w:styleId="IntenseEmphasis">
+    <w:name w:val="Intense Emphasis"/>
+    <w:basedOn w:val="DefaultParagraphFont"/>
+    <w:uiPriority w:val="21"/>
+    <w:qFormat/>
+    <w:rsid w:val="0060517b"/>
+    <w:rPr>
+      <w:i/>
+      <w:iCs/>
+      <w:color w:themeColor="accent1" w:themeShade="bf" w:val="0F4761"/>
+    </w:rPr>
+  </w:style>
+  <w:style w:type="character" w:styleId="IntenseQuoteChar" w:customStyle="1">
+    <w:name w:val="Intense Quote Char"/>
+    <w:basedOn w:val="DefaultParagraphFont"/>
+    <w:link w:val="IntenseQuote"/>
+    <w:uiPriority w:val="30"/>
+    <w:qFormat/>
+    <w:rsid w:val="0060517b"/>
+    <w:rPr>
+      <w:i/>
+      <w:iCs/>
+      <w:color w:themeColor="accent1" w:themeShade="bf" w:val="0F4761"/>
+    </w:rPr>
+  </w:style>
+  <w:style w:type="character" w:styleId="IntenseReference">
+    <w:name w:val="Intense Reference"/>
+    <w:basedOn w:val="DefaultParagraphFont"/>
+    <w:uiPriority w:val="32"/>
+    <w:qFormat/>
+    <w:rsid w:val="0060517b"/>
+    <w:rPr>
+      <w:b/>
+      <w:bCs/>
+      <w:smallCaps/>
+      <w:color w:themeColor="accent1" w:themeShade="bf" w:val="0F4761"/>
+      <w:spacing w:val="5"/>
+    </w:rPr>
+  </w:style>
+  <w:style w:type="character" w:styleId="HeaderChar" w:customStyle="1">
+    <w:name w:val="Header Char"/>
+    <w:basedOn w:val="DefaultParagraphFont"/>
+    <w:link w:val="Header"/>
+    <w:uiPriority w:val="99"/>
+    <w:qFormat/>
+    <w:rsid w:val="0060517b"/>
+    <w:rPr/>
+  </w:style>
+  <w:style w:type="character" w:styleId="FooterChar" w:customStyle="1">
+    <w:name w:val="Footer Char"/>
+    <w:basedOn w:val="DefaultParagraphFont"/>
+    <w:link w:val="Footer"/>
+    <w:uiPriority w:val="99"/>
+    <w:qFormat/>
+    <w:rsid w:val="0060517b"/>
+    <w:rPr/>
+  </w:style>
+  <w:style w:type="paragraph" w:styleId="Heading">
+    <w:name w:val="Heading"/>
+    <w:basedOn w:val="Normal"/>
+    <w:next w:val="BodyText"/>
+    <w:qFormat/>
+    <w:pPr>
+      <w:keepNext w:val="true"/>
+      <w:spacing w:before="240" w:after="120"/>
+    </w:pPr>
+    <w:rPr>
+      <w:rFonts w:ascii="Liberation Sans" w:hAnsi="Liberation Sans" w:eastAsia="Noto Sans CJK SC" w:cs="Noto Sans Devanagari"/>
+      <w:sz w:val="28"/>
+      <w:szCs w:val="28"/>
+    </w:rPr>
+  </w:style>
+  <w:style w:type="paragraph" w:styleId="BodyText">
+    <w:name w:val="Body Text"/>
+    <w:basedOn w:val="Normal"/>
+    <w:pPr>
+      <w:spacing w:lineRule="auto" w:line="276" w:before="0" w:after="140"/>
+    </w:pPr>
+    <w:rPr/>
+  </w:style>
+  <w:style w:type="paragraph" w:styleId="List">
+    <w:name w:val="List"/>
+    <w:basedOn w:val="BodyText"/>
+    <w:pPr/>
+    <w:rPr>
+      <w:rFonts w:cs="Noto Sans Devanagari"/>
+    </w:rPr>
+  </w:style>
+  <w:style w:type="paragraph" w:styleId="Caption">
+    <w:name w:val="Caption"/>
+    <w:basedOn w:val="Normal"/>
+    <w:qFormat/>
+    <w:pPr>
+      <w:suppressLineNumbers/>
+      <w:spacing w:before="120" w:after="120"/>
+    </w:pPr>
+    <w:rPr>
+      <w:rFonts w:cs="Noto Sans Devanagari"/>
+      <w:i/>
+      <w:iCs/>
+      <w:sz w:val="24"/>
+      <w:szCs w:val="24"/>
+    </w:rPr>
+  </w:style>
+  <w:style w:type="paragraph" w:styleId="Index">
+    <w:name w:val="Index"/>
+    <w:basedOn w:val="Normal"/>
+    <w:qFormat/>
+    <w:pPr>
+      <w:suppressLineNumbers/>
+    </w:pPr>
+    <w:rPr>
+      <w:rFonts w:cs="Noto Sans Devanagari"/>
     </w:rPr>
   </w:style>
   <w:style w:type="paragraph" w:styleId="Title">
@@ -3427,29 +3957,15 @@
     <w:link w:val="TitleChar"/>
     <w:uiPriority w:val="10"/>
     <w:qFormat/>
-    <w:rsid w:val="0060517B"/>
+    <w:rsid w:val="0060517b"/>
     <w:pPr>
-      <w:spacing w:after="80" w:line="240" w:lineRule="auto"/>
+      <w:spacing w:lineRule="auto" w:line="240" w:before="0" w:after="80"/>
       <w:contextualSpacing/>
     </w:pPr>
     <w:rPr>
-      <w:rFonts w:asciiTheme="majorHAnsi" w:eastAsiaTheme="majorEastAsia" w:hAnsiTheme="majorHAnsi" w:cstheme="majorBidi"/>
+      <w:rFonts w:ascii="Aptos Display" w:hAnsi="Aptos Display" w:eastAsia="" w:cs="" w:asciiTheme="majorHAnsi" w:cstheme="majorBidi" w:eastAsiaTheme="majorEastAsia" w:hAnsiTheme="majorHAnsi"/>
       <w:spacing w:val="-10"/>
-      <w:kern w:val="28"/>
-      <w:sz w:val="56"/>
-      <w:szCs w:val="56"/>
-    </w:rPr>
-  </w:style>
-  <w:style w:type="character" w:customStyle="1" w:styleId="TitleChar">
-    <w:name w:val="Title Char"/>
-    <w:basedOn w:val="DefaultParagraphFont"/>
-    <w:link w:val="Title"/>
-    <w:uiPriority w:val="10"/>
-    <w:rsid w:val="0060517B"/>
-    <w:rPr>
-      <w:rFonts w:asciiTheme="majorHAnsi" w:eastAsiaTheme="majorEastAsia" w:hAnsiTheme="majorHAnsi" w:cstheme="majorBidi"/>
-      <w:spacing w:val="-10"/>
-      <w:kern w:val="28"/>
+      <w:kern w:val="2"/>
       <w:sz w:val="56"/>
       <w:szCs w:val="56"/>
     </w:rPr>
@@ -3461,29 +3977,11 @@
     <w:link w:val="SubtitleChar"/>
     <w:uiPriority w:val="11"/>
     <w:qFormat/>
-    <w:rsid w:val="0060517B"/>
-    <w:pPr>
-      <w:numPr>
-        <w:ilvl w:val="1"/>
-      </w:numPr>
-    </w:pPr>
+    <w:rsid w:val="0060517b"/>
+    <w:pPr/>
     <w:rPr>
-      <w:rFonts w:eastAsiaTheme="majorEastAsia" w:cstheme="majorBidi"/>
-      <w:color w:val="595959" w:themeColor="text1" w:themeTint="A6"/>
-      <w:spacing w:val="15"/>
-      <w:sz w:val="28"/>
-      <w:szCs w:val="28"/>
-    </w:rPr>
-  </w:style>
-  <w:style w:type="character" w:customStyle="1" w:styleId="SubtitleChar">
-    <w:name w:val="Subtitle Char"/>
-    <w:basedOn w:val="DefaultParagraphFont"/>
-    <w:link w:val="Subtitle"/>
-    <w:uiPriority w:val="11"/>
-    <w:rsid w:val="0060517B"/>
-    <w:rPr>
-      <w:rFonts w:eastAsiaTheme="majorEastAsia" w:cstheme="majorBidi"/>
-      <w:color w:val="595959" w:themeColor="text1" w:themeTint="A6"/>
+      <w:rFonts w:eastAsia="" w:cs="" w:cstheme="majorBidi" w:eastAsiaTheme="majorEastAsia"/>
+      <w:color w:themeColor="text1" w:themeTint="a6" w:val="595959"/>
       <w:spacing w:val="15"/>
       <w:sz w:val="28"/>
       <w:szCs w:val="28"/>
@@ -3496,27 +3994,15 @@
     <w:link w:val="QuoteChar"/>
     <w:uiPriority w:val="29"/>
     <w:qFormat/>
-    <w:rsid w:val="0060517B"/>
+    <w:rsid w:val="0060517b"/>
     <w:pPr>
-      <w:spacing w:before="160"/>
+      <w:spacing w:before="160" w:after="160"/>
       <w:jc w:val="center"/>
     </w:pPr>
     <w:rPr>
       <w:i/>
       <w:iCs/>
-      <w:color w:val="404040" w:themeColor="text1" w:themeTint="BF"/>
-    </w:rPr>
-  </w:style>
-  <w:style w:type="character" w:customStyle="1" w:styleId="QuoteChar">
-    <w:name w:val="Quote Char"/>
-    <w:basedOn w:val="DefaultParagraphFont"/>
-    <w:link w:val="Quote"/>
-    <w:uiPriority w:val="29"/>
-    <w:rsid w:val="0060517B"/>
-    <w:rPr>
-      <w:i/>
-      <w:iCs/>
-      <w:color w:val="404040" w:themeColor="text1" w:themeTint="BF"/>
+      <w:color w:themeColor="text1" w:themeTint="bf" w:val="404040"/>
     </w:rPr>
   </w:style>
   <w:style w:type="paragraph" w:styleId="ListParagraph">
@@ -3524,23 +4010,13 @@
     <w:basedOn w:val="Normal"/>
     <w:uiPriority w:val="34"/>
     <w:qFormat/>
-    <w:rsid w:val="0060517B"/>
+    <w:rsid w:val="0060517b"/>
     <w:pPr>
+      <w:spacing w:before="0" w:after="160"/>
       <w:ind w:left="720"/>
       <w:contextualSpacing/>
     </w:pPr>
-  </w:style>
-  <w:style w:type="character" w:styleId="IntenseEmphasis">
-    <w:name w:val="Intense Emphasis"/>
-    <w:basedOn w:val="DefaultParagraphFont"/>
-    <w:uiPriority w:val="21"/>
-    <w:qFormat/>
-    <w:rsid w:val="0060517B"/>
-    <w:rPr>
-      <w:i/>
-      <w:iCs/>
-      <w:color w:val="0F4761" w:themeColor="accent1" w:themeShade="BF"/>
-    </w:rPr>
+    <w:rPr/>
   </w:style>
   <w:style w:type="paragraph" w:styleId="IntenseQuote">
     <w:name w:val="Intense Quote"/>
@@ -3549,11 +4025,11 @@
     <w:link w:val="IntenseQuoteChar"/>
     <w:uiPriority w:val="30"/>
     <w:qFormat/>
-    <w:rsid w:val="0060517B"/>
+    <w:rsid w:val="0060517b"/>
     <w:pPr>
       <w:pBdr>
-        <w:top w:val="single" w:sz="4" w:space="10" w:color="0F4761" w:themeColor="accent1" w:themeShade="BF"/>
-        <w:bottom w:val="single" w:sz="4" w:space="10" w:color="0F4761" w:themeColor="accent1" w:themeShade="BF"/>
+        <w:top w:val="single" w:sz="4" w:space="10" w:color="0F4761" w:themeColor="accent1" w:themeShade="bf"/>
+        <w:bottom w:val="single" w:sz="4" w:space="10" w:color="0F4761" w:themeColor="accent1" w:themeShade="bf"/>
       </w:pBdr>
       <w:spacing w:before="360" w:after="360"/>
       <w:ind w:left="864" w:right="864"/>
@@ -3562,95 +4038,87 @@
     <w:rPr>
       <w:i/>
       <w:iCs/>
-      <w:color w:val="0F4761" w:themeColor="accent1" w:themeShade="BF"/>
+      <w:color w:themeColor="accent1" w:themeShade="bf" w:val="0F4761"/>
     </w:rPr>
   </w:style>
-  <w:style w:type="character" w:customStyle="1" w:styleId="IntenseQuoteChar">
-    <w:name w:val="Intense Quote Char"/>
-    <w:basedOn w:val="DefaultParagraphFont"/>
-    <w:link w:val="IntenseQuote"/>
-    <w:uiPriority w:val="30"/>
-    <w:rsid w:val="0060517B"/>
-    <w:rPr>
-      <w:i/>
-      <w:iCs/>
-      <w:color w:val="0F4761" w:themeColor="accent1" w:themeShade="BF"/>
-    </w:rPr>
-  </w:style>
-  <w:style w:type="character" w:styleId="IntenseReference">
-    <w:name w:val="Intense Reference"/>
-    <w:basedOn w:val="DefaultParagraphFont"/>
-    <w:uiPriority w:val="32"/>
+  <w:style w:type="paragraph" w:styleId="HeaderandFooter">
+    <w:name w:val="Header and Footer"/>
+    <w:basedOn w:val="Normal"/>
     <w:qFormat/>
-    <w:rsid w:val="0060517B"/>
-    <w:rPr>
-      <w:b/>
-      <w:bCs/>
-      <w:smallCaps/>
-      <w:color w:val="0F4761" w:themeColor="accent1" w:themeShade="BF"/>
-      <w:spacing w:val="5"/>
-    </w:rPr>
+    <w:pPr/>
+    <w:rPr/>
   </w:style>
   <w:style w:type="paragraph" w:styleId="Header">
-    <w:name w:val="header"/>
+    <w:name w:val="Header"/>
     <w:basedOn w:val="Normal"/>
     <w:link w:val="HeaderChar"/>
     <w:uiPriority w:val="99"/>
     <w:unhideWhenUsed/>
-    <w:rsid w:val="0060517B"/>
+    <w:rsid w:val="0060517b"/>
     <w:pPr>
       <w:tabs>
-        <w:tab w:val="center" w:pos="4680"/>
-        <w:tab w:val="right" w:pos="9360"/>
+        <w:tab w:val="clear" w:pos="720"/>
+        <w:tab w:val="center" w:pos="4680" w:leader="none"/>
+        <w:tab w:val="right" w:pos="9360" w:leader="none"/>
       </w:tabs>
-      <w:spacing w:after="0" w:line="240" w:lineRule="auto"/>
+      <w:spacing w:lineRule="auto" w:line="240" w:before="0" w:after="0"/>
     </w:pPr>
-  </w:style>
-  <w:style w:type="character" w:customStyle="1" w:styleId="HeaderChar">
-    <w:name w:val="Header Char"/>
-    <w:basedOn w:val="DefaultParagraphFont"/>
-    <w:link w:val="Header"/>
-    <w:uiPriority w:val="99"/>
-    <w:rsid w:val="0060517B"/>
+    <w:rPr/>
   </w:style>
   <w:style w:type="paragraph" w:styleId="Footer">
-    <w:name w:val="footer"/>
+    <w:name w:val="Footer"/>
     <w:basedOn w:val="Normal"/>
     <w:link w:val="FooterChar"/>
     <w:uiPriority w:val="99"/>
     <w:unhideWhenUsed/>
-    <w:rsid w:val="0060517B"/>
+    <w:rsid w:val="0060517b"/>
     <w:pPr>
       <w:tabs>
-        <w:tab w:val="center" w:pos="4680"/>
-        <w:tab w:val="right" w:pos="9360"/>
+        <w:tab w:val="clear" w:pos="720"/>
+        <w:tab w:val="center" w:pos="4680" w:leader="none"/>
+        <w:tab w:val="right" w:pos="9360" w:leader="none"/>
       </w:tabs>
-      <w:spacing w:after="0" w:line="240" w:lineRule="auto"/>
+      <w:spacing w:lineRule="auto" w:line="240" w:before="0" w:after="0"/>
     </w:pPr>
-  </w:style>
-  <w:style w:type="character" w:customStyle="1" w:styleId="FooterChar">
-    <w:name w:val="Footer Char"/>
-    <w:basedOn w:val="DefaultParagraphFont"/>
-    <w:link w:val="Footer"/>
+    <w:rPr/>
+  </w:style>
+  <w:style w:type="numbering" w:styleId="NoList" w:default="1">
+    <w:name w:val="No List"/>
     <w:uiPriority w:val="99"/>
-    <w:rsid w:val="0060517B"/>
+    <w:semiHidden/>
+    <w:unhideWhenUsed/>
+    <w:qFormat/>
+  </w:style>
+  <w:style w:type="table" w:default="1" w:styleId="TableNormal">
+    <w:name w:val="Normal Table"/>
+    <w:uiPriority w:val="99"/>
+    <w:semiHidden/>
+    <w:unhideWhenUsed/>
+    <w:tblPr>
+      <w:tblCellMar>
+        <w:top w:w="0" w:type="dxa"/>
+        <w:left w:w="108" w:type="dxa"/>
+        <w:bottom w:w="0" w:type="dxa"/>
+        <w:right w:w="108" w:type="dxa"/>
+      </w:tblCellMar>
+    </w:tblPr>
   </w:style>
   <w:style w:type="table" w:styleId="TableGrid">
     <w:name w:val="Table Grid"/>
     <w:basedOn w:val="TableNormal"/>
     <w:uiPriority w:val="39"/>
-    <w:rsid w:val="00925B80"/>
+    <w:rsid w:val="00925b80"/>
     <w:pPr>
       <w:spacing w:after="0" w:line="240" w:lineRule="auto"/>
     </w:pPr>
     <w:tblPr>
       <w:tblBorders>
-        <w:top w:val="single" w:sz="4" w:space="0" w:color="auto"/>
-        <w:left w:val="single" w:sz="4" w:space="0" w:color="auto"/>
-        <w:bottom w:val="single" w:sz="4" w:space="0" w:color="auto"/>
-        <w:right w:val="single" w:sz="4" w:space="0" w:color="auto"/>
-        <w:insideH w:val="single" w:sz="4" w:space="0" w:color="auto"/>
-        <w:insideV w:val="single" w:sz="4" w:space="0" w:color="auto"/>
+        <w:top w:val="single" w:color="auto" w:sz="4" w:space="0"/>
+        <w:left w:val="single" w:color="auto" w:sz="4" w:space="0"/>
+        <w:bottom w:val="single" w:color="auto" w:sz="4" w:space="0"/>
+        <w:right w:val="single" w:color="auto" w:sz="4" w:space="0"/>
+        <w:insideH w:val="single" w:color="auto" w:sz="4" w:space="0"/>
+        <w:insideV w:val="single" w:color="auto" w:sz="4" w:space="0"/>
       </w:tblBorders>
     </w:tblPr>
   </w:style>
@@ -3658,195 +4126,97 @@
 </file>
 
 <file path=word/theme/theme1.xml><?xml version="1.0" encoding="utf-8"?>
-<a:theme xmlns:a="http://schemas.openxmlformats.org/drawingml/2006/main" name="Office Theme">
+<a:theme xmlns:a="http://schemas.openxmlformats.org/drawingml/2006/main" xmlns:r="http://schemas.openxmlformats.org/officeDocument/2006/relationships" name="Office Theme">
   <a:themeElements>
     <a:clrScheme name="Office">
       <a:dk1>
-        <a:sysClr val="windowText" lastClr="000000"/>
+        <a:srgbClr val="000000"/>
       </a:dk1>
       <a:lt1>
-        <a:sysClr val="window" lastClr="FFFFFF"/>
+        <a:srgbClr val="ffffff"/>
       </a:lt1>
       <a:dk2>
-        <a:srgbClr val="0E2841"/>
+        <a:srgbClr val="0e2841"/>
       </a:dk2>
       <a:lt2>
-        <a:srgbClr val="E8E8E8"/>
+        <a:srgbClr val="e8e8e8"/>
       </a:lt2>
       <a:accent1>
         <a:srgbClr val="156082"/>
       </a:accent1>
       <a:accent2>
-        <a:srgbClr val="E97132"/>
+        <a:srgbClr val="e97132"/>
       </a:accent2>
       <a:accent3>
-        <a:srgbClr val="196B24"/>
+        <a:srgbClr val="196b24"/>
       </a:accent3>
       <a:accent4>
-        <a:srgbClr val="0F9ED5"/>
+        <a:srgbClr val="0f9ed5"/>
       </a:accent4>
       <a:accent5>
-        <a:srgbClr val="A02B93"/>
+        <a:srgbClr val="a02b93"/>
       </a:accent5>
       <a:accent6>
-        <a:srgbClr val="4EA72E"/>
+        <a:srgbClr val="4ea72e"/>
       </a:accent6>
       <a:hlink>
         <a:srgbClr val="467886"/>
       </a:hlink>
       <a:folHlink>
-        <a:srgbClr val="96607D"/>
+        <a:srgbClr val="96607d"/>
       </a:folHlink>
     </a:clrScheme>
     <a:fontScheme name="Office">
       <a:majorFont>
-        <a:latin typeface="Aptos Display" panose="02110004020202020204"/>
+        <a:latin typeface="Aptos Display" panose="02110004020202020204" pitchFamily="0" charset="1"/>
         <a:ea typeface=""/>
         <a:cs typeface=""/>
-        <a:font script="Jpan" typeface="游ゴシック Light"/>
-        <a:font script="Hang" typeface="맑은 고딕"/>
-        <a:font script="Hans" typeface="等线 Light"/>
-        <a:font script="Hant" typeface="新細明體"/>
-        <a:font script="Arab" typeface="Times New Roman"/>
-        <a:font script="Hebr" typeface="Times New Roman"/>
-        <a:font script="Thai" typeface="Angsana New"/>
-        <a:font script="Ethi" typeface="Nyala"/>
-        <a:font script="Beng" typeface="Vrinda"/>
-        <a:font script="Gujr" typeface="Shruti"/>
-        <a:font script="Khmr" typeface="MoolBoran"/>
-        <a:font script="Knda" typeface="Tunga"/>
-        <a:font script="Guru" typeface="Raavi"/>
-        <a:font script="Cans" typeface="Euphemia"/>
-        <a:font script="Cher" typeface="Plantagenet Cherokee"/>
-        <a:font script="Yiii" typeface="Microsoft Yi Baiti"/>
-        <a:font script="Tibt" typeface="Microsoft Himalaya"/>
-        <a:font script="Thaa" typeface="MV Boli"/>
-        <a:font script="Deva" typeface="Mangal"/>
-        <a:font script="Telu" typeface="Gautami"/>
-        <a:font script="Taml" typeface="Latha"/>
-        <a:font script="Syrc" typeface="Estrangelo Edessa"/>
-        <a:font script="Orya" typeface="Kalinga"/>
-        <a:font script="Mlym" typeface="Kartika"/>
-        <a:font script="Laoo" typeface="DokChampa"/>
-        <a:font script="Sinh" typeface="Iskoola Pota"/>
-        <a:font script="Mong" typeface="Mongolian Baiti"/>
-        <a:font script="Viet" typeface="Times New Roman"/>
-        <a:font script="Uigh" typeface="Microsoft Uighur"/>
-        <a:font script="Geor" typeface="Sylfaen"/>
-        <a:font script="Armn" typeface="Arial"/>
-        <a:font script="Bugi" typeface="Leelawadee UI"/>
-        <a:font script="Bopo" typeface="Microsoft JhengHei"/>
-        <a:font script="Java" typeface="Javanese Text"/>
-        <a:font script="Lisu" typeface="Segoe UI"/>
-        <a:font script="Mymr" typeface="Myanmar Text"/>
-        <a:font script="Nkoo" typeface="Ebrima"/>
-        <a:font script="Olck" typeface="Nirmala UI"/>
-        <a:font script="Osma" typeface="Ebrima"/>
-        <a:font script="Phag" typeface="Phagspa"/>
-        <a:font script="Syrn" typeface="Estrangelo Edessa"/>
-        <a:font script="Syrj" typeface="Estrangelo Edessa"/>
-        <a:font script="Syre" typeface="Estrangelo Edessa"/>
-        <a:font script="Sora" typeface="Nirmala UI"/>
-        <a:font script="Tale" typeface="Microsoft Tai Le"/>
-        <a:font script="Talu" typeface="Microsoft New Tai Lue"/>
-        <a:font script="Tfng" typeface="Ebrima"/>
       </a:majorFont>
       <a:minorFont>
-        <a:latin typeface="Aptos" panose="02110004020202020204"/>
+        <a:latin typeface="Aptos" panose="02110004020202020204" pitchFamily="0" charset="1"/>
         <a:ea typeface=""/>
         <a:cs typeface=""/>
-        <a:font script="Jpan" typeface="游明朝"/>
-        <a:font script="Hang" typeface="맑은 고딕"/>
-        <a:font script="Hans" typeface="等线"/>
-        <a:font script="Hant" typeface="新細明體"/>
-        <a:font script="Arab" typeface="Arial"/>
-        <a:font script="Hebr" typeface="Arial"/>
-        <a:font script="Thai" typeface="Cordia New"/>
-        <a:font script="Ethi" typeface="Nyala"/>
-        <a:font script="Beng" typeface="Vrinda"/>
-        <a:font script="Gujr" typeface="Shruti"/>
-        <a:font script="Khmr" typeface="DaunPenh"/>
-        <a:font script="Knda" typeface="Tunga"/>
-        <a:font script="Guru" typeface="Raavi"/>
-        <a:font script="Cans" typeface="Euphemia"/>
-        <a:font script="Cher" typeface="Plantagenet Cherokee"/>
-        <a:font script="Yiii" typeface="Microsoft Yi Baiti"/>
-        <a:font script="Tibt" typeface="Microsoft Himalaya"/>
-        <a:font script="Thaa" typeface="MV Boli"/>
-        <a:font script="Deva" typeface="Mangal"/>
-        <a:font script="Telu" typeface="Gautami"/>
-        <a:font script="Taml" typeface="Latha"/>
-        <a:font script="Syrc" typeface="Estrangelo Edessa"/>
-        <a:font script="Orya" typeface="Kalinga"/>
-        <a:font script="Mlym" typeface="Kartika"/>
-        <a:font script="Laoo" typeface="DokChampa"/>
-        <a:font script="Sinh" typeface="Iskoola Pota"/>
-        <a:font script="Mong" typeface="Mongolian Baiti"/>
-        <a:font script="Viet" typeface="Arial"/>
-        <a:font script="Uigh" typeface="Microsoft Uighur"/>
-        <a:font script="Geor" typeface="Sylfaen"/>
-        <a:font script="Armn" typeface="Arial"/>
-        <a:font script="Bugi" typeface="Leelawadee UI"/>
-        <a:font script="Bopo" typeface="Microsoft JhengHei"/>
-        <a:font script="Java" typeface="Javanese Text"/>
-        <a:font script="Lisu" typeface="Segoe UI"/>
-        <a:font script="Mymr" typeface="Myanmar Text"/>
-        <a:font script="Nkoo" typeface="Ebrima"/>
-        <a:font script="Olck" typeface="Nirmala UI"/>
-        <a:font script="Osma" typeface="Ebrima"/>
-        <a:font script="Phag" typeface="Phagspa"/>
-        <a:font script="Syrn" typeface="Estrangelo Edessa"/>
-        <a:font script="Syrj" typeface="Estrangelo Edessa"/>
-        <a:font script="Syre" typeface="Estrangelo Edessa"/>
-        <a:font script="Sora" typeface="Nirmala UI"/>
-        <a:font script="Tale" typeface="Microsoft Tai Le"/>
-        <a:font script="Talu" typeface="Microsoft New Tai Lue"/>
-        <a:font script="Tfng" typeface="Ebrima"/>
       </a:minorFont>
     </a:fontScheme>
-    <a:fmtScheme name="Office">
+    <a:fmtScheme>
       <a:fillStyleLst>
         <a:solidFill>
           <a:schemeClr val="phClr"/>
         </a:solidFill>
-        <a:gradFill rotWithShape="1">
+        <a:gradFill>
           <a:gsLst>
             <a:gs pos="0">
               <a:schemeClr val="phClr">
                 <a:lumMod val="110000"/>
-                <a:satMod val="105000"/>
                 <a:tint val="67000"/>
               </a:schemeClr>
             </a:gs>
             <a:gs pos="50000">
               <a:schemeClr val="phClr">
                 <a:lumMod val="105000"/>
-                <a:satMod val="103000"/>
                 <a:tint val="73000"/>
               </a:schemeClr>
             </a:gs>
             <a:gs pos="100000">
               <a:schemeClr val="phClr">
                 <a:lumMod val="105000"/>
-                <a:satMod val="109000"/>
                 <a:tint val="81000"/>
               </a:schemeClr>
             </a:gs>
           </a:gsLst>
           <a:lin ang="5400000" scaled="0"/>
+          <a:tileRect l="0" t="0" r="0" b="0"/>
         </a:gradFill>
-        <a:gradFill rotWithShape="1">
+        <a:gradFill>
           <a:gsLst>
             <a:gs pos="0">
               <a:schemeClr val="phClr">
-                <a:satMod val="103000"/>
                 <a:lumMod val="102000"/>
                 <a:tint val="94000"/>
               </a:schemeClr>
             </a:gs>
             <a:gs pos="50000">
               <a:schemeClr val="phClr">
-                <a:satMod val="110000"/>
                 <a:lumMod val="100000"/>
                 <a:shade val="100000"/>
               </a:schemeClr>
@@ -3854,33 +4224,24 @@
             <a:gs pos="100000">
               <a:schemeClr val="phClr">
                 <a:lumMod val="99000"/>
-                <a:satMod val="120000"/>
                 <a:shade val="78000"/>
               </a:schemeClr>
             </a:gs>
           </a:gsLst>
           <a:lin ang="5400000" scaled="0"/>
+          <a:tileRect l="0" t="0" r="0" b="0"/>
         </a:gradFill>
       </a:fillStyleLst>
       <a:lnStyleLst>
         <a:ln w="6350" cap="flat" cmpd="sng" algn="ctr">
-          <a:solidFill>
-            <a:schemeClr val="phClr"/>
-          </a:solidFill>
           <a:prstDash val="solid"/>
           <a:miter lim="800000"/>
         </a:ln>
         <a:ln w="12700" cap="flat" cmpd="sng" algn="ctr">
-          <a:solidFill>
-            <a:schemeClr val="phClr"/>
-          </a:solidFill>
           <a:prstDash val="solid"/>
           <a:miter lim="800000"/>
         </a:ln>
         <a:ln w="19050" cap="flat" cmpd="sng" algn="ctr">
-          <a:solidFill>
-            <a:schemeClr val="phClr"/>
-          </a:solidFill>
           <a:prstDash val="solid"/>
           <a:miter lim="800000"/>
         </a:ln>
@@ -3893,13 +4254,7 @@
           <a:effectLst/>
         </a:effectStyle>
         <a:effectStyle>
-          <a:effectLst>
-            <a:outerShdw blurRad="57150" dist="19050" dir="5400000" algn="ctr" rotWithShape="0">
-              <a:srgbClr val="000000">
-                <a:alpha val="63000"/>
-              </a:srgbClr>
-            </a:outerShdw>
-          </a:effectLst>
+          <a:effectLst/>
         </a:effectStyle>
       </a:effectStyleLst>
       <a:bgFillStyleLst>
@@ -3909,15 +4264,13 @@
         <a:solidFill>
           <a:schemeClr val="phClr">
             <a:tint val="95000"/>
-            <a:satMod val="170000"/>
           </a:schemeClr>
         </a:solidFill>
-        <a:gradFill rotWithShape="1">
+        <a:gradFill>
           <a:gsLst>
             <a:gs pos="0">
               <a:schemeClr val="phClr">
                 <a:tint val="93000"/>
-                <a:satMod val="150000"/>
                 <a:shade val="98000"/>
                 <a:lumMod val="102000"/>
               </a:schemeClr>
@@ -3925,7 +4278,6 @@
             <a:gs pos="50000">
               <a:schemeClr val="phClr">
                 <a:tint val="98000"/>
-                <a:satMod val="130000"/>
                 <a:shade val="90000"/>
                 <a:lumMod val="103000"/>
               </a:schemeClr>
@@ -3933,27 +4285,14 @@
             <a:gs pos="100000">
               <a:schemeClr val="phClr">
                 <a:shade val="63000"/>
-                <a:satMod val="120000"/>
               </a:schemeClr>
             </a:gs>
           </a:gsLst>
           <a:lin ang="5400000" scaled="0"/>
+          <a:tileRect l="0" t="0" r="0" b="0"/>
         </a:gradFill>
       </a:bgFillStyleLst>
     </a:fmtScheme>
   </a:themeElements>
-  <a:objectDefaults/>
-  <a:extraClrSchemeLst/>
-  <a:extLst>
-    <a:ext uri="{05A4C25C-085E-4340-85A3-A5531E510DB2}">
-      <thm15:themeFamily xmlns:thm15="http://schemas.microsoft.com/office/thememl/2012/main" name="Office Theme" id="{2E142A2C-CD16-42D6-873A-C26D2A0506FA}" vid="{1BDDFF52-6CD6-40A5-AB3C-68EB2F1E4D0A}"/>
-    </a:ext>
-  </a:extLst>
 </a:theme>
-</file>
-
-<file path=docMetadata/LabelInfo.xml><?xml version="1.0" encoding="utf-8"?>
-<clbl:labelList xmlns:clbl="http://schemas.microsoft.com/office/2020/mipLabelMetadata">
-  <clbl:label id="{1ea2b65f-2f5e-440e-b025-dfdfafd8e097}" enabled="0" method="" siteId="{1ea2b65f-2f5e-440e-b025-dfdfafd8e097}" removed="1"/>
-</clbl:labelList>
 </file>
--- a/Meeting Logs/Meeting Log 1-25-26 through 2-1-26.docx
+++ b/Meeting Logs/Meeting Log 1-25-26 through 2-1-26.docx
@@ -1,12 +1,10 @@
 
 <file path=word/document.xml><?xml version="1.0" encoding="utf-8"?>
-<w:document xmlns:o="urn:schemas-microsoft-com:office:office" xmlns:r="http://schemas.openxmlformats.org/officeDocument/2006/relationships" xmlns:v="urn:schemas-microsoft-com:vml" xmlns:w="http://schemas.openxmlformats.org/wordprocessingml/2006/main" xmlns:w10="urn:schemas-microsoft-com:office:word" xmlns:wp="http://schemas.openxmlformats.org/drawingml/2006/wordprocessingDrawing" xmlns:wps="http://schemas.microsoft.com/office/word/2010/wordprocessingShape" xmlns:wpg="http://schemas.microsoft.com/office/word/2010/wordprocessingGroup" xmlns:mc="http://schemas.openxmlformats.org/markup-compatibility/2006" xmlns:wp14="http://schemas.microsoft.com/office/word/2010/wordprocessingDrawing" xmlns:w14="http://schemas.microsoft.com/office/word/2010/wordml" xmlns:w15="http://schemas.microsoft.com/office/word/2012/wordml" mc:Ignorable="w14 wp14 w15">
+<w:document xmlns:wpc="http://schemas.microsoft.com/office/word/2010/wordprocessingCanvas" xmlns:cx="http://schemas.microsoft.com/office/drawing/2014/chartex" xmlns:cx1="http://schemas.microsoft.com/office/drawing/2015/9/8/chartex" xmlns:cx2="http://schemas.microsoft.com/office/drawing/2015/10/21/chartex" xmlns:cx3="http://schemas.microsoft.com/office/drawing/2016/5/9/chartex" xmlns:cx4="http://schemas.microsoft.com/office/drawing/2016/5/10/chartex" xmlns:cx5="http://schemas.microsoft.com/office/drawing/2016/5/11/chartex" xmlns:cx6="http://schemas.microsoft.com/office/drawing/2016/5/12/chartex" xmlns:cx7="http://schemas.microsoft.com/office/drawing/2016/5/13/chartex" xmlns:cx8="http://schemas.microsoft.com/office/drawing/2016/5/14/chartex" xmlns:mc="http://schemas.openxmlformats.org/markup-compatibility/2006" xmlns:aink="http://schemas.microsoft.com/office/drawing/2016/ink" xmlns:am3d="http://schemas.microsoft.com/office/drawing/2017/model3d" xmlns:o="urn:schemas-microsoft-com:office:office" xmlns:oel="http://schemas.microsoft.com/office/2019/extlst" xmlns:r="http://schemas.openxmlformats.org/officeDocument/2006/relationships" xmlns:m="http://schemas.openxmlformats.org/officeDocument/2006/math" xmlns:v="urn:schemas-microsoft-com:vml" xmlns:wp14="http://schemas.microsoft.com/office/word/2010/wordprocessingDrawing" xmlns:wp="http://schemas.openxmlformats.org/drawingml/2006/wordprocessingDrawing" xmlns:w10="urn:schemas-microsoft-com:office:word" xmlns:w="http://schemas.openxmlformats.org/wordprocessingml/2006/main" xmlns:w14="http://schemas.microsoft.com/office/word/2010/wordml" xmlns:w15="http://schemas.microsoft.com/office/word/2012/wordml" xmlns:w16cex="http://schemas.microsoft.com/office/word/2018/wordml/cex" xmlns:w16cid="http://schemas.microsoft.com/office/word/2016/wordml/cid" xmlns:w16="http://schemas.microsoft.com/office/word/2018/wordml" xmlns:w16du="http://schemas.microsoft.com/office/word/2023/wordml/word16du" xmlns:w16sdtdh="http://schemas.microsoft.com/office/word/2020/wordml/sdtdatahash" xmlns:w16sdtfl="http://schemas.microsoft.com/office/word/2024/wordml/sdtformatlock" xmlns:w16se="http://schemas.microsoft.com/office/word/2015/wordml/symex" xmlns:wpg="http://schemas.microsoft.com/office/word/2010/wordprocessingGroup" xmlns:wpi="http://schemas.microsoft.com/office/word/2010/wordprocessingInk" xmlns:wne="http://schemas.microsoft.com/office/word/2006/wordml" xmlns:wps="http://schemas.microsoft.com/office/word/2010/wordprocessingShape" mc:Ignorable="w14 w15 w16se w16cid w16 w16cex w16sdtdh w16sdtfl w16du wp14">
   <w:body>
     <w:tbl>
       <w:tblPr>
         <w:tblW w:w="2819" w:type="dxa"/>
-        <w:jc w:val="left"/>
-        <w:tblInd w:w="0" w:type="dxa"/>
         <w:tblLayout w:type="fixed"/>
         <w:tblCellMar>
           <w:top w:w="15" w:type="dxa"/>
@@ -14,24 +12,20 @@
           <w:bottom w:w="15" w:type="dxa"/>
           <w:right w:w="15" w:type="dxa"/>
         </w:tblCellMar>
-        <w:tblLook w:val="04a0" w:noHBand="0" w:noVBand="1" w:firstColumn="1" w:lastRow="0" w:lastColumn="0" w:firstRow="1"/>
+        <w:tblLook w:val="04A0" w:firstRow="1" w:lastRow="0" w:firstColumn="1" w:lastColumn="0" w:noHBand="0" w:noVBand="1"/>
       </w:tblPr>
       <w:tblGrid>
-        <w:gridCol w:w="2738"/>
+        <w:gridCol w:w="2739"/>
         <w:gridCol w:w="80"/>
       </w:tblGrid>
       <w:tr>
-        <w:trPr/>
         <w:tc>
           <w:tcPr>
             <w:tcW w:w="2738" w:type="dxa"/>
-            <w:tcBorders/>
             <w:vAlign w:val="center"/>
           </w:tcPr>
           <w:p>
             <w:pPr>
-              <w:pStyle w:val="Normal"/>
-              <w:spacing w:before="0" w:after="160"/>
               <w:rPr>
                 <w:b/>
                 <w:bCs/>
@@ -60,39 +54,26 @@
         <w:tc>
           <w:tcPr>
             <w:tcW w:w="80" w:type="dxa"/>
-            <w:tcBorders/>
             <w:vAlign w:val="center"/>
           </w:tcPr>
           <w:p>
             <w:pPr>
-              <w:pStyle w:val="Normal"/>
-              <w:spacing w:before="0" w:after="160"/>
-              <w:rPr>
-                <w:sz w:val="22"/>
-                <w:szCs w:val="22"/>
-              </w:rPr>
-            </w:pPr>
-            <w:r>
-              <w:rPr>
-                <w:sz w:val="22"/>
-                <w:szCs w:val="22"/>
-              </w:rPr>
-            </w:r>
+              <w:rPr>
+                <w:sz w:val="22"/>
+                <w:szCs w:val="22"/>
+              </w:rPr>
+            </w:pPr>
           </w:p>
         </w:tc>
       </w:tr>
       <w:tr>
-        <w:trPr/>
         <w:tc>
           <w:tcPr>
             <w:tcW w:w="2738" w:type="dxa"/>
-            <w:tcBorders/>
             <w:vAlign w:val="center"/>
           </w:tcPr>
           <w:p>
             <w:pPr>
-              <w:pStyle w:val="Normal"/>
-              <w:spacing w:before="0" w:after="160"/>
               <w:rPr>
                 <w:sz w:val="22"/>
                 <w:szCs w:val="22"/>
@@ -119,40 +100,29 @@
         <w:tc>
           <w:tcPr>
             <w:tcW w:w="80" w:type="dxa"/>
-            <w:tcBorders/>
             <w:vAlign w:val="center"/>
           </w:tcPr>
           <w:p>
             <w:pPr>
-              <w:pStyle w:val="Normal"/>
-              <w:spacing w:before="0" w:after="160"/>
-              <w:rPr>
-                <w:sz w:val="22"/>
-                <w:szCs w:val="22"/>
-              </w:rPr>
-            </w:pPr>
-            <w:r>
-              <w:rPr>
-                <w:sz w:val="22"/>
-                <w:szCs w:val="22"/>
-              </w:rPr>
-            </w:r>
+              <w:rPr>
+                <w:sz w:val="22"/>
+                <w:szCs w:val="22"/>
+              </w:rPr>
+            </w:pPr>
           </w:p>
         </w:tc>
       </w:tr>
       <w:tr>
         <w:trPr>
-          <w:trHeight w:val="726" w:hRule="atLeast"/>
+          <w:trHeight w:val="726"/>
         </w:trPr>
         <w:tc>
           <w:tcPr>
             <w:tcW w:w="2738" w:type="dxa"/>
-            <w:tcBorders/>
             <w:vAlign w:val="center"/>
           </w:tcPr>
           <w:p>
             <w:pPr>
-              <w:pStyle w:val="Normal"/>
               <w:rPr>
                 <w:sz w:val="22"/>
                 <w:szCs w:val="22"/>
@@ -177,7 +147,6 @@
           </w:p>
           <w:p>
             <w:pPr>
-              <w:pStyle w:val="Normal"/>
               <w:rPr>
                 <w:sz w:val="22"/>
                 <w:szCs w:val="22"/>
@@ -202,7 +171,6 @@
           </w:p>
           <w:p>
             <w:pPr>
-              <w:pStyle w:val="Normal"/>
               <w:rPr>
                 <w:sz w:val="22"/>
                 <w:szCs w:val="22"/>
@@ -218,7 +186,6 @@
           </w:p>
           <w:p>
             <w:pPr>
-              <w:pStyle w:val="Normal"/>
               <w:rPr>
                 <w:sz w:val="22"/>
                 <w:szCs w:val="22"/>
@@ -234,8 +201,6 @@
           </w:p>
           <w:p>
             <w:pPr>
-              <w:pStyle w:val="Normal"/>
-              <w:spacing w:before="0" w:after="160"/>
               <w:rPr>
                 <w:sz w:val="22"/>
                 <w:szCs w:val="22"/>
@@ -253,31 +218,21 @@
         <w:tc>
           <w:tcPr>
             <w:tcW w:w="80" w:type="dxa"/>
-            <w:tcBorders/>
             <w:vAlign w:val="center"/>
           </w:tcPr>
           <w:p>
             <w:pPr>
-              <w:pStyle w:val="Normal"/>
-              <w:spacing w:before="0" w:after="160"/>
-              <w:rPr>
-                <w:sz w:val="22"/>
-                <w:szCs w:val="22"/>
-              </w:rPr>
-            </w:pPr>
-            <w:r>
-              <w:rPr>
-                <w:sz w:val="22"/>
-                <w:szCs w:val="22"/>
-              </w:rPr>
-            </w:r>
+              <w:rPr>
+                <w:sz w:val="22"/>
+                <w:szCs w:val="22"/>
+              </w:rPr>
+            </w:pPr>
           </w:p>
         </w:tc>
       </w:tr>
     </w:tbl>
     <w:p>
       <w:pPr>
-        <w:pStyle w:val="Normal"/>
         <w:rPr>
           <w:b/>
           <w:bCs/>
@@ -299,36 +254,23 @@
       <w:tblPr>
         <w:tblStyle w:val="TableGrid"/>
         <w:tblW w:w="10255" w:type="dxa"/>
-        <w:jc w:val="left"/>
-        <w:tblInd w:w="0" w:type="dxa"/>
         <w:tblLayout w:type="fixed"/>
-        <w:tblCellMar>
-          <w:top w:w="0" w:type="dxa"/>
-          <w:left w:w="108" w:type="dxa"/>
-          <w:bottom w:w="0" w:type="dxa"/>
-          <w:right w:w="108" w:type="dxa"/>
-        </w:tblCellMar>
-        <w:tblLook w:val="04a0" w:noHBand="0" w:noVBand="1" w:firstColumn="1" w:lastRow="0" w:lastColumn="0" w:firstRow="1"/>
+        <w:tblLook w:val="04A0" w:firstRow="1" w:lastRow="0" w:firstColumn="1" w:lastColumn="0" w:noHBand="0" w:noVBand="1"/>
       </w:tblPr>
       <w:tblGrid>
-        <w:gridCol w:w="1345"/>
+        <w:gridCol w:w="1346"/>
         <w:gridCol w:w="1890"/>
         <w:gridCol w:w="1979"/>
         <w:gridCol w:w="5040"/>
       </w:tblGrid>
       <w:tr>
-        <w:trPr/>
         <w:tc>
           <w:tcPr>
             <w:tcW w:w="1345" w:type="dxa"/>
-            <w:tcBorders/>
           </w:tcPr>
           <w:p>
             <w:pPr>
-              <w:pStyle w:val="Normal"/>
-              <w:widowControl/>
-              <w:spacing w:lineRule="auto" w:line="240" w:before="0" w:after="0"/>
-              <w:jc w:val="left"/>
+              <w:spacing w:after="0" w:line="240" w:lineRule="auto"/>
               <w:rPr>
                 <w:b/>
                 <w:bCs/>
@@ -338,13 +280,11 @@
             </w:pPr>
             <w:r>
               <w:rPr>
-                <w:rFonts w:eastAsia="Aptos" w:cs=""/>
+                <w:rFonts w:eastAsia="Aptos"/>
                 <w:b/>
                 <w:bCs/>
-                <w:kern w:val="2"/>
-                <w:sz w:val="22"/>
-                <w:szCs w:val="22"/>
-                <w:lang w:val="en-US" w:eastAsia="en-US" w:bidi="ar-SA"/>
+                <w:sz w:val="22"/>
+                <w:szCs w:val="22"/>
               </w:rPr>
               <w:t>Meeting #</w:t>
             </w:r>
@@ -353,14 +293,10 @@
         <w:tc>
           <w:tcPr>
             <w:tcW w:w="1890" w:type="dxa"/>
-            <w:tcBorders/>
           </w:tcPr>
           <w:p>
             <w:pPr>
-              <w:pStyle w:val="Normal"/>
-              <w:widowControl/>
-              <w:spacing w:lineRule="auto" w:line="240" w:before="0" w:after="0"/>
-              <w:jc w:val="left"/>
+              <w:spacing w:after="0" w:line="240" w:lineRule="auto"/>
               <w:rPr>
                 <w:b/>
                 <w:bCs/>
@@ -370,13 +306,11 @@
             </w:pPr>
             <w:r>
               <w:rPr>
-                <w:rFonts w:eastAsia="Aptos" w:cs=""/>
+                <w:rFonts w:eastAsia="Aptos"/>
                 <w:b/>
                 <w:bCs/>
-                <w:kern w:val="2"/>
-                <w:sz w:val="22"/>
-                <w:szCs w:val="22"/>
-                <w:lang w:val="en-US" w:eastAsia="en-US" w:bidi="ar-SA"/>
+                <w:sz w:val="22"/>
+                <w:szCs w:val="22"/>
               </w:rPr>
               <w:t>Meeting Date</w:t>
             </w:r>
@@ -385,14 +319,10 @@
         <w:tc>
           <w:tcPr>
             <w:tcW w:w="1979" w:type="dxa"/>
-            <w:tcBorders/>
           </w:tcPr>
           <w:p>
             <w:pPr>
-              <w:pStyle w:val="Normal"/>
-              <w:widowControl/>
-              <w:spacing w:lineRule="auto" w:line="240" w:before="0" w:after="0"/>
-              <w:jc w:val="left"/>
+              <w:spacing w:after="0" w:line="240" w:lineRule="auto"/>
               <w:rPr>
                 <w:b/>
                 <w:bCs/>
@@ -402,13 +332,11 @@
             </w:pPr>
             <w:r>
               <w:rPr>
-                <w:rFonts w:eastAsia="Aptos" w:cs=""/>
+                <w:rFonts w:eastAsia="Aptos"/>
                 <w:b/>
                 <w:bCs/>
-                <w:kern w:val="2"/>
-                <w:sz w:val="22"/>
-                <w:szCs w:val="22"/>
-                <w:lang w:val="en-US" w:eastAsia="en-US" w:bidi="ar-SA"/>
+                <w:sz w:val="22"/>
+                <w:szCs w:val="22"/>
               </w:rPr>
               <w:t>Meeting Time</w:t>
             </w:r>
@@ -417,14 +345,10 @@
         <w:tc>
           <w:tcPr>
             <w:tcW w:w="5040" w:type="dxa"/>
-            <w:tcBorders/>
           </w:tcPr>
           <w:p>
             <w:pPr>
-              <w:pStyle w:val="Normal"/>
-              <w:widowControl/>
-              <w:spacing w:lineRule="auto" w:line="240" w:before="0" w:after="0"/>
-              <w:jc w:val="left"/>
+              <w:spacing w:after="0" w:line="240" w:lineRule="auto"/>
               <w:rPr>
                 <w:b/>
                 <w:bCs/>
@@ -434,44 +358,25 @@
             </w:pPr>
             <w:r>
               <w:rPr>
-                <w:rFonts w:eastAsia="Aptos" w:cs=""/>
+                <w:rFonts w:eastAsia="Aptos"/>
                 <w:b/>
                 <w:bCs/>
-                <w:kern w:val="2"/>
-                <w:sz w:val="22"/>
-                <w:szCs w:val="22"/>
-                <w:lang w:val="en-US" w:eastAsia="en-US" w:bidi="ar-SA"/>
-              </w:rPr>
-              <w:t xml:space="preserve"> </w:t>
-            </w:r>
-            <w:r>
-              <w:rPr>
-                <w:rFonts w:eastAsia="Aptos" w:cs=""/>
-                <w:b/>
-                <w:bCs/>
-                <w:kern w:val="2"/>
-                <w:sz w:val="22"/>
-                <w:szCs w:val="22"/>
-                <w:lang w:val="en-US" w:eastAsia="en-US" w:bidi="ar-SA"/>
-              </w:rPr>
-              <w:t>Team Members Present</w:t>
+                <w:sz w:val="22"/>
+                <w:szCs w:val="22"/>
+              </w:rPr>
+              <w:t xml:space="preserve"> Team Members Present</w:t>
             </w:r>
           </w:p>
         </w:tc>
       </w:tr>
       <w:tr>
-        <w:trPr/>
         <w:tc>
           <w:tcPr>
             <w:tcW w:w="1345" w:type="dxa"/>
-            <w:tcBorders/>
           </w:tcPr>
           <w:p>
             <w:pPr>
-              <w:pStyle w:val="Normal"/>
-              <w:widowControl/>
-              <w:spacing w:lineRule="auto" w:line="240" w:before="0" w:after="0"/>
-              <w:jc w:val="left"/>
+              <w:spacing w:after="0" w:line="240" w:lineRule="auto"/>
               <w:rPr>
                 <w:sz w:val="22"/>
                 <w:szCs w:val="22"/>
@@ -479,11 +384,9 @@
             </w:pPr>
             <w:r>
               <w:rPr>
-                <w:rFonts w:eastAsia="Aptos" w:cs=""/>
-                <w:kern w:val="2"/>
-                <w:sz w:val="22"/>
-                <w:szCs w:val="22"/>
-                <w:lang w:val="en-US" w:eastAsia="en-US" w:bidi="ar-SA"/>
+                <w:rFonts w:eastAsia="Aptos"/>
+                <w:sz w:val="22"/>
+                <w:szCs w:val="22"/>
               </w:rPr>
               <w:t>1 Zoom</w:t>
             </w:r>
@@ -492,14 +395,10 @@
         <w:tc>
           <w:tcPr>
             <w:tcW w:w="1890" w:type="dxa"/>
-            <w:tcBorders/>
           </w:tcPr>
           <w:p>
             <w:pPr>
-              <w:pStyle w:val="Normal"/>
-              <w:widowControl/>
-              <w:spacing w:lineRule="auto" w:line="240" w:before="0" w:after="0"/>
-              <w:jc w:val="left"/>
+              <w:spacing w:after="0" w:line="240" w:lineRule="auto"/>
               <w:rPr>
                 <w:sz w:val="22"/>
                 <w:szCs w:val="22"/>
@@ -507,11 +406,9 @@
             </w:pPr>
             <w:r>
               <w:rPr>
-                <w:rFonts w:eastAsia="Aptos" w:cs=""/>
-                <w:kern w:val="2"/>
-                <w:sz w:val="22"/>
-                <w:szCs w:val="22"/>
-                <w:lang w:val="en-US" w:eastAsia="en-US" w:bidi="ar-SA"/>
+                <w:rFonts w:eastAsia="Aptos"/>
+                <w:sz w:val="22"/>
+                <w:szCs w:val="22"/>
               </w:rPr>
               <w:t>1/27/26</w:t>
             </w:r>
@@ -520,14 +417,10 @@
         <w:tc>
           <w:tcPr>
             <w:tcW w:w="1979" w:type="dxa"/>
-            <w:tcBorders/>
           </w:tcPr>
           <w:p>
             <w:pPr>
-              <w:pStyle w:val="Normal"/>
-              <w:widowControl/>
-              <w:spacing w:lineRule="auto" w:line="240" w:before="0" w:after="0"/>
-              <w:jc w:val="left"/>
+              <w:spacing w:after="0" w:line="240" w:lineRule="auto"/>
               <w:rPr>
                 <w:sz w:val="22"/>
                 <w:szCs w:val="22"/>
@@ -535,11 +428,9 @@
             </w:pPr>
             <w:r>
               <w:rPr>
-                <w:rFonts w:eastAsia="Aptos" w:cs=""/>
-                <w:kern w:val="2"/>
-                <w:sz w:val="22"/>
-                <w:szCs w:val="22"/>
-                <w:lang w:val="en-US" w:eastAsia="en-US" w:bidi="ar-SA"/>
+                <w:rFonts w:eastAsia="Aptos"/>
+                <w:sz w:val="22"/>
+                <w:szCs w:val="22"/>
               </w:rPr>
               <w:t>7:00</w:t>
             </w:r>
@@ -548,14 +439,10 @@
         <w:tc>
           <w:tcPr>
             <w:tcW w:w="5040" w:type="dxa"/>
-            <w:tcBorders/>
           </w:tcPr>
           <w:p>
             <w:pPr>
-              <w:pStyle w:val="Normal"/>
-              <w:widowControl/>
-              <w:spacing w:lineRule="auto" w:line="240" w:before="0" w:after="0"/>
-              <w:jc w:val="left"/>
+              <w:spacing w:after="0" w:line="240" w:lineRule="auto"/>
               <w:rPr>
                 <w:sz w:val="22"/>
                 <w:szCs w:val="22"/>
@@ -563,11 +450,9 @@
             </w:pPr>
             <w:r>
               <w:rPr>
-                <w:rFonts w:eastAsia="Aptos" w:cs=""/>
-                <w:kern w:val="2"/>
-                <w:sz w:val="22"/>
-                <w:szCs w:val="22"/>
-                <w:lang w:val="en-US" w:eastAsia="en-US" w:bidi="ar-SA"/>
+                <w:rFonts w:eastAsia="Aptos"/>
+                <w:sz w:val="22"/>
+                <w:szCs w:val="22"/>
               </w:rPr>
               <w:t>Nathan Kyler Eric</w:t>
             </w:r>
@@ -575,18 +460,13 @@
         </w:tc>
       </w:tr>
       <w:tr>
-        <w:trPr/>
         <w:tc>
           <w:tcPr>
             <w:tcW w:w="1345" w:type="dxa"/>
-            <w:tcBorders/>
           </w:tcPr>
           <w:p>
             <w:pPr>
-              <w:pStyle w:val="Normal"/>
-              <w:widowControl/>
-              <w:spacing w:lineRule="auto" w:line="240" w:before="0" w:after="0"/>
-              <w:jc w:val="left"/>
+              <w:spacing w:after="0" w:line="240" w:lineRule="auto"/>
               <w:rPr>
                 <w:sz w:val="22"/>
                 <w:szCs w:val="22"/>
@@ -594,11 +474,9 @@
             </w:pPr>
             <w:r>
               <w:rPr>
-                <w:rFonts w:eastAsia="Aptos" w:cs=""/>
-                <w:kern w:val="2"/>
-                <w:sz w:val="22"/>
-                <w:szCs w:val="22"/>
-                <w:lang w:val="en-US" w:eastAsia="en-US" w:bidi="ar-SA"/>
+                <w:rFonts w:eastAsia="Aptos"/>
+                <w:sz w:val="22"/>
+                <w:szCs w:val="22"/>
               </w:rPr>
               <w:t>2 Class</w:t>
             </w:r>
@@ -607,14 +485,10 @@
         <w:tc>
           <w:tcPr>
             <w:tcW w:w="1890" w:type="dxa"/>
-            <w:tcBorders/>
           </w:tcPr>
           <w:p>
             <w:pPr>
-              <w:pStyle w:val="Normal"/>
-              <w:widowControl/>
-              <w:spacing w:lineRule="auto" w:line="240" w:before="0" w:after="0"/>
-              <w:jc w:val="left"/>
+              <w:spacing w:after="0" w:line="240" w:lineRule="auto"/>
               <w:rPr>
                 <w:sz w:val="22"/>
                 <w:szCs w:val="22"/>
@@ -622,11 +496,9 @@
             </w:pPr>
             <w:r>
               <w:rPr>
-                <w:rFonts w:eastAsia="Aptos" w:cs=""/>
-                <w:kern w:val="2"/>
-                <w:sz w:val="22"/>
-                <w:szCs w:val="22"/>
-                <w:lang w:val="en-US" w:eastAsia="en-US" w:bidi="ar-SA"/>
+                <w:rFonts w:eastAsia="Aptos"/>
+                <w:sz w:val="22"/>
+                <w:szCs w:val="22"/>
               </w:rPr>
               <w:t>1/28/26</w:t>
             </w:r>
@@ -635,14 +507,10 @@
         <w:tc>
           <w:tcPr>
             <w:tcW w:w="1979" w:type="dxa"/>
-            <w:tcBorders/>
           </w:tcPr>
           <w:p>
             <w:pPr>
-              <w:pStyle w:val="Normal"/>
-              <w:widowControl/>
-              <w:spacing w:lineRule="auto" w:line="240" w:before="0" w:after="0"/>
-              <w:jc w:val="left"/>
+              <w:spacing w:after="0" w:line="240" w:lineRule="auto"/>
               <w:rPr>
                 <w:sz w:val="22"/>
                 <w:szCs w:val="22"/>
@@ -650,11 +518,9 @@
             </w:pPr>
             <w:r>
               <w:rPr>
-                <w:rFonts w:eastAsia="Aptos" w:cs=""/>
-                <w:kern w:val="2"/>
-                <w:sz w:val="22"/>
-                <w:szCs w:val="22"/>
-                <w:lang w:val="en-US" w:eastAsia="en-US" w:bidi="ar-SA"/>
+                <w:rFonts w:eastAsia="Aptos"/>
+                <w:sz w:val="22"/>
+                <w:szCs w:val="22"/>
               </w:rPr>
               <w:t>4:00</w:t>
             </w:r>
@@ -663,14 +529,10 @@
         <w:tc>
           <w:tcPr>
             <w:tcW w:w="5040" w:type="dxa"/>
-            <w:tcBorders/>
           </w:tcPr>
           <w:p>
             <w:pPr>
-              <w:pStyle w:val="Normal"/>
-              <w:widowControl/>
-              <w:spacing w:lineRule="auto" w:line="240" w:before="0" w:after="0"/>
-              <w:jc w:val="left"/>
+              <w:spacing w:after="0" w:line="240" w:lineRule="auto"/>
               <w:rPr>
                 <w:sz w:val="22"/>
                 <w:szCs w:val="22"/>
@@ -678,11 +540,9 @@
             </w:pPr>
             <w:r>
               <w:rPr>
-                <w:rFonts w:eastAsia="Aptos" w:cs=""/>
-                <w:kern w:val="2"/>
-                <w:sz w:val="22"/>
-                <w:szCs w:val="22"/>
-                <w:lang w:val="en-US" w:eastAsia="en-US" w:bidi="ar-SA"/>
+                <w:rFonts w:eastAsia="Aptos"/>
+                <w:sz w:val="22"/>
+                <w:szCs w:val="22"/>
               </w:rPr>
               <w:t>Nathan Kyler Eric</w:t>
             </w:r>
@@ -690,18 +550,13 @@
         </w:tc>
       </w:tr>
       <w:tr>
-        <w:trPr/>
         <w:tc>
           <w:tcPr>
             <w:tcW w:w="1345" w:type="dxa"/>
-            <w:tcBorders/>
           </w:tcPr>
           <w:p>
             <w:pPr>
-              <w:pStyle w:val="Normal"/>
-              <w:widowControl/>
-              <w:spacing w:lineRule="auto" w:line="240" w:before="0" w:after="0"/>
-              <w:jc w:val="left"/>
+              <w:spacing w:after="0" w:line="240" w:lineRule="auto"/>
               <w:rPr>
                 <w:sz w:val="22"/>
                 <w:szCs w:val="22"/>
@@ -709,11 +564,9 @@
             </w:pPr>
             <w:r>
               <w:rPr>
-                <w:rFonts w:eastAsia="Aptos" w:cs=""/>
-                <w:kern w:val="2"/>
-                <w:sz w:val="22"/>
-                <w:szCs w:val="22"/>
-                <w:lang w:val="en-US" w:eastAsia="en-US" w:bidi="ar-SA"/>
+                <w:rFonts w:eastAsia="Aptos"/>
+                <w:sz w:val="22"/>
+                <w:szCs w:val="22"/>
               </w:rPr>
               <w:t>3 Zoom</w:t>
             </w:r>
@@ -722,14 +575,10 @@
         <w:tc>
           <w:tcPr>
             <w:tcW w:w="1890" w:type="dxa"/>
-            <w:tcBorders/>
           </w:tcPr>
           <w:p>
             <w:pPr>
-              <w:pStyle w:val="Normal"/>
-              <w:widowControl/>
-              <w:spacing w:lineRule="auto" w:line="240" w:before="0" w:after="0"/>
-              <w:jc w:val="left"/>
+              <w:spacing w:after="0" w:line="240" w:lineRule="auto"/>
               <w:rPr>
                 <w:sz w:val="22"/>
                 <w:szCs w:val="22"/>
@@ -737,11 +586,9 @@
             </w:pPr>
             <w:r>
               <w:rPr>
-                <w:rFonts w:eastAsia="Aptos" w:cs=""/>
-                <w:kern w:val="2"/>
-                <w:sz w:val="22"/>
-                <w:szCs w:val="22"/>
-                <w:lang w:val="en-US" w:eastAsia="en-US" w:bidi="ar-SA"/>
+                <w:rFonts w:eastAsia="Aptos"/>
+                <w:sz w:val="22"/>
+                <w:szCs w:val="22"/>
               </w:rPr>
               <w:t>1/29/26</w:t>
             </w:r>
@@ -750,14 +597,10 @@
         <w:tc>
           <w:tcPr>
             <w:tcW w:w="1979" w:type="dxa"/>
-            <w:tcBorders/>
           </w:tcPr>
           <w:p>
             <w:pPr>
-              <w:pStyle w:val="Normal"/>
-              <w:widowControl/>
-              <w:spacing w:lineRule="auto" w:line="240" w:before="0" w:after="0"/>
-              <w:jc w:val="left"/>
+              <w:spacing w:after="0" w:line="240" w:lineRule="auto"/>
               <w:rPr>
                 <w:sz w:val="22"/>
                 <w:szCs w:val="22"/>
@@ -765,11 +608,9 @@
             </w:pPr>
             <w:r>
               <w:rPr>
-                <w:rFonts w:eastAsia="Aptos" w:cs=""/>
-                <w:kern w:val="2"/>
-                <w:sz w:val="22"/>
-                <w:szCs w:val="22"/>
-                <w:lang w:val="en-US" w:eastAsia="en-US" w:bidi="ar-SA"/>
+                <w:rFonts w:eastAsia="Aptos"/>
+                <w:sz w:val="22"/>
+                <w:szCs w:val="22"/>
               </w:rPr>
               <w:t>7:00</w:t>
             </w:r>
@@ -778,14 +619,10 @@
         <w:tc>
           <w:tcPr>
             <w:tcW w:w="5040" w:type="dxa"/>
-            <w:tcBorders/>
           </w:tcPr>
           <w:p>
             <w:pPr>
-              <w:pStyle w:val="Normal"/>
-              <w:widowControl/>
-              <w:spacing w:lineRule="auto" w:line="240" w:before="0" w:after="0"/>
-              <w:jc w:val="left"/>
+              <w:spacing w:after="0" w:line="240" w:lineRule="auto"/>
               <w:rPr>
                 <w:sz w:val="22"/>
                 <w:szCs w:val="22"/>
@@ -793,11 +630,9 @@
             </w:pPr>
             <w:r>
               <w:rPr>
-                <w:rFonts w:eastAsia="Aptos" w:cs=""/>
-                <w:kern w:val="2"/>
-                <w:sz w:val="22"/>
-                <w:szCs w:val="22"/>
-                <w:lang w:val="en-US" w:eastAsia="en-US" w:bidi="ar-SA"/>
+                <w:rFonts w:eastAsia="Aptos"/>
+                <w:sz w:val="22"/>
+                <w:szCs w:val="22"/>
               </w:rPr>
               <w:t>Nathan Kyler Eric</w:t>
             </w:r>
@@ -805,18 +640,13 @@
         </w:tc>
       </w:tr>
       <w:tr>
-        <w:trPr/>
         <w:tc>
           <w:tcPr>
             <w:tcW w:w="1345" w:type="dxa"/>
-            <w:tcBorders/>
           </w:tcPr>
           <w:p>
             <w:pPr>
-              <w:pStyle w:val="Normal"/>
-              <w:widowControl/>
-              <w:spacing w:lineRule="auto" w:line="240" w:before="0" w:after="0"/>
-              <w:jc w:val="left"/>
+              <w:spacing w:after="0" w:line="240" w:lineRule="auto"/>
               <w:rPr>
                 <w:sz w:val="22"/>
                 <w:szCs w:val="22"/>
@@ -824,11 +654,9 @@
             </w:pPr>
             <w:r>
               <w:rPr>
-                <w:rFonts w:eastAsia="Aptos" w:cs=""/>
-                <w:kern w:val="2"/>
-                <w:sz w:val="22"/>
-                <w:szCs w:val="22"/>
-                <w:lang w:val="en-US" w:eastAsia="en-US" w:bidi="ar-SA"/>
+                <w:rFonts w:eastAsia="Aptos"/>
+                <w:sz w:val="22"/>
+                <w:szCs w:val="22"/>
               </w:rPr>
               <w:t>4 Zoom</w:t>
             </w:r>
@@ -837,14 +665,10 @@
         <w:tc>
           <w:tcPr>
             <w:tcW w:w="1890" w:type="dxa"/>
-            <w:tcBorders/>
           </w:tcPr>
           <w:p>
             <w:pPr>
-              <w:pStyle w:val="Normal"/>
-              <w:widowControl/>
-              <w:spacing w:lineRule="auto" w:line="240" w:before="0" w:after="0"/>
-              <w:jc w:val="left"/>
+              <w:spacing w:after="0" w:line="240" w:lineRule="auto"/>
               <w:rPr>
                 <w:sz w:val="22"/>
                 <w:szCs w:val="22"/>
@@ -852,11 +676,9 @@
             </w:pPr>
             <w:r>
               <w:rPr>
-                <w:rFonts w:eastAsia="Aptos" w:cs=""/>
-                <w:kern w:val="2"/>
-                <w:sz w:val="22"/>
-                <w:szCs w:val="22"/>
-                <w:lang w:val="en-US" w:eastAsia="en-US" w:bidi="ar-SA"/>
+                <w:rFonts w:eastAsia="Aptos"/>
+                <w:sz w:val="22"/>
+                <w:szCs w:val="22"/>
               </w:rPr>
               <w:t>1/30/26</w:t>
             </w:r>
@@ -865,14 +687,10 @@
         <w:tc>
           <w:tcPr>
             <w:tcW w:w="1979" w:type="dxa"/>
-            <w:tcBorders/>
           </w:tcPr>
           <w:p>
             <w:pPr>
-              <w:pStyle w:val="Normal"/>
-              <w:widowControl/>
-              <w:spacing w:lineRule="auto" w:line="240" w:before="0" w:after="0"/>
-              <w:jc w:val="left"/>
+              <w:spacing w:after="0" w:line="240" w:lineRule="auto"/>
               <w:rPr>
                 <w:sz w:val="22"/>
                 <w:szCs w:val="22"/>
@@ -880,11 +698,9 @@
             </w:pPr>
             <w:r>
               <w:rPr>
-                <w:rFonts w:eastAsia="Aptos" w:cs=""/>
-                <w:kern w:val="2"/>
-                <w:sz w:val="22"/>
-                <w:szCs w:val="22"/>
-                <w:lang w:val="en-US" w:eastAsia="en-US" w:bidi="ar-SA"/>
+                <w:rFonts w:eastAsia="Aptos"/>
+                <w:sz w:val="22"/>
+                <w:szCs w:val="22"/>
               </w:rPr>
               <w:t>7:00</w:t>
             </w:r>
@@ -893,14 +709,10 @@
         <w:tc>
           <w:tcPr>
             <w:tcW w:w="5040" w:type="dxa"/>
-            <w:tcBorders/>
           </w:tcPr>
           <w:p>
             <w:pPr>
-              <w:pStyle w:val="Normal"/>
-              <w:widowControl/>
-              <w:spacing w:lineRule="auto" w:line="240" w:before="0" w:after="0"/>
-              <w:jc w:val="left"/>
+              <w:spacing w:after="0" w:line="240" w:lineRule="auto"/>
               <w:rPr>
                 <w:sz w:val="22"/>
                 <w:szCs w:val="22"/>
@@ -908,11 +720,9 @@
             </w:pPr>
             <w:r>
               <w:rPr>
-                <w:rFonts w:eastAsia="Aptos" w:cs=""/>
-                <w:kern w:val="2"/>
-                <w:sz w:val="22"/>
-                <w:szCs w:val="22"/>
-                <w:lang w:val="en-US" w:eastAsia="en-US" w:bidi="ar-SA"/>
+                <w:rFonts w:eastAsia="Aptos"/>
+                <w:sz w:val="22"/>
+                <w:szCs w:val="22"/>
               </w:rPr>
               <w:t xml:space="preserve">Eric Thomas </w:t>
             </w:r>
@@ -921,19 +731,15 @@
       </w:tr>
       <w:tr>
         <w:trPr>
-          <w:trHeight w:val="265" w:hRule="atLeast"/>
+          <w:trHeight w:val="265"/>
         </w:trPr>
         <w:tc>
           <w:tcPr>
             <w:tcW w:w="1345" w:type="dxa"/>
-            <w:tcBorders/>
           </w:tcPr>
           <w:p>
             <w:pPr>
-              <w:pStyle w:val="Normal"/>
-              <w:widowControl/>
-              <w:spacing w:lineRule="auto" w:line="240" w:before="0" w:after="0"/>
-              <w:jc w:val="left"/>
+              <w:spacing w:after="0" w:line="240" w:lineRule="auto"/>
               <w:rPr>
                 <w:sz w:val="22"/>
                 <w:szCs w:val="22"/>
@@ -941,11 +747,9 @@
             </w:pPr>
             <w:r>
               <w:rPr>
-                <w:rFonts w:eastAsia="Aptos" w:cs=""/>
-                <w:kern w:val="2"/>
-                <w:sz w:val="22"/>
-                <w:szCs w:val="22"/>
-                <w:lang w:val="en-US" w:eastAsia="en-US" w:bidi="ar-SA"/>
+                <w:rFonts w:eastAsia="Aptos"/>
+                <w:sz w:val="22"/>
+                <w:szCs w:val="22"/>
               </w:rPr>
               <w:t>5 Zoom</w:t>
             </w:r>
@@ -954,14 +758,10 @@
         <w:tc>
           <w:tcPr>
             <w:tcW w:w="1890" w:type="dxa"/>
-            <w:tcBorders/>
           </w:tcPr>
           <w:p>
             <w:pPr>
-              <w:pStyle w:val="Normal"/>
-              <w:widowControl/>
-              <w:spacing w:lineRule="auto" w:line="240" w:before="0" w:after="0"/>
-              <w:jc w:val="left"/>
+              <w:spacing w:after="0" w:line="240" w:lineRule="auto"/>
               <w:rPr>
                 <w:sz w:val="22"/>
                 <w:szCs w:val="22"/>
@@ -969,11 +769,9 @@
             </w:pPr>
             <w:r>
               <w:rPr>
-                <w:rFonts w:eastAsia="Aptos" w:cs=""/>
-                <w:kern w:val="2"/>
-                <w:sz w:val="22"/>
-                <w:szCs w:val="22"/>
-                <w:lang w:val="en-US" w:eastAsia="en-US" w:bidi="ar-SA"/>
+                <w:rFonts w:eastAsia="Aptos"/>
+                <w:sz w:val="22"/>
+                <w:szCs w:val="22"/>
               </w:rPr>
               <w:t>1/31/26</w:t>
             </w:r>
@@ -982,14 +780,10 @@
         <w:tc>
           <w:tcPr>
             <w:tcW w:w="1979" w:type="dxa"/>
-            <w:tcBorders/>
           </w:tcPr>
           <w:p>
             <w:pPr>
-              <w:pStyle w:val="Normal"/>
-              <w:widowControl/>
-              <w:spacing w:lineRule="auto" w:line="240" w:before="0" w:after="0"/>
-              <w:jc w:val="left"/>
+              <w:spacing w:after="0" w:line="240" w:lineRule="auto"/>
               <w:rPr>
                 <w:sz w:val="22"/>
                 <w:szCs w:val="22"/>
@@ -997,11 +791,9 @@
             </w:pPr>
             <w:r>
               <w:rPr>
-                <w:rFonts w:eastAsia="Aptos" w:cs=""/>
-                <w:kern w:val="2"/>
-                <w:sz w:val="22"/>
-                <w:szCs w:val="22"/>
-                <w:lang w:val="en-US" w:eastAsia="en-US" w:bidi="ar-SA"/>
+                <w:rFonts w:eastAsia="Aptos"/>
+                <w:sz w:val="22"/>
+                <w:szCs w:val="22"/>
               </w:rPr>
               <w:t>7:30</w:t>
             </w:r>
@@ -1010,14 +802,10 @@
         <w:tc>
           <w:tcPr>
             <w:tcW w:w="5040" w:type="dxa"/>
-            <w:tcBorders/>
           </w:tcPr>
           <w:p>
             <w:pPr>
-              <w:pStyle w:val="Normal"/>
-              <w:widowControl/>
-              <w:spacing w:lineRule="auto" w:line="240" w:before="0" w:after="0"/>
-              <w:jc w:val="left"/>
+              <w:spacing w:after="0" w:line="240" w:lineRule="auto"/>
               <w:rPr>
                 <w:sz w:val="22"/>
                 <w:szCs w:val="22"/>
@@ -1025,11 +813,9 @@
             </w:pPr>
             <w:r>
               <w:rPr>
-                <w:rFonts w:eastAsia="Aptos" w:cs=""/>
-                <w:kern w:val="2"/>
-                <w:sz w:val="22"/>
-                <w:szCs w:val="22"/>
-                <w:lang w:val="en-US" w:eastAsia="en-US" w:bidi="ar-SA"/>
+                <w:rFonts w:eastAsia="Aptos"/>
+                <w:sz w:val="22"/>
+                <w:szCs w:val="22"/>
               </w:rPr>
               <w:t>All</w:t>
             </w:r>
@@ -1039,45 +825,26 @@
     </w:tbl>
     <w:p>
       <w:pPr>
-        <w:pStyle w:val="Normal"/>
-        <w:rPr>
-          <w:b/>
-          <w:bCs/>
-          <w:sz w:val="22"/>
-          <w:szCs w:val="22"/>
-        </w:rPr>
-      </w:pPr>
-      <w:r>
-        <w:rPr>
-          <w:b/>
-          <w:bCs/>
-          <w:sz w:val="22"/>
-          <w:szCs w:val="22"/>
-        </w:rPr>
-      </w:r>
-    </w:p>
-    <w:p>
-      <w:pPr>
-        <w:pStyle w:val="Normal"/>
-        <w:rPr>
-          <w:b/>
-          <w:bCs/>
-          <w:sz w:val="22"/>
-          <w:szCs w:val="22"/>
-        </w:rPr>
-      </w:pPr>
-      <w:r>
-        <w:rPr>
-          <w:b/>
-          <w:bCs/>
-          <w:sz w:val="22"/>
-          <w:szCs w:val="22"/>
-        </w:rPr>
-      </w:r>
-    </w:p>
-    <w:p>
-      <w:pPr>
-        <w:pStyle w:val="Normal"/>
+        <w:rPr>
+          <w:b/>
+          <w:bCs/>
+          <w:sz w:val="22"/>
+          <w:szCs w:val="22"/>
+        </w:rPr>
+      </w:pPr>
+    </w:p>
+    <w:p>
+      <w:pPr>
+        <w:rPr>
+          <w:b/>
+          <w:bCs/>
+          <w:sz w:val="22"/>
+          <w:szCs w:val="22"/>
+        </w:rPr>
+      </w:pPr>
+    </w:p>
+    <w:p>
+      <w:pPr>
         <w:rPr>
           <w:b/>
           <w:bCs/>
@@ -1097,7 +864,6 @@
     </w:p>
     <w:p>
       <w:pPr>
-        <w:pStyle w:val="Normal"/>
         <w:rPr>
           <w:sz w:val="22"/>
           <w:szCs w:val="22"/>
@@ -1131,7 +897,6 @@
     </w:p>
     <w:p>
       <w:pPr>
-        <w:pStyle w:val="Normal"/>
         <w:rPr>
           <w:sz w:val="22"/>
           <w:szCs w:val="22"/>
@@ -1156,7 +921,6 @@
     </w:p>
     <w:p>
       <w:pPr>
-        <w:pStyle w:val="Normal"/>
         <w:rPr>
           <w:sz w:val="22"/>
           <w:szCs w:val="22"/>
@@ -1181,7 +945,6 @@
     </w:p>
     <w:p>
       <w:pPr>
-        <w:pStyle w:val="Normal"/>
         <w:rPr>
           <w:sz w:val="22"/>
           <w:szCs w:val="22"/>
@@ -1206,7 +969,6 @@
     </w:p>
     <w:p>
       <w:pPr>
-        <w:pStyle w:val="Normal"/>
         <w:rPr>
           <w:sz w:val="22"/>
           <w:szCs w:val="22"/>
@@ -1231,43 +993,22 @@
     </w:p>
     <w:p>
       <w:pPr>
-        <w:pStyle w:val="Normal"/>
-        <w:rPr>
-          <w:sz w:val="22"/>
-          <w:szCs w:val="22"/>
-        </w:rPr>
-      </w:pPr>
-      <w:r>
-        <w:rPr>
-          <w:b/>
-          <w:bCs/>
-          <w:sz w:val="22"/>
-          <w:szCs w:val="22"/>
-        </w:rPr>
-        <w:t xml:space="preserve">Meeting </w:t>
-      </w:r>
-      <w:r>
-        <w:rPr>
-          <w:b/>
-          <w:bCs/>
-          <w:sz w:val="22"/>
-          <w:szCs w:val="22"/>
-        </w:rPr>
-        <w:t>5</w:t>
-      </w:r>
-      <w:r>
-        <w:rPr>
-          <w:b/>
-          <w:bCs/>
-          <w:sz w:val="22"/>
-          <w:szCs w:val="22"/>
-        </w:rPr>
-        <w:t xml:space="preserve">: </w:t>
-      </w:r>
-      <w:r>
-        <w:rPr>
-          <w:b w:val="false"/>
-          <w:bCs w:val="false"/>
+        <w:rPr>
+          <w:sz w:val="22"/>
+          <w:szCs w:val="22"/>
+        </w:rPr>
+      </w:pPr>
+      <w:r>
+        <w:rPr>
+          <w:b/>
+          <w:bCs/>
+          <w:sz w:val="22"/>
+          <w:szCs w:val="22"/>
+        </w:rPr>
+        <w:t xml:space="preserve">Meeting 5: </w:t>
+      </w:r>
+      <w:r>
+        <w:rPr>
           <w:sz w:val="22"/>
           <w:szCs w:val="22"/>
         </w:rPr>
@@ -1276,7 +1017,6 @@
     </w:p>
     <w:p>
       <w:pPr>
-        <w:pStyle w:val="Normal"/>
         <w:rPr>
           <w:sz w:val="22"/>
           <w:szCs w:val="22"/>
@@ -1310,7 +1050,6 @@
     </w:p>
     <w:p>
       <w:pPr>
-        <w:pStyle w:val="Normal"/>
         <w:rPr>
           <w:sz w:val="22"/>
           <w:szCs w:val="22"/>
@@ -1335,7 +1074,6 @@
     </w:p>
     <w:p>
       <w:pPr>
-        <w:pStyle w:val="Normal"/>
         <w:rPr>
           <w:sz w:val="22"/>
           <w:szCs w:val="22"/>
@@ -1360,19 +1098,19 @@
     </w:p>
     <w:p>
       <w:pPr>
-        <w:pStyle w:val="Normal"/>
-        <w:rPr>
-          <w:sz w:val="22"/>
-          <w:szCs w:val="22"/>
-        </w:rPr>
-      </w:pPr>
-      <w:r>
-        <w:rPr>
-          <w:b/>
-          <w:bCs/>
-          <w:sz w:val="22"/>
-          <w:szCs w:val="22"/>
-        </w:rPr>
+        <w:rPr>
+          <w:sz w:val="22"/>
+          <w:szCs w:val="22"/>
+        </w:rPr>
+      </w:pPr>
+      <w:r>
+        <w:rPr>
+          <w:b/>
+          <w:bCs/>
+          <w:sz w:val="22"/>
+          <w:szCs w:val="22"/>
+        </w:rPr>
+        <w:lastRenderedPageBreak/>
         <w:t xml:space="preserve">Meeting 3: </w:t>
       </w:r>
       <w:r>
@@ -1385,7 +1123,6 @@
     </w:p>
     <w:p>
       <w:pPr>
-        <w:pStyle w:val="Normal"/>
         <w:rPr>
           <w:sz w:val="22"/>
           <w:szCs w:val="22"/>
@@ -1410,25 +1147,40 @@
     </w:p>
     <w:p>
       <w:pPr>
-        <w:pStyle w:val="Normal"/>
-        <w:rPr>
-          <w:sz w:val="22"/>
-          <w:szCs w:val="22"/>
-        </w:rPr>
-      </w:pPr>
-      <w:r>
-        <w:rPr>
-          <w:b/>
-          <w:bCs/>
-          <w:sz w:val="22"/>
-          <w:szCs w:val="22"/>
-        </w:rPr>
-        <w:t xml:space="preserve">Meeting 4: </w:t>
-      </w:r>
-      <w:r>
-        <w:rPr>
-          <w:b w:val="false"/>
-          <w:bCs w:val="false"/>
+        <w:rPr>
+          <w:sz w:val="22"/>
+          <w:szCs w:val="22"/>
+        </w:rPr>
+      </w:pPr>
+      <w:r>
+        <w:rPr>
+          <w:b/>
+          <w:bCs/>
+          <w:sz w:val="22"/>
+          <w:szCs w:val="22"/>
+        </w:rPr>
+        <w:t xml:space="preserve">Meeting </w:t>
+      </w:r>
+      <w:r>
+        <w:rPr>
+          <w:b/>
+          <w:bCs/>
+          <w:sz w:val="22"/>
+          <w:szCs w:val="22"/>
+        </w:rPr>
+        <w:t>5</w:t>
+      </w:r>
+      <w:r>
+        <w:rPr>
+          <w:b/>
+          <w:bCs/>
+          <w:sz w:val="22"/>
+          <w:szCs w:val="22"/>
+        </w:rPr>
+        <w:t xml:space="preserve">: </w:t>
+      </w:r>
+      <w:r>
+        <w:rPr>
           <w:sz w:val="22"/>
           <w:szCs w:val="22"/>
         </w:rPr>
@@ -1437,7 +1189,6 @@
     </w:p>
     <w:p>
       <w:pPr>
-        <w:pStyle w:val="Normal"/>
         <w:rPr>
           <w:sz w:val="22"/>
           <w:szCs w:val="22"/>
@@ -1471,7 +1222,6 @@
     </w:p>
     <w:p>
       <w:pPr>
-        <w:pStyle w:val="Normal"/>
         <w:rPr>
           <w:sz w:val="22"/>
           <w:szCs w:val="22"/>
@@ -1496,7 +1246,6 @@
     </w:p>
     <w:p>
       <w:pPr>
-        <w:pStyle w:val="Normal"/>
         <w:rPr>
           <w:b/>
           <w:bCs/>
@@ -1523,7 +1272,6 @@
     </w:p>
     <w:p>
       <w:pPr>
-        <w:pStyle w:val="Normal"/>
         <w:rPr>
           <w:sz w:val="22"/>
           <w:szCs w:val="22"/>
@@ -1548,7 +1296,6 @@
     </w:p>
     <w:p>
       <w:pPr>
-        <w:pStyle w:val="Normal"/>
         <w:rPr>
           <w:sz w:val="22"/>
           <w:szCs w:val="22"/>
@@ -1573,25 +1320,40 @@
     </w:p>
     <w:p>
       <w:pPr>
-        <w:pStyle w:val="Normal"/>
-        <w:rPr>
-          <w:sz w:val="22"/>
-          <w:szCs w:val="22"/>
-        </w:rPr>
-      </w:pPr>
-      <w:r>
-        <w:rPr>
-          <w:b/>
-          <w:bCs/>
-          <w:sz w:val="22"/>
-          <w:szCs w:val="22"/>
-        </w:rPr>
-        <w:t xml:space="preserve">Meeting 4: </w:t>
-      </w:r>
-      <w:r>
-        <w:rPr>
-          <w:b w:val="false"/>
-          <w:bCs w:val="false"/>
+        <w:rPr>
+          <w:sz w:val="22"/>
+          <w:szCs w:val="22"/>
+        </w:rPr>
+      </w:pPr>
+      <w:r>
+        <w:rPr>
+          <w:b/>
+          <w:bCs/>
+          <w:sz w:val="22"/>
+          <w:szCs w:val="22"/>
+        </w:rPr>
+        <w:t xml:space="preserve">Meeting </w:t>
+      </w:r>
+      <w:r>
+        <w:rPr>
+          <w:b/>
+          <w:bCs/>
+          <w:sz w:val="22"/>
+          <w:szCs w:val="22"/>
+        </w:rPr>
+        <w:t>5</w:t>
+      </w:r>
+      <w:r>
+        <w:rPr>
+          <w:b/>
+          <w:bCs/>
+          <w:sz w:val="22"/>
+          <w:szCs w:val="22"/>
+        </w:rPr>
+        <w:t xml:space="preserve">: </w:t>
+      </w:r>
+      <w:r>
+        <w:rPr>
           <w:sz w:val="22"/>
           <w:szCs w:val="22"/>
         </w:rPr>
@@ -1600,7 +1362,6 @@
     </w:p>
     <w:p>
       <w:pPr>
-        <w:pStyle w:val="Normal"/>
         <w:rPr>
           <w:b/>
           <w:bCs/>
@@ -1620,7 +1381,6 @@
     </w:p>
     <w:p>
       <w:pPr>
-        <w:pStyle w:val="Normal"/>
         <w:rPr>
           <w:sz w:val="22"/>
           <w:szCs w:val="22"/>
@@ -1638,7 +1398,6 @@
     </w:p>
     <w:p>
       <w:pPr>
-        <w:pStyle w:val="Normal"/>
         <w:rPr>
           <w:sz w:val="22"/>
           <w:szCs w:val="22"/>
@@ -1663,10 +1422,7 @@
     </w:p>
     <w:p>
       <w:pPr>
-        <w:pStyle w:val="Normal"/>
-        <w:rPr>
-          <w:b/>
-          <w:bCs/>
+        <w:rPr>
           <w:sz w:val="22"/>
           <w:szCs w:val="22"/>
         </w:rPr>
@@ -1680,13 +1436,33 @@
         </w:rPr>
         <w:t>Meeting 2:</w:t>
       </w:r>
-    </w:p>
-    <w:p>
-      <w:pPr>
-        <w:pStyle w:val="Normal"/>
-        <w:rPr>
-          <w:b/>
-          <w:bCs/>
+      <w:r>
+        <w:rPr>
+          <w:b/>
+          <w:bCs/>
+          <w:sz w:val="22"/>
+          <w:szCs w:val="22"/>
+        </w:rPr>
+        <w:t xml:space="preserve"> </w:t>
+      </w:r>
+      <w:r>
+        <w:rPr>
+          <w:sz w:val="22"/>
+          <w:szCs w:val="22"/>
+        </w:rPr>
+        <w:t xml:space="preserve">Reviewed </w:t>
+      </w:r>
+      <w:r>
+        <w:rPr>
+          <w:sz w:val="22"/>
+          <w:szCs w:val="22"/>
+        </w:rPr>
+        <w:t>UML Diagram</w:t>
+      </w:r>
+    </w:p>
+    <w:p>
+      <w:pPr>
+        <w:rPr>
           <w:sz w:val="22"/>
           <w:szCs w:val="22"/>
         </w:rPr>
@@ -1700,13 +1476,33 @@
         </w:rPr>
         <w:t>Meeting 3:</w:t>
       </w:r>
-    </w:p>
-    <w:p>
-      <w:pPr>
-        <w:pStyle w:val="Normal"/>
-        <w:rPr>
-          <w:b/>
-          <w:bCs/>
+      <w:r>
+        <w:rPr>
+          <w:b/>
+          <w:bCs/>
+          <w:sz w:val="22"/>
+          <w:szCs w:val="22"/>
+        </w:rPr>
+        <w:t xml:space="preserve"> </w:t>
+      </w:r>
+      <w:r>
+        <w:rPr>
+          <w:sz w:val="22"/>
+          <w:szCs w:val="22"/>
+        </w:rPr>
+        <w:t xml:space="preserve">Talked with the </w:t>
+      </w:r>
+      <w:r>
+        <w:rPr>
+          <w:sz w:val="22"/>
+          <w:szCs w:val="22"/>
+        </w:rPr>
+        <w:t>professor</w:t>
+      </w:r>
+    </w:p>
+    <w:p>
+      <w:pPr>
+        <w:rPr>
           <w:sz w:val="22"/>
           <w:szCs w:val="22"/>
         </w:rPr>
@@ -1720,25 +1516,49 @@
         </w:rPr>
         <w:t xml:space="preserve">Meeting 4: </w:t>
       </w:r>
-    </w:p>
-    <w:p>
-      <w:pPr>
-        <w:pStyle w:val="Normal"/>
-        <w:rPr>
-          <w:sz w:val="22"/>
-          <w:szCs w:val="22"/>
-        </w:rPr>
-      </w:pPr>
-      <w:r>
-        <w:rPr>
-          <w:sz w:val="22"/>
-          <w:szCs w:val="22"/>
-        </w:rPr>
-      </w:r>
-    </w:p>
-    <w:p>
-      <w:pPr>
-        <w:pStyle w:val="Normal"/>
+      <w:r>
+        <w:rPr>
+          <w:sz w:val="22"/>
+          <w:szCs w:val="22"/>
+        </w:rPr>
+        <w:t>Reviewed with Thomas</w:t>
+      </w:r>
+    </w:p>
+    <w:p>
+      <w:pPr>
+        <w:rPr>
+          <w:sz w:val="22"/>
+          <w:szCs w:val="22"/>
+        </w:rPr>
+      </w:pPr>
+      <w:r>
+        <w:rPr>
+          <w:b/>
+          <w:bCs/>
+          <w:sz w:val="22"/>
+          <w:szCs w:val="22"/>
+        </w:rPr>
+        <w:t>Meeting 5:</w:t>
+      </w:r>
+      <w:r>
+        <w:rPr>
+          <w:b/>
+          <w:bCs/>
+          <w:sz w:val="22"/>
+          <w:szCs w:val="22"/>
+        </w:rPr>
+        <w:t xml:space="preserve"> </w:t>
+      </w:r>
+      <w:r>
+        <w:rPr>
+          <w:sz w:val="22"/>
+          <w:szCs w:val="22"/>
+        </w:rPr>
+        <w:t>Quick review with all group members</w:t>
+      </w:r>
+    </w:p>
+    <w:p>
+      <w:pPr>
         <w:rPr>
           <w:b/>
           <w:bCs/>
@@ -1758,7 +1578,6 @@
     </w:p>
     <w:p>
       <w:pPr>
-        <w:pStyle w:val="Normal"/>
         <w:rPr>
           <w:b/>
           <w:bCs/>
@@ -1778,7 +1597,6 @@
     </w:p>
     <w:p>
       <w:pPr>
-        <w:pStyle w:val="Normal"/>
         <w:rPr>
           <w:b/>
           <w:bCs/>
@@ -1798,7 +1616,6 @@
     </w:p>
     <w:p>
       <w:pPr>
-        <w:pStyle w:val="Normal"/>
         <w:rPr>
           <w:b/>
           <w:bCs/>
@@ -1818,7 +1635,6 @@
     </w:p>
     <w:p>
       <w:pPr>
-        <w:pStyle w:val="Normal"/>
         <w:rPr>
           <w:b/>
           <w:bCs/>
@@ -1838,7 +1654,6 @@
     </w:p>
     <w:p>
       <w:pPr>
-        <w:pStyle w:val="Normal"/>
         <w:rPr>
           <w:sz w:val="16"/>
           <w:szCs w:val="16"/>
@@ -1855,8 +1670,6 @@
     <w:tbl>
       <w:tblPr>
         <w:tblW w:w="3465" w:type="dxa"/>
-        <w:jc w:val="left"/>
-        <w:tblInd w:w="0" w:type="dxa"/>
         <w:tblLayout w:type="fixed"/>
         <w:tblCellMar>
           <w:top w:w="15" w:type="dxa"/>
@@ -1864,7 +1677,7 @@
           <w:bottom w:w="15" w:type="dxa"/>
           <w:right w:w="15" w:type="dxa"/>
         </w:tblCellMar>
-        <w:tblLook w:val="04a0" w:noHBand="0" w:noVBand="1" w:firstColumn="1" w:lastRow="0" w:lastColumn="0" w:firstRow="1"/>
+        <w:tblLook w:val="04A0" w:firstRow="1" w:lastRow="0" w:firstColumn="1" w:lastColumn="0" w:noHBand="0" w:noVBand="1"/>
       </w:tblPr>
       <w:tblGrid>
         <w:gridCol w:w="1227"/>
@@ -1873,18 +1686,15 @@
       </w:tblGrid>
       <w:tr>
         <w:trPr>
-          <w:tblHeader w:val="true"/>
+          <w:tblHeader/>
         </w:trPr>
         <w:tc>
           <w:tcPr>
             <w:tcW w:w="1227" w:type="dxa"/>
-            <w:tcBorders/>
             <w:vAlign w:val="center"/>
           </w:tcPr>
           <w:p>
             <w:pPr>
-              <w:pStyle w:val="Normal"/>
-              <w:spacing w:before="0" w:after="160"/>
               <w:rPr>
                 <w:b/>
                 <w:bCs/>
@@ -1906,13 +1716,10 @@
         <w:tc>
           <w:tcPr>
             <w:tcW w:w="1238" w:type="dxa"/>
-            <w:tcBorders/>
             <w:vAlign w:val="center"/>
           </w:tcPr>
           <w:p>
             <w:pPr>
-              <w:pStyle w:val="Normal"/>
-              <w:spacing w:before="0" w:after="160"/>
               <w:rPr>
                 <w:b/>
                 <w:bCs/>
@@ -1934,13 +1741,10 @@
         <w:tc>
           <w:tcPr>
             <w:tcW w:w="1000" w:type="dxa"/>
-            <w:tcBorders/>
             <w:vAlign w:val="center"/>
           </w:tcPr>
           <w:p>
             <w:pPr>
-              <w:pStyle w:val="Normal"/>
-              <w:spacing w:before="0" w:after="160"/>
               <w:rPr>
                 <w:b/>
                 <w:bCs/>
@@ -1963,7 +1767,6 @@
     </w:tbl>
     <w:p>
       <w:pPr>
-        <w:pStyle w:val="Normal"/>
         <w:rPr>
           <w:b/>
           <w:bCs/>
@@ -1983,7 +1786,6 @@
     </w:p>
     <w:p>
       <w:pPr>
-        <w:pStyle w:val="Normal"/>
         <w:rPr>
           <w:b/>
           <w:bCs/>
@@ -2003,7 +1805,6 @@
     </w:p>
     <w:p>
       <w:pPr>
-        <w:pStyle w:val="Normal"/>
         <w:numPr>
           <w:ilvl w:val="0"/>
           <w:numId w:val="1"/>
@@ -2020,6 +1821,7 @@
           <w:sz w:val="22"/>
           <w:szCs w:val="22"/>
         </w:rPr>
+        <w:lastRenderedPageBreak/>
         <w:t>Next Scheduled Date:</w:t>
       </w:r>
       <w:r>
@@ -2027,12 +1829,11 @@
           <w:sz w:val="22"/>
           <w:szCs w:val="22"/>
         </w:rPr>
-        <w:t xml:space="preserve"> __________________________</w:t>
-      </w:r>
-    </w:p>
-    <w:p>
-      <w:pPr>
-        <w:pStyle w:val="Normal"/>
+        <w:t xml:space="preserve"> 2/3/26</w:t>
+      </w:r>
+    </w:p>
+    <w:p>
+      <w:pPr>
         <w:numPr>
           <w:ilvl w:val="0"/>
           <w:numId w:val="1"/>
@@ -2056,27 +1857,19 @@
           <w:sz w:val="22"/>
           <w:szCs w:val="22"/>
         </w:rPr>
-        <w:t xml:space="preserve"> __________________________</w:t>
-      </w:r>
-    </w:p>
-    <w:p>
-      <w:pPr>
-        <w:pStyle w:val="Normal"/>
-        <w:rPr>
-          <w:sz w:val="22"/>
-          <w:szCs w:val="22"/>
-        </w:rPr>
-      </w:pPr>
-      <w:r>
-        <w:rPr>
-          <w:sz w:val="22"/>
-          <w:szCs w:val="22"/>
-        </w:rPr>
-      </w:r>
-    </w:p>
-    <w:p>
-      <w:pPr>
-        <w:pStyle w:val="Normal"/>
+        <w:t xml:space="preserve"> 7:00</w:t>
+      </w:r>
+    </w:p>
+    <w:p>
+      <w:pPr>
+        <w:rPr>
+          <w:sz w:val="22"/>
+          <w:szCs w:val="22"/>
+        </w:rPr>
+      </w:pPr>
+    </w:p>
+    <w:p>
+      <w:pPr>
         <w:rPr>
           <w:b/>
           <w:bCs/>
@@ -2096,7 +1889,6 @@
     </w:p>
     <w:p>
       <w:pPr>
-        <w:pStyle w:val="Normal"/>
         <w:numPr>
           <w:ilvl w:val="0"/>
           <w:numId w:val="2"/>
@@ -2125,7 +1917,6 @@
     </w:p>
     <w:p>
       <w:pPr>
-        <w:pStyle w:val="Normal"/>
         <w:numPr>
           <w:ilvl w:val="0"/>
           <w:numId w:val="2"/>
@@ -2154,7 +1945,6 @@
     </w:p>
     <w:p>
       <w:pPr>
-        <w:pStyle w:val="Normal"/>
         <w:numPr>
           <w:ilvl w:val="0"/>
           <w:numId w:val="2"/>
@@ -2178,27 +1968,19 @@
           <w:sz w:val="22"/>
           <w:szCs w:val="22"/>
         </w:rPr>
-        <w:t xml:space="preserve"> __________________________</w:t>
-      </w:r>
-    </w:p>
-    <w:p>
-      <w:pPr>
-        <w:pStyle w:val="Normal"/>
-        <w:rPr>
-          <w:sz w:val="22"/>
-          <w:szCs w:val="22"/>
-        </w:rPr>
-      </w:pPr>
-      <w:r>
-        <w:rPr>
-          <w:sz w:val="22"/>
-          <w:szCs w:val="22"/>
-        </w:rPr>
-      </w:r>
-    </w:p>
-    <w:p>
-      <w:pPr>
-        <w:pStyle w:val="Normal"/>
+        <w:t xml:space="preserve"> 2/1/26</w:t>
+      </w:r>
+    </w:p>
+    <w:p>
+      <w:pPr>
+        <w:rPr>
+          <w:sz w:val="22"/>
+          <w:szCs w:val="22"/>
+        </w:rPr>
+      </w:pPr>
+    </w:p>
+    <w:p>
+      <w:pPr>
         <w:rPr>
           <w:sz w:val="22"/>
           <w:szCs w:val="22"/>
@@ -2214,24 +1996,15 @@
     </w:p>
     <w:p>
       <w:pPr>
-        <w:pStyle w:val="Normal"/>
-        <w:rPr>
-          <w:sz w:val="22"/>
-          <w:szCs w:val="22"/>
-        </w:rPr>
-      </w:pPr>
-      <w:r>
-        <w:rPr>
-          <w:sz w:val="22"/>
-          <w:szCs w:val="22"/>
-        </w:rPr>
-      </w:r>
+        <w:rPr>
+          <w:sz w:val="22"/>
+          <w:szCs w:val="22"/>
+        </w:rPr>
+      </w:pPr>
     </w:p>
     <w:tbl>
       <w:tblPr>
         <w:tblW w:w="228" w:type="dxa"/>
-        <w:jc w:val="left"/>
-        <w:tblInd w:w="0" w:type="dxa"/>
         <w:tblLayout w:type="fixed"/>
         <w:tblCellMar>
           <w:top w:w="15" w:type="dxa"/>
@@ -2239,7 +2012,7 @@
           <w:bottom w:w="15" w:type="dxa"/>
           <w:right w:w="15" w:type="dxa"/>
         </w:tblCellMar>
-        <w:tblLook w:val="04a0" w:noHBand="0" w:noVBand="1" w:firstColumn="1" w:lastRow="0" w:lastColumn="0" w:firstRow="1"/>
+        <w:tblLook w:val="04A0" w:firstRow="1" w:lastRow="0" w:firstColumn="1" w:lastColumn="0" w:noHBand="0" w:noVBand="1"/>
       </w:tblPr>
       <w:tblGrid>
         <w:gridCol w:w="81"/>
@@ -2247,17 +2020,13 @@
         <w:gridCol w:w="82"/>
       </w:tblGrid>
       <w:tr>
-        <w:trPr/>
         <w:tc>
           <w:tcPr>
             <w:tcW w:w="81" w:type="dxa"/>
-            <w:tcBorders/>
             <w:vAlign w:val="center"/>
           </w:tcPr>
           <w:p>
             <w:pPr>
-              <w:pStyle w:val="Normal"/>
-              <w:spacing w:before="0" w:after="160"/>
               <w:rPr>
                 <w:b/>
                 <w:bCs/>
@@ -2265,140 +2034,84 @@
                 <w:szCs w:val="22"/>
               </w:rPr>
             </w:pPr>
-            <w:r>
-              <w:rPr>
-                <w:b/>
-                <w:bCs/>
-                <w:sz w:val="22"/>
-                <w:szCs w:val="22"/>
-              </w:rPr>
-            </w:r>
           </w:p>
         </w:tc>
         <w:tc>
           <w:tcPr>
             <w:tcW w:w="65" w:type="dxa"/>
-            <w:tcBorders/>
             <w:vAlign w:val="center"/>
           </w:tcPr>
           <w:p>
             <w:pPr>
-              <w:pStyle w:val="Normal"/>
-              <w:spacing w:before="0" w:after="160"/>
-              <w:rPr>
-                <w:sz w:val="22"/>
-                <w:szCs w:val="22"/>
-              </w:rPr>
-            </w:pPr>
-            <w:r>
-              <w:rPr>
-                <w:sz w:val="22"/>
-                <w:szCs w:val="22"/>
-              </w:rPr>
-            </w:r>
+              <w:rPr>
+                <w:sz w:val="22"/>
+                <w:szCs w:val="22"/>
+              </w:rPr>
+            </w:pPr>
           </w:p>
         </w:tc>
         <w:tc>
           <w:tcPr>
             <w:tcW w:w="82" w:type="dxa"/>
-            <w:tcBorders/>
             <w:vAlign w:val="center"/>
           </w:tcPr>
           <w:p>
             <w:pPr>
-              <w:pStyle w:val="Normal"/>
-              <w:spacing w:before="0" w:after="160"/>
-              <w:rPr>
-                <w:sz w:val="22"/>
-                <w:szCs w:val="22"/>
-              </w:rPr>
-            </w:pPr>
-            <w:r>
-              <w:rPr>
-                <w:sz w:val="22"/>
-                <w:szCs w:val="22"/>
-              </w:rPr>
-            </w:r>
+              <w:rPr>
+                <w:sz w:val="22"/>
+                <w:szCs w:val="22"/>
+              </w:rPr>
+            </w:pPr>
           </w:p>
         </w:tc>
       </w:tr>
       <w:tr>
-        <w:trPr/>
         <w:tc>
           <w:tcPr>
             <w:tcW w:w="81" w:type="dxa"/>
-            <w:tcBorders/>
             <w:vAlign w:val="center"/>
           </w:tcPr>
           <w:p>
             <w:pPr>
-              <w:pStyle w:val="Normal"/>
-              <w:spacing w:before="0" w:after="160"/>
-              <w:rPr>
-                <w:sz w:val="22"/>
-                <w:szCs w:val="22"/>
-              </w:rPr>
-            </w:pPr>
-            <w:r>
-              <w:rPr>
-                <w:sz w:val="22"/>
-                <w:szCs w:val="22"/>
-              </w:rPr>
-            </w:r>
+              <w:rPr>
+                <w:sz w:val="22"/>
+                <w:szCs w:val="22"/>
+              </w:rPr>
+            </w:pPr>
           </w:p>
         </w:tc>
         <w:tc>
           <w:tcPr>
             <w:tcW w:w="65" w:type="dxa"/>
-            <w:tcBorders/>
             <w:vAlign w:val="center"/>
           </w:tcPr>
           <w:p>
             <w:pPr>
-              <w:pStyle w:val="Normal"/>
-              <w:spacing w:before="0" w:after="160"/>
-              <w:rPr>
-                <w:sz w:val="22"/>
-                <w:szCs w:val="22"/>
-              </w:rPr>
-            </w:pPr>
-            <w:r>
-              <w:rPr>
-                <w:sz w:val="22"/>
-                <w:szCs w:val="22"/>
-              </w:rPr>
-            </w:r>
+              <w:rPr>
+                <w:sz w:val="22"/>
+                <w:szCs w:val="22"/>
+              </w:rPr>
+            </w:pPr>
           </w:p>
         </w:tc>
         <w:tc>
           <w:tcPr>
             <w:tcW w:w="82" w:type="dxa"/>
-            <w:tcBorders/>
             <w:vAlign w:val="center"/>
           </w:tcPr>
           <w:p>
             <w:pPr>
-              <w:pStyle w:val="Normal"/>
-              <w:spacing w:before="0" w:after="160"/>
-              <w:rPr>
-                <w:sz w:val="22"/>
-                <w:szCs w:val="22"/>
-              </w:rPr>
-            </w:pPr>
-            <w:r>
-              <w:rPr>
-                <w:sz w:val="22"/>
-                <w:szCs w:val="22"/>
-              </w:rPr>
-            </w:r>
+              <w:rPr>
+                <w:sz w:val="22"/>
+                <w:szCs w:val="22"/>
+              </w:rPr>
+            </w:pPr>
           </w:p>
         </w:tc>
       </w:tr>
     </w:tbl>
     <w:p>
       <w:pPr>
-        <w:pStyle w:val="Normal"/>
-        <w:spacing w:before="0" w:after="160"/>
         <w:rPr>
           <w:b/>
           <w:bCs/>
@@ -2416,73 +2129,87 @@
       </w:r>
     </w:p>
     <w:sectPr>
-      <w:headerReference w:type="even" r:id="rId2"/>
-      <w:headerReference w:type="default" r:id="rId3"/>
-      <w:headerReference w:type="first" r:id="rId4"/>
-      <w:footerReference w:type="even" r:id="rId5"/>
-      <w:footerReference w:type="default" r:id="rId6"/>
-      <w:footerReference w:type="first" r:id="rId7"/>
-      <w:type w:val="nextPage"/>
+      <w:headerReference w:type="even" r:id="rId7"/>
+      <w:headerReference w:type="default" r:id="rId8"/>
+      <w:footerReference w:type="even" r:id="rId9"/>
+      <w:footerReference w:type="default" r:id="rId10"/>
+      <w:headerReference w:type="first" r:id="rId11"/>
+      <w:footerReference w:type="first" r:id="rId12"/>
       <w:pgSz w:w="12240" w:h="15840"/>
-      <w:pgMar w:left="1440" w:right="1440" w:gutter="0" w:header="720" w:top="1440" w:footer="720" w:bottom="1440"/>
-      <w:pgNumType w:fmt="decimal"/>
-      <w:formProt w:val="false"/>
-      <w:textDirection w:val="lrTb"/>
-      <w:docGrid w:type="default" w:linePitch="360" w:charSpace="0"/>
+      <w:pgMar w:top="1440" w:right="1440" w:bottom="1440" w:left="1440" w:header="720" w:footer="720" w:gutter="0"/>
+      <w:cols w:space="720"/>
+      <w:formProt w:val="0"/>
+      <w:docGrid w:linePitch="360"/>
     </w:sectPr>
   </w:body>
 </w:document>
 </file>
 
+<file path=word/endnotes.xml><?xml version="1.0" encoding="utf-8"?>
+<w:endnotes xmlns:wpc="http://schemas.microsoft.com/office/word/2010/wordprocessingCanvas" xmlns:cx="http://schemas.microsoft.com/office/drawing/2014/chartex" xmlns:cx1="http://schemas.microsoft.com/office/drawing/2015/9/8/chartex" xmlns:cx2="http://schemas.microsoft.com/office/drawing/2015/10/21/chartex" xmlns:cx3="http://schemas.microsoft.com/office/drawing/2016/5/9/chartex" xmlns:cx4="http://schemas.microsoft.com/office/drawing/2016/5/10/chartex" xmlns:cx5="http://schemas.microsoft.com/office/drawing/2016/5/11/chartex" xmlns:cx6="http://schemas.microsoft.com/office/drawing/2016/5/12/chartex" xmlns:cx7="http://schemas.microsoft.com/office/drawing/2016/5/13/chartex" xmlns:cx8="http://schemas.microsoft.com/office/drawing/2016/5/14/chartex" xmlns:mc="http://schemas.openxmlformats.org/markup-compatibility/2006" xmlns:aink="http://schemas.microsoft.com/office/drawing/2016/ink" xmlns:am3d="http://schemas.microsoft.com/office/drawing/2017/model3d" xmlns:o="urn:schemas-microsoft-com:office:office" xmlns:oel="http://schemas.microsoft.com/office/2019/extlst" xmlns:r="http://schemas.openxmlformats.org/officeDocument/2006/relationships" xmlns:m="http://schemas.openxmlformats.org/officeDocument/2006/math" xmlns:v="urn:schemas-microsoft-com:vml" xmlns:wp14="http://schemas.microsoft.com/office/word/2010/wordprocessingDrawing" xmlns:wp="http://schemas.openxmlformats.org/drawingml/2006/wordprocessingDrawing" xmlns:w10="urn:schemas-microsoft-com:office:word" xmlns:w="http://schemas.openxmlformats.org/wordprocessingml/2006/main" xmlns:w14="http://schemas.microsoft.com/office/word/2010/wordml" xmlns:w15="http://schemas.microsoft.com/office/word/2012/wordml" xmlns:w16cex="http://schemas.microsoft.com/office/word/2018/wordml/cex" xmlns:w16cid="http://schemas.microsoft.com/office/word/2016/wordml/cid" xmlns:w16="http://schemas.microsoft.com/office/word/2018/wordml" xmlns:w16du="http://schemas.microsoft.com/office/word/2023/wordml/word16du" xmlns:w16sdtdh="http://schemas.microsoft.com/office/word/2020/wordml/sdtdatahash" xmlns:w16sdtfl="http://schemas.microsoft.com/office/word/2024/wordml/sdtformatlock" xmlns:w16se="http://schemas.microsoft.com/office/word/2015/wordml/symex" xmlns:wpg="http://schemas.microsoft.com/office/word/2010/wordprocessingGroup" xmlns:wpi="http://schemas.microsoft.com/office/word/2010/wordprocessingInk" xmlns:wne="http://schemas.microsoft.com/office/word/2006/wordml" xmlns:wps="http://schemas.microsoft.com/office/word/2010/wordprocessingShape" mc:Ignorable="w14 w15 w16se w16cid w16 w16cex w16sdtdh w16sdtfl w16du wp14">
+  <w:endnote w:type="separator" w:id="-1">
+    <w:p>
+      <w:pPr>
+        <w:spacing w:after="0" w:line="240" w:lineRule="auto"/>
+      </w:pPr>
+      <w:r>
+        <w:separator/>
+      </w:r>
+    </w:p>
+  </w:endnote>
+  <w:endnote w:type="continuationSeparator" w:id="0">
+    <w:p>
+      <w:pPr>
+        <w:spacing w:after="0" w:line="240" w:lineRule="auto"/>
+      </w:pPr>
+      <w:r>
+        <w:continuationSeparator/>
+      </w:r>
+    </w:p>
+  </w:endnote>
+</w:endnotes>
+</file>
+
 <file path=word/footer1.xml><?xml version="1.0" encoding="utf-8"?>
-<w:ftr xmlns:o="urn:schemas-microsoft-com:office:office" xmlns:r="http://schemas.openxmlformats.org/officeDocument/2006/relationships" xmlns:v="urn:schemas-microsoft-com:vml" xmlns:w="http://schemas.openxmlformats.org/wordprocessingml/2006/main" xmlns:w10="urn:schemas-microsoft-com:office:word" xmlns:wp="http://schemas.openxmlformats.org/drawingml/2006/wordprocessingDrawing" xmlns:wps="http://schemas.microsoft.com/office/word/2010/wordprocessingShape" xmlns:wpg="http://schemas.microsoft.com/office/word/2010/wordprocessingGroup" xmlns:mc="http://schemas.openxmlformats.org/markup-compatibility/2006" xmlns:wp14="http://schemas.microsoft.com/office/word/2010/wordprocessingDrawing" xmlns:w14="http://schemas.microsoft.com/office/word/2010/wordml" xmlns:w15="http://schemas.microsoft.com/office/word/2012/wordml" mc:Ignorable="w14 wp14 w15">
+<w:ftr xmlns:wpc="http://schemas.microsoft.com/office/word/2010/wordprocessingCanvas" xmlns:cx="http://schemas.microsoft.com/office/drawing/2014/chartex" xmlns:cx1="http://schemas.microsoft.com/office/drawing/2015/9/8/chartex" xmlns:cx2="http://schemas.microsoft.com/office/drawing/2015/10/21/chartex" xmlns:cx3="http://schemas.microsoft.com/office/drawing/2016/5/9/chartex" xmlns:cx4="http://schemas.microsoft.com/office/drawing/2016/5/10/chartex" xmlns:cx5="http://schemas.microsoft.com/office/drawing/2016/5/11/chartex" xmlns:cx6="http://schemas.microsoft.com/office/drawing/2016/5/12/chartex" xmlns:cx7="http://schemas.microsoft.com/office/drawing/2016/5/13/chartex" xmlns:cx8="http://schemas.microsoft.com/office/drawing/2016/5/14/chartex" xmlns:mc="http://schemas.openxmlformats.org/markup-compatibility/2006" xmlns:aink="http://schemas.microsoft.com/office/drawing/2016/ink" xmlns:am3d="http://schemas.microsoft.com/office/drawing/2017/model3d" xmlns:o="urn:schemas-microsoft-com:office:office" xmlns:oel="http://schemas.microsoft.com/office/2019/extlst" xmlns:r="http://schemas.openxmlformats.org/officeDocument/2006/relationships" xmlns:m="http://schemas.openxmlformats.org/officeDocument/2006/math" xmlns:v="urn:schemas-microsoft-com:vml" xmlns:wp14="http://schemas.microsoft.com/office/word/2010/wordprocessingDrawing" xmlns:wp="http://schemas.openxmlformats.org/drawingml/2006/wordprocessingDrawing" xmlns:w10="urn:schemas-microsoft-com:office:word" xmlns:w="http://schemas.openxmlformats.org/wordprocessingml/2006/main" xmlns:w14="http://schemas.microsoft.com/office/word/2010/wordml" xmlns:w15="http://schemas.microsoft.com/office/word/2012/wordml" xmlns:w16cex="http://schemas.microsoft.com/office/word/2018/wordml/cex" xmlns:w16cid="http://schemas.microsoft.com/office/word/2016/wordml/cid" xmlns:w16="http://schemas.microsoft.com/office/word/2018/wordml" xmlns:w16du="http://schemas.microsoft.com/office/word/2023/wordml/word16du" xmlns:w16sdtdh="http://schemas.microsoft.com/office/word/2020/wordml/sdtdatahash" xmlns:w16sdtfl="http://schemas.microsoft.com/office/word/2024/wordml/sdtformatlock" xmlns:w16se="http://schemas.microsoft.com/office/word/2015/wordml/symex" xmlns:wpg="http://schemas.microsoft.com/office/word/2010/wordprocessingGroup" xmlns:wpi="http://schemas.microsoft.com/office/word/2010/wordprocessingInk" xmlns:wne="http://schemas.microsoft.com/office/word/2006/wordml" xmlns:wps="http://schemas.microsoft.com/office/word/2010/wordprocessingShape" mc:Ignorable="w14 w15 w16se w16cid w16 w16cex w16sdtdh w16sdtfl w16du wp14">
   <w:p>
     <w:pPr>
       <w:pStyle w:val="Footer"/>
-      <w:rPr/>
     </w:pPr>
-    <w:r>
-      <w:rPr/>
-    </w:r>
   </w:p>
 </w:ftr>
 </file>
 
 <file path=word/footer2.xml><?xml version="1.0" encoding="utf-8"?>
-<w:ftr xmlns:o="urn:schemas-microsoft-com:office:office" xmlns:r="http://schemas.openxmlformats.org/officeDocument/2006/relationships" xmlns:v="urn:schemas-microsoft-com:vml" xmlns:w="http://schemas.openxmlformats.org/wordprocessingml/2006/main" xmlns:w10="urn:schemas-microsoft-com:office:word" xmlns:wp="http://schemas.openxmlformats.org/drawingml/2006/wordprocessingDrawing" xmlns:wps="http://schemas.microsoft.com/office/word/2010/wordprocessingShape" xmlns:wpg="http://schemas.microsoft.com/office/word/2010/wordprocessingGroup" xmlns:mc="http://schemas.openxmlformats.org/markup-compatibility/2006" xmlns:wp14="http://schemas.microsoft.com/office/word/2010/wordprocessingDrawing" xmlns:w14="http://schemas.microsoft.com/office/word/2010/wordml" xmlns:w15="http://schemas.microsoft.com/office/word/2012/wordml" mc:Ignorable="w14 wp14 w15">
+<w:ftr xmlns:wpc="http://schemas.microsoft.com/office/word/2010/wordprocessingCanvas" xmlns:cx="http://schemas.microsoft.com/office/drawing/2014/chartex" xmlns:cx1="http://schemas.microsoft.com/office/drawing/2015/9/8/chartex" xmlns:cx2="http://schemas.microsoft.com/office/drawing/2015/10/21/chartex" xmlns:cx3="http://schemas.microsoft.com/office/drawing/2016/5/9/chartex" xmlns:cx4="http://schemas.microsoft.com/office/drawing/2016/5/10/chartex" xmlns:cx5="http://schemas.microsoft.com/office/drawing/2016/5/11/chartex" xmlns:cx6="http://schemas.microsoft.com/office/drawing/2016/5/12/chartex" xmlns:cx7="http://schemas.microsoft.com/office/drawing/2016/5/13/chartex" xmlns:cx8="http://schemas.microsoft.com/office/drawing/2016/5/14/chartex" xmlns:mc="http://schemas.openxmlformats.org/markup-compatibility/2006" xmlns:aink="http://schemas.microsoft.com/office/drawing/2016/ink" xmlns:am3d="http://schemas.microsoft.com/office/drawing/2017/model3d" xmlns:o="urn:schemas-microsoft-com:office:office" xmlns:oel="http://schemas.microsoft.com/office/2019/extlst" xmlns:r="http://schemas.openxmlformats.org/officeDocument/2006/relationships" xmlns:m="http://schemas.openxmlformats.org/officeDocument/2006/math" xmlns:v="urn:schemas-microsoft-com:vml" xmlns:wp14="http://schemas.microsoft.com/office/word/2010/wordprocessingDrawing" xmlns:wp="http://schemas.openxmlformats.org/drawingml/2006/wordprocessingDrawing" xmlns:w10="urn:schemas-microsoft-com:office:word" xmlns:w="http://schemas.openxmlformats.org/wordprocessingml/2006/main" xmlns:w14="http://schemas.microsoft.com/office/word/2010/wordml" xmlns:w15="http://schemas.microsoft.com/office/word/2012/wordml" xmlns:w16cex="http://schemas.microsoft.com/office/word/2018/wordml/cex" xmlns:w16cid="http://schemas.microsoft.com/office/word/2016/wordml/cid" xmlns:w16="http://schemas.microsoft.com/office/word/2018/wordml" xmlns:w16du="http://schemas.microsoft.com/office/word/2023/wordml/word16du" xmlns:w16sdtdh="http://schemas.microsoft.com/office/word/2020/wordml/sdtdatahash" xmlns:w16sdtfl="http://schemas.microsoft.com/office/word/2024/wordml/sdtformatlock" xmlns:w16se="http://schemas.microsoft.com/office/word/2015/wordml/symex" xmlns:wpg="http://schemas.microsoft.com/office/word/2010/wordprocessingGroup" xmlns:wpi="http://schemas.microsoft.com/office/word/2010/wordprocessingInk" xmlns:wne="http://schemas.microsoft.com/office/word/2006/wordml" xmlns:wps="http://schemas.microsoft.com/office/word/2010/wordprocessingShape" mc:Ignorable="w14 w15 w16se w16cid w16 w16cex w16sdtdh w16sdtfl w16du wp14">
   <w:sdt>
     <w:sdtPr>
+      <w:id w:val="-2022315609"/>
       <w:docPartObj>
         <w:docPartGallery w:val="Page Numbers (Bottom of Page)"/>
-        <w:docPartUnique w:val="true"/>
+        <w:docPartUnique/>
       </w:docPartObj>
-      <w:id w:val="-2022315609"/>
     </w:sdtPr>
+    <w:sdtEndPr/>
     <w:sdtContent>
       <w:p>
         <w:pPr>
           <w:pStyle w:val="Footer"/>
           <w:jc w:val="right"/>
-          <w:rPr/>
         </w:pPr>
         <w:r>
-          <w:rPr/>
           <w:fldChar w:fldCharType="begin"/>
         </w:r>
         <w:r>
-          <w:rPr/>
           <w:instrText xml:space="preserve"> PAGE </w:instrText>
         </w:r>
         <w:r>
-          <w:rPr/>
           <w:fldChar w:fldCharType="separate"/>
         </w:r>
         <w:r>
-          <w:rPr/>
           <w:t>3</w:t>
         </w:r>
         <w:r>
-          <w:rPr/>
           <w:fldChar w:fldCharType="end"/>
         </w:r>
       </w:p>
@@ -2496,48 +2223,40 @@
         <w:szCs w:val="16"/>
       </w:rPr>
     </w:pPr>
-    <w:r>
-      <w:rPr/>
-    </w:r>
   </w:p>
 </w:ftr>
 </file>
 
 <file path=word/footer3.xml><?xml version="1.0" encoding="utf-8"?>
-<w:ftr xmlns:o="urn:schemas-microsoft-com:office:office" xmlns:r="http://schemas.openxmlformats.org/officeDocument/2006/relationships" xmlns:v="urn:schemas-microsoft-com:vml" xmlns:w="http://schemas.openxmlformats.org/wordprocessingml/2006/main" xmlns:w10="urn:schemas-microsoft-com:office:word" xmlns:wp="http://schemas.openxmlformats.org/drawingml/2006/wordprocessingDrawing" xmlns:wps="http://schemas.microsoft.com/office/word/2010/wordprocessingShape" xmlns:wpg="http://schemas.microsoft.com/office/word/2010/wordprocessingGroup" xmlns:mc="http://schemas.openxmlformats.org/markup-compatibility/2006" xmlns:wp14="http://schemas.microsoft.com/office/word/2010/wordprocessingDrawing" xmlns:w14="http://schemas.microsoft.com/office/word/2010/wordml" xmlns:w15="http://schemas.microsoft.com/office/word/2012/wordml" mc:Ignorable="w14 wp14 w15">
+<w:ftr xmlns:wpc="http://schemas.microsoft.com/office/word/2010/wordprocessingCanvas" xmlns:cx="http://schemas.microsoft.com/office/drawing/2014/chartex" xmlns:cx1="http://schemas.microsoft.com/office/drawing/2015/9/8/chartex" xmlns:cx2="http://schemas.microsoft.com/office/drawing/2015/10/21/chartex" xmlns:cx3="http://schemas.microsoft.com/office/drawing/2016/5/9/chartex" xmlns:cx4="http://schemas.microsoft.com/office/drawing/2016/5/10/chartex" xmlns:cx5="http://schemas.microsoft.com/office/drawing/2016/5/11/chartex" xmlns:cx6="http://schemas.microsoft.com/office/drawing/2016/5/12/chartex" xmlns:cx7="http://schemas.microsoft.com/office/drawing/2016/5/13/chartex" xmlns:cx8="http://schemas.microsoft.com/office/drawing/2016/5/14/chartex" xmlns:mc="http://schemas.openxmlformats.org/markup-compatibility/2006" xmlns:aink="http://schemas.microsoft.com/office/drawing/2016/ink" xmlns:am3d="http://schemas.microsoft.com/office/drawing/2017/model3d" xmlns:o="urn:schemas-microsoft-com:office:office" xmlns:oel="http://schemas.microsoft.com/office/2019/extlst" xmlns:r="http://schemas.openxmlformats.org/officeDocument/2006/relationships" xmlns:m="http://schemas.openxmlformats.org/officeDocument/2006/math" xmlns:v="urn:schemas-microsoft-com:vml" xmlns:wp14="http://schemas.microsoft.com/office/word/2010/wordprocessingDrawing" xmlns:wp="http://schemas.openxmlformats.org/drawingml/2006/wordprocessingDrawing" xmlns:w10="urn:schemas-microsoft-com:office:word" xmlns:w="http://schemas.openxmlformats.org/wordprocessingml/2006/main" xmlns:w14="http://schemas.microsoft.com/office/word/2010/wordml" xmlns:w15="http://schemas.microsoft.com/office/word/2012/wordml" xmlns:w16cex="http://schemas.microsoft.com/office/word/2018/wordml/cex" xmlns:w16cid="http://schemas.microsoft.com/office/word/2016/wordml/cid" xmlns:w16="http://schemas.microsoft.com/office/word/2018/wordml" xmlns:w16du="http://schemas.microsoft.com/office/word/2023/wordml/word16du" xmlns:w16sdtdh="http://schemas.microsoft.com/office/word/2020/wordml/sdtdatahash" xmlns:w16sdtfl="http://schemas.microsoft.com/office/word/2024/wordml/sdtformatlock" xmlns:w16se="http://schemas.microsoft.com/office/word/2015/wordml/symex" xmlns:wpg="http://schemas.microsoft.com/office/word/2010/wordprocessingGroup" xmlns:wpi="http://schemas.microsoft.com/office/word/2010/wordprocessingInk" xmlns:wne="http://schemas.microsoft.com/office/word/2006/wordml" xmlns:wps="http://schemas.microsoft.com/office/word/2010/wordprocessingShape" mc:Ignorable="w14 w15 w16se w16cid w16 w16cex w16sdtdh w16sdtfl w16du wp14">
   <w:sdt>
     <w:sdtPr>
+      <w:id w:val="618187549"/>
       <w:docPartObj>
         <w:docPartGallery w:val="Page Numbers (Bottom of Page)"/>
-        <w:docPartUnique w:val="true"/>
+        <w:docPartUnique/>
       </w:docPartObj>
-      <w:id w:val="-2022315609"/>
     </w:sdtPr>
+    <w:sdtEndPr/>
     <w:sdtContent>
       <w:p>
         <w:pPr>
           <w:pStyle w:val="Footer"/>
           <w:jc w:val="right"/>
-          <w:rPr/>
         </w:pPr>
         <w:r>
-          <w:rPr/>
           <w:fldChar w:fldCharType="begin"/>
         </w:r>
         <w:r>
-          <w:rPr/>
           <w:instrText xml:space="preserve"> PAGE </w:instrText>
         </w:r>
         <w:r>
-          <w:rPr/>
           <w:fldChar w:fldCharType="separate"/>
         </w:r>
         <w:r>
-          <w:rPr/>
           <w:t>3</w:t>
         </w:r>
         <w:r>
-          <w:rPr/>
           <w:fldChar w:fldCharType="end"/>
         </w:r>
       </w:p>
@@ -2551,38 +2270,48 @@
         <w:szCs w:val="16"/>
       </w:rPr>
     </w:pPr>
-    <w:r>
-      <w:rPr/>
-    </w:r>
   </w:p>
 </w:ftr>
 </file>
 
+<file path=word/footnotes.xml><?xml version="1.0" encoding="utf-8"?>
+<w:footnotes xmlns:wpc="http://schemas.microsoft.com/office/word/2010/wordprocessingCanvas" xmlns:cx="http://schemas.microsoft.com/office/drawing/2014/chartex" xmlns:cx1="http://schemas.microsoft.com/office/drawing/2015/9/8/chartex" xmlns:cx2="http://schemas.microsoft.com/office/drawing/2015/10/21/chartex" xmlns:cx3="http://schemas.microsoft.com/office/drawing/2016/5/9/chartex" xmlns:cx4="http://schemas.microsoft.com/office/drawing/2016/5/10/chartex" xmlns:cx5="http://schemas.microsoft.com/office/drawing/2016/5/11/chartex" xmlns:cx6="http://schemas.microsoft.com/office/drawing/2016/5/12/chartex" xmlns:cx7="http://schemas.microsoft.com/office/drawing/2016/5/13/chartex" xmlns:cx8="http://schemas.microsoft.com/office/drawing/2016/5/14/chartex" xmlns:mc="http://schemas.openxmlformats.org/markup-compatibility/2006" xmlns:aink="http://schemas.microsoft.com/office/drawing/2016/ink" xmlns:am3d="http://schemas.microsoft.com/office/drawing/2017/model3d" xmlns:o="urn:schemas-microsoft-com:office:office" xmlns:oel="http://schemas.microsoft.com/office/2019/extlst" xmlns:r="http://schemas.openxmlformats.org/officeDocument/2006/relationships" xmlns:m="http://schemas.openxmlformats.org/officeDocument/2006/math" xmlns:v="urn:schemas-microsoft-com:vml" xmlns:wp14="http://schemas.microsoft.com/office/word/2010/wordprocessingDrawing" xmlns:wp="http://schemas.openxmlformats.org/drawingml/2006/wordprocessingDrawing" xmlns:w10="urn:schemas-microsoft-com:office:word" xmlns:w="http://schemas.openxmlformats.org/wordprocessingml/2006/main" xmlns:w14="http://schemas.microsoft.com/office/word/2010/wordml" xmlns:w15="http://schemas.microsoft.com/office/word/2012/wordml" xmlns:w16cex="http://schemas.microsoft.com/office/word/2018/wordml/cex" xmlns:w16cid="http://schemas.microsoft.com/office/word/2016/wordml/cid" xmlns:w16="http://schemas.microsoft.com/office/word/2018/wordml" xmlns:w16du="http://schemas.microsoft.com/office/word/2023/wordml/word16du" xmlns:w16sdtdh="http://schemas.microsoft.com/office/word/2020/wordml/sdtdatahash" xmlns:w16sdtfl="http://schemas.microsoft.com/office/word/2024/wordml/sdtformatlock" xmlns:w16se="http://schemas.microsoft.com/office/word/2015/wordml/symex" xmlns:wpg="http://schemas.microsoft.com/office/word/2010/wordprocessingGroup" xmlns:wpi="http://schemas.microsoft.com/office/word/2010/wordprocessingInk" xmlns:wne="http://schemas.microsoft.com/office/word/2006/wordml" xmlns:wps="http://schemas.microsoft.com/office/word/2010/wordprocessingShape" mc:Ignorable="w14 w15 w16se w16cid w16 w16cex w16sdtdh w16sdtfl w16du wp14">
+  <w:footnote w:type="separator" w:id="-1">
+    <w:p>
+      <w:pPr>
+        <w:spacing w:after="0" w:line="240" w:lineRule="auto"/>
+      </w:pPr>
+      <w:r>
+        <w:separator/>
+      </w:r>
+    </w:p>
+  </w:footnote>
+  <w:footnote w:type="continuationSeparator" w:id="0">
+    <w:p>
+      <w:pPr>
+        <w:spacing w:after="0" w:line="240" w:lineRule="auto"/>
+      </w:pPr>
+      <w:r>
+        <w:continuationSeparator/>
+      </w:r>
+    </w:p>
+  </w:footnote>
+</w:footnotes>
+</file>
+
 <file path=word/header1.xml><?xml version="1.0" encoding="utf-8"?>
-<w:hdr xmlns:o="urn:schemas-microsoft-com:office:office" xmlns:r="http://schemas.openxmlformats.org/officeDocument/2006/relationships" xmlns:v="urn:schemas-microsoft-com:vml" xmlns:w="http://schemas.openxmlformats.org/wordprocessingml/2006/main" xmlns:w10="urn:schemas-microsoft-com:office:word" xmlns:wp="http://schemas.openxmlformats.org/drawingml/2006/wordprocessingDrawing" xmlns:wps="http://schemas.microsoft.com/office/word/2010/wordprocessingShape" xmlns:wpg="http://schemas.microsoft.com/office/word/2010/wordprocessingGroup" xmlns:mc="http://schemas.openxmlformats.org/markup-compatibility/2006" xmlns:wp14="http://schemas.microsoft.com/office/word/2010/wordprocessingDrawing" xmlns:w14="http://schemas.microsoft.com/office/word/2010/wordml" xmlns:w15="http://schemas.microsoft.com/office/word/2012/wordml" mc:Ignorable="w14 wp14 w15">
+<w:hdr xmlns:wpc="http://schemas.microsoft.com/office/word/2010/wordprocessingCanvas" xmlns:cx="http://schemas.microsoft.com/office/drawing/2014/chartex" xmlns:cx1="http://schemas.microsoft.com/office/drawing/2015/9/8/chartex" xmlns:cx2="http://schemas.microsoft.com/office/drawing/2015/10/21/chartex" xmlns:cx3="http://schemas.microsoft.com/office/drawing/2016/5/9/chartex" xmlns:cx4="http://schemas.microsoft.com/office/drawing/2016/5/10/chartex" xmlns:cx5="http://schemas.microsoft.com/office/drawing/2016/5/11/chartex" xmlns:cx6="http://schemas.microsoft.com/office/drawing/2016/5/12/chartex" xmlns:cx7="http://schemas.microsoft.com/office/drawing/2016/5/13/chartex" xmlns:cx8="http://schemas.microsoft.com/office/drawing/2016/5/14/chartex" xmlns:mc="http://schemas.openxmlformats.org/markup-compatibility/2006" xmlns:aink="http://schemas.microsoft.com/office/drawing/2016/ink" xmlns:am3d="http://schemas.microsoft.com/office/drawing/2017/model3d" xmlns:o="urn:schemas-microsoft-com:office:office" xmlns:oel="http://schemas.microsoft.com/office/2019/extlst" xmlns:r="http://schemas.openxmlformats.org/officeDocument/2006/relationships" xmlns:m="http://schemas.openxmlformats.org/officeDocument/2006/math" xmlns:v="urn:schemas-microsoft-com:vml" xmlns:wp14="http://schemas.microsoft.com/office/word/2010/wordprocessingDrawing" xmlns:wp="http://schemas.openxmlformats.org/drawingml/2006/wordprocessingDrawing" xmlns:w10="urn:schemas-microsoft-com:office:word" xmlns:w="http://schemas.openxmlformats.org/wordprocessingml/2006/main" xmlns:w14="http://schemas.microsoft.com/office/word/2010/wordml" xmlns:w15="http://schemas.microsoft.com/office/word/2012/wordml" xmlns:w16cex="http://schemas.microsoft.com/office/word/2018/wordml/cex" xmlns:w16cid="http://schemas.microsoft.com/office/word/2016/wordml/cid" xmlns:w16="http://schemas.microsoft.com/office/word/2018/wordml" xmlns:w16du="http://schemas.microsoft.com/office/word/2023/wordml/word16du" xmlns:w16sdtdh="http://schemas.microsoft.com/office/word/2020/wordml/sdtdatahash" xmlns:w16sdtfl="http://schemas.microsoft.com/office/word/2024/wordml/sdtformatlock" xmlns:w16se="http://schemas.microsoft.com/office/word/2015/wordml/symex" xmlns:wpg="http://schemas.microsoft.com/office/word/2010/wordprocessingGroup" xmlns:wpi="http://schemas.microsoft.com/office/word/2010/wordprocessingInk" xmlns:wne="http://schemas.microsoft.com/office/word/2006/wordml" xmlns:wps="http://schemas.microsoft.com/office/word/2010/wordprocessingShape" mc:Ignorable="w14 w15 w16se w16cid w16 w16cex w16sdtdh w16sdtfl w16du wp14">
   <w:p>
     <w:pPr>
       <w:pStyle w:val="Header"/>
-      <w:rPr/>
     </w:pPr>
-    <w:r>
-      <w:rPr/>
-    </w:r>
   </w:p>
 </w:hdr>
 </file>
 
 <file path=word/header2.xml><?xml version="1.0" encoding="utf-8"?>
-<w:hdr xmlns:o="urn:schemas-microsoft-com:office:office" xmlns:r="http://schemas.openxmlformats.org/officeDocument/2006/relationships" xmlns:v="urn:schemas-microsoft-com:vml" xmlns:w="http://schemas.openxmlformats.org/wordprocessingml/2006/main" xmlns:w10="urn:schemas-microsoft-com:office:word" xmlns:wp="http://schemas.openxmlformats.org/drawingml/2006/wordprocessingDrawing" xmlns:wps="http://schemas.microsoft.com/office/word/2010/wordprocessingShape" xmlns:wpg="http://schemas.microsoft.com/office/word/2010/wordprocessingGroup" xmlns:mc="http://schemas.openxmlformats.org/markup-compatibility/2006" xmlns:wp14="http://schemas.microsoft.com/office/word/2010/wordprocessingDrawing" xmlns:w14="http://schemas.microsoft.com/office/word/2010/wordml" xmlns:w15="http://schemas.microsoft.com/office/word/2012/wordml" mc:Ignorable="w14 wp14 w15">
+<w:hdr xmlns:wpc="http://schemas.microsoft.com/office/word/2010/wordprocessingCanvas" xmlns:cx="http://schemas.microsoft.com/office/drawing/2014/chartex" xmlns:cx1="http://schemas.microsoft.com/office/drawing/2015/9/8/chartex" xmlns:cx2="http://schemas.microsoft.com/office/drawing/2015/10/21/chartex" xmlns:cx3="http://schemas.microsoft.com/office/drawing/2016/5/9/chartex" xmlns:cx4="http://schemas.microsoft.com/office/drawing/2016/5/10/chartex" xmlns:cx5="http://schemas.microsoft.com/office/drawing/2016/5/11/chartex" xmlns:cx6="http://schemas.microsoft.com/office/drawing/2016/5/12/chartex" xmlns:cx7="http://schemas.microsoft.com/office/drawing/2016/5/13/chartex" xmlns:cx8="http://schemas.microsoft.com/office/drawing/2016/5/14/chartex" xmlns:mc="http://schemas.openxmlformats.org/markup-compatibility/2006" xmlns:aink="http://schemas.microsoft.com/office/drawing/2016/ink" xmlns:am3d="http://schemas.microsoft.com/office/drawing/2017/model3d" xmlns:o="urn:schemas-microsoft-com:office:office" xmlns:oel="http://schemas.microsoft.com/office/2019/extlst" xmlns:r="http://schemas.openxmlformats.org/officeDocument/2006/relationships" xmlns:m="http://schemas.openxmlformats.org/officeDocument/2006/math" xmlns:v="urn:schemas-microsoft-com:vml" xmlns:wp14="http://schemas.microsoft.com/office/word/2010/wordprocessingDrawing" xmlns:wp="http://schemas.openxmlformats.org/drawingml/2006/wordprocessingDrawing" xmlns:w10="urn:schemas-microsoft-com:office:word" xmlns:w="http://schemas.openxmlformats.org/wordprocessingml/2006/main" xmlns:w14="http://schemas.microsoft.com/office/word/2010/wordml" xmlns:w15="http://schemas.microsoft.com/office/word/2012/wordml" xmlns:w16cex="http://schemas.microsoft.com/office/word/2018/wordml/cex" xmlns:w16cid="http://schemas.microsoft.com/office/word/2016/wordml/cid" xmlns:w16="http://schemas.microsoft.com/office/word/2018/wordml" xmlns:w16du="http://schemas.microsoft.com/office/word/2023/wordml/word16du" xmlns:w16sdtdh="http://schemas.microsoft.com/office/word/2020/wordml/sdtdatahash" xmlns:w16sdtfl="http://schemas.microsoft.com/office/word/2024/wordml/sdtformatlock" xmlns:w16se="http://schemas.microsoft.com/office/word/2015/wordml/symex" xmlns:wpg="http://schemas.microsoft.com/office/word/2010/wordprocessingGroup" xmlns:wpi="http://schemas.microsoft.com/office/word/2010/wordprocessingInk" xmlns:wne="http://schemas.microsoft.com/office/word/2006/wordml" xmlns:wps="http://schemas.microsoft.com/office/word/2010/wordprocessingShape" mc:Ignorable="w14 w15 w16se w16cid w16 w16cex w16sdtdh w16sdtfl w16du wp14">
   <w:p>
-    <w:pPr>
-      <w:pStyle w:val="Normal"/>
-      <w:widowControl/>
-      <w:bidi w:val="0"/>
-      <w:spacing w:lineRule="auto" w:line="276" w:before="0" w:after="160"/>
-      <w:jc w:val="left"/>
-      <w:rPr/>
-    </w:pPr>
     <w:r>
       <w:rPr>
         <w:b/>
@@ -2595,16 +2324,8 @@
 </file>
 
 <file path=word/header3.xml><?xml version="1.0" encoding="utf-8"?>
-<w:hdr xmlns:o="urn:schemas-microsoft-com:office:office" xmlns:r="http://schemas.openxmlformats.org/officeDocument/2006/relationships" xmlns:v="urn:schemas-microsoft-com:vml" xmlns:w="http://schemas.openxmlformats.org/wordprocessingml/2006/main" xmlns:w10="urn:schemas-microsoft-com:office:word" xmlns:wp="http://schemas.openxmlformats.org/drawingml/2006/wordprocessingDrawing" xmlns:wps="http://schemas.microsoft.com/office/word/2010/wordprocessingShape" xmlns:wpg="http://schemas.microsoft.com/office/word/2010/wordprocessingGroup" xmlns:mc="http://schemas.openxmlformats.org/markup-compatibility/2006" xmlns:wp14="http://schemas.microsoft.com/office/word/2010/wordprocessingDrawing" xmlns:w14="http://schemas.microsoft.com/office/word/2010/wordml" xmlns:w15="http://schemas.microsoft.com/office/word/2012/wordml" mc:Ignorable="w14 wp14 w15">
+<w:hdr xmlns:wpc="http://schemas.microsoft.com/office/word/2010/wordprocessingCanvas" xmlns:cx="http://schemas.microsoft.com/office/drawing/2014/chartex" xmlns:cx1="http://schemas.microsoft.com/office/drawing/2015/9/8/chartex" xmlns:cx2="http://schemas.microsoft.com/office/drawing/2015/10/21/chartex" xmlns:cx3="http://schemas.microsoft.com/office/drawing/2016/5/9/chartex" xmlns:cx4="http://schemas.microsoft.com/office/drawing/2016/5/10/chartex" xmlns:cx5="http://schemas.microsoft.com/office/drawing/2016/5/11/chartex" xmlns:cx6="http://schemas.microsoft.com/office/drawing/2016/5/12/chartex" xmlns:cx7="http://schemas.microsoft.com/office/drawing/2016/5/13/chartex" xmlns:cx8="http://schemas.microsoft.com/office/drawing/2016/5/14/chartex" xmlns:mc="http://schemas.openxmlformats.org/markup-compatibility/2006" xmlns:aink="http://schemas.microsoft.com/office/drawing/2016/ink" xmlns:am3d="http://schemas.microsoft.com/office/drawing/2017/model3d" xmlns:o="urn:schemas-microsoft-com:office:office" xmlns:oel="http://schemas.microsoft.com/office/2019/extlst" xmlns:r="http://schemas.openxmlformats.org/officeDocument/2006/relationships" xmlns:m="http://schemas.openxmlformats.org/officeDocument/2006/math" xmlns:v="urn:schemas-microsoft-com:vml" xmlns:wp14="http://schemas.microsoft.com/office/word/2010/wordprocessingDrawing" xmlns:wp="http://schemas.openxmlformats.org/drawingml/2006/wordprocessingDrawing" xmlns:w10="urn:schemas-microsoft-com:office:word" xmlns:w="http://schemas.openxmlformats.org/wordprocessingml/2006/main" xmlns:w14="http://schemas.microsoft.com/office/word/2010/wordml" xmlns:w15="http://schemas.microsoft.com/office/word/2012/wordml" xmlns:w16cex="http://schemas.microsoft.com/office/word/2018/wordml/cex" xmlns:w16cid="http://schemas.microsoft.com/office/word/2016/wordml/cid" xmlns:w16="http://schemas.microsoft.com/office/word/2018/wordml" xmlns:w16du="http://schemas.microsoft.com/office/word/2023/wordml/word16du" xmlns:w16sdtdh="http://schemas.microsoft.com/office/word/2020/wordml/sdtdatahash" xmlns:w16sdtfl="http://schemas.microsoft.com/office/word/2024/wordml/sdtformatlock" xmlns:w16se="http://schemas.microsoft.com/office/word/2015/wordml/symex" xmlns:wpg="http://schemas.microsoft.com/office/word/2010/wordprocessingGroup" xmlns:wpi="http://schemas.microsoft.com/office/word/2010/wordprocessingInk" xmlns:wne="http://schemas.microsoft.com/office/word/2006/wordml" xmlns:wps="http://schemas.microsoft.com/office/word/2010/wordprocessingShape" mc:Ignorable="w14 w15 w16se w16cid w16 w16cex w16sdtdh w16sdtfl w16du wp14">
   <w:p>
-    <w:pPr>
-      <w:pStyle w:val="Normal"/>
-      <w:widowControl/>
-      <w:bidi w:val="0"/>
-      <w:spacing w:lineRule="auto" w:line="276" w:before="0" w:after="160"/>
-      <w:jc w:val="left"/>
-      <w:rPr/>
-    </w:pPr>
     <w:r>
       <w:rPr>
         <w:b/>
@@ -2617,8 +2338,133 @@
 </file>
 
 <file path=word/numbering.xml><?xml version="1.0" encoding="utf-8"?>
-<w:numbering xmlns:w="http://schemas.openxmlformats.org/wordprocessingml/2006/main" xmlns:o="urn:schemas-microsoft-com:office:office" xmlns:r="http://schemas.openxmlformats.org/officeDocument/2006/relationships" xmlns:v="urn:schemas-microsoft-com:vml" xmlns:mc="http://schemas.openxmlformats.org/markup-compatibility/2006" xmlns:w14="http://schemas.microsoft.com/office/word/2010/wordml" mc:Ignorable="w14">
-  <w:abstractNum w:abstractNumId="1">
+<w:numbering xmlns:wpc="http://schemas.microsoft.com/office/word/2010/wordprocessingCanvas" xmlns:cx="http://schemas.microsoft.com/office/drawing/2014/chartex" xmlns:cx1="http://schemas.microsoft.com/office/drawing/2015/9/8/chartex" xmlns:cx2="http://schemas.microsoft.com/office/drawing/2015/10/21/chartex" xmlns:cx3="http://schemas.microsoft.com/office/drawing/2016/5/9/chartex" xmlns:cx4="http://schemas.microsoft.com/office/drawing/2016/5/10/chartex" xmlns:cx5="http://schemas.microsoft.com/office/drawing/2016/5/11/chartex" xmlns:cx6="http://schemas.microsoft.com/office/drawing/2016/5/12/chartex" xmlns:cx7="http://schemas.microsoft.com/office/drawing/2016/5/13/chartex" xmlns:cx8="http://schemas.microsoft.com/office/drawing/2016/5/14/chartex" xmlns:mc="http://schemas.openxmlformats.org/markup-compatibility/2006" xmlns:aink="http://schemas.microsoft.com/office/drawing/2016/ink" xmlns:am3d="http://schemas.microsoft.com/office/drawing/2017/model3d" xmlns:o="urn:schemas-microsoft-com:office:office" xmlns:oel="http://schemas.microsoft.com/office/2019/extlst" xmlns:r="http://schemas.openxmlformats.org/officeDocument/2006/relationships" xmlns:m="http://schemas.openxmlformats.org/officeDocument/2006/math" xmlns:v="urn:schemas-microsoft-com:vml" xmlns:wp14="http://schemas.microsoft.com/office/word/2010/wordprocessingDrawing" xmlns:wp="http://schemas.openxmlformats.org/drawingml/2006/wordprocessingDrawing" xmlns:w10="urn:schemas-microsoft-com:office:word" xmlns:w="http://schemas.openxmlformats.org/wordprocessingml/2006/main" xmlns:w14="http://schemas.microsoft.com/office/word/2010/wordml" xmlns:w15="http://schemas.microsoft.com/office/word/2012/wordml" xmlns:w16cex="http://schemas.microsoft.com/office/word/2018/wordml/cex" xmlns:w16cid="http://schemas.microsoft.com/office/word/2016/wordml/cid" xmlns:w16="http://schemas.microsoft.com/office/word/2018/wordml" xmlns:w16du="http://schemas.microsoft.com/office/word/2023/wordml/word16du" xmlns:w16sdtdh="http://schemas.microsoft.com/office/word/2020/wordml/sdtdatahash" xmlns:w16sdtfl="http://schemas.microsoft.com/office/word/2024/wordml/sdtformatlock" xmlns:w16se="http://schemas.microsoft.com/office/word/2015/wordml/symex" xmlns:wpg="http://schemas.microsoft.com/office/word/2010/wordprocessingGroup" xmlns:wpi="http://schemas.microsoft.com/office/word/2010/wordprocessingInk" xmlns:wne="http://schemas.microsoft.com/office/word/2006/wordml" xmlns:wps="http://schemas.microsoft.com/office/word/2010/wordprocessingShape" mc:Ignorable="w14 w15 w16se w16cid w16 w16cex w16sdtdh w16sdtfl w16du wp14">
+  <w:abstractNum w:abstractNumId="0" w15:restartNumberingAfterBreak="0">
+    <w:nsid w:val="2E7F6E46"/>
+    <w:multiLevelType w:val="multilevel"/>
+    <w:tmpl w:val="A61E6AEC"/>
+    <w:lvl w:ilvl="0">
+      <w:start w:val="1"/>
+      <w:numFmt w:val="none"/>
+      <w:suff w:val="nothing"/>
+      <w:lvlText w:val=""/>
+      <w:lvlJc w:val="left"/>
+      <w:pPr>
+        <w:tabs>
+          <w:tab w:val="num" w:pos="0"/>
+        </w:tabs>
+        <w:ind w:left="0" w:firstLine="0"/>
+      </w:pPr>
+    </w:lvl>
+    <w:lvl w:ilvl="1">
+      <w:start w:val="1"/>
+      <w:numFmt w:val="none"/>
+      <w:suff w:val="nothing"/>
+      <w:lvlText w:val=""/>
+      <w:lvlJc w:val="left"/>
+      <w:pPr>
+        <w:tabs>
+          <w:tab w:val="num" w:pos="0"/>
+        </w:tabs>
+        <w:ind w:left="0" w:firstLine="0"/>
+      </w:pPr>
+    </w:lvl>
+    <w:lvl w:ilvl="2">
+      <w:start w:val="1"/>
+      <w:numFmt w:val="none"/>
+      <w:suff w:val="nothing"/>
+      <w:lvlText w:val=""/>
+      <w:lvlJc w:val="left"/>
+      <w:pPr>
+        <w:tabs>
+          <w:tab w:val="num" w:pos="0"/>
+        </w:tabs>
+        <w:ind w:left="0" w:firstLine="0"/>
+      </w:pPr>
+    </w:lvl>
+    <w:lvl w:ilvl="3">
+      <w:start w:val="1"/>
+      <w:numFmt w:val="none"/>
+      <w:suff w:val="nothing"/>
+      <w:lvlText w:val=""/>
+      <w:lvlJc w:val="left"/>
+      <w:pPr>
+        <w:tabs>
+          <w:tab w:val="num" w:pos="0"/>
+        </w:tabs>
+        <w:ind w:left="0" w:firstLine="0"/>
+      </w:pPr>
+    </w:lvl>
+    <w:lvl w:ilvl="4">
+      <w:start w:val="1"/>
+      <w:numFmt w:val="none"/>
+      <w:suff w:val="nothing"/>
+      <w:lvlText w:val=""/>
+      <w:lvlJc w:val="left"/>
+      <w:pPr>
+        <w:tabs>
+          <w:tab w:val="num" w:pos="0"/>
+        </w:tabs>
+        <w:ind w:left="0" w:firstLine="0"/>
+      </w:pPr>
+    </w:lvl>
+    <w:lvl w:ilvl="5">
+      <w:start w:val="1"/>
+      <w:numFmt w:val="none"/>
+      <w:suff w:val="nothing"/>
+      <w:lvlText w:val=""/>
+      <w:lvlJc w:val="left"/>
+      <w:pPr>
+        <w:tabs>
+          <w:tab w:val="num" w:pos="0"/>
+        </w:tabs>
+        <w:ind w:left="0" w:firstLine="0"/>
+      </w:pPr>
+    </w:lvl>
+    <w:lvl w:ilvl="6">
+      <w:start w:val="1"/>
+      <w:numFmt w:val="none"/>
+      <w:suff w:val="nothing"/>
+      <w:lvlText w:val=""/>
+      <w:lvlJc w:val="left"/>
+      <w:pPr>
+        <w:tabs>
+          <w:tab w:val="num" w:pos="0"/>
+        </w:tabs>
+        <w:ind w:left="0" w:firstLine="0"/>
+      </w:pPr>
+    </w:lvl>
+    <w:lvl w:ilvl="7">
+      <w:start w:val="1"/>
+      <w:numFmt w:val="none"/>
+      <w:suff w:val="nothing"/>
+      <w:lvlText w:val=""/>
+      <w:lvlJc w:val="left"/>
+      <w:pPr>
+        <w:tabs>
+          <w:tab w:val="num" w:pos="0"/>
+        </w:tabs>
+        <w:ind w:left="0" w:firstLine="0"/>
+      </w:pPr>
+    </w:lvl>
+    <w:lvl w:ilvl="8">
+      <w:start w:val="1"/>
+      <w:numFmt w:val="none"/>
+      <w:suff w:val="nothing"/>
+      <w:lvlText w:val=""/>
+      <w:lvlJc w:val="left"/>
+      <w:pPr>
+        <w:tabs>
+          <w:tab w:val="num" w:pos="0"/>
+        </w:tabs>
+        <w:ind w:left="0" w:firstLine="0"/>
+      </w:pPr>
+    </w:lvl>
+  </w:abstractNum>
+  <w:abstractNum w:abstractNumId="1" w15:restartNumberingAfterBreak="0">
+    <w:nsid w:val="5DD16DDD"/>
+    <w:multiLevelType w:val="multilevel"/>
+    <w:tmpl w:val="628286CC"/>
     <w:lvl w:ilvl="0">
       <w:start w:val="1"/>
       <w:numFmt w:val="bullet"/>
@@ -2764,7 +2610,10 @@
       </w:rPr>
     </w:lvl>
   </w:abstractNum>
-  <w:abstractNum w:abstractNumId="2">
+  <w:abstractNum w:abstractNumId="2" w15:restartNumberingAfterBreak="0">
+    <w:nsid w:val="629942E6"/>
+    <w:multiLevelType w:val="multilevel"/>
+    <w:tmpl w:val="6FFA21A6"/>
     <w:lvl w:ilvl="0">
       <w:start w:val="1"/>
       <w:numFmt w:val="bullet"/>
@@ -2910,143 +2759,24 @@
       </w:rPr>
     </w:lvl>
   </w:abstractNum>
-  <w:abstractNum w:abstractNumId="3">
-    <w:lvl w:ilvl="0">
-      <w:start w:val="1"/>
-      <w:numFmt w:val="none"/>
-      <w:suff w:val="nothing"/>
-      <w:lvlText w:val=""/>
-      <w:lvlJc w:val="left"/>
-      <w:pPr>
-        <w:tabs>
-          <w:tab w:val="num" w:pos="0"/>
-        </w:tabs>
-        <w:ind w:left="0" w:hanging="0"/>
-      </w:pPr>
-    </w:lvl>
-    <w:lvl w:ilvl="1">
-      <w:start w:val="1"/>
-      <w:numFmt w:val="none"/>
-      <w:suff w:val="nothing"/>
-      <w:lvlText w:val=""/>
-      <w:lvlJc w:val="left"/>
-      <w:pPr>
-        <w:tabs>
-          <w:tab w:val="num" w:pos="0"/>
-        </w:tabs>
-        <w:ind w:left="0" w:hanging="0"/>
-      </w:pPr>
-    </w:lvl>
-    <w:lvl w:ilvl="2">
-      <w:start w:val="1"/>
-      <w:numFmt w:val="none"/>
-      <w:suff w:val="nothing"/>
-      <w:lvlText w:val=""/>
-      <w:lvlJc w:val="left"/>
-      <w:pPr>
-        <w:tabs>
-          <w:tab w:val="num" w:pos="0"/>
-        </w:tabs>
-        <w:ind w:left="0" w:hanging="0"/>
-      </w:pPr>
-    </w:lvl>
-    <w:lvl w:ilvl="3">
-      <w:start w:val="1"/>
-      <w:numFmt w:val="none"/>
-      <w:suff w:val="nothing"/>
-      <w:lvlText w:val=""/>
-      <w:lvlJc w:val="left"/>
-      <w:pPr>
-        <w:tabs>
-          <w:tab w:val="num" w:pos="0"/>
-        </w:tabs>
-        <w:ind w:left="0" w:hanging="0"/>
-      </w:pPr>
-    </w:lvl>
-    <w:lvl w:ilvl="4">
-      <w:start w:val="1"/>
-      <w:numFmt w:val="none"/>
-      <w:suff w:val="nothing"/>
-      <w:lvlText w:val=""/>
-      <w:lvlJc w:val="left"/>
-      <w:pPr>
-        <w:tabs>
-          <w:tab w:val="num" w:pos="0"/>
-        </w:tabs>
-        <w:ind w:left="0" w:hanging="0"/>
-      </w:pPr>
-    </w:lvl>
-    <w:lvl w:ilvl="5">
-      <w:start w:val="1"/>
-      <w:numFmt w:val="none"/>
-      <w:suff w:val="nothing"/>
-      <w:lvlText w:val=""/>
-      <w:lvlJc w:val="left"/>
-      <w:pPr>
-        <w:tabs>
-          <w:tab w:val="num" w:pos="0"/>
-        </w:tabs>
-        <w:ind w:left="0" w:hanging="0"/>
-      </w:pPr>
-    </w:lvl>
-    <w:lvl w:ilvl="6">
-      <w:start w:val="1"/>
-      <w:numFmt w:val="none"/>
-      <w:suff w:val="nothing"/>
-      <w:lvlText w:val=""/>
-      <w:lvlJc w:val="left"/>
-      <w:pPr>
-        <w:tabs>
-          <w:tab w:val="num" w:pos="0"/>
-        </w:tabs>
-        <w:ind w:left="0" w:hanging="0"/>
-      </w:pPr>
-    </w:lvl>
-    <w:lvl w:ilvl="7">
-      <w:start w:val="1"/>
-      <w:numFmt w:val="none"/>
-      <w:suff w:val="nothing"/>
-      <w:lvlText w:val=""/>
-      <w:lvlJc w:val="left"/>
-      <w:pPr>
-        <w:tabs>
-          <w:tab w:val="num" w:pos="0"/>
-        </w:tabs>
-        <w:ind w:left="0" w:hanging="0"/>
-      </w:pPr>
-    </w:lvl>
-    <w:lvl w:ilvl="8">
-      <w:start w:val="1"/>
-      <w:numFmt w:val="none"/>
-      <w:suff w:val="nothing"/>
-      <w:lvlText w:val=""/>
-      <w:lvlJc w:val="left"/>
-      <w:pPr>
-        <w:tabs>
-          <w:tab w:val="num" w:pos="0"/>
-        </w:tabs>
-        <w:ind w:left="0" w:hanging="0"/>
-      </w:pPr>
-    </w:lvl>
-  </w:abstractNum>
-  <w:num w:numId="1">
+  <w:num w:numId="1" w16cid:durableId="2083064097">
     <w:abstractNumId w:val="1"/>
   </w:num>
-  <w:num w:numId="2">
+  <w:num w:numId="2" w16cid:durableId="2064668478">
     <w:abstractNumId w:val="2"/>
   </w:num>
-  <w:num w:numId="3">
-    <w:abstractNumId w:val="3"/>
+  <w:num w:numId="3" w16cid:durableId="911426717">
+    <w:abstractNumId w:val="0"/>
   </w:num>
 </w:numbering>
 </file>
 
 <file path=word/styles.xml><?xml version="1.0" encoding="utf-8"?>
-<w:styles xmlns:w="http://schemas.openxmlformats.org/wordprocessingml/2006/main" xmlns:w14="http://schemas.microsoft.com/office/word/2010/wordml" xmlns:mc="http://schemas.openxmlformats.org/markup-compatibility/2006" mc:Ignorable="w14">
+<w:styles xmlns:mc="http://schemas.openxmlformats.org/markup-compatibility/2006" xmlns:r="http://schemas.openxmlformats.org/officeDocument/2006/relationships" xmlns:w="http://schemas.openxmlformats.org/wordprocessingml/2006/main" xmlns:w14="http://schemas.microsoft.com/office/word/2010/wordml" xmlns:w15="http://schemas.microsoft.com/office/word/2012/wordml" xmlns:w16cex="http://schemas.microsoft.com/office/word/2018/wordml/cex" xmlns:w16cid="http://schemas.microsoft.com/office/word/2016/wordml/cid" xmlns:w16="http://schemas.microsoft.com/office/word/2018/wordml" xmlns:w16du="http://schemas.microsoft.com/office/word/2023/wordml/word16du" xmlns:w16sdtdh="http://schemas.microsoft.com/office/word/2020/wordml/sdtdatahash" xmlns:w16sdtfl="http://schemas.microsoft.com/office/word/2024/wordml/sdtformatlock" xmlns:w16se="http://schemas.microsoft.com/office/word/2015/wordml/symex" mc:Ignorable="w14 w15 w16se w16cid w16 w16cex w16sdtdh w16sdtfl w16du">
   <w:docDefaults>
     <w:rPrDefault>
       <w:rPr>
-        <w:rFonts w:ascii="Aptos" w:hAnsi="Aptos" w:eastAsia="Aptos" w:cs="" w:asciiTheme="minorHAnsi" w:cstheme="minorBidi" w:eastAsiaTheme="minorHAnsi" w:hAnsiTheme="minorHAnsi"/>
+        <w:rFonts w:asciiTheme="minorHAnsi" w:eastAsiaTheme="minorHAnsi" w:hAnsiTheme="minorHAnsi" w:cstheme="minorBidi"/>
         <w:kern w:val="2"/>
         <w:sz w:val="24"/>
         <w:szCs w:val="24"/>
@@ -3056,21 +2786,21 @@
     </w:rPrDefault>
     <w:pPrDefault>
       <w:pPr>
-        <w:suppressAutoHyphens w:val="true"/>
+        <w:suppressAutoHyphens/>
       </w:pPr>
     </w:pPrDefault>
   </w:docDefaults>
   <w:latentStyles w:defLockedState="0" w:defUIPriority="99" w:defSemiHidden="0" w:defUnhideWhenUsed="0" w:defQFormat="0" w:count="376">
     <w:lsdException w:name="Normal" w:uiPriority="0" w:qFormat="1"/>
     <w:lsdException w:name="heading 1" w:uiPriority="9" w:qFormat="1"/>
-    <w:lsdException w:name="heading 2" w:uiPriority="9" w:semiHidden="1" w:unhideWhenUsed="1" w:qFormat="1"/>
-    <w:lsdException w:name="heading 3" w:uiPriority="9" w:semiHidden="1" w:unhideWhenUsed="1" w:qFormat="1"/>
-    <w:lsdException w:name="heading 4" w:uiPriority="9" w:semiHidden="1" w:unhideWhenUsed="1" w:qFormat="1"/>
-    <w:lsdException w:name="heading 5" w:uiPriority="9" w:semiHidden="1" w:unhideWhenUsed="1" w:qFormat="1"/>
-    <w:lsdException w:name="heading 6" w:uiPriority="9" w:semiHidden="1" w:unhideWhenUsed="1" w:qFormat="1"/>
-    <w:lsdException w:name="heading 7" w:uiPriority="9" w:semiHidden="1" w:unhideWhenUsed="1" w:qFormat="1"/>
-    <w:lsdException w:name="heading 8" w:uiPriority="9" w:semiHidden="1" w:unhideWhenUsed="1" w:qFormat="1"/>
-    <w:lsdException w:name="heading 9" w:uiPriority="9" w:semiHidden="1" w:unhideWhenUsed="1" w:qFormat="1"/>
+    <w:lsdException w:name="heading 2" w:semiHidden="1" w:uiPriority="9" w:unhideWhenUsed="1" w:qFormat="1"/>
+    <w:lsdException w:name="heading 3" w:semiHidden="1" w:uiPriority="9" w:unhideWhenUsed="1" w:qFormat="1"/>
+    <w:lsdException w:name="heading 4" w:semiHidden="1" w:uiPriority="9" w:unhideWhenUsed="1" w:qFormat="1"/>
+    <w:lsdException w:name="heading 5" w:semiHidden="1" w:uiPriority="9" w:unhideWhenUsed="1" w:qFormat="1"/>
+    <w:lsdException w:name="heading 6" w:semiHidden="1" w:uiPriority="9" w:unhideWhenUsed="1" w:qFormat="1"/>
+    <w:lsdException w:name="heading 7" w:semiHidden="1" w:uiPriority="9" w:unhideWhenUsed="1" w:qFormat="1"/>
+    <w:lsdException w:name="heading 8" w:semiHidden="1" w:uiPriority="9" w:unhideWhenUsed="1" w:qFormat="1"/>
+    <w:lsdException w:name="heading 9" w:semiHidden="1" w:uiPriority="9" w:unhideWhenUsed="1" w:qFormat="1"/>
     <w:lsdException w:name="index 1" w:semiHidden="1" w:unhideWhenUsed="1"/>
     <w:lsdException w:name="index 2" w:semiHidden="1" w:unhideWhenUsed="1"/>
     <w:lsdException w:name="index 3" w:semiHidden="1" w:unhideWhenUsed="1"/>
@@ -3080,22 +2810,22 @@
     <w:lsdException w:name="index 7" w:semiHidden="1" w:unhideWhenUsed="1"/>
     <w:lsdException w:name="index 8" w:semiHidden="1" w:unhideWhenUsed="1"/>
     <w:lsdException w:name="index 9" w:semiHidden="1" w:unhideWhenUsed="1"/>
-    <w:lsdException w:name="toc 1" w:uiPriority="39" w:semiHidden="1" w:unhideWhenUsed="1"/>
-    <w:lsdException w:name="toc 2" w:uiPriority="39" w:semiHidden="1" w:unhideWhenUsed="1"/>
-    <w:lsdException w:name="toc 3" w:uiPriority="39" w:semiHidden="1" w:unhideWhenUsed="1"/>
-    <w:lsdException w:name="toc 4" w:uiPriority="39" w:semiHidden="1" w:unhideWhenUsed="1"/>
-    <w:lsdException w:name="toc 5" w:uiPriority="39" w:semiHidden="1" w:unhideWhenUsed="1"/>
-    <w:lsdException w:name="toc 6" w:uiPriority="39" w:semiHidden="1" w:unhideWhenUsed="1"/>
-    <w:lsdException w:name="toc 7" w:uiPriority="39" w:semiHidden="1" w:unhideWhenUsed="1"/>
-    <w:lsdException w:name="toc 8" w:uiPriority="39" w:semiHidden="1" w:unhideWhenUsed="1"/>
-    <w:lsdException w:name="toc 9" w:uiPriority="39" w:semiHidden="1" w:unhideWhenUsed="1"/>
+    <w:lsdException w:name="toc 1" w:semiHidden="1" w:uiPriority="39" w:unhideWhenUsed="1"/>
+    <w:lsdException w:name="toc 2" w:semiHidden="1" w:uiPriority="39" w:unhideWhenUsed="1"/>
+    <w:lsdException w:name="toc 3" w:semiHidden="1" w:uiPriority="39" w:unhideWhenUsed="1"/>
+    <w:lsdException w:name="toc 4" w:semiHidden="1" w:uiPriority="39" w:unhideWhenUsed="1"/>
+    <w:lsdException w:name="toc 5" w:semiHidden="1" w:uiPriority="39" w:unhideWhenUsed="1"/>
+    <w:lsdException w:name="toc 6" w:semiHidden="1" w:uiPriority="39" w:unhideWhenUsed="1"/>
+    <w:lsdException w:name="toc 7" w:semiHidden="1" w:uiPriority="39" w:unhideWhenUsed="1"/>
+    <w:lsdException w:name="toc 8" w:semiHidden="1" w:uiPriority="39" w:unhideWhenUsed="1"/>
+    <w:lsdException w:name="toc 9" w:semiHidden="1" w:uiPriority="39" w:unhideWhenUsed="1"/>
     <w:lsdException w:name="Normal Indent" w:semiHidden="1" w:unhideWhenUsed="1"/>
     <w:lsdException w:name="footnote text" w:semiHidden="1" w:unhideWhenUsed="1"/>
     <w:lsdException w:name="annotation text" w:semiHidden="1" w:unhideWhenUsed="1"/>
     <w:lsdException w:name="header" w:semiHidden="1" w:unhideWhenUsed="1"/>
     <w:lsdException w:name="footer" w:semiHidden="1" w:unhideWhenUsed="1"/>
     <w:lsdException w:name="index heading" w:semiHidden="1" w:unhideWhenUsed="1"/>
-    <w:lsdException w:name="caption" w:uiPriority="35" w:semiHidden="1" w:unhideWhenUsed="1" w:qFormat="1"/>
+    <w:lsdException w:name="caption" w:semiHidden="1" w:uiPriority="35" w:unhideWhenUsed="1" w:qFormat="1"/>
     <w:lsdException w:name="table of figures" w:semiHidden="1" w:unhideWhenUsed="1"/>
     <w:lsdException w:name="envelope address" w:semiHidden="1" w:unhideWhenUsed="1"/>
     <w:lsdException w:name="envelope return" w:semiHidden="1" w:unhideWhenUsed="1"/>
@@ -3126,7 +2856,7 @@
     <w:lsdException w:name="Title" w:uiPriority="10" w:qFormat="1"/>
     <w:lsdException w:name="Closing" w:semiHidden="1" w:unhideWhenUsed="1"/>
     <w:lsdException w:name="Signature" w:semiHidden="1" w:unhideWhenUsed="1"/>
-    <w:lsdException w:name="Default Paragraph Font" w:uiPriority="1" w:semiHidden="1" w:unhideWhenUsed="1"/>
+    <w:lsdException w:name="Default Paragraph Font" w:semiHidden="1" w:uiPriority="1" w:unhideWhenUsed="1"/>
     <w:lsdException w:name="Body Text" w:semiHidden="1" w:unhideWhenUsed="1"/>
     <w:lsdException w:name="Body Text Indent" w:semiHidden="1" w:unhideWhenUsed="1"/>
     <w:lsdException w:name="List Continue" w:semiHidden="1" w:unhideWhenUsed="1"/>
@@ -3326,8 +3056,8 @@
     <w:lsdException w:name="Subtle Reference" w:uiPriority="31" w:qFormat="1"/>
     <w:lsdException w:name="Intense Reference" w:uiPriority="32" w:qFormat="1"/>
     <w:lsdException w:name="Book Title" w:uiPriority="33" w:qFormat="1"/>
-    <w:lsdException w:name="Bibliography" w:uiPriority="37" w:semiHidden="1" w:unhideWhenUsed="1"/>
-    <w:lsdException w:name="TOC Heading" w:uiPriority="39" w:semiHidden="1" w:unhideWhenUsed="1" w:qFormat="1"/>
+    <w:lsdException w:name="Bibliography" w:semiHidden="1" w:uiPriority="37" w:unhideWhenUsed="1"/>
+    <w:lsdException w:name="TOC Heading" w:semiHidden="1" w:uiPriority="39" w:unhideWhenUsed="1" w:qFormat="1"/>
     <w:lsdException w:name="Plain Table 1" w:uiPriority="41"/>
     <w:lsdException w:name="Plain Table 2" w:uiPriority="42"/>
     <w:lsdException w:name="Plain Table 3" w:uiPriority="43"/>
@@ -3438,48 +3168,36 @@
     <w:lsdException w:name="Unresolved Mention" w:semiHidden="1" w:unhideWhenUsed="1"/>
     <w:lsdException w:name="Smart Link" w:semiHidden="1" w:unhideWhenUsed="1"/>
   </w:latentStyles>
-  <w:style w:type="paragraph" w:styleId="Normal" w:default="1">
+  <w:style w:type="paragraph" w:default="1" w:styleId="Normal">
     <w:name w:val="Normal"/>
     <w:qFormat/>
     <w:pPr>
-      <w:widowControl/>
-      <w:bidi w:val="0"/>
-      <w:spacing w:lineRule="auto" w:line="276" w:before="0" w:after="160"/>
-      <w:jc w:val="left"/>
+      <w:spacing w:after="160" w:line="276" w:lineRule="auto"/>
     </w:pPr>
-    <w:rPr>
-      <w:rFonts w:ascii="Aptos" w:hAnsi="Aptos" w:eastAsia="Aptos" w:cs="" w:asciiTheme="minorHAnsi" w:cstheme="minorBidi" w:eastAsiaTheme="minorHAnsi" w:hAnsiTheme="minorHAnsi"/>
-      <w:color w:val="auto"/>
-      <w:kern w:val="2"/>
-      <w:sz w:val="24"/>
-      <w:szCs w:val="24"/>
-      <w:lang w:val="en-US" w:eastAsia="en-US" w:bidi="ar-SA"/>
-      <w14:ligatures w14:val="standardContextual"/>
-    </w:rPr>
   </w:style>
   <w:style w:type="paragraph" w:styleId="Heading1">
-    <w:name w:val="Heading 1"/>
+    <w:name w:val="heading 1"/>
     <w:basedOn w:val="Normal"/>
     <w:next w:val="Normal"/>
     <w:link w:val="Heading1Char"/>
     <w:uiPriority w:val="9"/>
     <w:qFormat/>
-    <w:rsid w:val="0060517b"/>
+    <w:rsid w:val="0060517B"/>
     <w:pPr>
-      <w:keepNext w:val="true"/>
+      <w:keepNext/>
       <w:keepLines/>
       <w:spacing w:before="360" w:after="80"/>
       <w:outlineLvl w:val="0"/>
     </w:pPr>
     <w:rPr>
-      <w:rFonts w:ascii="Aptos Display" w:hAnsi="Aptos Display" w:eastAsia="" w:cs="" w:asciiTheme="majorHAnsi" w:cstheme="majorBidi" w:eastAsiaTheme="majorEastAsia" w:hAnsiTheme="majorHAnsi"/>
-      <w:color w:themeColor="accent1" w:themeShade="bf" w:val="0F4761"/>
+      <w:rFonts w:asciiTheme="majorHAnsi" w:eastAsiaTheme="majorEastAsia" w:hAnsiTheme="majorHAnsi" w:cstheme="majorBidi"/>
+      <w:color w:val="0F4761" w:themeColor="accent1" w:themeShade="BF"/>
       <w:sz w:val="40"/>
       <w:szCs w:val="40"/>
     </w:rPr>
   </w:style>
   <w:style w:type="paragraph" w:styleId="Heading2">
-    <w:name w:val="Heading 2"/>
+    <w:name w:val="heading 2"/>
     <w:basedOn w:val="Normal"/>
     <w:next w:val="Normal"/>
     <w:link w:val="Heading2Char"/>
@@ -3487,22 +3205,22 @@
     <w:semiHidden/>
     <w:unhideWhenUsed/>
     <w:qFormat/>
-    <w:rsid w:val="0060517b"/>
+    <w:rsid w:val="0060517B"/>
     <w:pPr>
-      <w:keepNext w:val="true"/>
+      <w:keepNext/>
       <w:keepLines/>
       <w:spacing w:before="160" w:after="80"/>
       <w:outlineLvl w:val="1"/>
     </w:pPr>
     <w:rPr>
-      <w:rFonts w:ascii="Aptos Display" w:hAnsi="Aptos Display" w:eastAsia="" w:cs="" w:asciiTheme="majorHAnsi" w:cstheme="majorBidi" w:eastAsiaTheme="majorEastAsia" w:hAnsiTheme="majorHAnsi"/>
-      <w:color w:themeColor="accent1" w:themeShade="bf" w:val="0F4761"/>
+      <w:rFonts w:asciiTheme="majorHAnsi" w:eastAsiaTheme="majorEastAsia" w:hAnsiTheme="majorHAnsi" w:cstheme="majorBidi"/>
+      <w:color w:val="0F4761" w:themeColor="accent1" w:themeShade="BF"/>
       <w:sz w:val="32"/>
       <w:szCs w:val="32"/>
     </w:rPr>
   </w:style>
   <w:style w:type="paragraph" w:styleId="Heading3">
-    <w:name w:val="Heading 3"/>
+    <w:name w:val="heading 3"/>
     <w:basedOn w:val="Normal"/>
     <w:next w:val="Normal"/>
     <w:link w:val="Heading3Char"/>
@@ -3510,22 +3228,22 @@
     <w:semiHidden/>
     <w:unhideWhenUsed/>
     <w:qFormat/>
-    <w:rsid w:val="0060517b"/>
+    <w:rsid w:val="0060517B"/>
     <w:pPr>
-      <w:keepNext w:val="true"/>
+      <w:keepNext/>
       <w:keepLines/>
       <w:spacing w:before="160" w:after="80"/>
       <w:outlineLvl w:val="2"/>
     </w:pPr>
     <w:rPr>
-      <w:rFonts w:eastAsia="" w:cs="" w:cstheme="majorBidi" w:eastAsiaTheme="majorEastAsia"/>
-      <w:color w:themeColor="accent1" w:themeShade="bf" w:val="0F4761"/>
+      <w:rFonts w:eastAsiaTheme="majorEastAsia" w:cstheme="majorBidi"/>
+      <w:color w:val="0F4761" w:themeColor="accent1" w:themeShade="BF"/>
       <w:sz w:val="28"/>
       <w:szCs w:val="28"/>
     </w:rPr>
   </w:style>
   <w:style w:type="paragraph" w:styleId="Heading4">
-    <w:name w:val="Heading 4"/>
+    <w:name w:val="heading 4"/>
     <w:basedOn w:val="Normal"/>
     <w:next w:val="Normal"/>
     <w:link w:val="Heading4Char"/>
@@ -3533,22 +3251,22 @@
     <w:semiHidden/>
     <w:unhideWhenUsed/>
     <w:qFormat/>
-    <w:rsid w:val="0060517b"/>
+    <w:rsid w:val="0060517B"/>
     <w:pPr>
-      <w:keepNext w:val="true"/>
+      <w:keepNext/>
       <w:keepLines/>
       <w:spacing w:before="80" w:after="40"/>
       <w:outlineLvl w:val="3"/>
     </w:pPr>
     <w:rPr>
-      <w:rFonts w:eastAsia="" w:cs="" w:cstheme="majorBidi" w:eastAsiaTheme="majorEastAsia"/>
+      <w:rFonts w:eastAsiaTheme="majorEastAsia" w:cstheme="majorBidi"/>
       <w:i/>
       <w:iCs/>
-      <w:color w:themeColor="accent1" w:themeShade="bf" w:val="0F4761"/>
+      <w:color w:val="0F4761" w:themeColor="accent1" w:themeShade="BF"/>
     </w:rPr>
   </w:style>
   <w:style w:type="paragraph" w:styleId="Heading5">
-    <w:name w:val="Heading 5"/>
+    <w:name w:val="heading 5"/>
     <w:basedOn w:val="Normal"/>
     <w:next w:val="Normal"/>
     <w:link w:val="Heading5Char"/>
@@ -3556,20 +3274,20 @@
     <w:semiHidden/>
     <w:unhideWhenUsed/>
     <w:qFormat/>
-    <w:rsid w:val="0060517b"/>
+    <w:rsid w:val="0060517B"/>
     <w:pPr>
-      <w:keepNext w:val="true"/>
+      <w:keepNext/>
       <w:keepLines/>
       <w:spacing w:before="80" w:after="40"/>
       <w:outlineLvl w:val="4"/>
     </w:pPr>
     <w:rPr>
-      <w:rFonts w:eastAsia="" w:cs="" w:cstheme="majorBidi" w:eastAsiaTheme="majorEastAsia"/>
-      <w:color w:themeColor="accent1" w:themeShade="bf" w:val="0F4761"/>
+      <w:rFonts w:eastAsiaTheme="majorEastAsia" w:cstheme="majorBidi"/>
+      <w:color w:val="0F4761" w:themeColor="accent1" w:themeShade="BF"/>
     </w:rPr>
   </w:style>
   <w:style w:type="paragraph" w:styleId="Heading6">
-    <w:name w:val="Heading 6"/>
+    <w:name w:val="heading 6"/>
     <w:basedOn w:val="Normal"/>
     <w:next w:val="Normal"/>
     <w:link w:val="Heading6Char"/>
@@ -3577,22 +3295,22 @@
     <w:semiHidden/>
     <w:unhideWhenUsed/>
     <w:qFormat/>
-    <w:rsid w:val="0060517b"/>
+    <w:rsid w:val="0060517B"/>
     <w:pPr>
-      <w:keepNext w:val="true"/>
+      <w:keepNext/>
       <w:keepLines/>
       <w:spacing w:before="40" w:after="0"/>
       <w:outlineLvl w:val="5"/>
     </w:pPr>
     <w:rPr>
-      <w:rFonts w:eastAsia="" w:cs="" w:cstheme="majorBidi" w:eastAsiaTheme="majorEastAsia"/>
+      <w:rFonts w:eastAsiaTheme="majorEastAsia" w:cstheme="majorBidi"/>
       <w:i/>
       <w:iCs/>
-      <w:color w:themeColor="text1" w:themeTint="a6" w:val="595959"/>
+      <w:color w:val="595959" w:themeColor="text1" w:themeTint="A6"/>
     </w:rPr>
   </w:style>
   <w:style w:type="paragraph" w:styleId="Heading7">
-    <w:name w:val="Heading 7"/>
+    <w:name w:val="heading 7"/>
     <w:basedOn w:val="Normal"/>
     <w:next w:val="Normal"/>
     <w:link w:val="Heading7Char"/>
@@ -3600,20 +3318,20 @@
     <w:semiHidden/>
     <w:unhideWhenUsed/>
     <w:qFormat/>
-    <w:rsid w:val="0060517b"/>
+    <w:rsid w:val="0060517B"/>
     <w:pPr>
-      <w:keepNext w:val="true"/>
+      <w:keepNext/>
       <w:keepLines/>
       <w:spacing w:before="40" w:after="0"/>
       <w:outlineLvl w:val="6"/>
     </w:pPr>
     <w:rPr>
-      <w:rFonts w:eastAsia="" w:cs="" w:cstheme="majorBidi" w:eastAsiaTheme="majorEastAsia"/>
-      <w:color w:themeColor="text1" w:themeTint="a6" w:val="595959"/>
+      <w:rFonts w:eastAsiaTheme="majorEastAsia" w:cstheme="majorBidi"/>
+      <w:color w:val="595959" w:themeColor="text1" w:themeTint="A6"/>
     </w:rPr>
   </w:style>
   <w:style w:type="paragraph" w:styleId="Heading8">
-    <w:name w:val="Heading 8"/>
+    <w:name w:val="heading 8"/>
     <w:basedOn w:val="Normal"/>
     <w:next w:val="Normal"/>
     <w:link w:val="Heading8Char"/>
@@ -3621,22 +3339,22 @@
     <w:semiHidden/>
     <w:unhideWhenUsed/>
     <w:qFormat/>
-    <w:rsid w:val="0060517b"/>
+    <w:rsid w:val="0060517B"/>
     <w:pPr>
-      <w:keepNext w:val="true"/>
+      <w:keepNext/>
       <w:keepLines/>
-      <w:spacing w:before="0" w:after="0"/>
+      <w:spacing w:after="0"/>
       <w:outlineLvl w:val="7"/>
     </w:pPr>
     <w:rPr>
-      <w:rFonts w:eastAsia="" w:cs="" w:cstheme="majorBidi" w:eastAsiaTheme="majorEastAsia"/>
+      <w:rFonts w:eastAsiaTheme="majorEastAsia" w:cstheme="majorBidi"/>
       <w:i/>
       <w:iCs/>
-      <w:color w:themeColor="text1" w:themeTint="d8" w:val="272727"/>
+      <w:color w:val="272727" w:themeColor="text1" w:themeTint="D8"/>
     </w:rPr>
   </w:style>
   <w:style w:type="paragraph" w:styleId="Heading9">
-    <w:name w:val="Heading 9"/>
+    <w:name w:val="heading 9"/>
     <w:basedOn w:val="Normal"/>
     <w:next w:val="Normal"/>
     <w:link w:val="Heading9Char"/>
@@ -3644,195 +3362,214 @@
     <w:semiHidden/>
     <w:unhideWhenUsed/>
     <w:qFormat/>
-    <w:rsid w:val="0060517b"/>
+    <w:rsid w:val="0060517B"/>
     <w:pPr>
-      <w:keepNext w:val="true"/>
+      <w:keepNext/>
       <w:keepLines/>
-      <w:spacing w:before="0" w:after="0"/>
+      <w:spacing w:after="0"/>
       <w:outlineLvl w:val="8"/>
     </w:pPr>
     <w:rPr>
-      <w:rFonts w:eastAsia="" w:cs="" w:cstheme="majorBidi" w:eastAsiaTheme="majorEastAsia"/>
-      <w:color w:themeColor="text1" w:themeTint="d8" w:val="272727"/>
+      <w:rFonts w:eastAsiaTheme="majorEastAsia" w:cstheme="majorBidi"/>
+      <w:color w:val="272727" w:themeColor="text1" w:themeTint="D8"/>
     </w:rPr>
   </w:style>
-  <w:style w:type="character" w:styleId="DefaultParagraphFont" w:default="1">
+  <w:style w:type="character" w:default="1" w:styleId="DefaultParagraphFont">
     <w:name w:val="Default Paragraph Font"/>
     <w:uiPriority w:val="1"/>
     <w:semiHidden/>
     <w:unhideWhenUsed/>
-    <w:qFormat/>
-    <w:rPr/>
-  </w:style>
-  <w:style w:type="character" w:styleId="Heading1Char" w:customStyle="1">
+  </w:style>
+  <w:style w:type="table" w:default="1" w:styleId="TableNormal">
+    <w:name w:val="Normal Table"/>
+    <w:uiPriority w:val="99"/>
+    <w:semiHidden/>
+    <w:unhideWhenUsed/>
+    <w:tblPr>
+      <w:tblInd w:w="0" w:type="dxa"/>
+      <w:tblCellMar>
+        <w:top w:w="0" w:type="dxa"/>
+        <w:left w:w="108" w:type="dxa"/>
+        <w:bottom w:w="0" w:type="dxa"/>
+        <w:right w:w="108" w:type="dxa"/>
+      </w:tblCellMar>
+    </w:tblPr>
+  </w:style>
+  <w:style w:type="numbering" w:default="1" w:styleId="NoList">
+    <w:name w:val="No List"/>
+    <w:uiPriority w:val="99"/>
+    <w:semiHidden/>
+    <w:unhideWhenUsed/>
+  </w:style>
+  <w:style w:type="character" w:customStyle="1" w:styleId="Heading1Char">
     <w:name w:val="Heading 1 Char"/>
     <w:basedOn w:val="DefaultParagraphFont"/>
     <w:link w:val="Heading1"/>
     <w:uiPriority w:val="9"/>
     <w:qFormat/>
-    <w:rsid w:val="0060517b"/>
+    <w:rsid w:val="0060517B"/>
     <w:rPr>
-      <w:rFonts w:ascii="Aptos Display" w:hAnsi="Aptos Display" w:eastAsia="" w:cs="" w:asciiTheme="majorHAnsi" w:cstheme="majorBidi" w:eastAsiaTheme="majorEastAsia" w:hAnsiTheme="majorHAnsi"/>
-      <w:color w:themeColor="accent1" w:themeShade="bf" w:val="0F4761"/>
+      <w:rFonts w:asciiTheme="majorHAnsi" w:eastAsiaTheme="majorEastAsia" w:hAnsiTheme="majorHAnsi" w:cstheme="majorBidi"/>
+      <w:color w:val="0F4761" w:themeColor="accent1" w:themeShade="BF"/>
       <w:sz w:val="40"/>
       <w:szCs w:val="40"/>
     </w:rPr>
   </w:style>
-  <w:style w:type="character" w:styleId="Heading2Char" w:customStyle="1">
+  <w:style w:type="character" w:customStyle="1" w:styleId="Heading2Char">
     <w:name w:val="Heading 2 Char"/>
     <w:basedOn w:val="DefaultParagraphFont"/>
     <w:link w:val="Heading2"/>
     <w:uiPriority w:val="9"/>
     <w:semiHidden/>
     <w:qFormat/>
-    <w:rsid w:val="0060517b"/>
+    <w:rsid w:val="0060517B"/>
     <w:rPr>
-      <w:rFonts w:ascii="Aptos Display" w:hAnsi="Aptos Display" w:eastAsia="" w:cs="" w:asciiTheme="majorHAnsi" w:cstheme="majorBidi" w:eastAsiaTheme="majorEastAsia" w:hAnsiTheme="majorHAnsi"/>
-      <w:color w:themeColor="accent1" w:themeShade="bf" w:val="0F4761"/>
+      <w:rFonts w:asciiTheme="majorHAnsi" w:eastAsiaTheme="majorEastAsia" w:hAnsiTheme="majorHAnsi" w:cstheme="majorBidi"/>
+      <w:color w:val="0F4761" w:themeColor="accent1" w:themeShade="BF"/>
       <w:sz w:val="32"/>
       <w:szCs w:val="32"/>
     </w:rPr>
   </w:style>
-  <w:style w:type="character" w:styleId="Heading3Char" w:customStyle="1">
+  <w:style w:type="character" w:customStyle="1" w:styleId="Heading3Char">
     <w:name w:val="Heading 3 Char"/>
     <w:basedOn w:val="DefaultParagraphFont"/>
     <w:link w:val="Heading3"/>
     <w:uiPriority w:val="9"/>
     <w:semiHidden/>
     <w:qFormat/>
-    <w:rsid w:val="0060517b"/>
+    <w:rsid w:val="0060517B"/>
     <w:rPr>
-      <w:rFonts w:eastAsia="" w:cs="" w:cstheme="majorBidi" w:eastAsiaTheme="majorEastAsia"/>
-      <w:color w:themeColor="accent1" w:themeShade="bf" w:val="0F4761"/>
+      <w:rFonts w:eastAsiaTheme="majorEastAsia" w:cstheme="majorBidi"/>
+      <w:color w:val="0F4761" w:themeColor="accent1" w:themeShade="BF"/>
       <w:sz w:val="28"/>
       <w:szCs w:val="28"/>
     </w:rPr>
   </w:style>
-  <w:style w:type="character" w:styleId="Heading4Char" w:customStyle="1">
+  <w:style w:type="character" w:customStyle="1" w:styleId="Heading4Char">
     <w:name w:val="Heading 4 Char"/>
     <w:basedOn w:val="DefaultParagraphFont"/>
     <w:link w:val="Heading4"/>
     <w:uiPriority w:val="9"/>
     <w:semiHidden/>
     <w:qFormat/>
-    <w:rsid w:val="0060517b"/>
+    <w:rsid w:val="0060517B"/>
     <w:rPr>
-      <w:rFonts w:eastAsia="" w:cs="" w:cstheme="majorBidi" w:eastAsiaTheme="majorEastAsia"/>
+      <w:rFonts w:eastAsiaTheme="majorEastAsia" w:cstheme="majorBidi"/>
       <w:i/>
       <w:iCs/>
-      <w:color w:themeColor="accent1" w:themeShade="bf" w:val="0F4761"/>
+      <w:color w:val="0F4761" w:themeColor="accent1" w:themeShade="BF"/>
     </w:rPr>
   </w:style>
-  <w:style w:type="character" w:styleId="Heading5Char" w:customStyle="1">
+  <w:style w:type="character" w:customStyle="1" w:styleId="Heading5Char">
     <w:name w:val="Heading 5 Char"/>
     <w:basedOn w:val="DefaultParagraphFont"/>
     <w:link w:val="Heading5"/>
     <w:uiPriority w:val="9"/>
     <w:semiHidden/>
     <w:qFormat/>
-    <w:rsid w:val="0060517b"/>
+    <w:rsid w:val="0060517B"/>
     <w:rPr>
-      <w:rFonts w:eastAsia="" w:cs="" w:cstheme="majorBidi" w:eastAsiaTheme="majorEastAsia"/>
-      <w:color w:themeColor="accent1" w:themeShade="bf" w:val="0F4761"/>
+      <w:rFonts w:eastAsiaTheme="majorEastAsia" w:cstheme="majorBidi"/>
+      <w:color w:val="0F4761" w:themeColor="accent1" w:themeShade="BF"/>
     </w:rPr>
   </w:style>
-  <w:style w:type="character" w:styleId="Heading6Char" w:customStyle="1">
+  <w:style w:type="character" w:customStyle="1" w:styleId="Heading6Char">
     <w:name w:val="Heading 6 Char"/>
     <w:basedOn w:val="DefaultParagraphFont"/>
     <w:link w:val="Heading6"/>
     <w:uiPriority w:val="9"/>
     <w:semiHidden/>
     <w:qFormat/>
-    <w:rsid w:val="0060517b"/>
+    <w:rsid w:val="0060517B"/>
     <w:rPr>
-      <w:rFonts w:eastAsia="" w:cs="" w:cstheme="majorBidi" w:eastAsiaTheme="majorEastAsia"/>
+      <w:rFonts w:eastAsiaTheme="majorEastAsia" w:cstheme="majorBidi"/>
       <w:i/>
       <w:iCs/>
-      <w:color w:themeColor="text1" w:themeTint="a6" w:val="595959"/>
+      <w:color w:val="595959" w:themeColor="text1" w:themeTint="A6"/>
     </w:rPr>
   </w:style>
-  <w:style w:type="character" w:styleId="Heading7Char" w:customStyle="1">
+  <w:style w:type="character" w:customStyle="1" w:styleId="Heading7Char">
     <w:name w:val="Heading 7 Char"/>
     <w:basedOn w:val="DefaultParagraphFont"/>
     <w:link w:val="Heading7"/>
     <w:uiPriority w:val="9"/>
     <w:semiHidden/>
     <w:qFormat/>
-    <w:rsid w:val="0060517b"/>
+    <w:rsid w:val="0060517B"/>
     <w:rPr>
-      <w:rFonts w:eastAsia="" w:cs="" w:cstheme="majorBidi" w:eastAsiaTheme="majorEastAsia"/>
-      <w:color w:themeColor="text1" w:themeTint="a6" w:val="595959"/>
+      <w:rFonts w:eastAsiaTheme="majorEastAsia" w:cstheme="majorBidi"/>
+      <w:color w:val="595959" w:themeColor="text1" w:themeTint="A6"/>
     </w:rPr>
   </w:style>
-  <w:style w:type="character" w:styleId="Heading8Char" w:customStyle="1">
+  <w:style w:type="character" w:customStyle="1" w:styleId="Heading8Char">
     <w:name w:val="Heading 8 Char"/>
     <w:basedOn w:val="DefaultParagraphFont"/>
     <w:link w:val="Heading8"/>
     <w:uiPriority w:val="9"/>
     <w:semiHidden/>
     <w:qFormat/>
-    <w:rsid w:val="0060517b"/>
+    <w:rsid w:val="0060517B"/>
     <w:rPr>
-      <w:rFonts w:eastAsia="" w:cs="" w:cstheme="majorBidi" w:eastAsiaTheme="majorEastAsia"/>
+      <w:rFonts w:eastAsiaTheme="majorEastAsia" w:cstheme="majorBidi"/>
       <w:i/>
       <w:iCs/>
-      <w:color w:themeColor="text1" w:themeTint="d8" w:val="272727"/>
+      <w:color w:val="272727" w:themeColor="text1" w:themeTint="D8"/>
     </w:rPr>
   </w:style>
-  <w:style w:type="character" w:styleId="Heading9Char" w:customStyle="1">
+  <w:style w:type="character" w:customStyle="1" w:styleId="Heading9Char">
     <w:name w:val="Heading 9 Char"/>
     <w:basedOn w:val="DefaultParagraphFont"/>
     <w:link w:val="Heading9"/>
     <w:uiPriority w:val="9"/>
     <w:semiHidden/>
     <w:qFormat/>
-    <w:rsid w:val="0060517b"/>
+    <w:rsid w:val="0060517B"/>
     <w:rPr>
-      <w:rFonts w:eastAsia="" w:cs="" w:cstheme="majorBidi" w:eastAsiaTheme="majorEastAsia"/>
-      <w:color w:themeColor="text1" w:themeTint="d8" w:val="272727"/>
+      <w:rFonts w:eastAsiaTheme="majorEastAsia" w:cstheme="majorBidi"/>
+      <w:color w:val="272727" w:themeColor="text1" w:themeTint="D8"/>
     </w:rPr>
   </w:style>
-  <w:style w:type="character" w:styleId="TitleChar" w:customStyle="1">
+  <w:style w:type="character" w:customStyle="1" w:styleId="TitleChar">
     <w:name w:val="Title Char"/>
     <w:basedOn w:val="DefaultParagraphFont"/>
     <w:link w:val="Title"/>
     <w:uiPriority w:val="10"/>
     <w:qFormat/>
-    <w:rsid w:val="0060517b"/>
+    <w:rsid w:val="0060517B"/>
     <w:rPr>
-      <w:rFonts w:ascii="Aptos Display" w:hAnsi="Aptos Display" w:eastAsia="" w:cs="" w:asciiTheme="majorHAnsi" w:cstheme="majorBidi" w:eastAsiaTheme="majorEastAsia" w:hAnsiTheme="majorHAnsi"/>
+      <w:rFonts w:asciiTheme="majorHAnsi" w:eastAsiaTheme="majorEastAsia" w:hAnsiTheme="majorHAnsi" w:cstheme="majorBidi"/>
       <w:spacing w:val="-10"/>
       <w:kern w:val="2"/>
       <w:sz w:val="56"/>
       <w:szCs w:val="56"/>
     </w:rPr>
   </w:style>
-  <w:style w:type="character" w:styleId="SubtitleChar" w:customStyle="1">
+  <w:style w:type="character" w:customStyle="1" w:styleId="SubtitleChar">
     <w:name w:val="Subtitle Char"/>
     <w:basedOn w:val="DefaultParagraphFont"/>
     <w:link w:val="Subtitle"/>
     <w:uiPriority w:val="11"/>
     <w:qFormat/>
-    <w:rsid w:val="0060517b"/>
+    <w:rsid w:val="0060517B"/>
     <w:rPr>
-      <w:rFonts w:eastAsia="" w:cs="" w:cstheme="majorBidi" w:eastAsiaTheme="majorEastAsia"/>
-      <w:color w:themeColor="text1" w:themeTint="a6" w:val="595959"/>
+      <w:rFonts w:eastAsiaTheme="majorEastAsia" w:cstheme="majorBidi"/>
+      <w:color w:val="595959" w:themeColor="text1" w:themeTint="A6"/>
       <w:spacing w:val="15"/>
       <w:sz w:val="28"/>
       <w:szCs w:val="28"/>
     </w:rPr>
   </w:style>
-  <w:style w:type="character" w:styleId="QuoteChar" w:customStyle="1">
+  <w:style w:type="character" w:customStyle="1" w:styleId="QuoteChar">
     <w:name w:val="Quote Char"/>
     <w:basedOn w:val="DefaultParagraphFont"/>
     <w:link w:val="Quote"/>
     <w:uiPriority w:val="29"/>
     <w:qFormat/>
-    <w:rsid w:val="0060517b"/>
+    <w:rsid w:val="0060517B"/>
     <w:rPr>
       <w:i/>
       <w:iCs/>
-      <w:color w:themeColor="text1" w:themeTint="bf" w:val="404040"/>
+      <w:color w:val="404040" w:themeColor="text1" w:themeTint="BF"/>
     </w:rPr>
   </w:style>
   <w:style w:type="character" w:styleId="IntenseEmphasis">
@@ -3840,24 +3577,24 @@
     <w:basedOn w:val="DefaultParagraphFont"/>
     <w:uiPriority w:val="21"/>
     <w:qFormat/>
-    <w:rsid w:val="0060517b"/>
+    <w:rsid w:val="0060517B"/>
     <w:rPr>
       <w:i/>
       <w:iCs/>
-      <w:color w:themeColor="accent1" w:themeShade="bf" w:val="0F4761"/>
+      <w:color w:val="0F4761" w:themeColor="accent1" w:themeShade="BF"/>
     </w:rPr>
   </w:style>
-  <w:style w:type="character" w:styleId="IntenseQuoteChar" w:customStyle="1">
+  <w:style w:type="character" w:customStyle="1" w:styleId="IntenseQuoteChar">
     <w:name w:val="Intense Quote Char"/>
     <w:basedOn w:val="DefaultParagraphFont"/>
     <w:link w:val="IntenseQuote"/>
     <w:uiPriority w:val="30"/>
     <w:qFormat/>
-    <w:rsid w:val="0060517b"/>
+    <w:rsid w:val="0060517B"/>
     <w:rPr>
       <w:i/>
       <w:iCs/>
-      <w:color w:themeColor="accent1" w:themeShade="bf" w:val="0F4761"/>
+      <w:color w:val="0F4761" w:themeColor="accent1" w:themeShade="BF"/>
     </w:rPr>
   </w:style>
   <w:style w:type="character" w:styleId="IntenseReference">
@@ -3865,44 +3602,42 @@
     <w:basedOn w:val="DefaultParagraphFont"/>
     <w:uiPriority w:val="32"/>
     <w:qFormat/>
-    <w:rsid w:val="0060517b"/>
+    <w:rsid w:val="0060517B"/>
     <w:rPr>
       <w:b/>
       <w:bCs/>
       <w:smallCaps/>
-      <w:color w:themeColor="accent1" w:themeShade="bf" w:val="0F4761"/>
+      <w:color w:val="0F4761" w:themeColor="accent1" w:themeShade="BF"/>
       <w:spacing w:val="5"/>
     </w:rPr>
   </w:style>
-  <w:style w:type="character" w:styleId="HeaderChar" w:customStyle="1">
+  <w:style w:type="character" w:customStyle="1" w:styleId="HeaderChar">
     <w:name w:val="Header Char"/>
     <w:basedOn w:val="DefaultParagraphFont"/>
     <w:link w:val="Header"/>
     <w:uiPriority w:val="99"/>
     <w:qFormat/>
-    <w:rsid w:val="0060517b"/>
-    <w:rPr/>
-  </w:style>
-  <w:style w:type="character" w:styleId="FooterChar" w:customStyle="1">
+    <w:rsid w:val="0060517B"/>
+  </w:style>
+  <w:style w:type="character" w:customStyle="1" w:styleId="FooterChar">
     <w:name w:val="Footer Char"/>
     <w:basedOn w:val="DefaultParagraphFont"/>
     <w:link w:val="Footer"/>
     <w:uiPriority w:val="99"/>
     <w:qFormat/>
-    <w:rsid w:val="0060517b"/>
-    <w:rPr/>
-  </w:style>
-  <w:style w:type="paragraph" w:styleId="Heading">
+    <w:rsid w:val="0060517B"/>
+  </w:style>
+  <w:style w:type="paragraph" w:customStyle="1" w:styleId="Heading">
     <w:name w:val="Heading"/>
     <w:basedOn w:val="Normal"/>
     <w:next w:val="BodyText"/>
     <w:qFormat/>
     <w:pPr>
-      <w:keepNext w:val="true"/>
+      <w:keepNext/>
       <w:spacing w:before="240" w:after="120"/>
     </w:pPr>
     <w:rPr>
-      <w:rFonts w:ascii="Liberation Sans" w:hAnsi="Liberation Sans" w:eastAsia="Noto Sans CJK SC" w:cs="Noto Sans Devanagari"/>
+      <w:rFonts w:ascii="Liberation Sans" w:eastAsia="Noto Sans CJK SC" w:hAnsi="Liberation Sans" w:cs="Noto Sans Devanagari"/>
       <w:sz w:val="28"/>
       <w:szCs w:val="28"/>
     </w:rPr>
@@ -3911,20 +3646,18 @@
     <w:name w:val="Body Text"/>
     <w:basedOn w:val="Normal"/>
     <w:pPr>
-      <w:spacing w:lineRule="auto" w:line="276" w:before="0" w:after="140"/>
+      <w:spacing w:after="140"/>
     </w:pPr>
-    <w:rPr/>
   </w:style>
   <w:style w:type="paragraph" w:styleId="List">
     <w:name w:val="List"/>
     <w:basedOn w:val="BodyText"/>
-    <w:pPr/>
     <w:rPr>
       <w:rFonts w:cs="Noto Sans Devanagari"/>
     </w:rPr>
   </w:style>
   <w:style w:type="paragraph" w:styleId="Caption">
-    <w:name w:val="Caption"/>
+    <w:name w:val="caption"/>
     <w:basedOn w:val="Normal"/>
     <w:qFormat/>
     <w:pPr>
@@ -3935,11 +3668,9 @@
       <w:rFonts w:cs="Noto Sans Devanagari"/>
       <w:i/>
       <w:iCs/>
-      <w:sz w:val="24"/>
-      <w:szCs w:val="24"/>
     </w:rPr>
   </w:style>
-  <w:style w:type="paragraph" w:styleId="Index">
+  <w:style w:type="paragraph" w:customStyle="1" w:styleId="Index">
     <w:name w:val="Index"/>
     <w:basedOn w:val="Normal"/>
     <w:qFormat/>
@@ -3957,15 +3688,14 @@
     <w:link w:val="TitleChar"/>
     <w:uiPriority w:val="10"/>
     <w:qFormat/>
-    <w:rsid w:val="0060517b"/>
+    <w:rsid w:val="0060517B"/>
     <w:pPr>
-      <w:spacing w:lineRule="auto" w:line="240" w:before="0" w:after="80"/>
+      <w:spacing w:after="80" w:line="240" w:lineRule="auto"/>
       <w:contextualSpacing/>
     </w:pPr>
     <w:rPr>
-      <w:rFonts w:ascii="Aptos Display" w:hAnsi="Aptos Display" w:eastAsia="" w:cs="" w:asciiTheme="majorHAnsi" w:cstheme="majorBidi" w:eastAsiaTheme="majorEastAsia" w:hAnsiTheme="majorHAnsi"/>
+      <w:rFonts w:asciiTheme="majorHAnsi" w:eastAsiaTheme="majorEastAsia" w:hAnsiTheme="majorHAnsi" w:cstheme="majorBidi"/>
       <w:spacing w:val="-10"/>
-      <w:kern w:val="2"/>
       <w:sz w:val="56"/>
       <w:szCs w:val="56"/>
     </w:rPr>
@@ -3977,11 +3707,10 @@
     <w:link w:val="SubtitleChar"/>
     <w:uiPriority w:val="11"/>
     <w:qFormat/>
-    <w:rsid w:val="0060517b"/>
-    <w:pPr/>
+    <w:rsid w:val="0060517B"/>
     <w:rPr>
-      <w:rFonts w:eastAsia="" w:cs="" w:cstheme="majorBidi" w:eastAsiaTheme="majorEastAsia"/>
-      <w:color w:themeColor="text1" w:themeTint="a6" w:val="595959"/>
+      <w:rFonts w:eastAsiaTheme="majorEastAsia" w:cstheme="majorBidi"/>
+      <w:color w:val="595959" w:themeColor="text1" w:themeTint="A6"/>
       <w:spacing w:val="15"/>
       <w:sz w:val="28"/>
       <w:szCs w:val="28"/>
@@ -3994,15 +3723,15 @@
     <w:link w:val="QuoteChar"/>
     <w:uiPriority w:val="29"/>
     <w:qFormat/>
-    <w:rsid w:val="0060517b"/>
+    <w:rsid w:val="0060517B"/>
     <w:pPr>
-      <w:spacing w:before="160" w:after="160"/>
+      <w:spacing w:before="160"/>
       <w:jc w:val="center"/>
     </w:pPr>
     <w:rPr>
       <w:i/>
       <w:iCs/>
-      <w:color w:themeColor="text1" w:themeTint="bf" w:val="404040"/>
+      <w:color w:val="404040" w:themeColor="text1" w:themeTint="BF"/>
     </w:rPr>
   </w:style>
   <w:style w:type="paragraph" w:styleId="ListParagraph">
@@ -4010,13 +3739,11 @@
     <w:basedOn w:val="Normal"/>
     <w:uiPriority w:val="34"/>
     <w:qFormat/>
-    <w:rsid w:val="0060517b"/>
+    <w:rsid w:val="0060517B"/>
     <w:pPr>
-      <w:spacing w:before="0" w:after="160"/>
       <w:ind w:left="720"/>
       <w:contextualSpacing/>
     </w:pPr>
-    <w:rPr/>
   </w:style>
   <w:style w:type="paragraph" w:styleId="IntenseQuote">
     <w:name w:val="Intense Quote"/>
@@ -4025,11 +3752,11 @@
     <w:link w:val="IntenseQuoteChar"/>
     <w:uiPriority w:val="30"/>
     <w:qFormat/>
-    <w:rsid w:val="0060517b"/>
+    <w:rsid w:val="0060517B"/>
     <w:pPr>
       <w:pBdr>
-        <w:top w:val="single" w:sz="4" w:space="10" w:color="0F4761" w:themeColor="accent1" w:themeShade="bf"/>
-        <w:bottom w:val="single" w:sz="4" w:space="10" w:color="0F4761" w:themeColor="accent1" w:themeShade="bf"/>
+        <w:top w:val="single" w:sz="4" w:space="10" w:color="0F4761" w:themeColor="accent1" w:themeShade="BF"/>
+        <w:bottom w:val="single" w:sz="4" w:space="10" w:color="0F4761" w:themeColor="accent1" w:themeShade="BF"/>
       </w:pBdr>
       <w:spacing w:before="360" w:after="360"/>
       <w:ind w:left="864" w:right="864"/>
@@ -4038,87 +3765,57 @@
     <w:rPr>
       <w:i/>
       <w:iCs/>
-      <w:color w:themeColor="accent1" w:themeShade="bf" w:val="0F4761"/>
+      <w:color w:val="0F4761" w:themeColor="accent1" w:themeShade="BF"/>
     </w:rPr>
   </w:style>
-  <w:style w:type="paragraph" w:styleId="HeaderandFooter">
+  <w:style w:type="paragraph" w:customStyle="1" w:styleId="HeaderandFooter">
     <w:name w:val="Header and Footer"/>
     <w:basedOn w:val="Normal"/>
     <w:qFormat/>
-    <w:pPr/>
-    <w:rPr/>
   </w:style>
   <w:style w:type="paragraph" w:styleId="Header">
-    <w:name w:val="Header"/>
+    <w:name w:val="header"/>
     <w:basedOn w:val="Normal"/>
     <w:link w:val="HeaderChar"/>
     <w:uiPriority w:val="99"/>
     <w:unhideWhenUsed/>
-    <w:rsid w:val="0060517b"/>
+    <w:rsid w:val="0060517B"/>
     <w:pPr>
       <w:tabs>
-        <w:tab w:val="clear" w:pos="720"/>
-        <w:tab w:val="center" w:pos="4680" w:leader="none"/>
-        <w:tab w:val="right" w:pos="9360" w:leader="none"/>
+        <w:tab w:val="center" w:pos="4680"/>
+        <w:tab w:val="right" w:pos="9360"/>
       </w:tabs>
-      <w:spacing w:lineRule="auto" w:line="240" w:before="0" w:after="0"/>
+      <w:spacing w:after="0" w:line="240" w:lineRule="auto"/>
     </w:pPr>
-    <w:rPr/>
   </w:style>
   <w:style w:type="paragraph" w:styleId="Footer">
-    <w:name w:val="Footer"/>
+    <w:name w:val="footer"/>
     <w:basedOn w:val="Normal"/>
     <w:link w:val="FooterChar"/>
     <w:uiPriority w:val="99"/>
     <w:unhideWhenUsed/>
-    <w:rsid w:val="0060517b"/>
+    <w:rsid w:val="0060517B"/>
     <w:pPr>
       <w:tabs>
-        <w:tab w:val="clear" w:pos="720"/>
-        <w:tab w:val="center" w:pos="4680" w:leader="none"/>
-        <w:tab w:val="right" w:pos="9360" w:leader="none"/>
+        <w:tab w:val="center" w:pos="4680"/>
+        <w:tab w:val="right" w:pos="9360"/>
       </w:tabs>
-      <w:spacing w:lineRule="auto" w:line="240" w:before="0" w:after="0"/>
+      <w:spacing w:after="0" w:line="240" w:lineRule="auto"/>
     </w:pPr>
-    <w:rPr/>
-  </w:style>
-  <w:style w:type="numbering" w:styleId="NoList" w:default="1">
-    <w:name w:val="No List"/>
-    <w:uiPriority w:val="99"/>
-    <w:semiHidden/>
-    <w:unhideWhenUsed/>
-    <w:qFormat/>
-  </w:style>
-  <w:style w:type="table" w:default="1" w:styleId="TableNormal">
-    <w:name w:val="Normal Table"/>
-    <w:uiPriority w:val="99"/>
-    <w:semiHidden/>
-    <w:unhideWhenUsed/>
-    <w:tblPr>
-      <w:tblCellMar>
-        <w:top w:w="0" w:type="dxa"/>
-        <w:left w:w="108" w:type="dxa"/>
-        <w:bottom w:w="0" w:type="dxa"/>
-        <w:right w:w="108" w:type="dxa"/>
-      </w:tblCellMar>
-    </w:tblPr>
   </w:style>
   <w:style w:type="table" w:styleId="TableGrid">
     <w:name w:val="Table Grid"/>
     <w:basedOn w:val="TableNormal"/>
     <w:uiPriority w:val="39"/>
-    <w:rsid w:val="00925b80"/>
-    <w:pPr>
-      <w:spacing w:after="0" w:line="240" w:lineRule="auto"/>
-    </w:pPr>
+    <w:rsid w:val="00925B80"/>
     <w:tblPr>
       <w:tblBorders>
-        <w:top w:val="single" w:color="auto" w:sz="4" w:space="0"/>
-        <w:left w:val="single" w:color="auto" w:sz="4" w:space="0"/>
-        <w:bottom w:val="single" w:color="auto" w:sz="4" w:space="0"/>
-        <w:right w:val="single" w:color="auto" w:sz="4" w:space="0"/>
-        <w:insideH w:val="single" w:color="auto" w:sz="4" w:space="0"/>
-        <w:insideV w:val="single" w:color="auto" w:sz="4" w:space="0"/>
+        <w:top w:val="single" w:sz="4" w:space="0" w:color="auto"/>
+        <w:left w:val="single" w:sz="4" w:space="0" w:color="auto"/>
+        <w:bottom w:val="single" w:sz="4" w:space="0" w:color="auto"/>
+        <w:right w:val="single" w:sz="4" w:space="0" w:color="auto"/>
+        <w:insideH w:val="single" w:sz="4" w:space="0" w:color="auto"/>
+        <w:insideV w:val="single" w:sz="4" w:space="0" w:color="auto"/>
       </w:tblBorders>
     </w:tblPr>
   </w:style>
@@ -4126,54 +3823,54 @@
 </file>
 
 <file path=word/theme/theme1.xml><?xml version="1.0" encoding="utf-8"?>
-<a:theme xmlns:a="http://schemas.openxmlformats.org/drawingml/2006/main" xmlns:r="http://schemas.openxmlformats.org/officeDocument/2006/relationships" name="Office Theme">
+<a:theme xmlns:a="http://schemas.openxmlformats.org/drawingml/2006/main" name="Office Theme">
   <a:themeElements>
     <a:clrScheme name="Office">
       <a:dk1>
         <a:srgbClr val="000000"/>
       </a:dk1>
       <a:lt1>
-        <a:srgbClr val="ffffff"/>
+        <a:srgbClr val="FFFFFF"/>
       </a:lt1>
       <a:dk2>
-        <a:srgbClr val="0e2841"/>
+        <a:srgbClr val="0E2841"/>
       </a:dk2>
       <a:lt2>
-        <a:srgbClr val="e8e8e8"/>
+        <a:srgbClr val="E8E8E8"/>
       </a:lt2>
       <a:accent1>
         <a:srgbClr val="156082"/>
       </a:accent1>
       <a:accent2>
-        <a:srgbClr val="e97132"/>
+        <a:srgbClr val="E97132"/>
       </a:accent2>
       <a:accent3>
-        <a:srgbClr val="196b24"/>
+        <a:srgbClr val="196B24"/>
       </a:accent3>
       <a:accent4>
-        <a:srgbClr val="0f9ed5"/>
+        <a:srgbClr val="0F9ED5"/>
       </a:accent4>
       <a:accent5>
-        <a:srgbClr val="a02b93"/>
+        <a:srgbClr val="A02B93"/>
       </a:accent5>
       <a:accent6>
-        <a:srgbClr val="4ea72e"/>
+        <a:srgbClr val="4EA72E"/>
       </a:accent6>
       <a:hlink>
         <a:srgbClr val="467886"/>
       </a:hlink>
       <a:folHlink>
-        <a:srgbClr val="96607d"/>
+        <a:srgbClr val="96607D"/>
       </a:folHlink>
     </a:clrScheme>
     <a:fontScheme name="Office">
       <a:majorFont>
-        <a:latin typeface="Aptos Display" panose="02110004020202020204" pitchFamily="0" charset="1"/>
+        <a:latin typeface="Aptos Display" panose="02110004020202020204"/>
         <a:ea typeface=""/>
         <a:cs typeface=""/>
       </a:majorFont>
       <a:minorFont>
-        <a:latin typeface="Aptos" panose="02110004020202020204" pitchFamily="0" charset="1"/>
+        <a:latin typeface="Aptos" panose="02110004020202020204"/>
         <a:ea typeface=""/>
         <a:cs typeface=""/>
       </a:minorFont>
@@ -4205,7 +3902,7 @@
             </a:gs>
           </a:gsLst>
           <a:lin ang="5400000" scaled="0"/>
-          <a:tileRect l="0" t="0" r="0" b="0"/>
+          <a:tileRect/>
         </a:gradFill>
         <a:gradFill>
           <a:gsLst>
@@ -4229,7 +3926,7 @@
             </a:gs>
           </a:gsLst>
           <a:lin ang="5400000" scaled="0"/>
-          <a:tileRect l="0" t="0" r="0" b="0"/>
+          <a:tileRect/>
         </a:gradFill>
       </a:fillStyleLst>
       <a:lnStyleLst>
@@ -4289,10 +3986,12 @@
             </a:gs>
           </a:gsLst>
           <a:lin ang="5400000" scaled="0"/>
-          <a:tileRect l="0" t="0" r="0" b="0"/>
+          <a:tileRect/>
         </a:gradFill>
       </a:bgFillStyleLst>
     </a:fmtScheme>
   </a:themeElements>
+  <a:objectDefaults/>
+  <a:extraClrSchemeLst/>
 </a:theme>
 </file>